--- a/paper/submission_fire_ecology/manuscript.docx
+++ b/paper/submission_fire_ecology/manuscript.docx
@@ -90,7 +90,7 @@
         <w:t xml:space="preserve"> </w:t>
       </w:r>
       <w:r>
-        <w:t xml:space="preserve">7,906 words. Abstract: 292 words.</w:t>
+        <w:t xml:space="preserve">7,862 words. Abstract: 342 words.</w:t>
       </w:r>
     </w:p>
     <w:p>
@@ -120,55 +120,7 @@
         <w:t xml:space="preserve"> </w:t>
       </w:r>
       <w:r>
-        <w:t xml:space="preserve">Wildfire susceptibility maps are usually scored in the region where they were trained,</w:t>
-      </w:r>
-      <w:r>
-        <w:t xml:space="preserve"> </w:t>
-      </w:r>
-      <w:r>
-        <w:t xml:space="preserve">yet agencies without a long fire record may borrow a map from elsewhere. We tested whether pre-fire</w:t>
-      </w:r>
-      <w:r>
-        <w:t xml:space="preserve"> </w:t>
-      </w:r>
-      <w:r>
-        <w:t xml:space="preserve">satellite thermal predictors, expected to track fuel dryness, transfer between Mediterranean regions.</w:t>
-      </w:r>
-      <w:r>
-        <w:t xml:space="preserve"> </w:t>
-      </w:r>
-      <w:r>
-        <w:t xml:space="preserve">Six land surface temperature (LST) and dryness predictors extended a terrain, land-cover and greenness</w:t>
-      </w:r>
-      <w:r>
-        <w:t xml:space="preserve"> </w:t>
-      </w:r>
-      <w:r>
-        <w:t xml:space="preserve">baseline. We fitted random forests in five regions, each with one large fire season (2021 or 2022):</w:t>
-      </w:r>
-      <w:r>
-        <w:t xml:space="preserve"> </w:t>
-      </w:r>
-      <w:r>
-        <w:t xml:space="preserve">Manavgat and Muğla (Türkiye), Bejís (Spain), North Evia (Greece) and Montiferru (Italy). Skill was the</w:t>
-      </w:r>
-      <w:r>
-        <w:t xml:space="preserve"> </w:t>
-      </w:r>
-      <w:r>
-        <w:t xml:space="preserve">spatially blocked area under the receiver operating characteristic curve (ROC-AUC) against Moderate</w:t>
-      </w:r>
-      <w:r>
-        <w:t xml:space="preserve"> </w:t>
-      </w:r>
-      <w:r>
-        <w:t xml:space="preserve">Resolution Imaging Spectroradiometer (MODIS) burned areas, within each region and across all twenty</w:t>
-      </w:r>
-      <w:r>
-        <w:t xml:space="preserve"> </w:t>
-      </w:r>
-      <w:r>
-        <w:t xml:space="preserve">ordered pairs of regions without target labels.</w:t>
+        <w:t xml:space="preserve">Wildfire susceptibility maps are usually evaluated in their training region, although agencies with limited fire records may need to use maps developed elsewhere. We tested whether pre-fire satellite thermal predictors, expected to track fuel dryness, improve cross-region transferability. Six land surface temperature (LST) and dryness predictors were added to a terrain, land-cover and greenness baseline. Random forests were trained separately in each of five regions, each represented by one major fire season (2021 or 2022): Manavgat and Muğla (Türkiye), Bejís (Spain), North Evia (Greece) and Montiferru (Italy). Performance was measured using spatially blocked area under the receiver operating characteristic curve (ROC-AUC) against Moderate Resolution Imaging Spectroradiometer (MODIS) burned areas, within regions and across all 20 ordered source–target pairs without target labels.</w:t>
       </w:r>
     </w:p>
     <w:p>
@@ -186,43 +138,7 @@
         <w:t xml:space="preserve"> </w:t>
       </w:r>
       <w:r>
-        <w:t xml:space="preserve">Scored on the burn scar and a 2 km collar, not region-wide, the same models lost 0.160</w:t>
-      </w:r>
-      <w:r>
-        <w:t xml:space="preserve"> </w:t>
-      </w:r>
-      <w:r>
-        <w:t xml:space="preserve">[0.090, 0.230] ROC-AUC on average. At 5 km blocking, thermal predictors added +0.045 to +0.148 within</w:t>
-      </w:r>
-      <w:r>
-        <w:t xml:space="preserve"> </w:t>
-      </w:r>
-      <w:r>
-        <w:t xml:space="preserve">regions, but only +0.007 [−0.020, +0.038] across twenty directions and +0.024 [−0.004, +0.049] on</w:t>
-      </w:r>
-      <w:r>
-        <w:t xml:space="preserve"> </w:t>
-      </w:r>
-      <w:r>
-        <w:t xml:space="preserve">comparable areas. Two label-free adaptation methods moved transfer toward chance. None of twenty</w:t>
-      </w:r>
-      <w:r>
-        <w:t xml:space="preserve"> </w:t>
-      </w:r>
-      <w:r>
-        <w:t xml:space="preserve">similarity measures was shown to predict transfer. At point estimates, the most similar pair of</w:t>
-      </w:r>
-      <w:r>
-        <w:t xml:space="preserve"> </w:t>
-      </w:r>
-      <w:r>
-        <w:t xml:space="preserve">regions failed in both directions, and hotter surfaces burned less in four of five regions (two with</w:t>
-      </w:r>
-      <w:r>
-        <w:t xml:space="preserve"> </w:t>
-      </w:r>
-      <w:r>
-        <w:t xml:space="preserve">interval support), consistent with LST describing land surface rather than dryness.</w:t>
+        <w:t xml:space="preserve">Evaluating models on the burn scar and its 2 km collar reduced ROC-AUC by 0.160 [0.090, 0.230] on average compared with region-wide evaluation. With 5 km spatial blocking, thermal predictors improved within-region ROC-AUC by 0.045–0.148, but gains were small across 20 transfer directions (+0.007 [−0.020, +0.038]) and comparable evaluation areas (+0.024 [−0.004, +0.049]). Two label-free adaptation methods moved transfer performance closer to chance, and none of the 20 similarity measures was shown to predict transfer. The most similar region pair failed to transfer in either direction at point estimates. In four of five regions, hotter surfaces were associated with less burning, with interval support in two, consistent with LST acting as a land-surface descriptor of vegetation, soil and terrain rather than a direct indicator of fuel dryness.</w:t>
       </w:r>
     </w:p>
     <w:p>
@@ -240,31 +156,7 @@
         <w:t xml:space="preserve"> </w:t>
       </w:r>
       <w:r>
-        <w:t xml:space="preserve">A score from the training region does not show how a susceptibility map will perform</w:t>
-      </w:r>
-      <w:r>
-        <w:t xml:space="preserve"> </w:t>
-      </w:r>
-      <w:r>
-        <w:t xml:space="preserve">in another region. Before a borrowed single-season model is used for prevention planning, fire</w:t>
-      </w:r>
-      <w:r>
-        <w:t xml:space="preserve"> </w:t>
-      </w:r>
-      <w:r>
-        <w:t xml:space="preserve">agencies should test it against burned areas in the target region and report on which cells its score</w:t>
-      </w:r>
-      <w:r>
-        <w:t xml:space="preserve"> </w:t>
-      </w:r>
-      <w:r>
-        <w:t xml:space="preserve">was computed. Region and event effects are confounded here, so several fire seasons per region are</w:t>
-      </w:r>
-      <w:r>
-        <w:t xml:space="preserve"> </w:t>
-      </w:r>
-      <w:r>
-        <w:t xml:space="preserve">needed to generalise.</w:t>
+        <w:t xml:space="preserve">Performance measured in one region does not demonstrate that a susceptibility map will generalise to another region. Before a model trained in one region and fire season is transferred to another region for prevention planning, its performance should be evaluated using burned areas in the target region, and the evaluation area should be clearly reported. Because region and event effects cannot be separated when each region is represented by a single fire season, multiple fire seasons within each region are needed to determine whether these findings generalise beyond individual fire events.</w:t>
       </w:r>
     </w:p>
     <w:p>
@@ -299,13 +191,7 @@
         <w:pStyle w:val="FirstParagraph"/>
       </w:pPr>
       <w:r>
-        <w:t xml:space="preserve">Wildfire is a major disturbance in Mediterranean landscapes, and climate change is changing where</w:t>
-      </w:r>
-      <w:r>
-        <w:t xml:space="preserve"> </w:t>
-      </w:r>
-      <w:r>
-        <w:t xml:space="preserve">and how it burns</w:t>
+        <w:t xml:space="preserve">Wildfire is a major disturbance in Mediterranean landscapes, and climate change is altering fire regimes</w:t>
       </w:r>
       <w:r>
         <w:t xml:space="preserve"> </w:t>
@@ -314,13 +200,7 @@
         <w:t xml:space="preserve">(Pausas and Keeley 2021)</w:t>
       </w:r>
       <w:r>
-        <w:t xml:space="preserve">. Mediterranean fire policy is urged to shift from suppression towards</w:t>
-      </w:r>
-      <w:r>
-        <w:t xml:space="preserve"> </w:t>
-      </w:r>
-      <w:r>
-        <w:t xml:space="preserve">prevention and landscape management</w:t>
+        <w:t xml:space="preserve">. Mediterranean fire policy needs to shift from suppression towards prevention and landscape management</w:t>
       </w:r>
       <w:r>
         <w:t xml:space="preserve"> </w:t>
@@ -329,13 +209,7 @@
         <w:t xml:space="preserve">(Moreira et al. 2020)</w:t>
       </w:r>
       <w:r>
-        <w:t xml:space="preserve">, and susceptibility maps support this planning.</w:t>
-      </w:r>
-      <w:r>
-        <w:t xml:space="preserve"> </w:t>
-      </w:r>
-      <w:r>
-        <w:t xml:space="preserve">Most such maps follow a common workflow</w:t>
+        <w:t xml:space="preserve">, with susceptibility maps supporting this planning. Most maps follow a common workflow</w:t>
       </w:r>
       <w:r>
         <w:t xml:space="preserve"> </w:t>
@@ -344,19 +218,7 @@
         <w:t xml:space="preserve">(Jain et al. 2020; Jodhani et al. 2026; Vibhandik et al. 2026)</w:t>
       </w:r>
       <w:r>
-        <w:t xml:space="preserve">. Predictors are</w:t>
-      </w:r>
-      <w:r>
-        <w:t xml:space="preserve"> </w:t>
-      </w:r>
-      <w:r>
-        <w:t xml:space="preserve">collected over a study region and matched with a record of burned areas, a classifier, most often a</w:t>
-      </w:r>
-      <w:r>
-        <w:t xml:space="preserve"> </w:t>
-      </w:r>
-      <w:r>
-        <w:t xml:space="preserve">random forest</w:t>
+        <w:t xml:space="preserve">, using predictors and burned-area records to train a classifier, most commonly a random forest</w:t>
       </w:r>
       <w:r>
         <w:t xml:space="preserve"> </w:t>
@@ -365,43 +227,7 @@
         <w:t xml:space="preserve">(Breiman 2001; Oliveira et al. 2012; Tonini et al. 2020)</w:t>
       </w:r>
       <w:r>
-        <w:t xml:space="preserve">, is trained, and the map is reported with a</w:t>
-      </w:r>
-      <w:r>
-        <w:t xml:space="preserve"> </w:t>
-      </w:r>
-      <w:r>
-        <w:t xml:space="preserve">cross-validated score from the same region. Agencies without a long local fire record, for example</w:t>
-      </w:r>
-      <w:r>
-        <w:t xml:space="preserve"> </w:t>
-      </w:r>
-      <w:r>
-        <w:t xml:space="preserve">after a first large fire, would instead have to use a map trained elsewhere.</w:t>
-      </w:r>
-      <w:r>
-        <w:t xml:space="preserve"> </w:t>
-      </w:r>
-      <w:r>
-        <w:rPr>
-          <w:b/>
-          <w:bCs/>
-        </w:rPr>
-        <w:t xml:space="preserve">How well the model</w:t>
-      </w:r>
-      <w:r>
-        <w:rPr>
-          <w:b/>
-          <w:bCs/>
-        </w:rPr>
-        <w:t xml:space="preserve"> </w:t>
-      </w:r>
-      <w:r>
-        <w:rPr>
-          <w:b/>
-          <w:bCs/>
-        </w:rPr>
-        <w:t xml:space="preserve">works in another region is rarely reported.</w:t>
+        <w:t xml:space="preserve">, whose performance is evaluated within the same region. However, agencies with limited local fire records may need to use a model trained elsewhere, but how well such models perform in another region is rarely reported.</w:t>
       </w:r>
     </w:p>
     <w:bookmarkStart w:id="18" w:name="transfer-is-rarely-measured"/>
@@ -418,35 +244,7 @@
         <w:pStyle w:val="FirstParagraph"/>
       </w:pPr>
       <w:r>
-        <w:t xml:space="preserve">The skill of a susceptibility model is almost always a</w:t>
-      </w:r>
-      <w:r>
-        <w:t xml:space="preserve"> </w:t>
-      </w:r>
-      <w:r>
-        <w:rPr>
-          <w:i/>
-          <w:iCs/>
-        </w:rPr>
-        <w:t xml:space="preserve">within-region</w:t>
-      </w:r>
-      <w:r>
-        <w:t xml:space="preserve"> </w:t>
-      </w:r>
-      <w:r>
-        <w:t xml:space="preserve">estimate. The test folds come</w:t>
-      </w:r>
-      <w:r>
-        <w:t xml:space="preserve"> </w:t>
-      </w:r>
-      <w:r>
-        <w:t xml:space="preserve">from the same area and season, and often from the same fire, and random folds let spatial</w:t>
-      </w:r>
-      <w:r>
-        <w:t xml:space="preserve"> </w:t>
-      </w:r>
-      <w:r>
-        <w:t xml:space="preserve">autocorrelation raise the score</w:t>
+        <w:t xml:space="preserve">Susceptibility models are usually evaluated within the regions where they are trained, often using test folds from the same area, season or fire. Random folds can inflate performance through spatial autocorrelation</w:t>
       </w:r>
       <w:r>
         <w:t xml:space="preserve"> </w:t>
@@ -455,13 +253,7 @@
         <w:t xml:space="preserve">(Roberts et al. 2017; Ploton et al. 2020)</w:t>
       </w:r>
       <w:r>
-        <w:t xml:space="preserve">. Spatially blocked cross-validation</w:t>
-      </w:r>
-      <w:r>
-        <w:t xml:space="preserve"> </w:t>
-      </w:r>
-      <w:r>
-        <w:t xml:space="preserve">reduces this optimism</w:t>
+        <w:t xml:space="preserve">, while spatial blocking reduces this optimism</w:t>
       </w:r>
       <w:r>
         <w:t xml:space="preserve"> </w:t>
@@ -470,7 +262,7 @@
         <w:t xml:space="preserve">(Meyer et al. 2018; Valavi et al. 2019)</w:t>
       </w:r>
       <w:r>
-        <w:t xml:space="preserve">, although its use for map accuracy is debated</w:t>
+        <w:t xml:space="preserve">, although its suitability for map accuracy assessment remains debated</w:t>
       </w:r>
       <w:r>
         <w:t xml:space="preserve"> </w:t>
@@ -479,13 +271,7 @@
         <w:t xml:space="preserve">(Wadoux et al. 2021; Bruin et al. 2022; Milà et al. 2022)</w:t>
       </w:r>
       <w:r>
-        <w:t xml:space="preserve">, and the area of applicability shows where predictor values</w:t>
-      </w:r>
-      <w:r>
-        <w:t xml:space="preserve"> </w:t>
-      </w:r>
-      <w:r>
-        <w:t xml:space="preserve">are too far from the training data</w:t>
+        <w:t xml:space="preserve">. The area of applicability identifies locations where predictor values are sufficiently dissimilar from the training data, based on their distance in predictor space</w:t>
       </w:r>
       <w:r>
         <w:t xml:space="preserve"> </w:t>
@@ -494,19 +280,7 @@
         <w:t xml:space="preserve">(Meyer and Pebesma 2021, 2022; Ludwig et al. 2023)</w:t>
       </w:r>
       <w:r>
-        <w:t xml:space="preserve">. Neither shows how a model</w:t>
-      </w:r>
-      <w:r>
-        <w:t xml:space="preserve"> </w:t>
-      </w:r>
-      <w:r>
-        <w:t xml:space="preserve">works on a fire it has not seen. Transferability must be tested on spatially or temporally separate</w:t>
-      </w:r>
-      <w:r>
-        <w:t xml:space="preserve"> </w:t>
-      </w:r>
-      <w:r>
-        <w:t xml:space="preserve">data</w:t>
+        <w:t xml:space="preserve">. However, neither approach establishes performance on an unseen fire. Transferability requires testing on spatially or temporally independent data</w:t>
       </w:r>
       <w:r>
         <w:t xml:space="preserve"> </w:t>
@@ -515,7 +289,10 @@
         <w:t xml:space="preserve">(Wenger and Olden 2012)</w:t>
       </w:r>
       <w:r>
-        <w:t xml:space="preserve">, and it remains an open problem in ecological modelling</w:t>
+        <w:t xml:space="preserve"> </w:t>
+      </w:r>
+      <w:r>
+        <w:t xml:space="preserve">and remains an open challenge in ecological modelling</w:t>
       </w:r>
       <w:r>
         <w:t xml:space="preserve"> </w:t>
@@ -532,13 +309,7 @@
         <w:pStyle w:val="BodyText"/>
       </w:pPr>
       <w:r>
-        <w:t xml:space="preserve">Few studies test the transfer of fire models directly. Fire-danger indices, which are driven by</w:t>
-      </w:r>
-      <w:r>
-        <w:t xml:space="preserve"> </w:t>
-      </w:r>
-      <w:r>
-        <w:t xml:space="preserve">weather, did not transfer well between fire environments in Peru</w:t>
+        <w:t xml:space="preserve">Few studies directly assess the transferability of fire models. Weather-driven fire-danger indices transferred poorly between fire environments in Peru</w:t>
       </w:r>
       <w:r>
         <w:t xml:space="preserve"> </w:t>
@@ -547,19 +318,7 @@
         <w:t xml:space="preserve">(Podschwit et al. 2022)</w:t>
       </w:r>
       <w:r>
-        <w:t xml:space="preserve">. Operational</w:t>
-      </w:r>
-      <w:r>
-        <w:t xml:space="preserve"> </w:t>
-      </w:r>
-      <w:r>
-        <w:t xml:space="preserve">fire-danger rating in Europe, as in the European Forest Fire Information System, also rests on</w:t>
-      </w:r>
-      <w:r>
-        <w:t xml:space="preserve"> </w:t>
-      </w:r>
-      <w:r>
-        <w:t xml:space="preserve">weather-driven indices such as the Canadian Fire Weather Index</w:t>
+        <w:t xml:space="preserve">. European operational fire-danger systems, including the European Forest Fire Information System, also rely on weather-based indices such as the Canadian Fire Weather Index</w:t>
       </w:r>
       <w:r>
         <w:t xml:space="preserve"> </w:t>
@@ -568,13 +327,7 @@
         <w:t xml:space="preserve">(Vitolo et al. 2020)</w:t>
       </w:r>
       <w:r>
-        <w:t xml:space="preserve">, and large</w:t>
-      </w:r>
-      <w:r>
-        <w:t xml:space="preserve"> </w:t>
-      </w:r>
-      <w:r>
-        <w:t xml:space="preserve">Mediterranean fires grow under heat, wind and drought</w:t>
+        <w:t xml:space="preserve">, while major Mediterranean fires are driven by heat, wind and drought</w:t>
       </w:r>
       <w:r>
         <w:t xml:space="preserve"> </w:t>
@@ -583,19 +336,7 @@
         <w:t xml:space="preserve">(Ruffault et al. 2020; Ghasemiazma et al. 2026)</w:t>
       </w:r>
       <w:r>
-        <w:t xml:space="preserve">. Regional</w:t>
-      </w:r>
-      <w:r>
-        <w:t xml:space="preserve"> </w:t>
-      </w:r>
-      <w:r>
-        <w:t xml:space="preserve">fire-occurrence models in the Alps and the Mediterranean Basin transferred well only under similar</w:t>
-      </w:r>
-      <w:r>
-        <w:t xml:space="preserve"> </w:t>
-      </w:r>
-      <w:r>
-        <w:t xml:space="preserve">conditions, and a pooled model was more robust</w:t>
+        <w:t xml:space="preserve">. Regional fire-occurrence models transferred well across the Alps and Mediterranean Basin only under similar conditions, with a pooled model proving more robust</w:t>
       </w:r>
       <w:r>
         <w:t xml:space="preserve"> </w:t>
@@ -616,19 +357,7 @@
         <w:t xml:space="preserve"> </w:t>
       </w:r>
       <w:r>
-        <w:t xml:space="preserve">found good</w:t>
-      </w:r>
-      <w:r>
-        <w:t xml:space="preserve"> </w:t>
-      </w:r>
-      <w:r>
-        <w:t xml:space="preserve">transfer between similar US counties and poor transfer between dissimilar ones, with a composite of</w:t>
-      </w:r>
-      <w:r>
-        <w:t xml:space="preserve"> </w:t>
-      </w:r>
-      <w:r>
-        <w:t xml:space="preserve">hazard indicators as the label rather than observed burned area. The closest Mediterranean study</w:t>
+        <w:t xml:space="preserve">likewise found better transfer between similar US counties than dissimilar ones, but used composite hazard indicators rather than observed burned areas as the response. The closest Mediterranean study</w:t>
       </w:r>
       <w:r>
         <w:t xml:space="preserve"> </w:t>
@@ -640,31 +369,7 @@
         <w:t xml:space="preserve"> </w:t>
       </w:r>
       <w:r>
-        <w:t xml:space="preserve">used 500 m predictors in four countries and a full transfer matrix. No transfer fell</w:t>
-      </w:r>
-      <w:r>
-        <w:t xml:space="preserve"> </w:t>
-      </w:r>
-      <w:r>
-        <w:t xml:space="preserve">below an AUC of 0.80, and similar countries scored higher, but the predictors were static attributes</w:t>
-      </w:r>
-      <w:r>
-        <w:t xml:space="preserve"> </w:t>
-      </w:r>
-      <w:r>
-        <w:t xml:space="preserve">of a place and the response was human-caused ignition. Susceptibility has also been mapped with one</w:t>
-      </w:r>
-      <w:r>
-        <w:t xml:space="preserve"> </w:t>
-      </w:r>
-      <w:r>
-        <w:t xml:space="preserve">random forest for thirteen countries of the eastern Mediterranean and southern Black Sea from a decade</w:t>
-      </w:r>
-      <w:r>
-        <w:t xml:space="preserve"> </w:t>
-      </w:r>
-      <w:r>
-        <w:t xml:space="preserve">of fires</w:t>
+        <w:t xml:space="preserve">evaluated a full transfer matrix across four countries using 500 m predictors; all transfers achieved an AUC of at least 0.80, with higher scores between similar countries. However, its predictors described static place characteristics, and its response was human-caused ignition. A random forest susceptibility model covering thirteen eastern Mediterranean and southern Black Sea countries was trained on a decade of fire records</w:t>
       </w:r>
       <w:r>
         <w:t xml:space="preserve"> </w:t>
@@ -673,19 +378,7 @@
         <w:t xml:space="preserve">(Trucchia et al. 2023)</w:t>
       </w:r>
       <w:r>
-        <w:t xml:space="preserve">, but such a model is fitted on all regions at once, so it does not measure</w:t>
-      </w:r>
-      <w:r>
-        <w:t xml:space="preserve"> </w:t>
-      </w:r>
-      <w:r>
-        <w:t xml:space="preserve">transfer to a region without a fire record.</w:t>
-      </w:r>
-      <w:r>
-        <w:t xml:space="preserve"> </w:t>
-      </w:r>
-      <w:r>
-        <w:t xml:space="preserve">Conclusions about wildfire models also depend on how they are evaluated</w:t>
+        <w:t xml:space="preserve">, but fitting all regions jointly does not test transfer to a region without a fire record. More broadly, conclusions about wildfire models depend on how performance is evaluated</w:t>
       </w:r>
       <w:r>
         <w:t xml:space="preserve"> </w:t>
@@ -702,13 +395,7 @@
         <w:pStyle w:val="BodyText"/>
       </w:pPr>
       <w:r>
-        <w:t xml:space="preserve">When a model is moved, the predictor distribution may change (covariate shift), which can in</w:t>
-      </w:r>
-      <w:r>
-        <w:t xml:space="preserve"> </w:t>
-      </w:r>
-      <w:r>
-        <w:t xml:space="preserve">principle be corrected without target labels, for example by covariance alignment (CORAL)</w:t>
+        <w:t xml:space="preserve">When a model is transferred to a new region, its predictor distribution may change (covariate shift). This can potentially be addressed without target labels using methods such as covariance alignment (CORAL)</w:t>
       </w:r>
       <w:r>
         <w:t xml:space="preserve"> </w:t>
@@ -717,7 +404,7 @@
         <w:t xml:space="preserve">(Sun et al. 2016)</w:t>
       </w:r>
       <w:r>
-        <w:t xml:space="preserve">, as is common in remote sensing</w:t>
+        <w:t xml:space="preserve">. Domain adaptation more broadly is well established in remote sensing</w:t>
       </w:r>
       <w:r>
         <w:t xml:space="preserve"> </w:t>
@@ -726,13 +413,7 @@
         <w:t xml:space="preserve">(Persello and Bruzzone 2012; Tuia et al. 2016)</w:t>
       </w:r>
       <w:r>
-        <w:t xml:space="preserve">, where shift decomposition</w:t>
-      </w:r>
-      <w:r>
-        <w:t xml:space="preserve"> </w:t>
-      </w:r>
-      <w:r>
-        <w:t xml:space="preserve">has also been used</w:t>
+        <w:t xml:space="preserve">, including approaches that decompose different sources of shift</w:t>
       </w:r>
       <w:r>
         <w:t xml:space="preserve"> </w:t>
@@ -741,13 +422,7 @@
         <w:t xml:space="preserve">(Huang et al. 2026)</w:t>
       </w:r>
       <w:r>
-        <w:t xml:space="preserve">. The predictor-response relationship itself may also change (concept</w:t>
-      </w:r>
-      <w:r>
-        <w:t xml:space="preserve"> </w:t>
-      </w:r>
-      <w:r>
-        <w:t xml:space="preserve">shift)</w:t>
+        <w:t xml:space="preserve">. However, the predictor-response relationship may also change (concept shift)</w:t>
       </w:r>
       <w:r>
         <w:t xml:space="preserve"> </w:t>
@@ -756,13 +431,7 @@
         <w:t xml:space="preserve">(Moreno-Torres et al. 2012)</w:t>
       </w:r>
       <w:r>
-        <w:t xml:space="preserve">, and a reversed association can only be seen with target labels. We found</w:t>
-      </w:r>
-      <w:r>
-        <w:t xml:space="preserve"> </w:t>
-      </w:r>
-      <w:r>
-        <w:t xml:space="preserve">no use of covariance alignment for fire susceptibility or burned-area prediction.</w:t>
+        <w:t xml:space="preserve">, and detecting a reversal in association requires target labels. We found no previous application of covariance alignment to fire susceptibility or burned-area prediction.</w:t>
       </w:r>
     </w:p>
     <w:bookmarkEnd w:id="18"/>
@@ -1573,7 +1242,7 @@
               <a:graphicData uri="http://schemas.openxmlformats.org/drawingml/2006/picture">
                 <pic:pic>
                   <pic:nvPicPr>
-                    <pic:cNvPr descr="C:/Users/CORSAIR/projects/thermal-twin-main/paper/submission_fire_ecology/_embed/Fig1.png" id="25" name="Picture"/>
+                    <pic:cNvPr descr="C:/Users/CORSAIR/projects/ThermalTwin/thermal-twin-main/paper/submission_fire_ecology/_embed/Fig1.png" id="25" name="Picture"/>
                     <pic:cNvPicPr>
                       <a:picLocks noChangeArrowheads="1" noChangeAspect="1"/>
                     </pic:cNvPicPr>
@@ -1728,7 +1397,7 @@
               <a:graphicData uri="http://schemas.openxmlformats.org/drawingml/2006/picture">
                 <pic:pic>
                   <pic:nvPicPr>
-                    <pic:cNvPr descr="C:/Users/CORSAIR/projects/thermal-twin-main/paper/submission_fire_ecology/_embed/Fig2.png" id="28" name="Picture"/>
+                    <pic:cNvPr descr="C:/Users/CORSAIR/projects/ThermalTwin/thermal-twin-main/paper/submission_fire_ecology/_embed/Fig2.png" id="28" name="Picture"/>
                     <pic:cNvPicPr>
                       <a:picLocks noChangeArrowheads="1" noChangeAspect="1"/>
                     </pic:cNvPicPr>
@@ -5641,7 +5310,7 @@
               <a:graphicData uri="http://schemas.openxmlformats.org/drawingml/2006/picture">
                 <pic:pic>
                   <pic:nvPicPr>
-                    <pic:cNvPr descr="C:/Users/CORSAIR/projects/thermal-twin-main/paper/submission_fire_ecology/_embed/Fig3.png" id="46" name="Picture"/>
+                    <pic:cNvPr descr="C:/Users/CORSAIR/projects/ThermalTwin/thermal-twin-main/paper/submission_fire_ecology/_embed/Fig3.png" id="46" name="Picture"/>
                     <pic:cNvPicPr>
                       <a:picLocks noChangeArrowheads="1" noChangeAspect="1"/>
                     </pic:cNvPicPr>
@@ -9519,7 +9188,7 @@
               <a:graphicData uri="http://schemas.openxmlformats.org/drawingml/2006/picture">
                 <pic:pic>
                   <pic:nvPicPr>
-                    <pic:cNvPr descr="C:/Users/CORSAIR/projects/thermal-twin-main/paper/submission_fire_ecology/_embed/Fig4.png" id="52" name="Picture"/>
+                    <pic:cNvPr descr="C:/Users/CORSAIR/projects/ThermalTwin/thermal-twin-main/paper/submission_fire_ecology/_embed/Fig4.png" id="52" name="Picture"/>
                     <pic:cNvPicPr>
                       <a:picLocks noChangeArrowheads="1" noChangeAspect="1"/>
                     </pic:cNvPicPr>
@@ -9951,7 +9620,7 @@
               <a:graphicData uri="http://schemas.openxmlformats.org/drawingml/2006/picture">
                 <pic:pic>
                   <pic:nvPicPr>
-                    <pic:cNvPr descr="C:/Users/CORSAIR/projects/thermal-twin-main/paper/submission_fire_ecology/_embed/Fig5.png" id="55" name="Picture"/>
+                    <pic:cNvPr descr="C:/Users/CORSAIR/projects/ThermalTwin/thermal-twin-main/paper/submission_fire_ecology/_embed/Fig5.png" id="55" name="Picture"/>
                     <pic:cNvPicPr>
                       <a:picLocks noChangeArrowheads="1" noChangeAspect="1"/>
                     </pic:cNvPicPr>
@@ -10122,7 +9791,7 @@
               <a:graphicData uri="http://schemas.openxmlformats.org/drawingml/2006/picture">
                 <pic:pic>
                   <pic:nvPicPr>
-                    <pic:cNvPr descr="C:/Users/CORSAIR/projects/thermal-twin-main/paper/submission_fire_ecology/_embed/Fig6.png" id="59" name="Picture"/>
+                    <pic:cNvPr descr="C:/Users/CORSAIR/projects/ThermalTwin/thermal-twin-main/paper/submission_fire_ecology/_embed/Fig6.png" id="59" name="Picture"/>
                     <pic:cNvPicPr>
                       <a:picLocks noChangeArrowheads="1" noChangeAspect="1"/>
                     </pic:cNvPicPr>
@@ -10231,7 +9900,7 @@
               <a:graphicData uri="http://schemas.openxmlformats.org/drawingml/2006/picture">
                 <pic:pic>
                   <pic:nvPicPr>
-                    <pic:cNvPr descr="C:/Users/CORSAIR/projects/thermal-twin-main/paper/submission_fire_ecology/_embed/Fig7.png" id="62" name="Picture"/>
+                    <pic:cNvPr descr="C:/Users/CORSAIR/projects/ThermalTwin/thermal-twin-main/paper/submission_fire_ecology/_embed/Fig7.png" id="62" name="Picture"/>
                     <pic:cNvPicPr>
                       <a:picLocks noChangeArrowheads="1" noChangeAspect="1"/>
                     </pic:cNvPicPr>
@@ -10524,7 +10193,7 @@
               <a:graphicData uri="http://schemas.openxmlformats.org/drawingml/2006/picture">
                 <pic:pic>
                   <pic:nvPicPr>
-                    <pic:cNvPr descr="C:/Users/CORSAIR/projects/thermal-twin-main/paper/submission_fire_ecology/_embed/Fig8.png" id="65" name="Picture"/>
+                    <pic:cNvPr descr="C:/Users/CORSAIR/projects/ThermalTwin/thermal-twin-main/paper/submission_fire_ecology/_embed/Fig8.png" id="65" name="Picture"/>
                     <pic:cNvPicPr>
                       <a:picLocks noChangeArrowheads="1" noChangeAspect="1"/>
                     </pic:cNvPicPr>

--- a/paper/submission_fire_ecology/manuscript.docx
+++ b/paper/submission_fire_ecology/manuscript.docx
@@ -90,7 +90,7 @@
         <w:t xml:space="preserve"> </w:t>
       </w:r>
       <w:r>
-        <w:t xml:space="preserve">7,862 words. Abstract: 342 words.</w:t>
+        <w:t xml:space="preserve">8,549 words. Abstract: 332 words.</w:t>
       </w:r>
     </w:p>
     <w:p>
@@ -138,7 +138,7 @@
         <w:t xml:space="preserve"> </w:t>
       </w:r>
       <w:r>
-        <w:t xml:space="preserve">Evaluating models on the burn scar and its 2 km collar reduced ROC-AUC by 0.160 [0.090, 0.230] on average compared with region-wide evaluation. With 5 km spatial blocking, thermal predictors improved within-region ROC-AUC by 0.045–0.148, but gains were small across 20 transfer directions (+0.007 [−0.020, +0.038]) and comparable evaluation areas (+0.024 [−0.004, +0.049]). Two label-free adaptation methods moved transfer performance closer to chance, and none of the 20 similarity measures was shown to predict transfer. The most similar region pair failed to transfer in either direction at point estimates. In four of five regions, hotter surfaces were associated with less burning, with interval support in two, consistent with LST acting as a land-surface descriptor of vegetation, soil and terrain rather than a direct indicator of fuel dryness.</w:t>
+        <w:t xml:space="preserve">Evaluating models on the burn scar and its 2 km collar reduced ROC-AUC by 0.160 [0.090, 0.230] on average compared with region-wide evaluation. With 5 km spatial blocking, thermal predictors improved within-region ROC-AUC by 0.045–0.148, but gains were small across 20 transfer directions (+0.007 [−0.020, +0.038]) and comparable evaluation areas (+0.024 [−0.004, +0.049]). Two label-free adaptation methods moved transfer performance closer to chance, and none of the 20 similarity measures was shown to predict transfer. The most similar region pair failed to transfer in either direction at point estimates. In four of five regions, hotter surfaces were associated with less burning, with interval support in two. A direct indicator of fuel dryness would show the opposite sign, so LST appears to act here as a descriptor of vegetation, soil and terrain.</w:t>
       </w:r>
     </w:p>
     <w:p>
@@ -156,7 +156,7 @@
         <w:t xml:space="preserve"> </w:t>
       </w:r>
       <w:r>
-        <w:t xml:space="preserve">Performance measured in one region does not demonstrate that a susceptibility map will generalise to another region. Before a model trained in one region and fire season is transferred to another region for prevention planning, its performance should be evaluated using burned areas in the target region, and the evaluation area should be clearly reported. Because region and event effects cannot be separated when each region is represented by a single fire season, multiple fire seasons within each region are needed to determine whether these findings generalise beyond individual fire events.</w:t>
+        <w:t xml:space="preserve">Skill measured in one region does not show that a susceptibility map will work in another. A model trained on one region and fire season should be tested against burned areas in the target region before it guides prevention planning there, and the evaluation area should be reported. With one fire season per region, region and event effects cannot be separated, so several seasons per region are needed to test whether these findings hold beyond single events.</w:t>
       </w:r>
     </w:p>
     <w:p>
@@ -177,7 +177,7 @@
         <w:t xml:space="preserve">Burned area, Fire susceptibility, Greece, Italy, Land surface temperature, Mediterranean Basin, Satellite thermal data, Spain, Spatial cross-validation, Türkiye</w:t>
       </w:r>
     </w:p>
-    <w:bookmarkStart w:id="22" w:name="background"/>
+    <w:bookmarkStart w:id="22" w:name="sec_1"/>
     <w:p>
       <w:pPr>
         <w:pStyle w:val="Heading1"/>
@@ -218,7 +218,7 @@
         <w:t xml:space="preserve">(Jain et al. 2020; Jodhani et al. 2026; Vibhandik et al. 2026)</w:t>
       </w:r>
       <w:r>
-        <w:t xml:space="preserve">, using predictors and burned-area records to train a classifier, most commonly a random forest</w:t>
+        <w:t xml:space="preserve">: predictors and burned-area records train a classifier, most commonly a random forest</w:t>
       </w:r>
       <w:r>
         <w:t xml:space="preserve"> </w:t>
@@ -227,10 +227,10 @@
         <w:t xml:space="preserve">(Breiman 2001; Oliveira et al. 2012; Tonini et al. 2020)</w:t>
       </w:r>
       <w:r>
-        <w:t xml:space="preserve">, whose performance is evaluated within the same region. However, agencies with limited local fire records may need to use a model trained elsewhere, but how well such models perform in another region is rarely reported.</w:t>
-      </w:r>
-    </w:p>
-    <w:bookmarkStart w:id="18" w:name="transfer-is-rarely-measured"/>
+        <w:t xml:space="preserve">, which is then evaluated in the same region. Agencies with few local fire records may have to use a model trained elsewhere.</w:t>
+      </w:r>
+    </w:p>
+    <w:bookmarkStart w:id="18" w:name="sec_1_1"/>
     <w:p>
       <w:pPr>
         <w:pStyle w:val="Heading2"/>
@@ -244,7 +244,7 @@
         <w:pStyle w:val="FirstParagraph"/>
       </w:pPr>
       <w:r>
-        <w:t xml:space="preserve">Susceptibility models are usually evaluated within the regions where they are trained, often using test folds from the same area, season or fire. Random folds can inflate performance through spatial autocorrelation</w:t>
+        <w:t xml:space="preserve">Test folds usually come from the training area, season or fire. Random folds can inflate performance through spatial autocorrelation</w:t>
       </w:r>
       <w:r>
         <w:t xml:space="preserve"> </w:t>
@@ -292,7 +292,7 @@
         <w:t xml:space="preserve"> </w:t>
       </w:r>
       <w:r>
-        <w:t xml:space="preserve">and remains an open challenge in ecological modelling</w:t>
+        <w:t xml:space="preserve">and is still an open problem in ecological modelling</w:t>
       </w:r>
       <w:r>
         <w:t xml:space="preserve"> </w:t>
@@ -336,7 +336,7 @@
         <w:t xml:space="preserve">(Ruffault et al. 2020; Ghasemiazma et al. 2026)</w:t>
       </w:r>
       <w:r>
-        <w:t xml:space="preserve">. Regional fire-occurrence models transferred well across the Alps and Mediterranean Basin only under similar conditions, with a pooled model proving more robust</w:t>
+        <w:t xml:space="preserve">. Regional fire-occurrence models transferred well across the Alps and Mediterranean Basin only under similar conditions, and a pooled model was more robust</w:t>
       </w:r>
       <w:r>
         <w:t xml:space="preserve"> </w:t>
@@ -357,7 +357,7 @@
         <w:t xml:space="preserve"> </w:t>
       </w:r>
       <w:r>
-        <w:t xml:space="preserve">likewise found better transfer between similar US counties than dissimilar ones, but used composite hazard indicators rather than observed burned areas as the response. The closest Mediterranean study</w:t>
+        <w:t xml:space="preserve">likewise found better transfer between similar US counties than dissimilar ones, but its response was a set of composite hazard indicators; observed burned areas were not used. The closest Mediterranean study</w:t>
       </w:r>
       <w:r>
         <w:t xml:space="preserve"> </w:t>
@@ -395,7 +395,7 @@
         <w:pStyle w:val="BodyText"/>
       </w:pPr>
       <w:r>
-        <w:t xml:space="preserve">When a model is transferred to a new region, its predictor distribution may change (covariate shift). This can potentially be addressed without target labels using methods such as covariance alignment (CORAL)</w:t>
+        <w:t xml:space="preserve">When a model is transferred to a new region, its predictor distribution may change (covariate shift). Methods such as covariance alignment (CORAL)</w:t>
       </w:r>
       <w:r>
         <w:t xml:space="preserve"> </w:t>
@@ -404,7 +404,10 @@
         <w:t xml:space="preserve">(Sun et al. 2016)</w:t>
       </w:r>
       <w:r>
-        <w:t xml:space="preserve">. Domain adaptation more broadly is well established in remote sensing</w:t>
+        <w:t xml:space="preserve"> </w:t>
+      </w:r>
+      <w:r>
+        <w:t xml:space="preserve">are designed to reduce this shift without target labels. Domain adaptation more broadly is well established in remote sensing</w:t>
       </w:r>
       <w:r>
         <w:t xml:space="preserve"> </w:t>
@@ -435,7 +438,7 @@
       </w:r>
     </w:p>
     <w:bookmarkEnd w:id="18"/>
-    <w:bookmarkStart w:id="19" w:name="pre-fire-thermal-state-as-a-test-case"/>
+    <w:bookmarkStart w:id="19" w:name="sec_1_2"/>
     <w:p>
       <w:pPr>
         <w:pStyle w:val="Heading2"/>
@@ -524,7 +527,7 @@
         <w:t xml:space="preserve"> </w:t>
       </w:r>
       <w:r>
-        <w:t xml:space="preserve">approach, so it is often expected to transfer better than raw temperature. Pre-fire LST anomalies are</w:t>
+        <w:t xml:space="preserve">approach, so one would expect it to transfer better than raw temperature. Pre-fire LST anomalies are</w:t>
       </w:r>
       <w:r>
         <w:t xml:space="preserve"> </w:t>
@@ -647,11 +650,11 @@
         <w:t xml:space="preserve"> </w:t>
       </w:r>
       <w:r>
-        <w:t xml:space="preserve">predictors of this kind are meant to complement weather-driven danger ratings, not to replace them.</w:t>
+        <w:t xml:space="preserve">predictors of this kind are meant to be used together with weather-driven danger ratings.</w:t>
       </w:r>
     </w:p>
     <w:bookmarkEnd w:id="19"/>
-    <w:bookmarkStart w:id="20" w:name="evaluation-area-and-similarity"/>
+    <w:bookmarkStart w:id="20" w:name="sec_1_3"/>
     <w:p>
       <w:pPr>
         <w:pStyle w:val="Heading2"/>
@@ -746,7 +749,7 @@
         <w:t xml:space="preserve"> </w:t>
       </w:r>
       <w:r>
-        <w:t xml:space="preserve">Its size depends on the problem. We found no wildfire study that keeps the model fixed and changes</w:t>
+        <w:t xml:space="preserve">We found no wildfire study that keeps the model fixed and changes</w:t>
       </w:r>
       <w:r>
         <w:t xml:space="preserve"> </w:t>
@@ -853,7 +856,7 @@
       </w:r>
     </w:p>
     <w:bookmarkEnd w:id="20"/>
-    <w:bookmarkStart w:id="21" w:name="objectives"/>
+    <w:bookmarkStart w:id="21" w:name="sec_1_4"/>
     <w:p>
       <w:pPr>
         <w:pStyle w:val="Heading2"/>
@@ -885,13 +888,7 @@
         </w:numPr>
       </w:pPr>
       <w:r>
-        <w:t xml:space="preserve">How much does the evaluation area change the score of one fixed model? We kept the model, the</w:t>
-      </w:r>
-      <w:r>
-        <w:t xml:space="preserve"> </w:t>
-      </w:r>
-      <w:r>
-        <w:t xml:space="preserve">predictors and the fitting fixed and changed only the scored cells.</w:t>
+        <w:t xml:space="preserve">How much does the evaluation area change the score of one fixed model?</w:t>
       </w:r>
     </w:p>
     <w:p>
@@ -973,7 +970,7 @@
     </w:p>
     <w:bookmarkEnd w:id="21"/>
     <w:bookmarkEnd w:id="22"/>
-    <w:bookmarkStart w:id="42" w:name="methods"/>
+    <w:bookmarkStart w:id="50" w:name="sec_2"/>
     <w:p>
       <w:pPr>
         <w:pStyle w:val="Heading1"/>
@@ -994,8 +991,8 @@
       </w:r>
       <w:r>
         <w:rPr>
-          <w:b/>
-          <w:bCs/>
+          <w:i/>
+          <w:iCs/>
         </w:rPr>
         <w:t xml:space="preserve">study area</w:t>
       </w:r>
@@ -1010,8 +1007,8 @@
       </w:r>
       <w:r>
         <w:rPr>
-          <w:b/>
-          <w:bCs/>
+          <w:i/>
+          <w:iCs/>
         </w:rPr>
         <w:t xml:space="preserve">evaluation frame</w:t>
       </w:r>
@@ -1026,8 +1023,8 @@
       </w:r>
       <w:r>
         <w:rPr>
-          <w:b/>
-          <w:bCs/>
+          <w:i/>
+          <w:iCs/>
         </w:rPr>
         <w:t xml:space="preserve">scar frame</w:t>
       </w:r>
@@ -1048,8 +1045,8 @@
       </w:r>
       <w:r>
         <w:rPr>
-          <w:b/>
-          <w:bCs/>
+          <w:i/>
+          <w:iCs/>
         </w:rPr>
         <w:t xml:space="preserve">distance collar</w:t>
       </w:r>
@@ -1070,8 +1067,8 @@
       </w:r>
       <w:r>
         <w:rPr>
-          <w:b/>
-          <w:bCs/>
+          <w:i/>
+          <w:iCs/>
         </w:rPr>
         <w:t xml:space="preserve">supported</w:t>
       </w:r>
@@ -1092,8 +1089,8 @@
       </w:r>
       <w:r>
         <w:rPr>
-          <w:b/>
-          <w:bCs/>
+          <w:i/>
+          <w:iCs/>
         </w:rPr>
         <w:t xml:space="preserve">Label-free</w:t>
       </w:r>
@@ -1127,13 +1124,38 @@
         <w:t xml:space="preserve"> </w:t>
       </w:r>
       <w:r>
-        <w:t xml:space="preserve">similarity measures on 8 August 2026, before the label correction of Section 2.2. We added the frame</w:t>
-      </w:r>
-      <w:r>
-        <w:t xml:space="preserve"> </w:t>
-      </w:r>
-      <w:r>
-        <w:t xml:space="preserve">test (Section 2.12), the distance collars, the equivalence tests, the additional resampling units and</w:t>
+        <w:t xml:space="preserve">similarity measures on 8 August 2026, before the label correction of</w:t>
+      </w:r>
+      <w:r>
+        <w:t xml:space="preserve"> </w:t>
+      </w:r>
+      <w:hyperlink w:anchor="sec_2_2">
+        <w:r>
+          <w:rPr>
+            <w:rStyle w:val="Hyperlink"/>
+          </w:rPr>
+          <w:t xml:space="preserve">Section 2.2</w:t>
+        </w:r>
+      </w:hyperlink>
+      <w:r>
+        <w:t xml:space="preserve">. We added the frame</w:t>
+      </w:r>
+      <w:r>
+        <w:t xml:space="preserve"> </w:t>
+      </w:r>
+      <w:r>
+        <w:t xml:space="preserve">test (</w:t>
+      </w:r>
+      <w:hyperlink w:anchor="sec_2_12">
+        <w:r>
+          <w:rPr>
+            <w:rStyle w:val="Hyperlink"/>
+          </w:rPr>
+          <w:t xml:space="preserve">Section 2.12</w:t>
+        </w:r>
+      </w:hyperlink>
+      <w:r>
+        <w:t xml:space="preserve">), the distance collars, the equivalence tests, the additional resampling units and</w:t>
       </w:r>
       <w:r>
         <w:t xml:space="preserve"> </w:t>
@@ -1145,10 +1167,10 @@
         <w:t xml:space="preserve"> </w:t>
       </w:r>
       <w:r>
-        <w:t xml:space="preserve">are exploratory, and we report them as such. Sections, tables and figures numbered with S (for example Section S1.23, Table S21 and Fig. S1) are in Additional file 1.</w:t>
-      </w:r>
-    </w:p>
-    <w:bookmarkStart w:id="29" w:name="study-regions-and-temporal-windows"/>
+        <w:t xml:space="preserve">are exploratory, and we report them as such. Sections and tables numbered with S (for example Section S1.23 and Table S21) are in Additional file 1.</w:t>
+      </w:r>
+    </w:p>
+    <w:bookmarkStart w:id="32" w:name="sec_2_1"/>
     <w:p>
       <w:pPr>
         <w:pStyle w:val="Heading2"/>
@@ -1162,7 +1184,32 @@
         <w:pStyle w:val="FirstParagraph"/>
       </w:pPr>
       <w:r>
-        <w:t xml:space="preserve">We analysed five Mediterranean wildfire regions (Fig. 1): Manavgat 2021 and Muğla 2021 in Türkiye,</w:t>
+        <w:t xml:space="preserve">We analysed five Mediterranean wildfire regions (</w:t>
+      </w:r>
+      <w:hyperlink w:anchor="fig_1">
+        <w:r>
+          <w:rPr>
+            <w:rStyle w:val="Hyperlink"/>
+          </w:rPr>
+          <w:t xml:space="preserve">Fig. 1</w:t>
+        </w:r>
+      </w:hyperlink>
+      <w:r>
+        <w:t xml:space="preserve">;</w:t>
+      </w:r>
+      <w:r>
+        <w:t xml:space="preserve"> </w:t>
+      </w:r>
+      <w:hyperlink w:anchor="tab_1">
+        <w:r>
+          <w:rPr>
+            <w:rStyle w:val="Hyperlink"/>
+          </w:rPr>
+          <w:t xml:space="preserve">Table 1</w:t>
+        </w:r>
+      </w:hyperlink>
+      <w:r>
+        <w:t xml:space="preserve">): Manavgat 2021 and Muğla 2021 in Türkiye,</w:t>
       </w:r>
       <w:r>
         <w:t xml:space="preserve"> </w:t>
@@ -1180,13 +1227,7 @@
         <w:t xml:space="preserve"> </w:t>
       </w:r>
       <w:r>
-        <w:t xml:space="preserve">several separate burned areas occurred in the same weeks. In every region, most burned cells lay in</w:t>
-      </w:r>
-      <w:r>
-        <w:t xml:space="preserve"> </w:t>
-      </w:r>
-      <w:r>
-        <w:t xml:space="preserve">natural vegetation, that is, in tree, shrub and grass cover (Section 3.1). The events were not</w:t>
+        <w:t xml:space="preserve">several separate burned areas occurred in the same weeks. The events were not</w:t>
       </w:r>
       <w:r>
         <w:t xml:space="preserve"> </w:t>
@@ -1228,6 +1269,7 @@
         <w:t xml:space="preserve">the unburned cells around each fire form the negative class.</w:t>
       </w:r>
     </w:p>
+    <w:bookmarkStart w:id="26" w:name="fig_1"/>
     <w:p>
       <w:pPr>
         <w:pStyle w:val="CaptionedFigure"/>
@@ -1235,9 +1277,9 @@
       <w:r>
         <w:drawing>
           <wp:inline>
-            <wp:extent cx="5753100" cy="1886094"/>
+            <wp:extent cx="5753100" cy="3675910"/>
             <wp:effectExtent b="0" l="0" r="0" t="0"/>
-            <wp:docPr descr="Fig. 1 Study regions and the gate negative control. The five fire regions are shown in blue: Manavgat 2021 and Muğla 2021 (Türkiye), Bejís 2022 (Spain), North Evia 2021 (Greece, extended area) and Montiferru 2021 (Sardinia, Italy). Rectangles are the study areas. Kozan 2023 (grey, dashed) is the negative control of the admissibility gate and is not used in any model. Coastlines are from Natural Earth 1:50 m. Country borders are not shown. The scale bar is exact only at 38°N. Bounding boxes are given in Table S19." title="" id="24" name="Picture"/>
+            <wp:docPr descr="Fig. 1 Study regions and study areas. (a) Centres of the five study areas: Manavgat 2021 and Muğla 2021 (Türkiye), Bejís 2022 (Spain), North Evia 2021 (Greece, extended area) and Montiferru 2021 (Sardinia, Italy). Kozan 2023 is the negative control of the burned-landcover gate and is not used in any model. Mercator projection; coastlines from Natural Earth 1:50 m; country borders not shown. The scale bar is exact at 38°N. (b) Each study area on the \sim500 m analysis grid, at its own scale, with the cells of the evaluation frames of Section 2.12. Distances are to the nearest burned cell; the scar frames surround scars of at least 50 burned cells. Not modelled are cells outside the natural-vegetation population. In Muğla one burned area reaches the eastern edge of the study area, so its collar is cut there. Bounding boxes are given in Table S19, and the share of distant cells in Table 1." title="" id="24" name="Picture"/>
             <a:graphic>
               <a:graphicData uri="http://schemas.openxmlformats.org/drawingml/2006/picture">
                 <pic:pic>
@@ -1256,7 +1298,7 @@
                   <pic:spPr bwMode="auto">
                     <a:xfrm>
                       <a:off x="0" y="0"/>
-                      <a:ext cx="5753100" cy="1886094"/>
+                      <a:ext cx="5753100" cy="3675910"/>
                     </a:xfrm>
                     <a:prstGeom prst="rect">
                       <a:avLst/>
@@ -1284,53 +1326,7 @@
           <w:b/>
           <w:bCs/>
         </w:rPr>
-        <w:t xml:space="preserve">Fig. 1 Study regions and the gate negative control.</w:t>
-      </w:r>
-      <w:r>
-        <w:t xml:space="preserve"> </w:t>
-      </w:r>
-      <w:r>
-        <w:t xml:space="preserve">The five fire regions are shown in blue: Manavgat 2021 and Muğla 2021 (Türkiye), Bejís 2022 (Spain), North Evia 2021 (Greece, extended area) and Montiferru 2021 (Sardinia, Italy). Rectangles are the study areas. Kozan 2023 (grey, dashed) is the negative control of the admissibility gate and is not used in any model. Coastlines are from Natural Earth 1:50 m. Country borders are not shown. The scale bar is exact only at 38°N. Bounding boxes are given in Table S19.</w:t>
-      </w:r>
-    </w:p>
-    <w:p>
-      <w:pPr>
-        <w:pStyle w:val="BodyText"/>
-      </w:pPr>
-      <w:r>
-        <w:t xml:space="preserve">We did not fix all rectangles before any outcome was seen. Only the Montiferru rectangle follows a</w:t>
-      </w:r>
-      <w:r>
-        <w:t xml:space="preserve"> </w:t>
-      </w:r>
-      <w:r>
-        <w:t xml:space="preserve">stated rule, and we extended the North Evia rectangle after the first one showed a very high burned</w:t>
-      </w:r>
-      <w:r>
-        <w:t xml:space="preserve"> </w:t>
-      </w:r>
-      <w:r>
-        <w:t xml:space="preserve">fraction (Section S3.3, Table S19). We kept the first Evia rectangle as a sensitivity analysis</w:t>
-      </w:r>
-      <w:r>
-        <w:t xml:space="preserve"> </w:t>
-      </w:r>
-      <w:r>
-        <w:t xml:space="preserve">(Section S1.1). A sixth region, Kozan 2023, served as a negative control and was excluded by the gate</w:t>
-      </w:r>
-      <w:r>
-        <w:t xml:space="preserve"> </w:t>
-      </w:r>
-      <w:r>
-        <w:t xml:space="preserve">of Section 2.3.</w:t>
-      </w:r>
-    </w:p>
-    <w:p>
-      <w:pPr>
-        <w:pStyle w:val="BodyText"/>
-      </w:pPr>
-      <w:r>
-        <w:t xml:space="preserve">Each region has two windows that do not overlap. The</w:t>
+        <w:t xml:space="preserve">Fig. 1 Study regions and study areas.</w:t>
       </w:r>
       <w:r>
         <w:t xml:space="preserve"> </w:t>
@@ -1340,13 +1336,13 @@
           <w:b/>
           <w:bCs/>
         </w:rPr>
-        <w:t xml:space="preserve">predictor window</w:t>
-      </w:r>
-      <w:r>
-        <w:t xml:space="preserve"> </w:t>
-      </w:r>
-      <w:r>
-        <w:t xml:space="preserve">ends the day before the</w:t>
+        <w:t xml:space="preserve">(a)</w:t>
+      </w:r>
+      <w:r>
+        <w:t xml:space="preserve"> </w:t>
+      </w:r>
+      <w:r>
+        <w:t xml:space="preserve">Centres of the five study areas: Manavgat 2021 and Muğla 2021 (Türkiye), Bejís 2022 (Spain), North Evia 2021 (Greece, extended area) and Montiferru 2021 (Sardinia, Italy). Kozan 2023 is the negative control of the burned-landcover gate and is not used in any model. Mercator projection; coastlines from Natural Earth 1:50 m; country borders not shown. The scale bar is exact at 38°N.</w:t>
       </w:r>
       <w:r>
         <w:t xml:space="preserve"> </w:t>
@@ -1356,6 +1352,1170 @@
           <w:b/>
           <w:bCs/>
         </w:rPr>
+        <w:t xml:space="preserve">(b)</w:t>
+      </w:r>
+      <w:r>
+        <w:t xml:space="preserve"> </w:t>
+      </w:r>
+      <w:r>
+        <w:t xml:space="preserve">Each study area on the</w:t>
+      </w:r>
+      <w:r>
+        <w:t xml:space="preserve"> </w:t>
+      </w:r>
+      <m:oMath>
+        <m:r>
+          <m:rPr>
+            <m:sty m:val="p"/>
+          </m:rPr>
+          <m:t>∼</m:t>
+        </m:r>
+      </m:oMath>
+      <w:r>
+        <w:t xml:space="preserve">500 m analysis grid, at its own scale, with the cells of the evaluation frames of</w:t>
+      </w:r>
+      <w:r>
+        <w:t xml:space="preserve"> </w:t>
+      </w:r>
+      <w:hyperlink w:anchor="sec_2_12">
+        <w:r>
+          <w:rPr>
+            <w:rStyle w:val="Hyperlink"/>
+          </w:rPr>
+          <w:t xml:space="preserve">Section 2.12</w:t>
+        </w:r>
+      </w:hyperlink>
+      <w:r>
+        <w:t xml:space="preserve">. Distances are to the nearest burned cell; the scar frames surround scars of at least 50 burned cells. Not modelled are cells outside the natural-vegetation population. In Muğla one burned area reaches the eastern edge of the study area, so its collar is cut there. Bounding boxes are given in Table S19, and the share of distant cells in Table 1.</w:t>
+      </w:r>
+    </w:p>
+    <w:bookmarkEnd w:id="26"/>
+    <w:p>
+      <w:pPr>
+        <w:pStyle w:val="BodyText"/>
+        <w:keepNext/>
+      </w:pPr>
+      <w:bookmarkStart w:id="27" w:name="tab_1"/>
+      <w:bookmarkEnd w:id="27"/>
+      <w:r>
+        <w:rPr>
+          <w:b/>
+          <w:bCs/>
+        </w:rPr>
+        <w:t xml:space="preserve">Table 1</w:t>
+      </w:r>
+      <w:r>
+        <w:t xml:space="preserve"> </w:t>
+      </w:r>
+      <w:r>
+        <w:t xml:space="preserve">Study regions, time windows and modelled cells</w:t>
+      </w:r>
+    </w:p>
+    <w:tbl>
+      <w:tblPr>
+        <w:tblStyle w:val="Table"/>
+        <w:tblW w:type="auto" w:w="0"/>
+        <w:tblLook w:firstRow="1" w:lastRow="0" w:firstColumn="0" w:lastColumn="0" w:noHBand="0" w:noVBand="0" w:val="0020"/>
+      </w:tblPr>
+      <w:tblGrid>
+        <w:gridCol w:w="1944"/>
+        <w:gridCol w:w="1701"/>
+        <w:gridCol w:w="1701"/>
+        <w:gridCol w:w="405"/>
+        <w:gridCol w:w="486"/>
+        <w:gridCol w:w="810"/>
+        <w:gridCol w:w="1053"/>
+        <w:gridCol w:w="972"/>
+      </w:tblGrid>
+      <w:tr>
+        <w:trPr>
+          <w:tblHeader w:val="on"/>
+          <w:cantSplit/>
+        </w:trPr>
+        <w:tc>
+          <w:tcPr>
+            <w:tcW w:type="dxa" w:w="1944"/>
+          </w:tcPr>
+          <w:p>
+            <w:pPr>
+              <w:pStyle w:val="Compact"/>
+              <w:spacing w:line="240" w:lineRule="auto" w:after="20"/>
+            </w:pPr>
+            <w:r>
+              <w:rPr>
+                <w:sz w:val="20"/>
+              </w:rPr>
+              <w:t xml:space="preserve">Region</w:t>
+            </w:r>
+          </w:p>
+        </w:tc>
+        <w:tc>
+          <w:tcPr>
+            <w:tcW w:type="dxa" w:w="1701"/>
+          </w:tcPr>
+          <w:p>
+            <w:pPr>
+              <w:pStyle w:val="Compact"/>
+              <w:spacing w:line="240" w:lineRule="auto" w:after="20"/>
+            </w:pPr>
+            <w:r>
+              <w:rPr>
+                <w:sz w:val="20"/>
+              </w:rPr>
+              <w:t xml:space="preserve">Predictor window</w:t>
+            </w:r>
+          </w:p>
+        </w:tc>
+        <w:tc>
+          <w:tcPr>
+            <w:tcW w:type="dxa" w:w="1701"/>
+          </w:tcPr>
+          <w:p>
+            <w:pPr>
+              <w:pStyle w:val="Compact"/>
+              <w:spacing w:line="240" w:lineRule="auto" w:after="20"/>
+            </w:pPr>
+            <w:r>
+              <w:rPr>
+                <w:sz w:val="20"/>
+              </w:rPr>
+              <w:t xml:space="preserve">Label window</w:t>
+            </w:r>
+          </w:p>
+        </w:tc>
+        <w:tc>
+          <w:tcPr>
+            <w:tcW w:type="dxa" w:w="405"/>
+          </w:tcPr>
+          <w:p>
+            <w:pPr>
+              <w:pStyle w:val="Compact"/>
+              <w:spacing w:line="240" w:lineRule="auto" w:after="20"/>
+              <w:jc w:val="right"/>
+            </w:pPr>
+            <w:r>
+              <w:rPr>
+                <w:sz w:val="20"/>
+              </w:rPr>
+              <w:t xml:space="preserve">Cells</w:t>
+            </w:r>
+          </w:p>
+        </w:tc>
+        <w:tc>
+          <w:tcPr>
+            <w:tcW w:type="dxa" w:w="486"/>
+          </w:tcPr>
+          <w:p>
+            <w:pPr>
+              <w:pStyle w:val="Compact"/>
+              <w:spacing w:line="240" w:lineRule="auto" w:after="20"/>
+              <w:jc w:val="right"/>
+            </w:pPr>
+            <w:r>
+              <w:rPr>
+                <w:sz w:val="20"/>
+              </w:rPr>
+              <w:t xml:space="preserve">Burned</w:t>
+            </w:r>
+          </w:p>
+        </w:tc>
+        <w:tc>
+          <w:tcPr>
+            <w:tcW w:type="dxa" w:w="810"/>
+          </w:tcPr>
+          <w:p>
+            <w:pPr>
+              <w:pStyle w:val="Compact"/>
+              <w:spacing w:line="240" w:lineRule="auto" w:after="20"/>
+              <w:jc w:val="right"/>
+            </w:pPr>
+            <w:r>
+              <w:rPr>
+                <w:sz w:val="20"/>
+              </w:rPr>
+              <w:t xml:space="preserve">Prevalence</w:t>
+            </w:r>
+          </w:p>
+        </w:tc>
+        <w:tc>
+          <w:tcPr>
+            <w:tcW w:type="dxa" w:w="1053"/>
+          </w:tcPr>
+          <w:p>
+            <w:pPr>
+              <w:pStyle w:val="Compact"/>
+              <w:spacing w:line="240" w:lineRule="auto" w:after="20"/>
+              <w:jc w:val="right"/>
+            </w:pPr>
+            <w:r>
+              <w:rPr>
+                <w:sz w:val="20"/>
+              </w:rPr>
+              <w:t xml:space="preserve">Gate fraction</w:t>
+            </w:r>
+          </w:p>
+        </w:tc>
+        <w:tc>
+          <w:tcPr>
+            <w:tcW w:type="dxa" w:w="972"/>
+          </w:tcPr>
+          <w:p>
+            <w:pPr>
+              <w:pStyle w:val="Compact"/>
+              <w:spacing w:line="240" w:lineRule="auto" w:after="20"/>
+              <w:jc w:val="right"/>
+            </w:pPr>
+            <w:r>
+              <w:rPr>
+                <w:sz w:val="20"/>
+              </w:rPr>
+              <w:t xml:space="preserve">Beyond 10 km</w:t>
+            </w:r>
+          </w:p>
+        </w:tc>
+      </w:tr>
+      <w:tr>
+        <w:trPr>
+          <w:cantSplit/>
+        </w:trPr>
+        <w:tc>
+          <w:tcPr>
+            <w:tcW w:type="dxa" w:w="1944"/>
+          </w:tcPr>
+          <w:p>
+            <w:pPr>
+              <w:pStyle w:val="Compact"/>
+              <w:spacing w:line="240" w:lineRule="auto" w:after="20"/>
+            </w:pPr>
+            <w:r>
+              <w:rPr>
+                <w:sz w:val="20"/>
+              </w:rPr>
+              <w:t xml:space="preserve">Manavgat 2021 (Türkiye)</w:t>
+            </w:r>
+          </w:p>
+        </w:tc>
+        <w:tc>
+          <w:tcPr>
+            <w:tcW w:type="dxa" w:w="1701"/>
+          </w:tcPr>
+          <w:p>
+            <w:pPr>
+              <w:pStyle w:val="Compact"/>
+              <w:spacing w:line="240" w:lineRule="auto" w:after="20"/>
+            </w:pPr>
+            <w:r>
+              <w:rPr>
+                <w:sz w:val="20"/>
+              </w:rPr>
+              <w:t xml:space="preserve">1 Jun to 27 Jul 2021</w:t>
+            </w:r>
+          </w:p>
+        </w:tc>
+        <w:tc>
+          <w:tcPr>
+            <w:tcW w:type="dxa" w:w="1701"/>
+          </w:tcPr>
+          <w:p>
+            <w:pPr>
+              <w:pStyle w:val="Compact"/>
+              <w:spacing w:line="240" w:lineRule="auto" w:after="20"/>
+            </w:pPr>
+            <w:r>
+              <w:rPr>
+                <w:sz w:val="20"/>
+              </w:rPr>
+              <w:t xml:space="preserve">28 Jul to 31 Aug 2021</w:t>
+            </w:r>
+          </w:p>
+        </w:tc>
+        <w:tc>
+          <w:tcPr>
+            <w:tcW w:type="dxa" w:w="405"/>
+          </w:tcPr>
+          <w:p>
+            <w:pPr>
+              <w:pStyle w:val="Compact"/>
+              <w:spacing w:line="240" w:lineRule="auto" w:after="20"/>
+              <w:jc w:val="right"/>
+            </w:pPr>
+            <w:r>
+              <w:rPr>
+                <w:sz w:val="20"/>
+              </w:rPr>
+              <w:t xml:space="preserve">20511</w:t>
+            </w:r>
+          </w:p>
+        </w:tc>
+        <w:tc>
+          <w:tcPr>
+            <w:tcW w:type="dxa" w:w="486"/>
+          </w:tcPr>
+          <w:p>
+            <w:pPr>
+              <w:pStyle w:val="Compact"/>
+              <w:spacing w:line="240" w:lineRule="auto" w:after="20"/>
+              <w:jc w:val="right"/>
+            </w:pPr>
+            <w:r>
+              <w:rPr>
+                <w:sz w:val="20"/>
+              </w:rPr>
+              <w:t xml:space="preserve">2935</w:t>
+            </w:r>
+          </w:p>
+        </w:tc>
+        <w:tc>
+          <w:tcPr>
+            <w:tcW w:type="dxa" w:w="810"/>
+          </w:tcPr>
+          <w:p>
+            <w:pPr>
+              <w:pStyle w:val="Compact"/>
+              <w:spacing w:line="240" w:lineRule="auto" w:after="20"/>
+              <w:jc w:val="right"/>
+            </w:pPr>
+            <w:r>
+              <w:rPr>
+                <w:sz w:val="20"/>
+              </w:rPr>
+              <w:t xml:space="preserve">0.143</w:t>
+            </w:r>
+          </w:p>
+        </w:tc>
+        <w:tc>
+          <w:tcPr>
+            <w:tcW w:type="dxa" w:w="1053"/>
+          </w:tcPr>
+          <w:p>
+            <w:pPr>
+              <w:pStyle w:val="Compact"/>
+              <w:spacing w:line="240" w:lineRule="auto" w:after="20"/>
+              <w:jc w:val="right"/>
+            </w:pPr>
+            <w:r>
+              <w:rPr>
+                <w:sz w:val="20"/>
+              </w:rPr>
+              <w:t xml:space="preserve">0.955</w:t>
+            </w:r>
+          </w:p>
+        </w:tc>
+        <w:tc>
+          <w:tcPr>
+            <w:tcW w:type="dxa" w:w="972"/>
+          </w:tcPr>
+          <w:p>
+            <w:pPr>
+              <w:pStyle w:val="Compact"/>
+              <w:spacing w:line="240" w:lineRule="auto" w:after="20"/>
+              <w:jc w:val="right"/>
+            </w:pPr>
+            <w:r>
+              <w:rPr>
+                <w:sz w:val="20"/>
+              </w:rPr>
+              <w:t xml:space="preserve">58.5 %</w:t>
+            </w:r>
+          </w:p>
+        </w:tc>
+      </w:tr>
+      <w:tr>
+        <w:trPr>
+          <w:cantSplit/>
+        </w:trPr>
+        <w:tc>
+          <w:tcPr>
+            <w:tcW w:type="dxa" w:w="1944"/>
+          </w:tcPr>
+          <w:p>
+            <w:pPr>
+              <w:pStyle w:val="Compact"/>
+              <w:spacing w:line="240" w:lineRule="auto" w:after="20"/>
+            </w:pPr>
+            <w:r>
+              <w:rPr>
+                <w:sz w:val="20"/>
+              </w:rPr>
+              <w:t xml:space="preserve">Bejís 2022 (Spain)</w:t>
+            </w:r>
+          </w:p>
+        </w:tc>
+        <w:tc>
+          <w:tcPr>
+            <w:tcW w:type="dxa" w:w="1701"/>
+          </w:tcPr>
+          <w:p>
+            <w:pPr>
+              <w:pStyle w:val="Compact"/>
+              <w:spacing w:line="240" w:lineRule="auto" w:after="20"/>
+            </w:pPr>
+            <w:r>
+              <w:rPr>
+                <w:sz w:val="20"/>
+              </w:rPr>
+              <w:t xml:space="preserve">15 Jun to 14 Aug 2022</w:t>
+            </w:r>
+          </w:p>
+        </w:tc>
+        <w:tc>
+          <w:tcPr>
+            <w:tcW w:type="dxa" w:w="1701"/>
+          </w:tcPr>
+          <w:p>
+            <w:pPr>
+              <w:pStyle w:val="Compact"/>
+              <w:spacing w:line="240" w:lineRule="auto" w:after="20"/>
+            </w:pPr>
+            <w:r>
+              <w:rPr>
+                <w:sz w:val="20"/>
+              </w:rPr>
+              <w:t xml:space="preserve">15 Aug to 30 Sep 2022</w:t>
+            </w:r>
+          </w:p>
+        </w:tc>
+        <w:tc>
+          <w:tcPr>
+            <w:tcW w:type="dxa" w:w="405"/>
+          </w:tcPr>
+          <w:p>
+            <w:pPr>
+              <w:pStyle w:val="Compact"/>
+              <w:spacing w:line="240" w:lineRule="auto" w:after="20"/>
+              <w:jc w:val="right"/>
+            </w:pPr>
+            <w:r>
+              <w:rPr>
+                <w:sz w:val="20"/>
+              </w:rPr>
+              <w:t xml:space="preserve">15190</w:t>
+            </w:r>
+          </w:p>
+        </w:tc>
+        <w:tc>
+          <w:tcPr>
+            <w:tcW w:type="dxa" w:w="486"/>
+          </w:tcPr>
+          <w:p>
+            <w:pPr>
+              <w:pStyle w:val="Compact"/>
+              <w:spacing w:line="240" w:lineRule="auto" w:after="20"/>
+              <w:jc w:val="right"/>
+            </w:pPr>
+            <w:r>
+              <w:rPr>
+                <w:sz w:val="20"/>
+              </w:rPr>
+              <w:t xml:space="preserve">1100</w:t>
+            </w:r>
+          </w:p>
+        </w:tc>
+        <w:tc>
+          <w:tcPr>
+            <w:tcW w:type="dxa" w:w="810"/>
+          </w:tcPr>
+          <w:p>
+            <w:pPr>
+              <w:pStyle w:val="Compact"/>
+              <w:spacing w:line="240" w:lineRule="auto" w:after="20"/>
+              <w:jc w:val="right"/>
+            </w:pPr>
+            <w:r>
+              <w:rPr>
+                <w:sz w:val="20"/>
+              </w:rPr>
+              <w:t xml:space="preserve">0.072</w:t>
+            </w:r>
+          </w:p>
+        </w:tc>
+        <w:tc>
+          <w:tcPr>
+            <w:tcW w:type="dxa" w:w="1053"/>
+          </w:tcPr>
+          <w:p>
+            <w:pPr>
+              <w:pStyle w:val="Compact"/>
+              <w:spacing w:line="240" w:lineRule="auto" w:after="20"/>
+              <w:jc w:val="right"/>
+            </w:pPr>
+            <w:r>
+              <w:rPr>
+                <w:sz w:val="20"/>
+              </w:rPr>
+              <w:t xml:space="preserve">0.991</w:t>
+            </w:r>
+          </w:p>
+        </w:tc>
+        <w:tc>
+          <w:tcPr>
+            <w:tcW w:type="dxa" w:w="972"/>
+          </w:tcPr>
+          <w:p>
+            <w:pPr>
+              <w:pStyle w:val="Compact"/>
+              <w:spacing w:line="240" w:lineRule="auto" w:after="20"/>
+              <w:jc w:val="right"/>
+            </w:pPr>
+            <w:r>
+              <w:rPr>
+                <w:sz w:val="20"/>
+              </w:rPr>
+              <w:t xml:space="preserve">63.1 %</w:t>
+            </w:r>
+          </w:p>
+        </w:tc>
+      </w:tr>
+      <w:tr>
+        <w:trPr>
+          <w:cantSplit/>
+        </w:trPr>
+        <w:tc>
+          <w:tcPr>
+            <w:tcW w:type="dxa" w:w="1944"/>
+          </w:tcPr>
+          <w:p>
+            <w:pPr>
+              <w:pStyle w:val="Compact"/>
+              <w:spacing w:line="240" w:lineRule="auto" w:after="20"/>
+            </w:pPr>
+            <w:r>
+              <w:rPr>
+                <w:sz w:val="20"/>
+              </w:rPr>
+              <w:t xml:space="preserve">Muğla 2021 (Türkiye)</w:t>
+            </w:r>
+          </w:p>
+        </w:tc>
+        <w:tc>
+          <w:tcPr>
+            <w:tcW w:type="dxa" w:w="1701"/>
+          </w:tcPr>
+          <w:p>
+            <w:pPr>
+              <w:pStyle w:val="Compact"/>
+              <w:spacing w:line="240" w:lineRule="auto" w:after="20"/>
+            </w:pPr>
+            <w:r>
+              <w:rPr>
+                <w:sz w:val="20"/>
+              </w:rPr>
+              <w:t xml:space="preserve">1 Jun to 28 Jul 2021</w:t>
+            </w:r>
+          </w:p>
+        </w:tc>
+        <w:tc>
+          <w:tcPr>
+            <w:tcW w:type="dxa" w:w="1701"/>
+          </w:tcPr>
+          <w:p>
+            <w:pPr>
+              <w:pStyle w:val="Compact"/>
+              <w:spacing w:line="240" w:lineRule="auto" w:after="20"/>
+            </w:pPr>
+            <w:r>
+              <w:rPr>
+                <w:sz w:val="20"/>
+              </w:rPr>
+              <w:t xml:space="preserve">29 Jul to 15 Sep 2021</w:t>
+            </w:r>
+          </w:p>
+        </w:tc>
+        <w:tc>
+          <w:tcPr>
+            <w:tcW w:type="dxa" w:w="405"/>
+          </w:tcPr>
+          <w:p>
+            <w:pPr>
+              <w:pStyle w:val="Compact"/>
+              <w:spacing w:line="240" w:lineRule="auto" w:after="20"/>
+              <w:jc w:val="right"/>
+            </w:pPr>
+            <w:r>
+              <w:rPr>
+                <w:sz w:val="20"/>
+              </w:rPr>
+              <w:t xml:space="preserve">41730</w:t>
+            </w:r>
+          </w:p>
+        </w:tc>
+        <w:tc>
+          <w:tcPr>
+            <w:tcW w:type="dxa" w:w="486"/>
+          </w:tcPr>
+          <w:p>
+            <w:pPr>
+              <w:pStyle w:val="Compact"/>
+              <w:spacing w:line="240" w:lineRule="auto" w:after="20"/>
+              <w:jc w:val="right"/>
+            </w:pPr>
+            <w:r>
+              <w:rPr>
+                <w:sz w:val="20"/>
+              </w:rPr>
+              <w:t xml:space="preserve">2911</w:t>
+            </w:r>
+          </w:p>
+        </w:tc>
+        <w:tc>
+          <w:tcPr>
+            <w:tcW w:type="dxa" w:w="810"/>
+          </w:tcPr>
+          <w:p>
+            <w:pPr>
+              <w:pStyle w:val="Compact"/>
+              <w:spacing w:line="240" w:lineRule="auto" w:after="20"/>
+              <w:jc w:val="right"/>
+            </w:pPr>
+            <w:r>
+              <w:rPr>
+                <w:sz w:val="20"/>
+              </w:rPr>
+              <w:t xml:space="preserve">0.070</w:t>
+            </w:r>
+          </w:p>
+        </w:tc>
+        <w:tc>
+          <w:tcPr>
+            <w:tcW w:type="dxa" w:w="1053"/>
+          </w:tcPr>
+          <w:p>
+            <w:pPr>
+              <w:pStyle w:val="Compact"/>
+              <w:spacing w:line="240" w:lineRule="auto" w:after="20"/>
+              <w:jc w:val="right"/>
+            </w:pPr>
+            <w:r>
+              <w:rPr>
+                <w:sz w:val="20"/>
+              </w:rPr>
+              <w:t xml:space="preserve">0.958</w:t>
+            </w:r>
+          </w:p>
+        </w:tc>
+        <w:tc>
+          <w:tcPr>
+            <w:tcW w:type="dxa" w:w="972"/>
+          </w:tcPr>
+          <w:p>
+            <w:pPr>
+              <w:pStyle w:val="Compact"/>
+              <w:spacing w:line="240" w:lineRule="auto" w:after="20"/>
+              <w:jc w:val="right"/>
+            </w:pPr>
+            <w:r>
+              <w:rPr>
+                <w:sz w:val="20"/>
+              </w:rPr>
+              <w:t xml:space="preserve">55.3 %</w:t>
+            </w:r>
+          </w:p>
+        </w:tc>
+      </w:tr>
+      <w:tr>
+        <w:trPr>
+          <w:cantSplit/>
+        </w:trPr>
+        <w:tc>
+          <w:tcPr>
+            <w:tcW w:type="dxa" w:w="1944"/>
+          </w:tcPr>
+          <w:p>
+            <w:pPr>
+              <w:pStyle w:val="Compact"/>
+              <w:spacing w:line="240" w:lineRule="auto" w:after="20"/>
+            </w:pPr>
+            <w:r>
+              <w:rPr>
+                <w:sz w:val="20"/>
+              </w:rPr>
+              <w:t xml:space="preserve">North Evia 2021 (Greece)</w:t>
+            </w:r>
+          </w:p>
+        </w:tc>
+        <w:tc>
+          <w:tcPr>
+            <w:tcW w:type="dxa" w:w="1701"/>
+          </w:tcPr>
+          <w:p>
+            <w:pPr>
+              <w:pStyle w:val="Compact"/>
+              <w:spacing w:line="240" w:lineRule="auto" w:after="20"/>
+            </w:pPr>
+            <w:r>
+              <w:rPr>
+                <w:sz w:val="20"/>
+              </w:rPr>
+              <w:t xml:space="preserve">5 Jun to 2 Aug 2021</w:t>
+            </w:r>
+          </w:p>
+        </w:tc>
+        <w:tc>
+          <w:tcPr>
+            <w:tcW w:type="dxa" w:w="1701"/>
+          </w:tcPr>
+          <w:p>
+            <w:pPr>
+              <w:pStyle w:val="Compact"/>
+              <w:spacing w:line="240" w:lineRule="auto" w:after="20"/>
+            </w:pPr>
+            <w:r>
+              <w:rPr>
+                <w:sz w:val="20"/>
+              </w:rPr>
+              <w:t xml:space="preserve">3 Aug to 30 Sep 2021</w:t>
+            </w:r>
+          </w:p>
+        </w:tc>
+        <w:tc>
+          <w:tcPr>
+            <w:tcW w:type="dxa" w:w="405"/>
+          </w:tcPr>
+          <w:p>
+            <w:pPr>
+              <w:pStyle w:val="Compact"/>
+              <w:spacing w:line="240" w:lineRule="auto" w:after="20"/>
+              <w:jc w:val="right"/>
+            </w:pPr>
+            <w:r>
+              <w:rPr>
+                <w:sz w:val="20"/>
+              </w:rPr>
+              <w:t xml:space="preserve">9298</w:t>
+            </w:r>
+          </w:p>
+        </w:tc>
+        <w:tc>
+          <w:tcPr>
+            <w:tcW w:type="dxa" w:w="486"/>
+          </w:tcPr>
+          <w:p>
+            <w:pPr>
+              <w:pStyle w:val="Compact"/>
+              <w:spacing w:line="240" w:lineRule="auto" w:after="20"/>
+              <w:jc w:val="right"/>
+            </w:pPr>
+            <w:r>
+              <w:rPr>
+                <w:sz w:val="20"/>
+              </w:rPr>
+              <w:t xml:space="preserve">2664</w:t>
+            </w:r>
+          </w:p>
+        </w:tc>
+        <w:tc>
+          <w:tcPr>
+            <w:tcW w:type="dxa" w:w="810"/>
+          </w:tcPr>
+          <w:p>
+            <w:pPr>
+              <w:pStyle w:val="Compact"/>
+              <w:spacing w:line="240" w:lineRule="auto" w:after="20"/>
+              <w:jc w:val="right"/>
+            </w:pPr>
+            <w:r>
+              <w:rPr>
+                <w:sz w:val="20"/>
+              </w:rPr>
+              <w:t xml:space="preserve">0.287</w:t>
+            </w:r>
+          </w:p>
+        </w:tc>
+        <w:tc>
+          <w:tcPr>
+            <w:tcW w:type="dxa" w:w="1053"/>
+          </w:tcPr>
+          <w:p>
+            <w:pPr>
+              <w:pStyle w:val="Compact"/>
+              <w:spacing w:line="240" w:lineRule="auto" w:after="20"/>
+              <w:jc w:val="right"/>
+            </w:pPr>
+            <w:r>
+              <w:rPr>
+                <w:sz w:val="20"/>
+              </w:rPr>
+              <w:t xml:space="preserve">0.945</w:t>
+            </w:r>
+          </w:p>
+        </w:tc>
+        <w:tc>
+          <w:tcPr>
+            <w:tcW w:type="dxa" w:w="972"/>
+          </w:tcPr>
+          <w:p>
+            <w:pPr>
+              <w:pStyle w:val="Compact"/>
+              <w:spacing w:line="240" w:lineRule="auto" w:after="20"/>
+              <w:jc w:val="right"/>
+            </w:pPr>
+            <w:r>
+              <w:rPr>
+                <w:sz w:val="20"/>
+              </w:rPr>
+              <w:t xml:space="preserve">43.7 %</w:t>
+            </w:r>
+          </w:p>
+        </w:tc>
+      </w:tr>
+      <w:tr>
+        <w:trPr>
+          <w:cantSplit/>
+        </w:trPr>
+        <w:tc>
+          <w:tcPr>
+            <w:tcW w:type="dxa" w:w="1944"/>
+          </w:tcPr>
+          <w:p>
+            <w:pPr>
+              <w:pStyle w:val="Compact"/>
+              <w:spacing w:line="240" w:lineRule="auto" w:after="20"/>
+            </w:pPr>
+            <w:r>
+              <w:rPr>
+                <w:sz w:val="20"/>
+              </w:rPr>
+              <w:t xml:space="preserve">Montiferru 2021 (Italy)</w:t>
+            </w:r>
+          </w:p>
+        </w:tc>
+        <w:tc>
+          <w:tcPr>
+            <w:tcW w:type="dxa" w:w="1701"/>
+          </w:tcPr>
+          <w:p>
+            <w:pPr>
+              <w:pStyle w:val="Compact"/>
+              <w:spacing w:line="240" w:lineRule="auto" w:after="20"/>
+            </w:pPr>
+            <w:r>
+              <w:rPr>
+                <w:sz w:val="20"/>
+              </w:rPr>
+              <w:t xml:space="preserve">25 May to 23 Jul 2021</w:t>
+            </w:r>
+          </w:p>
+        </w:tc>
+        <w:tc>
+          <w:tcPr>
+            <w:tcW w:type="dxa" w:w="1701"/>
+          </w:tcPr>
+          <w:p>
+            <w:pPr>
+              <w:pStyle w:val="Compact"/>
+              <w:spacing w:line="240" w:lineRule="auto" w:after="20"/>
+            </w:pPr>
+            <w:r>
+              <w:rPr>
+                <w:sz w:val="20"/>
+              </w:rPr>
+              <w:t xml:space="preserve">24 Jul to 31 Aug 2021</w:t>
+            </w:r>
+          </w:p>
+        </w:tc>
+        <w:tc>
+          <w:tcPr>
+            <w:tcW w:type="dxa" w:w="405"/>
+          </w:tcPr>
+          <w:p>
+            <w:pPr>
+              <w:pStyle w:val="Compact"/>
+              <w:spacing w:line="240" w:lineRule="auto" w:after="20"/>
+              <w:jc w:val="right"/>
+            </w:pPr>
+            <w:r>
+              <w:rPr>
+                <w:sz w:val="20"/>
+              </w:rPr>
+              <w:t xml:space="preserve">2544</w:t>
+            </w:r>
+          </w:p>
+        </w:tc>
+        <w:tc>
+          <w:tcPr>
+            <w:tcW w:type="dxa" w:w="486"/>
+          </w:tcPr>
+          <w:p>
+            <w:pPr>
+              <w:pStyle w:val="Compact"/>
+              <w:spacing w:line="240" w:lineRule="auto" w:after="20"/>
+              <w:jc w:val="right"/>
+            </w:pPr>
+            <w:r>
+              <w:rPr>
+                <w:sz w:val="20"/>
+              </w:rPr>
+              <w:t xml:space="preserve">539</w:t>
+            </w:r>
+          </w:p>
+        </w:tc>
+        <w:tc>
+          <w:tcPr>
+            <w:tcW w:type="dxa" w:w="810"/>
+          </w:tcPr>
+          <w:p>
+            <w:pPr>
+              <w:pStyle w:val="Compact"/>
+              <w:spacing w:line="240" w:lineRule="auto" w:after="20"/>
+              <w:jc w:val="right"/>
+            </w:pPr>
+            <w:r>
+              <w:rPr>
+                <w:sz w:val="20"/>
+              </w:rPr>
+              <w:t xml:space="preserve">0.212</w:t>
+            </w:r>
+          </w:p>
+        </w:tc>
+        <w:tc>
+          <w:tcPr>
+            <w:tcW w:type="dxa" w:w="1053"/>
+          </w:tcPr>
+          <w:p>
+            <w:pPr>
+              <w:pStyle w:val="Compact"/>
+              <w:spacing w:line="240" w:lineRule="auto" w:after="20"/>
+              <w:jc w:val="right"/>
+            </w:pPr>
+            <w:r>
+              <w:rPr>
+                <w:sz w:val="20"/>
+              </w:rPr>
+              <w:t xml:space="preserve">0.723</w:t>
+            </w:r>
+          </w:p>
+        </w:tc>
+        <w:tc>
+          <w:tcPr>
+            <w:tcW w:type="dxa" w:w="972"/>
+          </w:tcPr>
+          <w:p>
+            <w:pPr>
+              <w:pStyle w:val="Compact"/>
+              <w:spacing w:line="240" w:lineRule="auto" w:after="20"/>
+              <w:jc w:val="right"/>
+            </w:pPr>
+            <w:r>
+              <w:rPr>
+                <w:sz w:val="20"/>
+              </w:rPr>
+              <w:t xml:space="preserve">2.1 %</w:t>
+            </w:r>
+          </w:p>
+        </w:tc>
+      </w:tr>
+    </w:tbl>
+    <w:p>
+      <w:pPr>
+        <w:pStyle w:val="BodyText"/>
+      </w:pPr>
+      <w:r>
+        <w:t xml:space="preserve">Natural-vegetation (primary) population on the ~500 m grid. Both window ends are included, and the predictor window ends the day before the label window starts. Prevalence is the burned share of the modelled cells. Gate fraction is the share of burned cells dominated by natural vegetation (</w:t>
+      </w:r>
+      <w:hyperlink w:anchor="sec_2_3">
+        <w:r>
+          <w:rPr>
+            <w:rStyle w:val="Hyperlink"/>
+          </w:rPr>
+          <w:t xml:space="preserve">Section 2.3</w:t>
+        </w:r>
+      </w:hyperlink>
+      <w:r>
+        <w:t xml:space="preserve">). Beyond 10 km is the share of modelled cells more than 10 km from any burned cell (</w:t>
+      </w:r>
+      <w:hyperlink w:anchor="sec_2_12">
+        <w:r>
+          <w:rPr>
+            <w:rStyle w:val="Hyperlink"/>
+          </w:rPr>
+          <w:t xml:space="preserve">Section 2.12</w:t>
+        </w:r>
+      </w:hyperlink>
+      <w:r>
+        <w:t xml:space="preserve">). Bounding boxes and baseline years are given in Table S19.</w:t>
+      </w:r>
+    </w:p>
+    <w:p>
+      <w:pPr>
+        <w:pStyle w:val="BodyText"/>
+      </w:pPr>
+      <w:r>
+        <w:t xml:space="preserve">The Manavgat fire burned 58,798 ha, 64 % of it in pure Turkish pine (</w:t>
+      </w:r>
+      <w:r>
+        <w:rPr>
+          <w:i/>
+          <w:iCs/>
+        </w:rPr>
+        <w:t xml:space="preserve">Pinus brutia</w:t>
+      </w:r>
+      <w:r>
+        <w:t xml:space="preserve">) stands. The</w:t>
+      </w:r>
+      <w:r>
+        <w:t xml:space="preserve"> </w:t>
+      </w:r>
+      <w:r>
+        <w:t xml:space="preserve">Muğla study area contains all or part of several fires of the same weeks, among them those near Milas</w:t>
+      </w:r>
+      <w:r>
+        <w:t xml:space="preserve"> </w:t>
+      </w:r>
+      <w:r>
+        <w:t xml:space="preserve">(17,164 ha), Marmaris (12,158 ha) and Köyceğiz–Dalaman (11,074 ha), each burning mainly Turkish pine</w:t>
+      </w:r>
+      <w:r>
+        <w:t xml:space="preserve"> </w:t>
+      </w:r>
+      <w:r>
+        <w:t xml:space="preserve">(Eker et al. 2024)</w:t>
+      </w:r>
+      <w:r>
+        <w:t xml:space="preserve">. The North Evia fire burned 51,245 ha of pine and oak forest and of rural and urban land</w:t>
+      </w:r>
+      <w:r>
+        <w:t xml:space="preserve"> </w:t>
+      </w:r>
+      <w:r>
+        <w:t xml:space="preserve">(Almeida et al. 2023)</w:t>
+      </w:r>
+      <w:r>
+        <w:t xml:space="preserve">. The Bejís fire burned 18,058 ha of Aleppo pine (</w:t>
+      </w:r>
+      <w:r>
+        <w:rPr>
+          <w:i/>
+          <w:iCs/>
+        </w:rPr>
+        <w:t xml:space="preserve">Pinus halepensis</w:t>
+      </w:r>
+      <w:r>
+        <w:t xml:space="preserve">) forest, holm oak</w:t>
+      </w:r>
+      <w:r>
+        <w:t xml:space="preserve"> </w:t>
+      </w:r>
+      <w:r>
+        <w:t xml:space="preserve">(</w:t>
+      </w:r>
+      <w:r>
+        <w:rPr>
+          <w:i/>
+          <w:iCs/>
+        </w:rPr>
+        <w:t xml:space="preserve">Quercus ilex</w:t>
+      </w:r>
+      <w:r>
+        <w:t xml:space="preserve">) woodland and shrubland</w:t>
+      </w:r>
+      <w:r>
+        <w:t xml:space="preserve"> </w:t>
+      </w:r>
+      <w:r>
+        <w:t xml:space="preserve">(Fernández-Guisuraga and Calvo 2023)</w:t>
+      </w:r>
+      <w:r>
+        <w:t xml:space="preserve">. The Montiferru fire burned about</w:t>
+      </w:r>
+      <w:r>
+        <w:t xml:space="preserve"> </w:t>
+      </w:r>
+      <w:r>
+        <w:t xml:space="preserve">13,200 ha, mostly herbaceous vegetation (39.5 %) and low shrubs (24.2 %); holm oak woodland is the main</w:t>
+      </w:r>
+      <w:r>
+        <w:t xml:space="preserve"> </w:t>
+      </w:r>
+      <w:r>
+        <w:t xml:space="preserve">forest type there</w:t>
+      </w:r>
+      <w:r>
+        <w:t xml:space="preserve"> </w:t>
+      </w:r>
+      <w:r>
+        <w:t xml:space="preserve">(Almeida et al. 2023)</w:t>
+      </w:r>
+      <w:r>
+        <w:t xml:space="preserve">.</w:t>
+      </w:r>
+    </w:p>
+    <w:p>
+      <w:pPr>
+        <w:pStyle w:val="BodyText"/>
+      </w:pPr>
+      <w:r>
+        <w:t xml:space="preserve">We did not fix all rectangles before any outcome was seen. Only the Montiferru rectangle follows a</w:t>
+      </w:r>
+      <w:r>
+        <w:t xml:space="preserve"> </w:t>
+      </w:r>
+      <w:r>
+        <w:t xml:space="preserve">stated rule, and we extended the North Evia rectangle after the first one showed a very high burned</w:t>
+      </w:r>
+      <w:r>
+        <w:t xml:space="preserve"> </w:t>
+      </w:r>
+      <w:r>
+        <w:t xml:space="preserve">fraction (Section S3.3, Table S19). We kept the first Evia rectangle as a sensitivity analysis</w:t>
+      </w:r>
+      <w:r>
+        <w:t xml:space="preserve"> </w:t>
+      </w:r>
+      <w:r>
+        <w:t xml:space="preserve">(Section S1.1). A sixth region, Kozan 2023, was a negative control for the gate of</w:t>
+      </w:r>
+      <w:r>
+        <w:t xml:space="preserve"> </w:t>
+      </w:r>
+      <w:hyperlink w:anchor="sec_2_3">
+        <w:r>
+          <w:rPr>
+            <w:rStyle w:val="Hyperlink"/>
+          </w:rPr>
+          <w:t xml:space="preserve">Section 2.3</w:t>
+        </w:r>
+      </w:hyperlink>
+      <w:r>
+        <w:t xml:space="preserve">, which</w:t>
+      </w:r>
+      <w:r>
+        <w:t xml:space="preserve"> </w:t>
+      </w:r>
+      <w:r>
+        <w:t xml:space="preserve">excluded it.</w:t>
+      </w:r>
+    </w:p>
+    <w:p>
+      <w:pPr>
+        <w:pStyle w:val="BodyText"/>
+      </w:pPr>
+      <w:r>
+        <w:t xml:space="preserve">Each region has two windows that do not overlap. The</w:t>
+      </w:r>
+      <w:r>
+        <w:t xml:space="preserve"> </w:t>
+      </w:r>
+      <w:r>
+        <w:rPr>
+          <w:i/>
+          <w:iCs/>
+        </w:rPr>
+        <w:t xml:space="preserve">predictor window</w:t>
+      </w:r>
+      <w:r>
+        <w:t xml:space="preserve"> </w:t>
+      </w:r>
+      <w:r>
+        <w:t xml:space="preserve">ends the day before the</w:t>
+      </w:r>
+      <w:r>
+        <w:t xml:space="preserve"> </w:t>
+      </w:r>
+      <w:r>
+        <w:rPr>
+          <w:i/>
+          <w:iCs/>
+        </w:rPr>
         <w:t xml:space="preserve">label window</w:t>
       </w:r>
       <w:r>
@@ -1368,14 +2528,25 @@
         <w:t xml:space="preserve"> </w:t>
       </w:r>
       <w:r>
-        <w:t xml:space="preserve">Predictor windows were 57 to 61 days long and label windows 35 to 59 days. Four earlier years of</w:t>
-      </w:r>
-      <w:r>
-        <w:t xml:space="preserve"> </w:t>
-      </w:r>
-      <w:r>
-        <w:t xml:space="preserve">composites from the same calendar window served as the baseline for the anomaly channels. Fig. 2</w:t>
-      </w:r>
+        <w:t xml:space="preserve">Predictor windows were 57 to 61 days long and label windows 35 to 59 days. The baseline for the</w:t>
+      </w:r>
+      <w:r>
+        <w:t xml:space="preserve"> </w:t>
+      </w:r>
+      <w:r>
+        <w:t xml:space="preserve">anomaly channels was the composites of the same calendar window in four earlier years.</w:t>
+      </w:r>
+      <w:r>
+        <w:t xml:space="preserve"> </w:t>
+      </w:r>
+      <w:hyperlink w:anchor="fig_2">
+        <w:r>
+          <w:rPr>
+            <w:rStyle w:val="Hyperlink"/>
+          </w:rPr>
+          <w:t xml:space="preserve">Fig. 2</w:t>
+        </w:r>
+      </w:hyperlink>
       <w:r>
         <w:t xml:space="preserve"> </w:t>
       </w:r>
@@ -1383,6 +2554,7 @@
         <w:t xml:space="preserve">shows the processing chain.</w:t>
       </w:r>
     </w:p>
+    <w:bookmarkStart w:id="31" w:name="fig_2"/>
     <w:p>
       <w:pPr>
         <w:pStyle w:val="CaptionedFigure"/>
@@ -1390,20 +2562,20 @@
       <w:r>
         <w:drawing>
           <wp:inline>
-            <wp:extent cx="5753100" cy="2877831"/>
+            <wp:extent cx="5753100" cy="1965451"/>
             <wp:effectExtent b="0" l="0" r="0" t="0"/>
-            <wp:docPr descr="Fig. 2 Processing chain and evaluation design. Each box names the Methods section that describes it. Five source products (MCD64A1, Landsat Collection 2 Level-2, MOD11A1, Copernicus DEM GLO-30 and European Space Agency (ESA) WorldCover) are combined on the \sim510 m analysis grid. Regions that pass the admissibility gate are used in the natural-vegetation population. Kozan 2023 fails the gate (98% of its burned area is cropland) and is not modelled. Two evaluations are made: within-region cross-validation and cross-region transfer in 20 directions, with and without label-free adaptation. Both are combined in the transfer-gap decomposition (§2.10). Leakage control, seed 42 and the spatial-block bootstrap (§2.13) apply throughout." title="" id="27" name="Picture"/>
+            <wp:docPr descr="Fig. 2 Processing chain and evaluation design. Five source products are combined on the \sim510 m analysis grid, and only regions that pass the burned-landcover gate are modelled; Kozan 2023 fails it, because 98% of its burned area is cropland. The baseline and thermal predictor sets are evaluated within regions by spatially blocked cross-validation and across regions in 20 directions, without and with label-free adaptation, and the scores are computed on the whole region, on scar frames and on distance collars. The small grey numbers give the Methods section. Leakage control, seed 42 and the spatial-block bootstrap (Section 2.13) apply throughout." title="" id="29" name="Picture"/>
             <a:graphic>
               <a:graphicData uri="http://schemas.openxmlformats.org/drawingml/2006/picture">
                 <pic:pic>
                   <pic:nvPicPr>
-                    <pic:cNvPr descr="C:/Users/CORSAIR/projects/ThermalTwin/thermal-twin-main/paper/submission_fire_ecology/_embed/Fig2.png" id="28" name="Picture"/>
+                    <pic:cNvPr descr="C:/Users/CORSAIR/projects/ThermalTwin/thermal-twin-main/paper/submission_fire_ecology/_embed/Fig2.png" id="30" name="Picture"/>
                     <pic:cNvPicPr>
                       <a:picLocks noChangeArrowheads="1" noChangeAspect="1"/>
                     </pic:cNvPicPr>
                   </pic:nvPicPr>
                   <pic:blipFill>
-                    <a:blip r:embed="rId26"/>
+                    <a:blip r:embed="rId28"/>
                     <a:stretch>
                       <a:fillRect/>
                     </a:stretch>
@@ -1411,7 +2583,7 @@
                   <pic:spPr bwMode="auto">
                     <a:xfrm>
                       <a:off x="0" y="0"/>
-                      <a:ext cx="5753100" cy="2877831"/>
+                      <a:ext cx="5753100" cy="1965451"/>
                     </a:xfrm>
                     <a:prstGeom prst="rect">
                       <a:avLst/>
@@ -1445,7 +2617,7 @@
         <w:t xml:space="preserve"> </w:t>
       </w:r>
       <w:r>
-        <w:t xml:space="preserve">Each box names the Methods section that describes it. Five source products (MCD64A1, Landsat Collection 2 Level-2, MOD11A1, Copernicus DEM GLO-30 and European Space Agency (ESA) WorldCover) are combined on the</w:t>
+        <w:t xml:space="preserve">Five source products are combined on the</w:t>
       </w:r>
       <w:r>
         <w:t xml:space="preserve"> </w:t>
@@ -1459,11 +2631,23 @@
         </m:r>
       </m:oMath>
       <w:r>
-        <w:t xml:space="preserve">510 m analysis grid. Regions that pass the admissibility gate are used in the natural-vegetation population. Kozan 2023 fails the gate (98% of its burned area is cropland) and is not modelled. Two evaluations are made: within-region cross-validation and cross-region transfer in 20 directions, with and without label-free adaptation. Both are combined in the transfer-gap decomposition (§2.10). Leakage control, seed 42 and the spatial-block bootstrap (§2.13) apply throughout.</w:t>
-      </w:r>
-    </w:p>
-    <w:bookmarkEnd w:id="29"/>
-    <w:bookmarkStart w:id="30" w:name="Xcc92d46017428efca605b7a585437f9896a0ad0"/>
+        <w:t xml:space="preserve">510 m analysis grid, and only regions that pass the burned-landcover gate are modelled; Kozan 2023 fails it, because 98% of its burned area is cropland. The baseline and thermal predictor sets are evaluated within regions by spatially blocked cross-validation and across regions in 20 directions, without and with label-free adaptation, and the scores are computed on the whole region, on scar frames and on distance collars. The small grey numbers give the Methods section. Leakage control, seed 42 and the spatial-block bootstrap (</w:t>
+      </w:r>
+      <w:hyperlink w:anchor="sec_2_13">
+        <w:r>
+          <w:rPr>
+            <w:rStyle w:val="Hyperlink"/>
+          </w:rPr>
+          <w:t xml:space="preserve">Section 2.13</w:t>
+        </w:r>
+      </w:hyperlink>
+      <w:r>
+        <w:t xml:space="preserve">) apply throughout.</w:t>
+      </w:r>
+    </w:p>
+    <w:bookmarkEnd w:id="31"/>
+    <w:bookmarkEnd w:id="32"/>
+    <w:bookmarkStart w:id="33" w:name="sec_2_2"/>
     <w:p>
       <w:pPr>
         <w:pStyle w:val="Heading2"/>
@@ -1573,7 +2757,24 @@
         <w:t xml:space="preserve"> </w:t>
       </w:r>
       <w:r>
-        <w:t xml:space="preserve">of Section 2.5 removes water cells.</w:t>
+        <w:t xml:space="preserve">of</w:t>
+      </w:r>
+      <w:r>
+        <w:t xml:space="preserve"> </w:t>
+      </w:r>
+      <w:hyperlink w:anchor="sec_2_5">
+        <w:r>
+          <w:rPr>
+            <w:rStyle w:val="Hyperlink"/>
+          </w:rPr>
+          <w:t xml:space="preserve">Section 2.5</w:t>
+        </w:r>
+      </w:hyperlink>
+      <w:r>
+        <w:t xml:space="preserve"> </w:t>
+      </w:r>
+      <w:r>
+        <w:t xml:space="preserve">removes water cells.</w:t>
       </w:r>
     </w:p>
     <w:p>
@@ -1597,7 +2798,37 @@
         <w:t xml:space="preserve"> </w:t>
       </w:r>
       <w:r>
-        <w:t xml:space="preserve">Evia (16) and Montiferru (61); Manavgat had no burning in that window. In Bejís this removal was not</w:t>
+        <w:t xml:space="preserve">Evia (16) and Montiferru (61); Manavgat had no burning in that window. Reports place the start of the</w:t>
+      </w:r>
+      <w:r>
+        <w:t xml:space="preserve"> </w:t>
+      </w:r>
+      <w:r>
+        <w:t xml:space="preserve">Montiferru fire in the late afternoon of 23 July</w:t>
+      </w:r>
+      <w:r>
+        <w:t xml:space="preserve"> </w:t>
+      </w:r>
+      <w:r>
+        <w:t xml:space="preserve">(Almeida et al. 2023)</w:t>
+      </w:r>
+      <w:r>
+        <w:t xml:space="preserve"> </w:t>
+      </w:r>
+      <w:r>
+        <w:t xml:space="preserve">or on 24 July; Landsat 8 and Terra</w:t>
+      </w:r>
+      <w:r>
+        <w:t xml:space="preserve"> </w:t>
+      </w:r>
+      <w:r>
+        <w:t xml:space="preserve">pass over in the morning, so no predictor observation shows the fire, and any cell that MCD64A1 dates</w:t>
+      </w:r>
+      <w:r>
+        <w:t xml:space="preserve"> </w:t>
+      </w:r>
+      <w:r>
+        <w:t xml:space="preserve">to 23 July is among the 61 removed. In Bejís this removal was not</w:t>
       </w:r>
       <w:r>
         <w:t xml:space="preserve"> </w:t>
@@ -1666,8 +2897,8 @@
         <w:t xml:space="preserve">before this correction; the correction and its control run are described in Section S3.1.2.</w:t>
       </w:r>
     </w:p>
-    <w:bookmarkEnd w:id="30"/>
-    <w:bookmarkStart w:id="31" w:name="burned-landcover-admissibility-gate"/>
+    <w:bookmarkEnd w:id="33"/>
+    <w:bookmarkStart w:id="34" w:name="sec_2_3"/>
     <w:p>
       <w:pPr>
         <w:pStyle w:val="Heading2"/>
@@ -1711,8 +2942,8 @@
         <w:t xml:space="preserve">cropland control if the cropland fraction was at least 0.50 (Section S3.1).</w:t>
       </w:r>
     </w:p>
-    <w:bookmarkEnd w:id="31"/>
-    <w:bookmarkStart w:id="32" w:name="predictor-variables"/>
+    <w:bookmarkEnd w:id="34"/>
+    <w:bookmarkStart w:id="35" w:name="sec_2_4"/>
     <w:p>
       <w:pPr>
         <w:pStyle w:val="Heading2"/>
@@ -1733,8 +2964,8 @@
       </w:r>
       <w:r>
         <w:rPr>
-          <w:b/>
-          <w:bCs/>
+          <w:i/>
+          <w:iCs/>
         </w:rPr>
         <w:t xml:space="preserve">baseline</w:t>
       </w:r>
@@ -1794,8 +3025,8 @@
       </w:r>
       <w:r>
         <w:rPr>
-          <w:b/>
-          <w:bCs/>
+          <w:i/>
+          <w:iCs/>
         </w:rPr>
         <w:t xml:space="preserve">thermal</w:t>
       </w:r>
@@ -1886,17 +3117,74 @@
         <w:pStyle w:val="BodyText"/>
       </w:pPr>
       <w:r>
-        <w:rPr>
-          <w:b/>
-          <w:bCs/>
-        </w:rPr>
-        <w:t xml:space="preserve">The six thermal channels carry about two signals.</w:t>
-      </w:r>
-      <w:r>
-        <w:t xml:space="preserve"> </w:t>
-      </w:r>
-      <w:r>
-        <w:t xml:space="preserve">Current, fused and downscaled LST are</w:t>
+        <w:t xml:space="preserve">To test whether normalised channels transfer better (</w:t>
+      </w:r>
+      <w:hyperlink w:anchor="sec_1_4">
+        <w:r>
+          <w:rPr>
+            <w:rStyle w:val="Hyperlink"/>
+          </w:rPr>
+          <w:t xml:space="preserve">Section 1.4</w:t>
+        </w:r>
+      </w:hyperlink>
+      <w:r>
+        <w:t xml:space="preserve">), we also fitted the baseline with</w:t>
+      </w:r>
+      <w:r>
+        <w:t xml:space="preserve"> </w:t>
+      </w:r>
+      <w:r>
+        <w:t xml:space="preserve">only the two anomaly channels, which are normalised against each region’s own baseline years, and with</w:t>
+      </w:r>
+      <w:r>
+        <w:t xml:space="preserve"> </w:t>
+      </w:r>
+      <w:r>
+        <w:t xml:space="preserve">only the four channels of absolute surface state: current LST, current TVDI, downscaled LST and fused</w:t>
+      </w:r>
+      <w:r>
+        <w:t xml:space="preserve"> </w:t>
+      </w:r>
+      <w:r>
+        <w:t xml:space="preserve">LST (Section S1.6). The current TVDI is normalised within each scene but not against the baseline, so</w:t>
+      </w:r>
+      <w:r>
+        <w:t xml:space="preserve"> </w:t>
+      </w:r>
+      <w:r>
+        <w:t xml:space="preserve">it belongs to the second set. As a descriptive weather reference, we compared the regional mean LST</w:t>
+      </w:r>
+      <w:r>
+        <w:t xml:space="preserve"> </w:t>
+      </w:r>
+      <w:r>
+        <w:t xml:space="preserve">anomaly and TVDI difference with the ERA5-Land</w:t>
+      </w:r>
+      <w:r>
+        <w:t xml:space="preserve"> </w:t>
+      </w:r>
+      <w:r>
+        <w:t xml:space="preserve">(Muñoz-Sabater et al. 2021)</w:t>
+      </w:r>
+      <w:r>
+        <w:t xml:space="preserve"> </w:t>
+      </w:r>
+      <w:r>
+        <w:t xml:space="preserve">anomalies of air temperature and</w:t>
+      </w:r>
+      <w:r>
+        <w:t xml:space="preserve"> </w:t>
+      </w:r>
+      <w:r>
+        <w:t xml:space="preserve">relative humidity in the predictor window (Section S1.23).</w:t>
+      </w:r>
+    </w:p>
+    <w:p>
+      <w:pPr>
+        <w:pStyle w:val="BodyText"/>
+      </w:pPr>
+      <w:r>
+        <w:t xml:space="preserve">The six thermal channels carry about two signals. Current, fused and downscaled LST are</w:t>
       </w:r>
       <w:r>
         <w:t xml:space="preserve"> </w:t>
@@ -1962,8 +3250,8 @@
         <w:t xml:space="preserve">no conclusion changed (Section S1.23).</w:t>
       </w:r>
     </w:p>
-    <w:bookmarkEnd w:id="32"/>
-    <w:bookmarkStart w:id="33" w:name="Xcd627174e40b9796b647a00c1e510f4d83b1a1e"/>
+    <w:bookmarkEnd w:id="35"/>
+    <w:bookmarkStart w:id="36" w:name="sec_2_5"/>
     <w:p>
       <w:pPr>
         <w:pStyle w:val="Heading2"/>
@@ -1996,8 +3284,8 @@
       </w:r>
       <w:r>
         <w:rPr>
-          <w:b/>
-          <w:bCs/>
+          <w:i/>
+          <w:iCs/>
         </w:rPr>
         <w:t xml:space="preserve">primary</w:t>
       </w:r>
@@ -2023,7 +3311,18 @@
         <w:t xml:space="preserve"> </w:t>
       </w:r>
       <w:r>
-        <w:t xml:space="preserve">region. We filled these values inside the model pipeline (Section 2.6), and missingness was not</w:t>
+        <w:t xml:space="preserve">region. We filled these values inside the model pipeline (</w:t>
+      </w:r>
+      <w:hyperlink w:anchor="sec_2_6">
+        <w:r>
+          <w:rPr>
+            <w:rStyle w:val="Hyperlink"/>
+          </w:rPr>
+          <w:t xml:space="preserve">Section 2.6</w:t>
+        </w:r>
+      </w:hyperlink>
+      <w:r>
+        <w:t xml:space="preserve">), and missingness was not</w:t>
       </w:r>
       <w:r>
         <w:t xml:space="preserve"> </w:t>
@@ -2036,8 +3335,8 @@
       </w:r>
       <w:r>
         <w:rPr>
-          <w:b/>
-          <w:bCs/>
+          <w:i/>
+          <w:iCs/>
         </w:rPr>
         <w:t xml:space="preserve">secondary</w:t>
       </w:r>
@@ -2054,8 +3353,8 @@
         <w:t xml:space="preserve">of all valid cells only as a within-region sensitivity analysis in two regions (Section S1.17).</w:t>
       </w:r>
     </w:p>
-    <w:bookmarkEnd w:id="33"/>
-    <w:bookmarkStart w:id="34" w:name="classifier"/>
+    <w:bookmarkEnd w:id="36"/>
+    <w:bookmarkStart w:id="37" w:name="sec_2_6"/>
     <w:p>
       <w:pPr>
         <w:pStyle w:val="Heading2"/>
@@ -2069,7 +3368,7 @@
         <w:pStyle w:val="FirstParagraph"/>
       </w:pPr>
       <w:r>
-        <w:t xml:space="preserve">The thermal set contains the baseline set (Section 2.4). We one-hot encoded land cover and replaced</w:t>
+        <w:t xml:space="preserve">We one-hot encoded land cover and replaced</w:t>
       </w:r>
       <w:r>
         <w:t xml:space="preserve"> </w:t>
@@ -2087,7 +3386,24 @@
         <w:t xml:space="preserve"> </w:t>
       </w:r>
       <w:r>
-        <w:t xml:space="preserve">were used in fitting; the adapted models of Section 2.9 are the only exception. The classifier is a</w:t>
+        <w:t xml:space="preserve">were used in fitting; the adapted models of</w:t>
+      </w:r>
+      <w:r>
+        <w:t xml:space="preserve"> </w:t>
+      </w:r>
+      <w:hyperlink w:anchor="sec_2_9">
+        <w:r>
+          <w:rPr>
+            <w:rStyle w:val="Hyperlink"/>
+          </w:rPr>
+          <w:t xml:space="preserve">Section 2.9</w:t>
+        </w:r>
+      </w:hyperlink>
+      <w:r>
+        <w:t xml:space="preserve"> </w:t>
+      </w:r>
+      <w:r>
+        <w:t xml:space="preserve">are the only exception. The classifier is a</w:t>
       </w:r>
       <w:r>
         <w:t xml:space="preserve"> </w:t>
@@ -2144,8 +3460,8 @@
         <w:t xml:space="preserve">same settings in every analysis.</w:t>
       </w:r>
     </w:p>
-    <w:bookmarkEnd w:id="34"/>
-    <w:bookmarkStart w:id="35" w:name="X785b6d2d3cf248a9e68f1dbafb66b89e91ecc74"/>
+    <w:bookmarkEnd w:id="37"/>
+    <w:bookmarkStart w:id="40" w:name="sec_2_7"/>
     <w:p>
       <w:pPr>
         <w:pStyle w:val="Heading2"/>
@@ -2235,6 +3551,7 @@
         <w:t xml:space="preserve">to the block</w:t>
       </w:r>
     </w:p>
+    <w:bookmarkStart w:id="38" w:name="eq_1"/>
     <w:p>
       <w:pPr>
         <w:pStyle w:val="BodyText"/>
@@ -2389,6 +3706,7 @@
         </m:oMath>
       </m:oMathPara>
     </w:p>
+    <w:bookmarkEnd w:id="38"/>
     <w:p>
       <w:pPr>
         <w:pStyle w:val="FirstParagraph"/>
@@ -2534,6 +3852,7 @@
         <w:t xml:space="preserve">the predicted score,</w:t>
       </w:r>
     </w:p>
+    <w:bookmarkStart w:id="39" w:name="eq_2"/>
     <w:p>
       <w:pPr>
         <w:pStyle w:val="BodyText"/>
@@ -2899,6 +4218,7 @@
         </m:oMath>
       </m:oMathPara>
     </w:p>
+    <w:bookmarkEnd w:id="39"/>
     <w:p>
       <w:pPr>
         <w:pStyle w:val="FirstParagraph"/>
@@ -2924,7 +4244,18 @@
         <w:t xml:space="preserve"> </w:t>
       </w:r>
       <w:r>
-        <w:t xml:space="preserve">can change when the frame changes, even when no score changes (Section 2.12). We also report</w:t>
+        <w:t xml:space="preserve">can change when the frame changes, even when no score changes (</w:t>
+      </w:r>
+      <w:hyperlink w:anchor="sec_2_12">
+        <w:r>
+          <w:rPr>
+            <w:rStyle w:val="Hyperlink"/>
+          </w:rPr>
+          <w:t xml:space="preserve">Section 2.12</w:t>
+        </w:r>
+      </w:hyperlink>
+      <w:r>
+        <w:t xml:space="preserve">). We also report</w:t>
       </w:r>
       <w:r>
         <w:t xml:space="preserve"> </w:t>
@@ -2984,8 +4315,8 @@
       </w:r>
       <w:r>
         <w:rPr>
-          <w:b/>
-          <w:bCs/>
+          <w:i/>
+          <w:iCs/>
         </w:rPr>
         <w:t xml:space="preserve">primary resampling unit</w:t>
       </w:r>
@@ -2993,13 +4324,25 @@
         <w:t xml:space="preserve"> </w:t>
       </w:r>
       <w:r>
-        <w:t xml:space="preserve">for direction-level intervals, and we compare five further units in</w:t>
-      </w:r>
-      <w:r>
-        <w:t xml:space="preserve"> </w:t>
-      </w:r>
-      <w:r>
-        <w:t xml:space="preserve">Section S1.22. Quantities with one value per scar or per target region get a Student</w:t>
+        <w:t xml:space="preserve">for direction-level intervals. We compare five further units in Section</w:t>
+      </w:r>
+      <w:r>
+        <w:t xml:space="preserve"> </w:t>
+      </w:r>
+      <w:r>
+        <w:t xml:space="preserve">S1.22: the naive bootstrap over directions, clustering by target region and by source region, a</w:t>
+      </w:r>
+      <w:r>
+        <w:t xml:space="preserve"> </w:t>
+      </w:r>
+      <w:r>
+        <w:t xml:space="preserve">pigeonhole bootstrap that resamples sources and targets independently, and a leave-one-region-out</w:t>
+      </w:r>
+      <w:r>
+        <w:t xml:space="preserve"> </w:t>
+      </w:r>
+      <w:r>
+        <w:t xml:space="preserve">jackknife. Quantities with one value per scar or per target region get a Student</w:t>
       </w:r>
       <w:r>
         <w:t xml:space="preserve"> </w:t>
@@ -3015,7 +4358,51 @@
         <w:t xml:space="preserve"> </w:t>
       </w:r>
       <w:r>
-        <w:t xml:space="preserve">interval.</w:t>
+        <w:t xml:space="preserve">interval, and a</w:t>
+      </w:r>
+      <w:r>
+        <w:t xml:space="preserve"> </w:t>
+      </w:r>
+      <w:r>
+        <w:t xml:space="preserve">change with one value per region pair gets a</w:t>
+      </w:r>
+      <w:r>
+        <w:t xml:space="preserve"> </w:t>
+      </w:r>
+      <w:r>
+        <w:rPr>
+          <w:i/>
+          <w:iCs/>
+        </w:rPr>
+        <w:t xml:space="preserve">pair-t</w:t>
+      </w:r>
+      <w:r>
+        <w:t xml:space="preserve"> </w:t>
+      </w:r>
+      <w:r>
+        <w:t xml:space="preserve">interval, a Student</w:t>
+      </w:r>
+      <w:r>
+        <w:t xml:space="preserve"> </w:t>
+      </w:r>
+      <w:r>
+        <w:rPr>
+          <w:i/>
+          <w:iCs/>
+        </w:rPr>
+        <w:t xml:space="preserve">t</w:t>
+      </w:r>
+      <w:r>
+        <w:t xml:space="preserve"> </w:t>
+      </w:r>
+      <w:r>
+        <w:t xml:space="preserve">interval over the ten</w:t>
+      </w:r>
+      <w:r>
+        <w:t xml:space="preserve"> </w:t>
+      </w:r>
+      <w:r>
+        <w:t xml:space="preserve">pairs.</w:t>
       </w:r>
       <w:r>
         <w:t xml:space="preserve"> </w:t>
@@ -3036,8 +4423,8 @@
         <w:t xml:space="preserve">the region-level estimates are the primary ones for the frame test.</w:t>
       </w:r>
     </w:p>
-    <w:bookmarkEnd w:id="35"/>
-    <w:bookmarkStart w:id="36" w:name="cross-region-transfer-protocol"/>
+    <w:bookmarkEnd w:id="40"/>
+    <w:bookmarkStart w:id="41" w:name="sec_2_8"/>
     <w:p>
       <w:pPr>
         <w:pStyle w:val="Heading2"/>
@@ -3057,36 +4444,152 @@
         <w:t xml:space="preserve"> </w:t>
       </w:r>
       <w:r>
-        <w:t xml:space="preserve">target region.</w:t>
+        <w:t xml:space="preserve">target region. We used no target label: there was no refitting, threshold selection or</w:t>
+      </w:r>
+      <w:r>
+        <w:t xml:space="preserve"> </w:t>
+      </w:r>
+      <w:r>
+        <w:t xml:space="preserve">calibration on the target. We transferred both feature sets, so the gain from the thermal block is a</w:t>
+      </w:r>
+      <w:r>
+        <w:t xml:space="preserve"> </w:t>
+      </w:r>
+      <w:r>
+        <w:t xml:space="preserve">paired difference within each direction, and we computed all twenty ordered directions.</w:t>
+      </w:r>
+    </w:p>
+    <w:p>
+      <w:pPr>
+        <w:pStyle w:val="BodyText"/>
+      </w:pPr>
+      <w:r>
+        <w:t xml:space="preserve">To ask whether the similarity of two regions predicts transfer, we used twenty similarity measures in</w:t>
+      </w:r>
+      <w:r>
+        <w:t xml:space="preserve"> </w:t>
+      </w:r>
+      <w:r>
+        <w:t xml:space="preserve">five families (Table S17; Section S3.2). The marginal family compares the predictor distributions:</w:t>
+      </w:r>
+      <w:r>
+        <w:t xml:space="preserve"> </w:t>
+      </w:r>
+      <w:r>
+        <w:t xml:space="preserve">dissimilarity in predictor space and the share of target cells inside the source’s area of</w:t>
+      </w:r>
+      <w:r>
+        <w:t xml:space="preserve"> </w:t>
+      </w:r>
+      <w:r>
+        <w:t xml:space="preserve">applicability</w:t>
+      </w:r>
+      <w:r>
+        <w:t xml:space="preserve"> </w:t>
+      </w:r>
+      <w:r>
+        <w:t xml:space="preserve">(Meyer and Pebesma 2021)</w:t>
+      </w:r>
+      <w:r>
+        <w:t xml:space="preserve">, climatic distance, and the accuracy of a domain classifier that separates</w:t>
+      </w:r>
+      <w:r>
+        <w:t xml:space="preserve"> </w:t>
+      </w:r>
+      <w:r>
+        <w:t xml:space="preserve">source from target cells. The other families are geographic distance, niche overlap of the burned</w:t>
+      </w:r>
+      <w:r>
+        <w:t xml:space="preserve"> </w:t>
+      </w:r>
+      <w:r>
+        <w:t xml:space="preserve">cells (Schoener’s</w:t>
       </w:r>
       <w:r>
         <w:t xml:space="preserve"> </w:t>
       </w:r>
       <w:r>
         <w:rPr>
-          <w:b/>
-          <w:bCs/>
+          <w:i/>
+          <w:iCs/>
         </w:rPr>
-        <w:t xml:space="preserve">We used no target label</w:t>
-      </w:r>
-      <w:r>
-        <w:t xml:space="preserve">: there was no refitting, threshold selection or</w:t>
-      </w:r>
-      <w:r>
-        <w:t xml:space="preserve"> </w:t>
-      </w:r>
-      <w:r>
-        <w:t xml:space="preserve">calibration on the target. We transferred both feature sets, so the gain from the thermal block is a</w:t>
-      </w:r>
-      <w:r>
-        <w:t xml:space="preserve"> </w:t>
-      </w:r>
-      <w:r>
-        <w:t xml:space="preserve">paired difference within each direction, and we computed all twenty ordered directions.</w:t>
-      </w:r>
-    </w:p>
-    <w:bookmarkEnd w:id="36"/>
-    <w:bookmarkStart w:id="37" w:name="label-free-domain-adaptation"/>
+        <w:t xml:space="preserve">D</w:t>
+      </w:r>
+      <w:r>
+        <w:t xml:space="preserve"> </w:t>
+      </w:r>
+      <w:r>
+        <w:t xml:space="preserve">and Warren’s</w:t>
+      </w:r>
+      <w:r>
+        <w:t xml:space="preserve"> </w:t>
+      </w:r>
+      <w:r>
+        <w:rPr>
+          <w:i/>
+          <w:iCs/>
+        </w:rPr>
+        <w:t xml:space="preserve">I</w:t>
+      </w:r>
+      <w:r>
+        <w:t xml:space="preserve"> </w:t>
+      </w:r>
+      <w:r>
+        <w:t xml:space="preserve">(Schoener 1968; Warren et al. 2008)</w:t>
+      </w:r>
+      <w:r>
+        <w:t xml:space="preserve">), the burned-patch regime, and the</w:t>
+      </w:r>
+      <w:r>
+        <w:t xml:space="preserve"> </w:t>
+      </w:r>
+      <w:r>
+        <w:t xml:space="preserve">agreement of the signed associations of</w:t>
+      </w:r>
+      <w:r>
+        <w:t xml:space="preserve"> </w:t>
+      </w:r>
+      <w:hyperlink w:anchor="sec_2_10">
+        <w:r>
+          <w:rPr>
+            <w:rStyle w:val="Hyperlink"/>
+          </w:rPr>
+          <w:t xml:space="preserve">Section 2.10</w:t>
+        </w:r>
+      </w:hyperlink>
+      <w:r>
+        <w:t xml:space="preserve"> </w:t>
+      </w:r>
+      <w:r>
+        <w:t xml:space="preserve">between the two regions. We rank-correlated each</w:t>
+      </w:r>
+      <w:r>
+        <w:t xml:space="preserve"> </w:t>
+      </w:r>
+      <w:r>
+        <w:t xml:space="preserve">measure with the raw thermal transfer AUC over the directions on which it is defined (Spearman’s ρ),</w:t>
+      </w:r>
+      <w:r>
+        <w:t xml:space="preserve"> </w:t>
+      </w:r>
+      <w:r>
+        <w:t xml:space="preserve">with one pair-cluster bootstrap for all measures (2000 replicates, seed 42) and a permutation test over</w:t>
+      </w:r>
+      <w:r>
+        <w:t xml:space="preserve"> </w:t>
+      </w:r>
+      <w:r>
+        <w:t xml:space="preserve">the 120 orderings of the five regions. Only the marginal measures and geographic distance can be</w:t>
+      </w:r>
+      <w:r>
+        <w:t xml:space="preserve"> </w:t>
+      </w:r>
+      <w:r>
+        <w:t xml:space="preserve">computed before a fire.</w:t>
+      </w:r>
+    </w:p>
+    <w:bookmarkEnd w:id="41"/>
+    <w:bookmarkStart w:id="42" w:name="sec_2_9"/>
     <w:p>
       <w:pPr>
         <w:pStyle w:val="Heading2"/>
@@ -3107,8 +4610,8 @@
       </w:r>
       <w:r>
         <w:rPr>
-          <w:b/>
-          <w:bCs/>
+          <w:i/>
+          <w:iCs/>
         </w:rPr>
         <w:t xml:space="preserve">Region-wise z-score</w:t>
       </w:r>
@@ -3123,22 +4626,22 @@
       </w:r>
       <w:r>
         <w:rPr>
-          <w:b/>
-          <w:bCs/>
+          <w:i/>
+          <w:iCs/>
         </w:rPr>
         <w:t xml:space="preserve">CORAL after region-wise</w:t>
       </w:r>
       <w:r>
         <w:rPr>
-          <w:b/>
-          <w:bCs/>
+          <w:i/>
+          <w:iCs/>
         </w:rPr>
         <w:t xml:space="preserve"> </w:t>
       </w:r>
       <w:r>
         <w:rPr>
-          <w:b/>
-          <w:bCs/>
+          <w:i/>
+          <w:iCs/>
         </w:rPr>
         <w:t xml:space="preserve">z-score</w:t>
       </w:r>
@@ -3176,8 +4679,8 @@
         <w:t xml:space="preserve">details in Section S3.8.</w:t>
       </w:r>
     </w:p>
-    <w:bookmarkEnd w:id="37"/>
-    <w:bookmarkStart w:id="38" w:name="Xd87d771640219ba40600ec3fb81f3aaf53cf849"/>
+    <w:bookmarkEnd w:id="42"/>
+    <w:bookmarkStart w:id="44" w:name="sec_2_10"/>
     <w:p>
       <w:pPr>
         <w:pStyle w:val="Heading2"/>
@@ -3307,6 +4810,7 @@
         <w:t xml:space="preserve">, all on the same target cells. We split the gap as</w:t>
       </w:r>
     </w:p>
+    <w:bookmarkStart w:id="43" w:name="eq_3"/>
     <w:p>
       <w:pPr>
         <w:pStyle w:val="BodyText"/>
@@ -3598,6 +5102,7 @@
         </m:oMath>
       </m:oMathPara>
     </w:p>
+    <w:bookmarkEnd w:id="43"/>
     <w:p>
       <w:pPr>
         <w:pStyle w:val="FirstParagraph"/>
@@ -3685,7 +5190,24 @@
         <w:t xml:space="preserve"> </w:t>
       </w:r>
       <w:r>
-        <w:t xml:space="preserve">paired bootstrap of Section 2.7 (Section S3.7).</w:t>
+        <w:t xml:space="preserve">paired bootstrap of</w:t>
+      </w:r>
+      <w:r>
+        <w:t xml:space="preserve"> </w:t>
+      </w:r>
+      <w:hyperlink w:anchor="sec_2_7">
+        <w:r>
+          <w:rPr>
+            <w:rStyle w:val="Hyperlink"/>
+          </w:rPr>
+          <w:t xml:space="preserve">Section 2.7</w:t>
+        </w:r>
+      </w:hyperlink>
+      <w:r>
+        <w:t xml:space="preserve"> </w:t>
+      </w:r>
+      <w:r>
+        <w:t xml:space="preserve">(Section S3.7).</w:t>
       </w:r>
     </w:p>
     <w:p>
@@ -3700,8 +5222,8 @@
       </w:r>
       <w:r>
         <w:rPr>
-          <w:b/>
-          <w:bCs/>
+          <w:i/>
+          <w:iCs/>
         </w:rPr>
         <w:t xml:space="preserve">signed univariate association</w:t>
       </w:r>
@@ -3730,29 +5252,19 @@
         <w:t xml:space="preserve"> </w:t>
       </w:r>
       <w:r>
-        <w:t xml:space="preserve">max(AUC, 1 − AUC). A value below 0.5 therefore shows a direction, not weakness. We call a reversal</w:t>
-      </w:r>
-      <w:r>
-        <w:t xml:space="preserve"> </w:t>
-      </w:r>
-      <w:r>
-        <w:t xml:space="preserve">between two regions supported only when the two values are on opposite sides of 0.5</w:t>
-      </w:r>
-      <w:r>
-        <w:t xml:space="preserve"> </w:t>
-      </w:r>
-      <w:r>
-        <w:rPr>
-          <w:b/>
-          <w:bCs/>
-        </w:rPr>
-        <w:t xml:space="preserve">and</w:t>
-      </w:r>
-      <w:r>
-        <w:t xml:space="preserve"> </w:t>
-      </w:r>
-      <w:r>
-        <w:t xml:space="preserve">each</w:t>
+        <w:t xml:space="preserve">max(AUC, 1 − AUC). A value below 0.5 therefore shows a direction: the predictor is lower on burned</w:t>
+      </w:r>
+      <w:r>
+        <w:t xml:space="preserve"> </w:t>
+      </w:r>
+      <w:r>
+        <w:t xml:space="preserve">cells. We call a reversal</w:t>
+      </w:r>
+      <w:r>
+        <w:t xml:space="preserve"> </w:t>
+      </w:r>
+      <w:r>
+        <w:t xml:space="preserve">between two regions supported only when the two values are on opposite sides of 0.5 and each</w:t>
       </w:r>
       <w:r>
         <w:t xml:space="preserve"> </w:t>
@@ -3779,8 +5291,8 @@
         <w:t xml:space="preserve">of a change in the predictor-burning relationship.</w:t>
       </w:r>
     </w:p>
-    <w:bookmarkEnd w:id="38"/>
-    <w:bookmarkStart w:id="39" w:name="interventions"/>
+    <w:bookmarkEnd w:id="44"/>
+    <w:bookmarkStart w:id="45" w:name="sec_2_11"/>
     <w:p>
       <w:pPr>
         <w:pStyle w:val="Heading2"/>
@@ -3882,8 +5394,8 @@
         <w:t xml:space="preserve">the two features were chosen from the same data, both results are post-selection estimates.</w:t>
       </w:r>
     </w:p>
-    <w:bookmarkEnd w:id="39"/>
-    <w:bookmarkStart w:id="40" w:name="Xfd989a21ac0161e368811493eaad5791392c395"/>
+    <w:bookmarkEnd w:id="45"/>
+    <w:bookmarkStart w:id="48" w:name="sec_2_12"/>
     <w:p>
       <w:pPr>
         <w:pStyle w:val="Heading2"/>
@@ -3982,8 +5494,8 @@
       </w:r>
       <w:r>
         <w:rPr>
-          <w:b/>
-          <w:bCs/>
+          <w:i/>
+          <w:iCs/>
         </w:rPr>
         <w:t xml:space="preserve">region-wide frame</w:t>
       </w:r>
@@ -4050,22 +5562,22 @@
       </w:r>
       <w:r>
         <w:rPr>
-          <w:b/>
-          <w:bCs/>
+          <w:i/>
+          <w:iCs/>
         </w:rPr>
         <w:t xml:space="preserve">scar</w:t>
       </w:r>
       <w:r>
         <w:rPr>
-          <w:b/>
-          <w:bCs/>
+          <w:i/>
+          <w:iCs/>
         </w:rPr>
         <w:t xml:space="preserve"> </w:t>
       </w:r>
       <w:r>
         <w:rPr>
-          <w:b/>
-          <w:bCs/>
+          <w:i/>
+          <w:iCs/>
         </w:rPr>
         <w:t xml:space="preserve">frame</w:t>
       </w:r>
@@ -4076,6 +5588,7 @@
         <w:t xml:space="preserve">is</w:t>
       </w:r>
     </w:p>
+    <w:bookmarkStart w:id="46" w:name="eq_4"/>
     <w:p>
       <w:pPr>
         <w:pStyle w:val="BodyText"/>
@@ -4300,6 +5813,7 @@
         </m:oMath>
       </m:oMathPara>
     </w:p>
+    <w:bookmarkEnd w:id="46"/>
     <w:p>
       <w:pPr>
         <w:pStyle w:val="FirstParagraph"/>
@@ -4340,7 +5854,18 @@
         <w:t xml:space="preserve"> </w:t>
       </w:r>
       <w:r>
-        <w:t xml:space="preserve">four evaluations (Section 3.3). A scores the out-of-fold predictions of 5-fold blocked</w:t>
+        <w:t xml:space="preserve">four evaluations (</w:t>
+      </w:r>
+      <w:hyperlink w:anchor="sec_3_3">
+        <w:r>
+          <w:rPr>
+            <w:rStyle w:val="Hyperlink"/>
+          </w:rPr>
+          <w:t xml:space="preserve">Section 3.3</w:t>
+        </w:r>
+      </w:hyperlink>
+      <w:r>
+        <w:t xml:space="preserve">). A scores the out-of-fold predictions of 5-fold blocked</w:t>
       </w:r>
       <w:r>
         <w:t xml:space="preserve"> </w:t>
@@ -4416,8 +5941,8 @@
       </w:r>
       <w:r>
         <w:rPr>
-          <w:b/>
-          <w:bCs/>
+          <w:i/>
+          <w:iCs/>
         </w:rPr>
         <w:t xml:space="preserve">leave-one-scar-out</w:t>
       </w:r>
@@ -4523,17 +6048,7 @@
         <w:pStyle w:val="BodyText"/>
       </w:pPr>
       <w:r>
-        <w:rPr>
-          <w:b/>
-          <w:bCs/>
-        </w:rPr>
-        <w:t xml:space="preserve">The two frames answer different questions.</w:t>
-      </w:r>
-      <w:r>
-        <w:t xml:space="preserve"> </w:t>
-      </w:r>
-      <w:r>
-        <w:t xml:space="preserve">The region-wide frame asks where in a landscape a</w:t>
+        <w:t xml:space="preserve">The two frames answer different questions. The region-wide frame asks where in a landscape a</w:t>
       </w:r>
       <w:r>
         <w:t xml:space="preserve"> </w:t>
@@ -4604,6 +6119,7 @@
         <w:t xml:space="preserve">10 km) are</w:t>
       </w:r>
     </w:p>
+    <w:bookmarkStart w:id="47" w:name="eq_5"/>
     <w:p>
       <w:pPr>
         <w:pStyle w:val="BodyText"/>
@@ -4907,6 +6423,7 @@
         </m:oMath>
       </m:oMathPara>
     </w:p>
+    <w:bookmarkEnd w:id="47"/>
     <w:p>
       <w:pPr>
         <w:pStyle w:val="FirstParagraph"/>
@@ -5047,13 +6564,30 @@
         </m:r>
       </m:oMath>
       <w:r>
-        <w:t xml:space="preserve">. Fig. S1 maps the study areas,</w:t>
-      </w:r>
-      <w:r>
-        <w:t xml:space="preserve"> </w:t>
-      </w:r>
-      <w:r>
-        <w:t xml:space="preserve">burned cells and collars.</w:t>
+        <w:t xml:space="preserve">.</w:t>
+      </w:r>
+      <w:r>
+        <w:t xml:space="preserve"> </w:t>
+      </w:r>
+      <w:hyperlink w:anchor="fig_1">
+        <w:r>
+          <w:rPr>
+            <w:rStyle w:val="Hyperlink"/>
+          </w:rPr>
+          <w:t xml:space="preserve">Fig. 1b</w:t>
+        </w:r>
+      </w:hyperlink>
+      <w:r>
+        <w:t xml:space="preserve"> </w:t>
+      </w:r>
+      <w:r>
+        <w:t xml:space="preserve">shows the study areas,</w:t>
+      </w:r>
+      <w:r>
+        <w:t xml:space="preserve"> </w:t>
+      </w:r>
+      <w:r>
+        <w:t xml:space="preserve">burned cells, scar frames and 10 km collars.</w:t>
       </w:r>
     </w:p>
     <w:p>
@@ -5065,13 +6599,33 @@
           <w:b/>
           <w:bCs/>
         </w:rPr>
-        <w:t xml:space="preserve">Every scar frame and distance collar is defined from burned cells.</w:t>
-      </w:r>
-      <w:r>
-        <w:t xml:space="preserve"> </w:t>
-      </w:r>
-      <w:r>
-        <w:t xml:space="preserve">These frames therefore show</w:t>
+        <w:t xml:space="preserve">Distance within a region.</w:t>
+      </w:r>
+      <w:r>
+        <w:t xml:space="preserve"> </w:t>
+      </w:r>
+      <w:r>
+        <w:t xml:space="preserve">To see how skill falls with distance inside one region, we fitted a model</w:t>
+      </w:r>
+      <w:r>
+        <w:t xml:space="preserve"> </w:t>
+      </w:r>
+      <w:r>
+        <w:t xml:space="preserve">on one half of a region and scored the cells of the other half, grouped by their distance from the</w:t>
+      </w:r>
+      <w:r>
+        <w:t xml:space="preserve"> </w:t>
+      </w:r>
+      <w:r>
+        <w:t xml:space="preserve">training cells (Section S1.18).</w:t>
+      </w:r>
+    </w:p>
+    <w:p>
+      <w:pPr>
+        <w:pStyle w:val="BodyText"/>
+      </w:pPr>
+      <w:r>
+        <w:t xml:space="preserve">Every scar frame and distance collar is defined from burned cells. These frames therefore show</w:t>
       </w:r>
       <w:r>
         <w:t xml:space="preserve"> </w:t>
@@ -5080,8 +6634,8 @@
         <w:t xml:space="preserve">how the evaluation area changes the metric, but they cannot be drawn before a fire.</w:t>
       </w:r>
     </w:p>
-    <w:bookmarkEnd w:id="40"/>
-    <w:bookmarkStart w:id="41" w:name="leakage-control-and-reproducibility"/>
+    <w:bookmarkEnd w:id="48"/>
+    <w:bookmarkStart w:id="49" w:name="sec_2_13"/>
     <w:p>
       <w:pPr>
         <w:pStyle w:val="Heading2"/>
@@ -5172,9 +6726,9 @@
         <w:t xml:space="preserve">hash, and the reported numbers are checked automatically against the tracked outputs.</w:t>
       </w:r>
     </w:p>
-    <w:bookmarkEnd w:id="41"/>
-    <w:bookmarkEnd w:id="42"/>
-    <w:bookmarkStart w:id="67" w:name="results"/>
+    <w:bookmarkEnd w:id="49"/>
+    <w:bookmarkEnd w:id="50"/>
+    <w:bookmarkStart w:id="84" w:name="sec_3"/>
     <w:p>
       <w:pPr>
         <w:pStyle w:val="Heading1"/>
@@ -5183,7 +6737,7 @@
         <w:t xml:space="preserve">3 Results</w:t>
       </w:r>
     </w:p>
-    <w:bookmarkStart w:id="43" w:name="study-regions-and-the-admissibility-gate"/>
+    <w:bookmarkStart w:id="51" w:name="sec_3_1"/>
     <w:p>
       <w:pPr>
         <w:pStyle w:val="Heading2"/>
@@ -5230,8 +6784,8 @@
         <w:t xml:space="preserve">population (Section S1.1).</w:t>
       </w:r>
     </w:p>
-    <w:bookmarkEnd w:id="43"/>
-    <w:bookmarkStart w:id="47" w:name="the-thermal-gain-within-regions"/>
+    <w:bookmarkEnd w:id="51"/>
+    <w:bookmarkStart w:id="57" w:name="sec_3_2"/>
     <w:p>
       <w:pPr>
         <w:pStyle w:val="Heading2"/>
@@ -5251,7 +6805,32 @@
         <w:t xml:space="preserve"> </w:t>
       </w:r>
       <w:r>
-        <w:t xml:space="preserve">every region (Fig. 3; Table 1). The interval of the gain excluded zero in all five regions at 1 km</w:t>
+        <w:t xml:space="preserve">every region (</w:t>
+      </w:r>
+      <w:hyperlink w:anchor="fig_3">
+        <w:r>
+          <w:rPr>
+            <w:rStyle w:val="Hyperlink"/>
+          </w:rPr>
+          <w:t xml:space="preserve">Fig. 3</w:t>
+        </w:r>
+      </w:hyperlink>
+      <w:r>
+        <w:t xml:space="preserve">;</w:t>
+      </w:r>
+      <w:r>
+        <w:t xml:space="preserve"> </w:t>
+      </w:r>
+      <w:hyperlink w:anchor="tab_2">
+        <w:r>
+          <w:rPr>
+            <w:rStyle w:val="Hyperlink"/>
+          </w:rPr>
+          <w:t xml:space="preserve">Table 2</w:t>
+        </w:r>
+      </w:hyperlink>
+      <w:r>
+        <w:t xml:space="preserve">). The interval of the gain excluded zero in all five regions at 1 km</w:t>
       </w:r>
       <w:r>
         <w:t xml:space="preserve"> </w:t>
@@ -5296,6 +6875,7 @@
         <w:t xml:space="preserve">in Montiferru (Section S1.23).</w:t>
       </w:r>
     </w:p>
+    <w:bookmarkStart w:id="55" w:name="fig_3"/>
     <w:p>
       <w:pPr>
         <w:pStyle w:val="CaptionedFigure"/>
@@ -5303,20 +6883,20 @@
       <w:r>
         <w:drawing>
           <wp:inline>
-            <wp:extent cx="5753100" cy="2785576"/>
+            <wp:extent cx="5753100" cy="2100110"/>
             <wp:effectExtent b="0" l="0" r="0" t="0"/>
-            <wp:docPr descr="Fig. 3 The within-region thermal gain in all five regions, by block size. Natural-vegetation population; random forest; 95% spatial-block bootstrap intervals (1000 replicates, seed 42). (a) Baseline (open marker) and thermal (filled marker) area under the receiver operating characteristic curve (ROC-AUC) at 2-cell (\sim1 km) blocking. The right-hand column gives the paired \DeltaAUC and its interval. (b) Thermal ROC-AUC at 2, 10 and 20 cells (\approx1, 5 and 10 km). Skill falls as the blocks become larger. (c) \DeltaAUC at the same block sizes. The interval excludes zero in all regions at 2 and 10 cells. At 20 cells only 6 to 33 blocks contain burned cells, so these intervals are indicative (Table 1, note). Colour and marker shape both show the region." title="" id="45" name="Picture"/>
+            <wp:docPr descr="Fig. 3 The within-region thermal gain in all five regions, by block size. Natural-vegetation population; random forest; spatially blocked five-fold cross-validation. Each panel shows one region: the area under the receiver operating characteristic curve (ROC-AUC) of the baseline and thermal sets with blocks of 2, 10 and 20 cells (\approx1, 5 and 10 km). The shaded band is the thermal gain. Skill falls as the blocks become larger, and the thermal set stays above the baseline at every block size. The 95% spatial-block bootstrap interval of the gain (1000 replicates, seed 42) excludes zero in all regions at 2 and 10 cells. At 20 cells only 6 to 33 blocks contain burned cells, so these values are indicative (Table 2, note)." title="" id="53" name="Picture"/>
             <a:graphic>
               <a:graphicData uri="http://schemas.openxmlformats.org/drawingml/2006/picture">
                 <pic:pic>
                   <pic:nvPicPr>
-                    <pic:cNvPr descr="C:/Users/CORSAIR/projects/ThermalTwin/thermal-twin-main/paper/submission_fire_ecology/_embed/Fig3.png" id="46" name="Picture"/>
+                    <pic:cNvPr descr="C:/Users/CORSAIR/projects/ThermalTwin/thermal-twin-main/paper/submission_fire_ecology/_embed/Fig3.png" id="54" name="Picture"/>
                     <pic:cNvPicPr>
                       <a:picLocks noChangeArrowheads="1" noChangeAspect="1"/>
                     </pic:cNvPicPr>
                   </pic:nvPicPr>
                   <pic:blipFill>
-                    <a:blip r:embed="rId44"/>
+                    <a:blip r:embed="rId52"/>
                     <a:stretch>
                       <a:fillRect/>
                     </a:stretch>
@@ -5324,7 +6904,7 @@
                   <pic:spPr bwMode="auto">
                     <a:xfrm>
                       <a:off x="0" y="0"/>
-                      <a:ext cx="5753100" cy="2785576"/>
+                      <a:ext cx="5753100" cy="2100110"/>
                     </a:xfrm>
                     <a:prstGeom prst="rect">
                       <a:avLst/>
@@ -5358,64 +6938,7 @@
         <w:t xml:space="preserve"> </w:t>
       </w:r>
       <w:r>
-        <w:t xml:space="preserve">Natural-vegetation population; random forest; 95% spatial-block bootstrap intervals (1000 replicates, seed 42).</w:t>
-      </w:r>
-      <w:r>
-        <w:t xml:space="preserve"> </w:t>
-      </w:r>
-      <w:r>
-        <w:rPr>
-          <w:b/>
-          <w:bCs/>
-        </w:rPr>
-        <w:t xml:space="preserve">(a)</w:t>
-      </w:r>
-      <w:r>
-        <w:t xml:space="preserve"> </w:t>
-      </w:r>
-      <w:r>
-        <w:t xml:space="preserve">Baseline (open marker) and thermal (filled marker) area under the receiver operating characteristic curve (ROC-AUC) at 2-cell (</w:t>
-      </w:r>
-      <m:oMath>
-        <m:r>
-          <m:rPr>
-            <m:sty m:val="p"/>
-          </m:rPr>
-          <m:t>∼</m:t>
-        </m:r>
-      </m:oMath>
-      <w:r>
-        <w:t xml:space="preserve">1 km) blocking. The right-hand column gives the paired</w:t>
-      </w:r>
-      <w:r>
-        <w:t xml:space="preserve"> </w:t>
-      </w:r>
-      <m:oMath>
-        <m:r>
-          <m:rPr>
-            <m:sty m:val="p"/>
-          </m:rPr>
-          <m:t>Δ</m:t>
-        </m:r>
-      </m:oMath>
-      <w:r>
-        <w:t xml:space="preserve">AUC and its interval.</w:t>
-      </w:r>
-      <w:r>
-        <w:t xml:space="preserve"> </w:t>
-      </w:r>
-      <w:r>
-        <w:rPr>
-          <w:b/>
-          <w:bCs/>
-        </w:rPr>
-        <w:t xml:space="preserve">(b)</w:t>
-      </w:r>
-      <w:r>
-        <w:t xml:space="preserve"> </w:t>
-      </w:r>
-      <w:r>
-        <w:t xml:space="preserve">Thermal ROC-AUC at 2, 10 and 20 cells (</w:t>
+        <w:t xml:space="preserve">Natural-vegetation population; random forest; spatially blocked five-fold cross-validation. Each panel shows one region: the area under the receiver operating characteristic curve (ROC-AUC) of the baseline and thermal sets with blocks of 2, 10 and 20 cells (</w:t>
       </w:r>
       <m:oMath>
         <m:r>
@@ -5426,44 +6949,34 @@
         </m:r>
       </m:oMath>
       <w:r>
-        <w:t xml:space="preserve">1, 5 and 10 km). Skill falls as the blocks become larger.</w:t>
-      </w:r>
-      <w:r>
-        <w:t xml:space="preserve"> </w:t>
-      </w:r>
+        <w:t xml:space="preserve">1, 5 and 10 km). The shaded band is the thermal gain. Skill falls as the blocks become larger, and the thermal set stays above the baseline at every block size. The 95% spatial-block bootstrap interval of the gain (1000 replicates, seed 42) excludes zero in all regions at 2 and 10 cells. At 20 cells only 6 to 33 blocks contain burned cells, so these values are indicative (</w:t>
+      </w:r>
+      <w:hyperlink w:anchor="tab_2">
+        <w:r>
+          <w:rPr>
+            <w:rStyle w:val="Hyperlink"/>
+          </w:rPr>
+          <w:t xml:space="preserve">Table 2</w:t>
+        </w:r>
+      </w:hyperlink>
+      <w:r>
+        <w:t xml:space="preserve">, note).</w:t>
+      </w:r>
+    </w:p>
+    <w:bookmarkEnd w:id="55"/>
+    <w:p>
+      <w:pPr>
+        <w:pStyle w:val="BodyText"/>
+        <w:keepNext/>
+      </w:pPr>
+      <w:bookmarkStart w:id="56" w:name="tab_2"/>
+      <w:bookmarkEnd w:id="56"/>
       <w:r>
         <w:rPr>
           <w:b/>
           <w:bCs/>
         </w:rPr>
-        <w:t xml:space="preserve">(c)</w:t>
-      </w:r>
-      <w:r>
-        <w:t xml:space="preserve"> </w:t>
-      </w:r>
-      <m:oMath>
-        <m:r>
-          <m:rPr>
-            <m:sty m:val="p"/>
-          </m:rPr>
-          <m:t>Δ</m:t>
-        </m:r>
-      </m:oMath>
-      <w:r>
-        <w:t xml:space="preserve">AUC at the same block sizes. The interval excludes zero in all regions at 2 and 10 cells. At 20 cells only 6 to 33 blocks contain burned cells, so these intervals are indicative (Table 1, note). Colour and marker shape both show the region.</w:t>
-      </w:r>
-    </w:p>
-    <w:p>
-      <w:pPr>
-        <w:pStyle w:val="BodyText"/>
-        <w:keepNext/>
-      </w:pPr>
-      <w:r>
-        <w:rPr>
-          <w:b/>
-          <w:bCs/>
-        </w:rPr>
-        <w:t xml:space="preserve">Table 1</w:t>
+        <w:t xml:space="preserve">Table 2</w:t>
       </w:r>
       <w:r>
         <w:t xml:space="preserve"> </w:t>
@@ -7145,11 +8658,22 @@
         <w:pStyle w:val="BodyText"/>
       </w:pPr>
       <w:r>
-        <w:t xml:space="preserve">Primary (natural-vegetation) population; spatially blocked 5-fold cross-validation (Section 2.7); paired spatial-block bootstrap, 1000 replicates. Block sizes of 2, 10 and 20 cells correspond to about 1, 5 and 10 km. The Baseline and Thermal columns are ROC-AUC, and the 95 % confidence interval (CI) belongs to ΔAUC. Source files are listed in the Supplementary Material. At 10 cells (about 5 km), every region has 16 to 70 blocks with burned cells, so this is the coarsest blocking that the design supports. The 20-cell rows are indicative. Block counts are given in Section S1.3.</w:t>
-      </w:r>
-    </w:p>
-    <w:bookmarkEnd w:id="47"/>
-    <w:bookmarkStart w:id="48" w:name="Xbabaa583d4cd0f63ce80a00e9c1cb16703a29e2"/>
+        <w:t xml:space="preserve">Primary (natural-vegetation) population; spatially blocked 5-fold cross-validation (</w:t>
+      </w:r>
+      <w:hyperlink w:anchor="sec_2_7">
+        <w:r>
+          <w:rPr>
+            <w:rStyle w:val="Hyperlink"/>
+          </w:rPr>
+          <w:t xml:space="preserve">Section 2.7</w:t>
+        </w:r>
+      </w:hyperlink>
+      <w:r>
+        <w:t xml:space="preserve">); paired spatial-block bootstrap, 1000 replicates. Block sizes of 2, 10 and 20 cells correspond to about 1, 5 and 10 km. The Baseline and Thermal columns are ROC-AUC, and the 95 % confidence interval (CI) belongs to ΔAUC. Source files are listed in the Supplementary Material. At 10 cells (about 5 km), every region has 16 to 70 blocks with burned cells, so this is the coarsest blocking that the design supports. The 20-cell rows are indicative. Block counts are given in Section S1.3.</w:t>
+      </w:r>
+    </w:p>
+    <w:bookmarkEnd w:id="57"/>
+    <w:bookmarkStart w:id="59" w:name="sec_3_3"/>
     <w:p>
       <w:pPr>
         <w:pStyle w:val="Heading2"/>
@@ -7163,51 +8687,39 @@
         <w:pStyle w:val="FirstParagraph"/>
       </w:pPr>
       <w:r>
-        <w:t xml:space="preserve">This test measured the effect of the evaluation frame on one model in one region, so no transfer was</w:t>
-      </w:r>
-      <w:r>
-        <w:t xml:space="preserve"> </w:t>
-      </w:r>
-      <w:r>
-        <w:t xml:space="preserve">involved. We compared four evaluations (Table 2). The last three were scored on</w:t>
-      </w:r>
-      <w:r>
-        <w:t xml:space="preserve"> </w:t>
-      </w:r>
+        <w:t xml:space="preserve">Within one region, we compared four evaluations (</w:t>
+      </w:r>
+      <w:hyperlink w:anchor="tab_3">
+        <w:r>
+          <w:rPr>
+            <w:rStyle w:val="Hyperlink"/>
+          </w:rPr>
+          <w:t xml:space="preserve">Table 3</w:t>
+        </w:r>
+      </w:hyperlink>
+      <w:r>
+        <w:t xml:space="preserve">). The last three were scored on the same</w:t>
+      </w:r>
+      <w:r>
+        <w:t xml:space="preserve"> </w:t>
+      </w:r>
+      <w:r>
+        <w:t xml:space="preserve">cells and differed only in their training data.</w:t>
+      </w:r>
+    </w:p>
+    <w:p>
+      <w:pPr>
+        <w:pStyle w:val="BodyText"/>
+        <w:keepNext/>
+      </w:pPr>
+      <w:bookmarkStart w:id="58" w:name="tab_3"/>
+      <w:bookmarkEnd w:id="58"/>
       <w:r>
         <w:rPr>
           <w:b/>
           <w:bCs/>
         </w:rPr>
-        <w:t xml:space="preserve">the same cells</w:t>
-      </w:r>
-      <w:r>
-        <w:t xml:space="preserve">,</w:t>
-      </w:r>
-      <w:r>
-        <w:t xml:space="preserve"> </w:t>
-      </w:r>
-      <w:r>
-        <w:t xml:space="preserve">so they differed only in the training data. The held-out unit was a scar of at least 50 burned cells</w:t>
-      </w:r>
-      <w:r>
-        <w:t xml:space="preserve"> </w:t>
-      </w:r>
-      <w:r>
-        <w:t xml:space="preserve">together with its 2 km collar.</w:t>
-      </w:r>
-    </w:p>
-    <w:p>
-      <w:pPr>
-        <w:pStyle w:val="BodyText"/>
-        <w:keepNext/>
-      </w:pPr>
-      <w:r>
-        <w:rPr>
-          <w:b/>
-          <w:bCs/>
-        </w:rPr>
-        <w:t xml:space="preserve">Table 2</w:t>
+        <w:t xml:space="preserve">Table 3</w:t>
       </w:r>
       <w:r>
         <w:t xml:space="preserve"> </w:t>
@@ -7446,21 +8958,7 @@
               <w:rPr>
                 <w:sz w:val="20"/>
               </w:rPr>
-              <w:t xml:space="preserve">the region,</w:t>
-            </w:r>
-            <w:r>
-              <w:rPr>
-                <w:sz w:val="20"/>
-              </w:rPr>
-              <w:t xml:space="preserve"> </w:t>
-            </w:r>
-            <w:r>
-              <w:rPr>
-                <w:b/>
-                <w:bCs/>
-                <w:sz w:val="20"/>
-              </w:rPr>
-              <w:t xml:space="preserve">scar included</w:t>
+              <w:t xml:space="preserve">the region, scar included</w:t>
             </w:r>
           </w:p>
         </w:tc>
@@ -7551,21 +9049,7 @@
               <w:rPr>
                 <w:sz w:val="20"/>
               </w:rPr>
-              <w:t xml:space="preserve">the region,</w:t>
-            </w:r>
-            <w:r>
-              <w:rPr>
-                <w:sz w:val="20"/>
-              </w:rPr>
-              <w:t xml:space="preserve"> </w:t>
-            </w:r>
-            <w:r>
-              <w:rPr>
-                <w:b/>
-                <w:bCs/>
-                <w:sz w:val="20"/>
-              </w:rPr>
-              <w:t xml:space="preserve">scar withheld</w:t>
+              <w:t xml:space="preserve">the region, scar withheld</w:t>
             </w:r>
           </w:p>
         </w:tc>
@@ -7753,412 +9237,358 @@
       <w:r>
         <w:t xml:space="preserve">intervals treat scars as independent; region-level estimates are given in the text. Cell counts per scar are in Table S1.</w:t>
       </w:r>
-      <w:r>
-        <w:t xml:space="preserve"> </w:t>
-      </w:r>
+    </w:p>
+    <w:p>
+      <w:pPr>
+        <w:pStyle w:val="BodyText"/>
+      </w:pPr>
+      <w:r>
+        <w:t xml:space="preserve">The same model scored lower on the scar frame, although rows A and B used the same predictions.</w:t>
+      </w:r>
+      <w:r>
+        <w:t xml:space="preserve"> </w:t>
+      </w:r>
+      <w:r>
+        <w:t xml:space="preserve">Over the seven scars of</w:t>
+      </w:r>
+      <w:r>
+        <w:t xml:space="preserve"> </w:t>
+      </w:r>
+      <w:hyperlink w:anchor="tab_3">
+        <w:r>
+          <w:rPr>
+            <w:rStyle w:val="Hyperlink"/>
+          </w:rPr>
+          <w:t xml:space="preserve">Table 3</w:t>
+        </w:r>
+      </w:hyperlink>
+      <w:r>
+        <w:t xml:space="preserve">, A minus B was 0.133</w:t>
+      </w:r>
+      <w:r>
+        <w:t xml:space="preserve"> </w:t>
+      </w:r>
+      <w:r>
+        <w:t xml:space="preserve">[+0.060, +0.207]. The primary estimate uses all nine scars, including the single scars of Manavgat</w:t>
+      </w:r>
+      <w:r>
+        <w:t xml:space="preserve"> </w:t>
+      </w:r>
+      <w:r>
+        <w:t xml:space="preserve">and Bejís, which have no row C (Tables S1 and S5). With the region as the unit, the change then cost</w:t>
+      </w:r>
+      <w:r>
+        <w:t xml:space="preserve"> </w:t>
+      </w:r>
+      <w:r>
+        <w:t xml:space="preserve">+0.160 [+0.090, +0.230] over five regions, and +0.137 [+0.048, +0.226] over the three regions of</w:t>
+      </w:r>
+      <w:r>
+        <w:t xml:space="preserve"> </w:t>
+      </w:r>
+      <w:hyperlink w:anchor="tab_3">
+        <w:r>
+          <w:rPr>
+            <w:rStyle w:val="Hyperlink"/>
+          </w:rPr>
+          <w:t xml:space="preserve">Table 3</w:t>
+        </w:r>
+      </w:hyperlink>
+      <w:r>
+        <w:t xml:space="preserve">. The seven-scar interval is too narrow, because row A is repeated for each scar of a region.</w:t>
+      </w:r>
+      <w:r>
+        <w:t xml:space="preserve"> </w:t>
+      </w:r>
+      <w:r>
+        <w:t xml:space="preserve">With the region as the unit, the fall from A to C was +0.266 [−0.022, +0.553], so only the frame</w:t>
+      </w:r>
+      <w:r>
+        <w:t xml:space="preserve"> </w:t>
+      </w:r>
+      <w:r>
+        <w:t xml:space="preserve">cost is established at the region level. The two frames answer different questions (Section</w:t>
+      </w:r>
+      <w:r>
+        <w:t xml:space="preserve"> </w:t>
+      </w:r>
+      <w:r>
+        <w:t xml:space="preserve">2.12), so the region-wide score is not a biased version of the scar score. It was, however, the more</w:t>
+      </w:r>
+      <w:r>
+        <w:t xml:space="preserve"> </w:t>
+      </w:r>
+      <w:r>
+        <w:t xml:space="preserve">optimistic of the two in all nine scars.</w:t>
+      </w:r>
+    </w:p>
+    <w:p>
+      <w:pPr>
+        <w:pStyle w:val="BodyText"/>
+      </w:pPr>
+      <w:r>
+        <w:t xml:space="preserve">The cost came from the unburned cells next to the fire. Over nine scars, scoring the predictions</w:t>
+      </w:r>
+      <w:r>
+        <w:t xml:space="preserve"> </w:t>
+      </w:r>
+      <w:r>
+        <w:t xml:space="preserve">on a random sample with the same burned fraction as the scar frame changed nothing (−0.002 [−0.005,</w:t>
+      </w:r>
+      <w:r>
+        <w:t xml:space="preserve"> </w:t>
+      </w:r>
+      <w:r>
+        <w:t xml:space="preserve">+0.001]), as expected, because ROC-AUC does not depend on class balance. Scoring them on the scar</w:t>
+      </w:r>
+      <w:r>
+        <w:t xml:space="preserve"> </w:t>
+      </w:r>
+      <w:r>
+        <w:t xml:space="preserve">frame cost +0.149 [+0.087, +0.211]. Replacing only the unburned cells explained 0.139 [0.098, 0.181]</w:t>
+      </w:r>
+      <w:r>
+        <w:t xml:space="preserve"> </w:t>
+      </w:r>
+      <w:r>
+        <w:t xml:space="preserve">of this, and replacing only the burned cells −0.002 [−0.055, +0.051] (Section S1.9.1). A placebo</w:t>
+      </w:r>
+      <w:r>
+        <w:t xml:space="preserve"> </w:t>
+      </w:r>
+      <w:r>
+        <w:t xml:space="preserve">collar of the same shape, placed away from any burned cell, reproduced the region-wide score, and</w:t>
+      </w:r>
+      <w:r>
+        <w:t xml:space="preserve"> </w:t>
+      </w:r>
+      <w:r>
+        <w:t xml:space="preserve">excluding up to two cells at the scar edge left the cost at 0.145 or more with the region as the unit</w:t>
+      </w:r>
+      <w:r>
+        <w:t xml:space="preserve"> </w:t>
+      </w:r>
+      <w:r>
+        <w:t xml:space="preserve">(Table S21). Across regions, the cost showed no relation to the share of distant cells in the study</w:t>
+      </w:r>
+      <w:r>
+        <w:t xml:space="preserve"> </w:t>
+      </w:r>
+      <w:r>
+        <w:t xml:space="preserve">area (slope 0.005 [−0.41, +0.42], n = 5), although this test has little power.</w:t>
+      </w:r>
+    </w:p>
+    <w:p>
+      <w:pPr>
+        <w:pStyle w:val="BodyText"/>
+      </w:pPr>
+      <w:r>
+        <w:t xml:space="preserve">Withholding the fire or moving the model had no measurable cost, but the test was weak. B minus</w:t>
+      </w:r>
+      <w:r>
+        <w:t xml:space="preserve"> </w:t>
+      </w:r>
+      <w:r>
+        <w:t xml:space="preserve">C, the effect of withholding the scar, was +0.094 [−0.012, +0.200]. C minus D, the effect of using a</w:t>
+      </w:r>
+      <w:r>
+        <w:t xml:space="preserve"> </w:t>
+      </w:r>
+      <w:r>
+        <w:t xml:space="preserve">model from 306 to 2,802 km away, was −0.007 [−0.070, +0.057]. Both intervals included zero, and both</w:t>
+      </w:r>
+      <w:r>
+        <w:t xml:space="preserve"> </w:t>
+      </w:r>
+      <w:r>
+        <w:t xml:space="preserve">evaluations were close to chance. In Evia, however, withholding the scar left only 11 burned cells for</w:t>
+      </w:r>
+      <w:r>
+        <w:t xml:space="preserve"> </w:t>
+      </w:r>
+      <w:r>
+        <w:t xml:space="preserve">training. In Muğla alone, where every held-out case kept a well-trained model, C and D were 0.579 and</w:t>
+      </w:r>
+      <w:r>
+        <w:t xml:space="preserve"> </w:t>
+      </w:r>
+      <w:r>
+        <w:t xml:space="preserve">0.586. With region-level clustering the intervals widened strongly; for example, the difference in</w:t>
+      </w:r>
+      <w:r>
+        <w:t xml:space="preserve"> </w:t>
+      </w:r>
+      <w:r>
+        <w:t xml:space="preserve">thermal gain between rows C and D widened from [−0.061, +0.094] to [−0.154, +0.186]. Effects of up to</w:t>
+      </w:r>
+      <w:r>
+        <w:t xml:space="preserve"> </w:t>
+      </w:r>
+      <w:r>
+        <w:t xml:space="preserve">about 0.2 therefore cannot be excluded.</w:t>
+      </w:r>
+    </w:p>
+    <w:p>
+      <w:pPr>
+        <w:pStyle w:val="BodyText"/>
+      </w:pPr>
+      <w:r>
+        <w:t xml:space="preserve">On the scar frame, the thermal gain was not established. Averaged over the seven scars at 5 km</w:t>
+      </w:r>
+      <w:r>
+        <w:t xml:space="preserve"> </w:t>
+      </w:r>
+      <w:r>
+        <w:t xml:space="preserve">blocking, with Muğla counted four times, the region-wide gain was +0.095. On the scar frame the same</w:t>
+      </w:r>
+      <w:r>
+        <w:t xml:space="preserve"> </w:t>
+      </w:r>
+      <w:r>
+        <w:t xml:space="preserve">predictions gave +0.021 [−0.059, +0.100], leave-one-scar-out +0.024 [−0.040, +0.089], and a foreign</w:t>
+      </w:r>
+      <w:r>
+        <w:t xml:space="preserve"> </w:t>
+      </w:r>
+      <w:r>
+        <w:t xml:space="preserve">model +0.008 [−0.021, +0.038]. Most of the fall therefore came with the change of scored cells.</w:t>
+      </w:r>
+      <w:r>
+        <w:t xml:space="preserve"> </w:t>
+      </w:r>
+      <w:r>
+        <w:t xml:space="preserve">Changing the training data moved the gain little after that, but with effects of up to about 0.2 not</w:t>
+      </w:r>
+      <w:r>
+        <w:t xml:space="preserve"> </w:t>
+      </w:r>
+      <w:r>
+        <w:t xml:space="preserve">excluded, the data do not resolve this (Section S1.9.3).</w:t>
+      </w:r>
+    </w:p>
+    <w:bookmarkEnd w:id="59"/>
+    <w:bookmarkStart w:id="61" w:name="sec_3_4"/>
+    <w:p>
+      <w:pPr>
+        <w:pStyle w:val="Heading2"/>
+      </w:pPr>
+      <w:r>
+        <w:t xml:space="preserve">3.4 The frame effect between regions</w:t>
+      </w:r>
+    </w:p>
+    <w:p>
+      <w:pPr>
+        <w:pStyle w:val="FirstParagraph"/>
+      </w:pPr>
+      <w:r>
+        <w:t xml:space="preserve">The five study areas differed strongly in how many distant unburned cells they contained. The share</w:t>
+      </w:r>
+      <w:r>
+        <w:t xml:space="preserve"> </w:t>
+      </w:r>
+      <w:r>
+        <w:t xml:space="preserve">of cells more than 10 km from any burned cell was 2.1 % in Montiferru and 63.1 % in Bejís</w:t>
+      </w:r>
+      <w:r>
+        <w:t xml:space="preserve"> </w:t>
+      </w:r>
+      <w:r>
+        <w:t xml:space="preserve">(</w:t>
+      </w:r>
+      <w:hyperlink w:anchor="fig_1">
+        <w:r>
+          <w:rPr>
+            <w:rStyle w:val="Hyperlink"/>
+          </w:rPr>
+          <w:t xml:space="preserve">Fig. 1b</w:t>
+        </w:r>
+      </w:hyperlink>
+      <w:r>
+        <w:t xml:space="preserve">;</w:t>
+      </w:r>
+      <w:r>
+        <w:t xml:space="preserve"> </w:t>
+      </w:r>
+      <w:hyperlink w:anchor="tab_1">
+        <w:r>
+          <w:rPr>
+            <w:rStyle w:val="Hyperlink"/>
+          </w:rPr>
+          <w:t xml:space="preserve">Table 1</w:t>
+        </w:r>
+      </w:hyperlink>
+      <w:r>
+        <w:t xml:space="preserve">). In Manavgat, the median elevation of the modelled cells rose from 330 m within 5 km of</w:t>
+      </w:r>
+      <w:r>
+        <w:t xml:space="preserve"> </w:t>
+      </w:r>
+      <w:r>
+        <w:t xml:space="preserve">the fire to 1,273 m at 20 to 50 km, while the burned cells had a median of 287 m.</w:t>
+      </w:r>
+    </w:p>
+    <w:p>
+      <w:pPr>
+        <w:pStyle w:val="BodyText"/>
+      </w:pPr>
+      <w:r>
+        <w:t xml:space="preserve">To make the study areas comparable, we restricted every region to cells within 10 km of any burned</w:t>
+      </w:r>
+      <w:r>
+        <w:t xml:space="preserve"> </w:t>
+      </w:r>
+      <w:r>
+        <w:t xml:space="preserve">cell, which removes only distant unburned cells.</w:t>
+      </w:r>
+      <w:r>
+        <w:t xml:space="preserve"> </w:t>
+      </w:r>
+      <w:hyperlink w:anchor="tab_4">
+        <w:r>
+          <w:rPr>
+            <w:rStyle w:val="Hyperlink"/>
+          </w:rPr>
+          <w:t xml:space="preserve">Table 4</w:t>
+        </w:r>
+      </w:hyperlink>
+      <w:r>
+        <w:t xml:space="preserve"> </w:t>
+      </w:r>
+      <w:r>
+        <w:t xml:space="preserve">compares transfer on these collars with transfer on the</w:t>
+      </w:r>
+      <w:r>
+        <w:t xml:space="preserve"> </w:t>
+      </w:r>
+      <w:r>
+        <w:t xml:space="preserve">original areas. Mean transfer rose from 0.527 to 0.589, and the number of directions below chance</w:t>
+      </w:r>
+      <w:r>
+        <w:t xml:space="preserve"> </w:t>
+      </w:r>
+      <w:r>
+        <w:t xml:space="preserve">fell from seven to five. The thermal gain rose from +0.007 to +0.024, and the static baseline rose</w:t>
+      </w:r>
+      <w:r>
+        <w:t xml:space="preserve"> </w:t>
+      </w:r>
+      <w:r>
+        <w:t xml:space="preserve">with it, from 0.519 to 0.565.</w:t>
+      </w:r>
+    </w:p>
+    <w:p>
+      <w:pPr>
+        <w:pStyle w:val="BodyText"/>
+        <w:keepNext/>
+      </w:pPr>
+      <w:bookmarkStart w:id="60" w:name="tab_4"/>
+      <w:bookmarkEnd w:id="60"/>
       <w:r>
         <w:rPr>
           <w:b/>
           <w:bCs/>
         </w:rPr>
-        <w:t xml:space="preserve">The same model scored lower on the scar frame.</w:t>
-      </w:r>
-      <w:r>
-        <w:t xml:space="preserve"> </w:t>
-      </w:r>
-      <w:r>
-        <w:t xml:space="preserve">Rows A and B used one model and one set of</w:t>
-      </w:r>
-      <w:r>
-        <w:t xml:space="preserve"> </w:t>
-      </w:r>
-      <w:r>
-        <w:t xml:space="preserve">predictions, and only the scored cells differed. Over the seven scars of Table 2, A minus B was 0.133</w:t>
-      </w:r>
-      <w:r>
-        <w:t xml:space="preserve"> </w:t>
-      </w:r>
-      <w:r>
-        <w:t xml:space="preserve">[+0.060, +0.207]. The primary estimate uses all nine scars, including the single scars of Manavgat</w:t>
-      </w:r>
-      <w:r>
-        <w:t xml:space="preserve"> </w:t>
-      </w:r>
-      <w:r>
-        <w:t xml:space="preserve">and Bejís, which have no row C (Tables S1 and S5). With the region as the unit, the change then cost</w:t>
-      </w:r>
-      <w:r>
-        <w:t xml:space="preserve"> </w:t>
-      </w:r>
-      <w:r>
-        <w:rPr>
-          <w:b/>
-          <w:bCs/>
-        </w:rPr>
-        <w:t xml:space="preserve">+0.160 [+0.090, +0.230]</w:t>
-      </w:r>
-      <w:r>
-        <w:t xml:space="preserve"> </w:t>
-      </w:r>
-      <w:r>
-        <w:t xml:space="preserve">over five regions, and +0.137 [+0.048, +0.226] over the three regions of</w:t>
-      </w:r>
-      <w:r>
-        <w:t xml:space="preserve"> </w:t>
-      </w:r>
-      <w:r>
-        <w:t xml:space="preserve">Table 2. The seven-scar interval is too narrow, because row A is repeated for each scar of a region.</w:t>
-      </w:r>
-      <w:r>
-        <w:t xml:space="preserve"> </w:t>
-      </w:r>
-      <w:r>
-        <w:t xml:space="preserve">With the region as the unit, the fall from A to C was +0.266 [−0.022, +0.553].</w:t>
-      </w:r>
-      <w:r>
-        <w:t xml:space="preserve"> </w:t>
-      </w:r>
-      <w:r>
-        <w:rPr>
-          <w:b/>
-          <w:bCs/>
-        </w:rPr>
-        <w:t xml:space="preserve">Only the frame cost</w:t>
-      </w:r>
-      <w:r>
-        <w:rPr>
-          <w:b/>
-          <w:bCs/>
-        </w:rPr>
-        <w:t xml:space="preserve"> </w:t>
-      </w:r>
-      <w:r>
-        <w:rPr>
-          <w:b/>
-          <w:bCs/>
-        </w:rPr>
-        <w:t xml:space="preserve">is therefore established at the region level.</w:t>
-      </w:r>
-      <w:r>
-        <w:t xml:space="preserve"> </w:t>
-      </w:r>
-      <w:r>
-        <w:t xml:space="preserve">The two frames answer different questions (Section</w:t>
-      </w:r>
-      <w:r>
-        <w:t xml:space="preserve"> </w:t>
-      </w:r>
-      <w:r>
-        <w:t xml:space="preserve">2.12), so the region-wide score is not a biased version of the scar score. It was, however, the more</w:t>
-      </w:r>
-      <w:r>
-        <w:t xml:space="preserve"> </w:t>
-      </w:r>
-      <w:r>
-        <w:t xml:space="preserve">optimistic of the two in all nine scars.</w:t>
-      </w:r>
-    </w:p>
-    <w:p>
-      <w:pPr>
-        <w:pStyle w:val="BodyText"/>
-      </w:pPr>
-      <w:r>
-        <w:rPr>
-          <w:b/>
-          <w:bCs/>
-        </w:rPr>
-        <w:t xml:space="preserve">The cost came from the unburned cells next to the fire.</w:t>
-      </w:r>
-      <w:r>
-        <w:t xml:space="preserve"> </w:t>
-      </w:r>
-      <w:r>
-        <w:t xml:space="preserve">Over nine scars, scoring the predictions</w:t>
-      </w:r>
-      <w:r>
-        <w:t xml:space="preserve"> </w:t>
-      </w:r>
-      <w:r>
-        <w:t xml:space="preserve">on a random sample with the same burned fraction as the scar frame changed nothing (−0.002 [−0.005,</w:t>
-      </w:r>
-      <w:r>
-        <w:t xml:space="preserve"> </w:t>
-      </w:r>
-      <w:r>
-        <w:t xml:space="preserve">+0.001]), as expected, because ROC-AUC does not depend on class balance. Scoring them on the scar</w:t>
-      </w:r>
-      <w:r>
-        <w:t xml:space="preserve"> </w:t>
-      </w:r>
-      <w:r>
-        <w:t xml:space="preserve">frame cost +0.149 [+0.087, +0.211]. Replacing only the unburned cells explained 0.139 [0.098, 0.181]</w:t>
-      </w:r>
-      <w:r>
-        <w:t xml:space="preserve"> </w:t>
-      </w:r>
-      <w:r>
-        <w:t xml:space="preserve">of this, and replacing only the burned cells −0.002 [−0.055, +0.051] (Section S1.9.1). A placebo</w:t>
-      </w:r>
-      <w:r>
-        <w:t xml:space="preserve"> </w:t>
-      </w:r>
-      <w:r>
-        <w:t xml:space="preserve">collar of the same shape, placed away from any burned cell, reproduced the region-wide score, and</w:t>
-      </w:r>
-      <w:r>
-        <w:t xml:space="preserve"> </w:t>
-      </w:r>
-      <w:r>
-        <w:t xml:space="preserve">excluding up to two cells at the scar edge left the cost at 0.145 or more with the region as the unit</w:t>
-      </w:r>
-      <w:r>
-        <w:t xml:space="preserve"> </w:t>
-      </w:r>
-      <w:r>
-        <w:t xml:space="preserve">(Table S21). Across regions, the cost showed no relation to the share of distant cells in the study</w:t>
-      </w:r>
-      <w:r>
-        <w:t xml:space="preserve"> </w:t>
-      </w:r>
-      <w:r>
-        <w:t xml:space="preserve">area (slope 0.005 [−0.41, +0.42], n = 5), although this test has little power.</w:t>
-      </w:r>
-    </w:p>
-    <w:p>
-      <w:pPr>
-        <w:pStyle w:val="BodyText"/>
-      </w:pPr>
-      <w:r>
-        <w:rPr>
-          <w:b/>
-          <w:bCs/>
-        </w:rPr>
-        <w:t xml:space="preserve">Withholding the fire or moving the model had no measurable cost, but the test was weak.</w:t>
-      </w:r>
-      <w:r>
-        <w:t xml:space="preserve"> </w:t>
-      </w:r>
-      <w:r>
-        <w:t xml:space="preserve">B minus</w:t>
-      </w:r>
-      <w:r>
-        <w:t xml:space="preserve"> </w:t>
-      </w:r>
-      <w:r>
-        <w:t xml:space="preserve">C, the effect of withholding the scar, was +0.094 [−0.012, +0.200]. C minus D, the effect of using a</w:t>
-      </w:r>
-      <w:r>
-        <w:t xml:space="preserve"> </w:t>
-      </w:r>
-      <w:r>
-        <w:t xml:space="preserve">model from 306 to 2,802 km away, was −0.007 [−0.070, +0.057]. Both intervals included zero, and both</w:t>
-      </w:r>
-      <w:r>
-        <w:t xml:space="preserve"> </w:t>
-      </w:r>
-      <w:r>
-        <w:t xml:space="preserve">evaluations were close to chance. In Evia, however, withholding the scar left only 11 burned cells for</w:t>
-      </w:r>
-      <w:r>
-        <w:t xml:space="preserve"> </w:t>
-      </w:r>
-      <w:r>
-        <w:t xml:space="preserve">training. In Muğla alone, where every held-out case kept a well-trained model, C and D were 0.579 and</w:t>
-      </w:r>
-      <w:r>
-        <w:t xml:space="preserve"> </w:t>
-      </w:r>
-      <w:r>
-        <w:t xml:space="preserve">0.586. With region-level clustering the intervals widened strongly; for example, the difference in</w:t>
-      </w:r>
-      <w:r>
-        <w:t xml:space="preserve"> </w:t>
-      </w:r>
-      <w:r>
-        <w:t xml:space="preserve">thermal gain between rows C and D widened from [−0.061, +0.094] to [−0.154, +0.186]. Effects of up to</w:t>
-      </w:r>
-      <w:r>
-        <w:t xml:space="preserve"> </w:t>
-      </w:r>
-      <w:r>
-        <w:t xml:space="preserve">about 0.2 therefore cannot be excluded.</w:t>
-      </w:r>
-    </w:p>
-    <w:p>
-      <w:pPr>
-        <w:pStyle w:val="BodyText"/>
-      </w:pPr>
-      <w:r>
-        <w:rPr>
-          <w:b/>
-          <w:bCs/>
-        </w:rPr>
-        <w:t xml:space="preserve">On the scar frame, the thermal gain was not established.</w:t>
-      </w:r>
-      <w:r>
-        <w:t xml:space="preserve"> </w:t>
-      </w:r>
-      <w:r>
-        <w:t xml:space="preserve">Averaged over the seven scars at 5 km</w:t>
-      </w:r>
-      <w:r>
-        <w:t xml:space="preserve"> </w:t>
-      </w:r>
-      <w:r>
-        <w:t xml:space="preserve">blocking, with Muğla counted four times, the region-wide gain was +0.095. On the scar frame the same</w:t>
-      </w:r>
-      <w:r>
-        <w:t xml:space="preserve"> </w:t>
-      </w:r>
-      <w:r>
-        <w:t xml:space="preserve">predictions gave +0.021 [−0.059, +0.100], leave-one-scar-out +0.024 [−0.040, +0.089], and a foreign</w:t>
-      </w:r>
-      <w:r>
-        <w:t xml:space="preserve"> </w:t>
-      </w:r>
-      <w:r>
-        <w:t xml:space="preserve">model +0.008 [−0.021, +0.038]. The fall from +0.095 is therefore consistent with a change of frame</w:t>
-      </w:r>
-      <w:r>
-        <w:t xml:space="preserve"> </w:t>
-      </w:r>
-      <w:r>
-        <w:t xml:space="preserve">rather than of training data, but with effects of up to about 0.2 not excluded, the data do not</w:t>
-      </w:r>
-      <w:r>
-        <w:t xml:space="preserve"> </w:t>
-      </w:r>
-      <w:r>
-        <w:t xml:space="preserve">resolve this (Section S1.9.3).</w:t>
-      </w:r>
-    </w:p>
-    <w:bookmarkEnd w:id="48"/>
-    <w:bookmarkStart w:id="49" w:name="the-frame-effect-between-regions"/>
-    <w:p>
-      <w:pPr>
-        <w:pStyle w:val="Heading2"/>
-      </w:pPr>
-      <w:r>
-        <w:t xml:space="preserve">3.4 The frame effect between regions</w:t>
-      </w:r>
-    </w:p>
-    <w:p>
-      <w:pPr>
-        <w:pStyle w:val="FirstParagraph"/>
-      </w:pPr>
-      <w:r>
-        <w:t xml:space="preserve">The five study areas differed strongly in how many distant unburned cells they contained. The share</w:t>
-      </w:r>
-      <w:r>
-        <w:t xml:space="preserve"> </w:t>
-      </w:r>
-      <w:r>
-        <w:t xml:space="preserve">of cells more than 10 km from any burned cell was</w:t>
-      </w:r>
-      <w:r>
-        <w:t xml:space="preserve"> </w:t>
-      </w:r>
-      <w:r>
-        <w:rPr>
-          <w:b/>
-          <w:bCs/>
-        </w:rPr>
-        <w:t xml:space="preserve">2.1 %</w:t>
-      </w:r>
-      <w:r>
-        <w:t xml:space="preserve"> </w:t>
-      </w:r>
-      <w:r>
-        <w:t xml:space="preserve">in Montiferru and</w:t>
-      </w:r>
-      <w:r>
-        <w:t xml:space="preserve"> </w:t>
-      </w:r>
-      <w:r>
-        <w:rPr>
-          <w:b/>
-          <w:bCs/>
-        </w:rPr>
-        <w:t xml:space="preserve">63.1 %</w:t>
-      </w:r>
-      <w:r>
-        <w:t xml:space="preserve"> </w:t>
-      </w:r>
-      <w:r>
-        <w:t xml:space="preserve">in Bejís</w:t>
-      </w:r>
-      <w:r>
-        <w:t xml:space="preserve"> </w:t>
-      </w:r>
-      <w:r>
-        <w:t xml:space="preserve">(Table S13). In Manavgat, the median elevation of the modelled cells rose from 330 m within 5 km of</w:t>
-      </w:r>
-      <w:r>
-        <w:t xml:space="preserve"> </w:t>
-      </w:r>
-      <w:r>
-        <w:t xml:space="preserve">the fire to 1,273 m at 20 to 50 km, while the burned cells had a median of 287 m.</w:t>
-      </w:r>
-    </w:p>
-    <w:p>
-      <w:pPr>
-        <w:pStyle w:val="BodyText"/>
-      </w:pPr>
-      <w:r>
-        <w:rPr>
-          <w:b/>
-          <w:bCs/>
-        </w:rPr>
-        <w:t xml:space="preserve">Comparable study areas.</w:t>
-      </w:r>
-      <w:r>
-        <w:t xml:space="preserve"> </w:t>
-      </w:r>
-      <w:r>
-        <w:t xml:space="preserve">Restricting every region to cells within 10 km of any burned cell</w:t>
-      </w:r>
-      <w:r>
-        <w:t xml:space="preserve"> </w:t>
-      </w:r>
-      <w:r>
-        <w:t xml:space="preserve">removes only distant unburned cells. Table 3 compares transfer on these collars with transfer on the</w:t>
-      </w:r>
-      <w:r>
-        <w:t xml:space="preserve"> </w:t>
-      </w:r>
-      <w:r>
-        <w:t xml:space="preserve">original areas. Mean transfer rose from 0.527 to 0.589, and the number of directions below chance</w:t>
-      </w:r>
-      <w:r>
-        <w:t xml:space="preserve"> </w:t>
-      </w:r>
-      <w:r>
-        <w:t xml:space="preserve">fell from seven to five. The thermal gain rose from +0.007 to +0.024, and the static baseline rose</w:t>
-      </w:r>
-      <w:r>
-        <w:t xml:space="preserve"> </w:t>
-      </w:r>
-      <w:r>
-        <w:t xml:space="preserve">with it, from 0.519 to 0.565. Because the collars are defined from burned cells, they cannot be drawn</w:t>
-      </w:r>
-      <w:r>
-        <w:t xml:space="preserve"> </w:t>
-      </w:r>
-      <w:r>
-        <w:t xml:space="preserve">before a fire (Section 2.12).</w:t>
-      </w:r>
-    </w:p>
-    <w:p>
-      <w:pPr>
-        <w:pStyle w:val="BodyText"/>
-        <w:keepNext/>
-      </w:pPr>
-      <w:r>
-        <w:rPr>
-          <w:b/>
-          <w:bCs/>
-        </w:rPr>
-        <w:t xml:space="preserve">Table 3</w:t>
+        <w:t xml:space="preserve">Table 4</w:t>
       </w:r>
       <w:r>
         <w:t xml:space="preserve"> </w:t>
@@ -8727,21 +10157,13 @@
       <w:r>
         <w:t xml:space="preserve">interval over the five targets.</w:t>
       </w:r>
-      <w:r>
-        <w:t xml:space="preserve"> </w:t>
-      </w:r>
-      <w:r>
-        <w:rPr>
-          <w:b/>
-          <w:bCs/>
-        </w:rPr>
-        <w:t xml:space="preserve">The thermal gain in transfer was small on every frame.</w:t>
-      </w:r>
-      <w:r>
-        <w:t xml:space="preserve"> </w:t>
-      </w:r>
-      <w:r>
-        <w:t xml:space="preserve">On the 10 km collar its interval included</w:t>
+    </w:p>
+    <w:p>
+      <w:pPr>
+        <w:pStyle w:val="BodyText"/>
+      </w:pPr>
+      <w:r>
+        <w:t xml:space="preserve">The thermal gain in transfer was small on every frame. On the 10 km collar its interval included</w:t>
       </w:r>
       <w:r>
         <w:t xml:space="preserve"> </w:t>
@@ -8789,7 +10211,18 @@
         <w:t xml:space="preserve"> </w:t>
       </w:r>
       <w:r>
-        <w:t xml:space="preserve">but not on the 5 km collar (Table 3).</w:t>
+        <w:t xml:space="preserve">but not on the 5 km collar (</w:t>
+      </w:r>
+      <w:hyperlink w:anchor="tab_4">
+        <w:r>
+          <w:rPr>
+            <w:rStyle w:val="Hyperlink"/>
+          </w:rPr>
+          <w:t xml:space="preserve">Table 4</w:t>
+        </w:r>
+      </w:hyperlink>
+      <w:r>
+        <w:t xml:space="preserve">).</w:t>
       </w:r>
     </w:p>
     <w:p>
@@ -8797,16 +10230,6 @@
         <w:pStyle w:val="BodyText"/>
       </w:pPr>
       <w:r>
-        <w:rPr>
-          <w:b/>
-          <w:bCs/>
-        </w:rPr>
-        <w:t xml:space="preserve">Associations on the collar.</w:t>
-      </w:r>
-      <w:r>
-        <w:t xml:space="preserve"> </w:t>
-      </w:r>
-      <w:r>
         <w:t xml:space="preserve">On the collar, four regions agreed in sign on elevation, LST and</w:t>
       </w:r>
       <w:r>
@@ -8825,37 +10248,27 @@
         <w:t xml:space="preserve"> </w:t>
       </w:r>
       <w:r>
-        <w:t xml:space="preserve">Montiferru in Table S14). Under the per-comparison criterion of Section 2.10,</w:t>
-      </w:r>
-      <w:r>
-        <w:t xml:space="preserve"> </w:t>
-      </w:r>
-      <w:r>
-        <w:rPr>
-          <w:b/>
-          <w:bCs/>
-        </w:rPr>
-        <w:t xml:space="preserve">two reversals were</w:t>
-      </w:r>
-      <w:r>
-        <w:rPr>
-          <w:b/>
-          <w:bCs/>
-        </w:rPr>
-        <w:t xml:space="preserve"> </w:t>
-      </w:r>
-      <w:r>
-        <w:rPr>
-          <w:b/>
-          <w:bCs/>
-        </w:rPr>
-        <w:t xml:space="preserve">supported on the collar, both on elevation and both involving Manavgat.</w:t>
-      </w:r>
-      <w:r>
-        <w:t xml:space="preserve"> </w:t>
-      </w:r>
-      <w:r>
-        <w:t xml:space="preserve">They were not the same pairs</w:t>
+        <w:t xml:space="preserve">Montiferru in Table S14). Under the per-comparison criterion of</w:t>
+      </w:r>
+      <w:r>
+        <w:t xml:space="preserve"> </w:t>
+      </w:r>
+      <w:hyperlink w:anchor="sec_2_10">
+        <w:r>
+          <w:rPr>
+            <w:rStyle w:val="Hyperlink"/>
+          </w:rPr>
+          <w:t xml:space="preserve">Section 2.10</w:t>
+        </w:r>
+      </w:hyperlink>
+      <w:r>
+        <w:t xml:space="preserve">, two reversals were</w:t>
+      </w:r>
+      <w:r>
+        <w:t xml:space="preserve"> </w:t>
+      </w:r>
+      <w:r>
+        <w:t xml:space="preserve">supported on the collar, both on elevation and both involving Manavgat. They were not the same pairs</w:t>
       </w:r>
       <w:r>
         <w:t xml:space="preserve"> </w:t>
@@ -8909,23 +10322,7 @@
         <w:pStyle w:val="BodyText"/>
       </w:pPr>
       <w:r>
-        <w:rPr>
-          <w:b/>
-          <w:bCs/>
-        </w:rPr>
-        <w:t xml:space="preserve">Hotter surfaces burned less at the point estimates.</w:t>
-      </w:r>
-      <w:r>
-        <w:t xml:space="preserve"> </w:t>
-      </w:r>
-      <w:r>
-        <w:t xml:space="preserve">In four of five regions, a hotter pre-fire</w:t>
-      </w:r>
-      <w:r>
-        <w:t xml:space="preserve"> </w:t>
-      </w:r>
-      <w:r>
-        <w:t xml:space="preserve">surface was associated with</w:t>
+        <w:t xml:space="preserve">In four of five regions, a hotter pre-fire surface was associated with</w:t>
       </w:r>
       <w:r>
         <w:t xml:space="preserve"> </w:t>
@@ -8941,7 +10338,13 @@
         <w:t xml:space="preserve"> </w:t>
       </w:r>
       <w:r>
-        <w:t xml:space="preserve">burning, which is the opposite of what the dryness idea predicts.</w:t>
+        <w:t xml:space="preserve">burning at the point</w:t>
+      </w:r>
+      <w:r>
+        <w:t xml:space="preserve"> </w:t>
+      </w:r>
+      <w:r>
+        <w:t xml:space="preserve">estimates, the opposite of what the dryness idea predicts.</w:t>
       </w:r>
       <w:r>
         <w:t xml:space="preserve"> </w:t>
@@ -8979,16 +10382,6 @@
         <w:pStyle w:val="BodyText"/>
       </w:pPr>
       <w:r>
-        <w:rPr>
-          <w:b/>
-          <w:bCs/>
-        </w:rPr>
-        <w:t xml:space="preserve">Similarity measures on the collar.</w:t>
-      </w:r>
-      <w:r>
-        <w:t xml:space="preserve"> </w:t>
-      </w:r>
-      <w:r>
         <w:t xml:space="preserve">The sign-agreement fraction, which is built from these signed</w:t>
       </w:r>
       <w:r>
@@ -9021,23 +10414,13 @@
         <w:pStyle w:val="BodyText"/>
       </w:pPr>
       <w:r>
-        <w:rPr>
-          <w:b/>
-          <w:bCs/>
-        </w:rPr>
-        <w:t xml:space="preserve">The within-region gain survived the collar.</w:t>
-      </w:r>
-      <w:r>
-        <w:t xml:space="preserve"> </w:t>
-      </w:r>
-      <w:r>
-        <w:t xml:space="preserve">It stayed positive in all five regions on the collar,</w:t>
-      </w:r>
-      <w:r>
-        <w:t xml:space="preserve"> </w:t>
-      </w:r>
-      <w:r>
-        <w:t xml:space="preserve">with a mean of +0.083 against +0.087 on the original areas.</w:t>
+        <w:t xml:space="preserve">The within-region gain survived the collar: it stayed positive in all five regions, with a mean of</w:t>
+      </w:r>
+      <w:r>
+        <w:t xml:space="preserve"> </w:t>
+      </w:r>
+      <w:r>
+        <w:t xml:space="preserve">+0.083 against +0.087 on the original areas.</w:t>
       </w:r>
     </w:p>
     <w:p>
@@ -9045,39 +10428,13 @@
         <w:pStyle w:val="BodyText"/>
       </w:pPr>
       <w:r>
-        <w:rPr>
-          <w:b/>
-          <w:bCs/>
-        </w:rPr>
-        <w:t xml:space="preserve">The transfer shortfall remained on matched frames.</w:t>
-      </w:r>
-      <w:r>
-        <w:t xml:space="preserve"> </w:t>
-      </w:r>
-      <w:r>
-        <w:t xml:space="preserve">On the 10 km collar at 5 km blocking, the</w:t>
-      </w:r>
-      <w:r>
-        <w:t xml:space="preserve"> </w:t>
-      </w:r>
-      <w:r>
-        <w:t xml:space="preserve">within-region reference was 0.786, and transfer was</w:t>
-      </w:r>
-      <w:r>
-        <w:t xml:space="preserve"> </w:t>
-      </w:r>
-      <w:r>
-        <w:rPr>
-          <w:b/>
-          <w:bCs/>
-        </w:rPr>
-        <w:t xml:space="preserve">+0.197 [+0.091, +0.303]</w:t>
-      </w:r>
-      <w:r>
-        <w:t xml:space="preserve"> </w:t>
-      </w:r>
-      <w:r>
-        <w:t xml:space="preserve">below it (Student</w:t>
+        <w:t xml:space="preserve">The transfer shortfall remained on matched frames. On the 10 km collar at 5 km blocking, the</w:t>
+      </w:r>
+      <w:r>
+        <w:t xml:space="preserve"> </w:t>
+      </w:r>
+      <w:r>
+        <w:t xml:space="preserve">within-region reference was 0.786, and transfer was +0.197 [+0.091, +0.303] below it (Student</w:t>
       </w:r>
       <w:r>
         <w:t xml:space="preserve"> </w:t>
@@ -9096,8 +10453,8 @@
         <w:t xml:space="preserve">over the five targets). Manavgat had the largest shortfall (+0.319).</w:t>
       </w:r>
     </w:p>
-    <w:bookmarkEnd w:id="49"/>
-    <w:bookmarkStart w:id="56" w:name="Xc7d931bc3eeaa873b188fd34ba113dd66de31ac"/>
+    <w:bookmarkEnd w:id="61"/>
+    <w:bookmarkStart w:id="70" w:name="sec_3_5"/>
     <w:p>
       <w:pPr>
         <w:pStyle w:val="Heading2"/>
@@ -9111,7 +10468,21 @@
         <w:pStyle w:val="FirstParagraph"/>
       </w:pPr>
       <w:r>
-        <w:t xml:space="preserve">These results use the original study areas and should be read together with Section 3.4. Values for</w:t>
+        <w:t xml:space="preserve">These results use the original study areas and should be read together with</w:t>
+      </w:r>
+      <w:r>
+        <w:t xml:space="preserve"> </w:t>
+      </w:r>
+      <w:hyperlink w:anchor="sec_3_4">
+        <w:r>
+          <w:rPr>
+            <w:rStyle w:val="Hyperlink"/>
+          </w:rPr>
+          <w:t xml:space="preserve">Section 3.4</w:t>
+        </w:r>
+      </w:hyperlink>
+      <w:r>
+        <w:t xml:space="preserve">. Values for</w:t>
       </w:r>
       <w:r>
         <w:t xml:space="preserve"> </w:t>
@@ -9125,23 +10496,24 @@
         <w:pStyle w:val="BodyText"/>
       </w:pPr>
       <w:r>
-        <w:rPr>
-          <w:b/>
-          <w:bCs/>
-        </w:rPr>
-        <w:t xml:space="preserve">Transfer varied widely, and some directions were below chance.</w:t>
-      </w:r>
-      <w:r>
-        <w:t xml:space="preserve"> </w:t>
-      </w:r>
-      <w:r>
-        <w:t xml:space="preserve">Target AUC ranged from 0.314 to</w:t>
-      </w:r>
-      <w:r>
-        <w:t xml:space="preserve"> </w:t>
-      </w:r>
-      <w:r>
-        <w:t xml:space="preserve">0.677 (Fig. 4). At 5 km blocking, nine of twenty directions were above chance with interval support,</w:t>
+        <w:t xml:space="preserve">Transfer varied widely, and some directions were below chance. Target AUC ranged from 0.314 to</w:t>
+      </w:r>
+      <w:r>
+        <w:t xml:space="preserve"> </w:t>
+      </w:r>
+      <w:r>
+        <w:t xml:space="preserve">0.677 (</w:t>
+      </w:r>
+      <w:hyperlink w:anchor="fig_4">
+        <w:r>
+          <w:rPr>
+            <w:rStyle w:val="Hyperlink"/>
+          </w:rPr>
+          <w:t xml:space="preserve">Fig. 4</w:t>
+        </w:r>
+      </w:hyperlink>
+      <w:r>
+        <w:t xml:space="preserve">). At 5 km blocking, nine of twenty directions were above chance with interval support,</w:t>
       </w:r>
       <w:r>
         <w:t xml:space="preserve"> </w:t>
@@ -9174,6 +10546,7 @@
         <w:t xml:space="preserve">far below within-region skill (Section S1.23).</w:t>
       </w:r>
     </w:p>
+    <w:bookmarkStart w:id="65" w:name="fig_4"/>
     <w:p>
       <w:pPr>
         <w:pStyle w:val="CaptionedFigure"/>
@@ -9181,20 +10554,20 @@
       <w:r>
         <w:drawing>
           <wp:inline>
-            <wp:extent cx="5753100" cy="2150044"/>
+            <wp:extent cx="5753100" cy="3452433"/>
             <wp:effectExtent b="0" l="0" r="0" t="0"/>
-            <wp:docPr descr="Fig. 4 Cross-region transfer, without and with label-free adaptation. Thermal transfer ROC-AUC for the 20 ordered directions; natural-vegetation population; original study areas. (a) Raw transfer. (b) After region-wise z-scoring. (c) After CORAL. Rows are source regions and columns are target regions (Man. = Manavgat, Bej. = Bejís, Muğ. = Muğla, Evia = North Evia, Mont. = Montiferru). The diagonal is empty. The colour scale is centred on 0.5: orange is below chance and purple is above. Cells below chance are also hatched. In (a), a dot marks a direction whose 10-cell (\approx5 km) target-block interval excludes 0.5 (nine above and six below chance). The ranges are 0.314 to 0.677 (raw), 0.302 to 0.630 (z-score) and 0.406 to 0.624 (CORAL). Adaptation moves the matrix toward chance. Under z-scoring, Bejís\rightarrowManavgat falls further below chance (0.314 to 0.302). Hatching uses the exact value, so three cells printed as 0.50 are hatched differently (CORAL Bejís\rightarrowEvia is 0.4991). Intervals are given in Table S16." title="" id="51" name="Picture"/>
+            <wp:docPr descr="Fig. 4 Cross-region transfer without adaptation. Thermal transfer ROC-AUC for the 20 ordered directions; natural-vegetation population; original study areas. Rows are source regions and columns are target regions; the diagonal is empty. Values range from 0.314 to 0.677 and are printed to two decimals. The interval in the key is the 95% spatial-block bootstrap interval with 10-cell (\approx5 km) target blocks; it excludes 0.5 in fifteen directions, nine above and six below chance. Intervals are given in Table S16." title="" id="63" name="Picture"/>
             <a:graphic>
               <a:graphicData uri="http://schemas.openxmlformats.org/drawingml/2006/picture">
                 <pic:pic>
                   <pic:nvPicPr>
-                    <pic:cNvPr descr="C:/Users/CORSAIR/projects/ThermalTwin/thermal-twin-main/paper/submission_fire_ecology/_embed/Fig4.png" id="52" name="Picture"/>
+                    <pic:cNvPr descr="C:/Users/CORSAIR/projects/ThermalTwin/thermal-twin-main/paper/submission_fire_ecology/_embed/Fig4.png" id="64" name="Picture"/>
                     <pic:cNvPicPr>
                       <a:picLocks noChangeArrowheads="1" noChangeAspect="1"/>
                     </pic:cNvPicPr>
                   </pic:nvPicPr>
                   <pic:blipFill>
-                    <a:blip r:embed="rId50"/>
+                    <a:blip r:embed="rId62"/>
                     <a:stretch>
                       <a:fillRect/>
                     </a:stretch>
@@ -9202,7 +10575,7 @@
                   <pic:spPr bwMode="auto">
                     <a:xfrm>
                       <a:off x="0" y="0"/>
-                      <a:ext cx="5753100" cy="2150044"/>
+                      <a:ext cx="5753100" cy="3452433"/>
                     </a:xfrm>
                     <a:prstGeom prst="rect">
                       <a:avLst/>
@@ -9230,61 +10603,13 @@
           <w:b/>
           <w:bCs/>
         </w:rPr>
-        <w:t xml:space="preserve">Fig. 4 Cross-region transfer, without and with label-free adaptation.</w:t>
-      </w:r>
-      <w:r>
-        <w:t xml:space="preserve"> </w:t>
-      </w:r>
-      <w:r>
-        <w:t xml:space="preserve">Thermal transfer ROC-AUC for the 20 ordered directions; natural-vegetation population; original study areas.</w:t>
-      </w:r>
-      <w:r>
-        <w:t xml:space="preserve"> </w:t>
-      </w:r>
-      <w:r>
-        <w:rPr>
-          <w:b/>
-          <w:bCs/>
-        </w:rPr>
-        <w:t xml:space="preserve">(a)</w:t>
-      </w:r>
-      <w:r>
-        <w:t xml:space="preserve"> </w:t>
-      </w:r>
-      <w:r>
-        <w:t xml:space="preserve">Raw transfer.</w:t>
-      </w:r>
-      <w:r>
-        <w:t xml:space="preserve"> </w:t>
-      </w:r>
-      <w:r>
-        <w:rPr>
-          <w:b/>
-          <w:bCs/>
-        </w:rPr>
-        <w:t xml:space="preserve">(b)</w:t>
-      </w:r>
-      <w:r>
-        <w:t xml:space="preserve"> </w:t>
-      </w:r>
-      <w:r>
-        <w:t xml:space="preserve">After region-wise z-scoring.</w:t>
-      </w:r>
-      <w:r>
-        <w:t xml:space="preserve"> </w:t>
-      </w:r>
-      <w:r>
-        <w:rPr>
-          <w:b/>
-          <w:bCs/>
-        </w:rPr>
-        <w:t xml:space="preserve">(c)</w:t>
-      </w:r>
-      <w:r>
-        <w:t xml:space="preserve"> </w:t>
-      </w:r>
-      <w:r>
-        <w:t xml:space="preserve">After CORAL. Rows are source regions and columns are target regions (Man. = Manavgat, Bej. = Bejís, Muğ. = Muğla, Evia = North Evia, Mont. = Montiferru). The diagonal is empty. The colour scale is centred on 0.5: orange is below chance and purple is above. Cells below chance are also hatched. In (a), a dot marks a direction whose 10-cell (</w:t>
+        <w:t xml:space="preserve">Fig. 4 Cross-region transfer without adaptation.</w:t>
+      </w:r>
+      <w:r>
+        <w:t xml:space="preserve"> </w:t>
+      </w:r>
+      <w:r>
+        <w:t xml:space="preserve">Thermal transfer ROC-AUC for the 20 ordered directions; natural-vegetation population; original study areas. Rows are source regions and columns are target regions; the diagonal is empty. Values range from 0.314 to 0.677 and are printed to two decimals. The interval in the key is the 95% spatial-block bootstrap interval with 10-cell (</w:t>
       </w:r>
       <m:oMath>
         <m:r>
@@ -9295,74 +10620,42 @@
         </m:r>
       </m:oMath>
       <w:r>
-        <w:t xml:space="preserve">5 km) target-block interval excludes 0.5 (nine above and six below chance). The ranges are 0.314 to 0.677 (raw), 0.302 to 0.630 (z-score) and 0.406 to 0.624 (CORAL). Adaptation moves the matrix toward chance. Under z-scoring, Bejís</w:t>
-      </w:r>
-      <m:oMath>
-        <m:r>
-          <m:rPr>
-            <m:sty m:val="p"/>
-          </m:rPr>
-          <m:t>→</m:t>
-        </m:r>
-      </m:oMath>
-      <w:r>
-        <w:t xml:space="preserve">Manavgat falls further below chance (0.314 to 0.302). Hatching uses the exact value, so three cells printed as 0.50 are hatched differently (CORAL Bejís</w:t>
-      </w:r>
-      <m:oMath>
-        <m:r>
-          <m:rPr>
-            <m:sty m:val="p"/>
-          </m:rPr>
-          <m:t>→</m:t>
-        </m:r>
-      </m:oMath>
-      <w:r>
-        <w:t xml:space="preserve">Evia is 0.4991). Intervals are given in Table S16.</w:t>
-      </w:r>
-    </w:p>
+        <w:t xml:space="preserve">5 km) target blocks; it excludes 0.5 in fifteen directions, nine above and six below chance. Intervals are given in Table S16.</w:t>
+      </w:r>
+    </w:p>
+    <w:bookmarkEnd w:id="65"/>
     <w:p>
       <w:pPr>
         <w:pStyle w:val="BodyText"/>
       </w:pPr>
       <w:r>
-        <w:rPr>
-          <w:b/>
-          <w:bCs/>
-        </w:rPr>
-        <w:t xml:space="preserve">In precision terms, transfer was weaker still.</w:t>
-      </w:r>
-      <w:r>
-        <w:t xml:space="preserve"> </w:t>
-      </w:r>
-      <w:r>
-        <w:t xml:space="preserve">Precision-recall AUC averaged</w:t>
-      </w:r>
-      <w:r>
-        <w:t xml:space="preserve"> </w:t>
-      </w:r>
-      <w:r>
-        <w:rPr>
-          <w:b/>
-          <w:bCs/>
-        </w:rPr>
-        <w:t xml:space="preserve">0.181, against a</w:t>
-      </w:r>
-      <w:r>
-        <w:rPr>
-          <w:b/>
-          <w:bCs/>
-        </w:rPr>
-        <w:t xml:space="preserve"> </w:t>
-      </w:r>
-      <w:r>
-        <w:rPr>
-          <w:b/>
-          <w:bCs/>
-        </w:rPr>
-        <w:t xml:space="preserve">no-skill baseline of 0.157</w:t>
-      </w:r>
-      <w:r>
-        <w:t xml:space="preserve">; the baseline of each target is its burned prevalence, which ranges from</w:t>
+        <w:t xml:space="preserve">Skill also fell with distance inside one region. A model fitted on one half of a region reached a mean</w:t>
+      </w:r>
+      <w:r>
+        <w:t xml:space="preserve"> </w:t>
+      </w:r>
+      <w:r>
+        <w:t xml:space="preserve">target AUC of 0.709 within 5 km of its training cells, 0.570 at 5 to 10 km and 0.519 at 10 to 20 km</w:t>
+      </w:r>
+      <w:r>
+        <w:t xml:space="preserve"> </w:t>
+      </w:r>
+      <w:r>
+        <w:t xml:space="preserve">(Table S32; the distance bins have no intervals).</w:t>
+      </w:r>
+    </w:p>
+    <w:p>
+      <w:pPr>
+        <w:pStyle w:val="BodyText"/>
+      </w:pPr>
+      <w:r>
+        <w:t xml:space="preserve">In precision terms, transfer was weaker still. Precision-recall AUC averaged 0.181, against a</w:t>
+      </w:r>
+      <w:r>
+        <w:t xml:space="preserve"> </w:t>
+      </w:r>
+      <w:r>
+        <w:t xml:space="preserve">no-skill baseline of 0.157; the baseline of each target is its burned prevalence, which ranges from</w:t>
       </w:r>
       <w:r>
         <w:t xml:space="preserve"> </w:t>
@@ -9400,52 +10693,37 @@
         <w:pStyle w:val="BodyText"/>
       </w:pPr>
       <w:r>
-        <w:rPr>
-          <w:b/>
-          <w:bCs/>
-        </w:rPr>
-        <w:t xml:space="preserve">The static baseline did not transfer either.</w:t>
-      </w:r>
-      <w:r>
-        <w:t xml:space="preserve"> </w:t>
-      </w:r>
-      <w:r>
-        <w:t xml:space="preserve">Its mean was</w:t>
-      </w:r>
-      <w:r>
-        <w:t xml:space="preserve"> </w:t>
-      </w:r>
-      <w:r>
-        <w:rPr>
-          <w:b/>
-          <w:bCs/>
-        </w:rPr>
-        <w:t xml:space="preserve">0.519</w:t>
-      </w:r>
-      <w:r>
-        <w:t xml:space="preserve">, against</w:t>
-      </w:r>
-      <w:r>
-        <w:t xml:space="preserve"> </w:t>
-      </w:r>
-      <w:r>
-        <w:rPr>
-          <w:b/>
-          <w:bCs/>
-        </w:rPr>
-        <w:t xml:space="preserve">0.527</w:t>
-      </w:r>
-      <w:r>
-        <w:t xml:space="preserve"> </w:t>
-      </w:r>
-      <w:r>
-        <w:t xml:space="preserve">for the</w:t>
-      </w:r>
-      <w:r>
-        <w:t xml:space="preserve"> </w:t>
-      </w:r>
-      <w:r>
-        <w:t xml:space="preserve">thermal model, so the failure is not specific to the thermal predictors.</w:t>
+        <w:t xml:space="preserve">The static baseline did not transfer either (mean 0.519, against 0.527 for the thermal model), so</w:t>
+      </w:r>
+      <w:r>
+        <w:t xml:space="preserve"> </w:t>
+      </w:r>
+      <w:r>
+        <w:t xml:space="preserve">the failure is not specific to the thermal predictors. Simpler models did not transfer better: a</w:t>
+      </w:r>
+      <w:r>
+        <w:t xml:space="preserve"> </w:t>
+      </w:r>
+      <w:r>
+        <w:t xml:space="preserve">forest of depth 6 with at least 50 cells per leaf, a forest with at least 200 cells per leaf and a</w:t>
+      </w:r>
+      <w:r>
+        <w:t xml:space="preserve"> </w:t>
+      </w:r>
+      <w:r>
+        <w:t xml:space="preserve">penalised logistic regression reached 0.527, 0.522 and 0.481, and their thermal contributions to</w:t>
+      </w:r>
+      <w:r>
+        <w:t xml:space="preserve"> </w:t>
+      </w:r>
+      <w:r>
+        <w:t xml:space="preserve">transfer were −0.011, −0.019 and −0.021, all with pair-cluster intervals that include zero (Tables S25</w:t>
+      </w:r>
+      <w:r>
+        <w:t xml:space="preserve"> </w:t>
+      </w:r>
+      <w:r>
+        <w:t xml:space="preserve">and S35).</w:t>
       </w:r>
     </w:p>
     <w:p>
@@ -9453,30 +10731,33 @@
         <w:pStyle w:val="BodyText"/>
       </w:pPr>
       <w:r>
-        <w:rPr>
-          <w:b/>
-          <w:bCs/>
-        </w:rPr>
-        <w:t xml:space="preserve">The thermal gain varied in sign between pairs.</w:t>
-      </w:r>
-      <w:r>
-        <w:t xml:space="preserve"> </w:t>
-      </w:r>
-      <w:r>
-        <w:t xml:space="preserve">The paired gains ranged from</w:t>
-      </w:r>
-      <w:r>
-        <w:t xml:space="preserve"> </w:t>
-      </w:r>
-      <w:r>
-        <w:rPr>
-          <w:b/>
-          <w:bCs/>
-        </w:rPr>
-        <w:t xml:space="preserve">−0.148 to +0.132</w:t>
-      </w:r>
-      <w:r>
-        <w:t xml:space="preserve">,</w:t>
+        <w:t xml:space="preserve">The normalised channels did not transfer better than the absolute ones. Added to the baseline, the</w:t>
+      </w:r>
+      <w:r>
+        <w:t xml:space="preserve"> </w:t>
+      </w:r>
+      <w:r>
+        <w:t xml:space="preserve">two anomaly channels gave a mean transfer AUC of 0.524 and the four absolute channels 0.531. Per</w:t>
+      </w:r>
+      <w:r>
+        <w:t xml:space="preserve"> </w:t>
+      </w:r>
+      <w:r>
+        <w:t xml:space="preserve">direction the difference averaged −0.006, was positive in 11 of 20 directions and ranged from −0.099</w:t>
+      </w:r>
+      <w:r>
+        <w:t xml:space="preserve"> </w:t>
+      </w:r>
+      <w:r>
+        <w:t xml:space="preserve">to +0.087 (Table S23). Within regions the two sets were almost equal (0.862 and 0.864).</w:t>
+      </w:r>
+    </w:p>
+    <w:p>
+      <w:pPr>
+        <w:pStyle w:val="BodyText"/>
+      </w:pPr>
+      <w:r>
+        <w:t xml:space="preserve">The paired thermal gains ranged from −0.148 to +0.132,</w:t>
       </w:r>
       <w:r>
         <w:t xml:space="preserve"> </w:t>
@@ -9512,7 +10793,13 @@
         <w:t xml:space="preserve"> </w:t>
       </w:r>
       <w:r>
-        <w:t xml:space="preserve">+0.050]; it is more conservative, not an independent confirmation (Table S35).</w:t>
+        <w:t xml:space="preserve">+0.050]; it is a more conservative analysis of the same directions and does not confirm the result</w:t>
+      </w:r>
+      <w:r>
+        <w:t xml:space="preserve"> </w:t>
+      </w:r>
+      <w:r>
+        <w:t xml:space="preserve">independently (Table S35).</w:t>
       </w:r>
     </w:p>
     <w:p>
@@ -9520,17 +10807,18 @@
         <w:pStyle w:val="BodyText"/>
       </w:pPr>
       <w:r>
-        <w:rPr>
-          <w:b/>
-          <w:bCs/>
-        </w:rPr>
-        <w:t xml:space="preserve">The two label-free adaptation methods moved transfer toward chance</w:t>
-      </w:r>
-      <w:r>
-        <w:t xml:space="preserve"> </w:t>
-      </w:r>
-      <w:r>
-        <w:t xml:space="preserve">(Fig. 5). Under region-wise</w:t>
+        <w:t xml:space="preserve">The two label-free adaptation methods moved transfer toward chance (</w:t>
+      </w:r>
+      <w:hyperlink w:anchor="fig_5">
+        <w:r>
+          <w:rPr>
+            <w:rStyle w:val="Hyperlink"/>
+          </w:rPr>
+          <w:t xml:space="preserve">Fig. 5</w:t>
+        </w:r>
+      </w:hyperlink>
+      <w:r>
+        <w:t xml:space="preserve">). Under region-wise</w:t>
       </w:r>
       <w:r>
         <w:t xml:space="preserve"> </w:t>
@@ -9548,20 +10836,7 @@
         <w:t xml:space="preserve"> </w:t>
       </w:r>
       <w:r>
-        <w:t xml:space="preserve">and harmed those that worked, so the mean fell from 0.527 to</w:t>
-      </w:r>
-      <w:r>
-        <w:t xml:space="preserve"> </w:t>
-      </w:r>
-      <w:r>
-        <w:rPr>
-          <w:b/>
-          <w:bCs/>
-        </w:rPr>
-        <w:t xml:space="preserve">0.517</w:t>
-      </w:r>
-      <w:r>
-        <w:t xml:space="preserve">. Choosing the better method in</w:t>
+        <w:t xml:space="preserve">and harmed those that worked, so the mean fell from 0.527 to 0.517. Choosing the better method in</w:t>
       </w:r>
       <w:r>
         <w:t xml:space="preserve"> </w:t>
@@ -9606,6 +10881,7 @@
         <w:t xml:space="preserve">results therefore do not show that the methods removed a distribution shift.</w:t>
       </w:r>
     </w:p>
+    <w:bookmarkStart w:id="69" w:name="fig_5"/>
     <w:p>
       <w:pPr>
         <w:pStyle w:val="CaptionedFigure"/>
@@ -9613,20 +10889,20 @@
       <w:r>
         <w:drawing>
           <wp:inline>
-            <wp:extent cx="5753100" cy="3269913"/>
+            <wp:extent cx="5753100" cy="3993934"/>
             <wp:effectExtent b="0" l="0" r="0" t="0"/>
-            <wp:docPr descr="Fig. 5 Label-free adaptation moves transfer toward chance. The 12 ordered directions among Manavgat, Bejís, Muğla and Evia, the four regions of the pipeline’s gap decomposition; Montiferru is not part of that decomposition. Natural-vegetation population; original study areas. The open circle is raw transfer ROC-AUC. The arrow ends at the better of the two adapted results (z-score or CORAL). This choice uses target labels, so the arrows show an optimistic case. A cross marks the result of CORAL alone, which uses no target labels. The grey tick is the target’s within-region reference at 1 km blocking, and the dashed line is chance. Solid blue arrows (five) move toward the reference; dashed orange arrows (seven) move away from it. Eleven of twelve directions end closer to chance. The exception is Manavgat\rightarrowMuğla (0.438 to 0.427). Bejís\rightarrowManavgat is shown as a recovery because CORAL raises it from 0.314 to 0.406; under z-scoring it falls to 0.302 (Fig. 4). The largest loss is Evia\rightarrowManavgat, from 0.677 to 0.417, against a reference of 0.908 (recovered fraction -1.126). No arrow reaches its reference." title="" id="54" name="Picture"/>
+            <wp:docPr descr="Fig. 5 Label-free adaptation moves transfer toward chance. All 20 ordered directions, sorted by raw transfer ROC-AUC; natural-vegetation population; original study areas. Each row joins the raw value to the value after adaptation: (a) region-wise z-score, (b) CORAL after region-wise z-score. Neither method uses target labels. Thirteen directions move closer to chance under z-scoring and sixteen under CORAL, and the mean moves from 0.527 to 0.510 and to 0.517. The vertical line is chance. Values and intervals are given in Table S16." title="" id="67" name="Picture"/>
             <a:graphic>
               <a:graphicData uri="http://schemas.openxmlformats.org/drawingml/2006/picture">
                 <pic:pic>
                   <pic:nvPicPr>
-                    <pic:cNvPr descr="C:/Users/CORSAIR/projects/ThermalTwin/thermal-twin-main/paper/submission_fire_ecology/_embed/Fig5.png" id="55" name="Picture"/>
+                    <pic:cNvPr descr="C:/Users/CORSAIR/projects/ThermalTwin/thermal-twin-main/paper/submission_fire_ecology/_embed/Fig5.png" id="68" name="Picture"/>
                     <pic:cNvPicPr>
                       <a:picLocks noChangeArrowheads="1" noChangeAspect="1"/>
                     </pic:cNvPicPr>
                   </pic:nvPicPr>
                   <pic:blipFill>
-                    <a:blip r:embed="rId53"/>
+                    <a:blip r:embed="rId66"/>
                     <a:stretch>
                       <a:fillRect/>
                     </a:stretch>
@@ -9634,7 +10910,7 @@
                   <pic:spPr bwMode="auto">
                     <a:xfrm>
                       <a:off x="0" y="0"/>
-                      <a:ext cx="5753100" cy="3269913"/>
+                      <a:ext cx="5753100" cy="3993934"/>
                     </a:xfrm>
                     <a:prstGeom prst="rect">
                       <a:avLst/>
@@ -9668,7 +10944,7 @@
         <w:t xml:space="preserve"> </w:t>
       </w:r>
       <w:r>
-        <w:t xml:space="preserve">The 12 ordered directions among Manavgat, Bejís, Muğla and Evia, the four regions of the pipeline’s gap decomposition; Montiferru is not part of that decomposition. Natural-vegetation population; original study areas. The open circle is raw transfer ROC-AUC. The arrow ends at the better of the two adapted results (z-score or CORAL). This choice uses target labels, so the arrows show an optimistic case. A cross marks the result of CORAL alone, which uses no target labels. The grey tick is the target’s within-region reference at 1 km blocking, and the dashed line is chance.</w:t>
+        <w:t xml:space="preserve">All 20 ordered directions, sorted by raw transfer ROC-AUC; natural-vegetation population; original study areas. Each row joins the raw value to the value after adaptation:</w:t>
       </w:r>
       <w:r>
         <w:t xml:space="preserve"> </w:t>
@@ -9678,89 +10954,46 @@
           <w:b/>
           <w:bCs/>
         </w:rPr>
-        <w:t xml:space="preserve">Solid blue arrows (five) move toward the reference; dashed orange arrows (seven) move away from it.</w:t>
-      </w:r>
-      <w:r>
-        <w:t xml:space="preserve"> </w:t>
-      </w:r>
-      <w:r>
-        <w:t xml:space="preserve">Eleven of twelve directions end closer to chance. The exception is Manavgat</w:t>
-      </w:r>
-      <m:oMath>
-        <m:r>
-          <m:rPr>
-            <m:sty m:val="p"/>
-          </m:rPr>
-          <m:t>→</m:t>
-        </m:r>
-      </m:oMath>
-      <w:r>
-        <w:t xml:space="preserve">Muğla (0.438 to 0.427). Bejís</w:t>
-      </w:r>
-      <m:oMath>
-        <m:r>
-          <m:rPr>
-            <m:sty m:val="p"/>
-          </m:rPr>
-          <m:t>→</m:t>
-        </m:r>
-      </m:oMath>
-      <w:r>
-        <w:t xml:space="preserve">Manavgat is shown as a recovery because CORAL raises it from 0.314 to 0.406; under z-scoring it falls to 0.302 (Fig. 4). The largest loss is Evia</w:t>
-      </w:r>
-      <m:oMath>
-        <m:r>
-          <m:rPr>
-            <m:sty m:val="p"/>
-          </m:rPr>
-          <m:t>→</m:t>
-        </m:r>
-      </m:oMath>
-      <w:r>
-        <w:t xml:space="preserve">Manavgat, from 0.677 to 0.417, against a reference of 0.908 (recovered fraction</w:t>
-      </w:r>
-      <w:r>
-        <w:t xml:space="preserve"> </w:t>
-      </w:r>
-      <m:oMath>
-        <m:r>
-          <m:rPr>
-            <m:sty m:val="p"/>
-          </m:rPr>
-          <m:t>−</m:t>
-        </m:r>
-        <m:r>
-          <m:t>1.126</m:t>
-        </m:r>
-      </m:oMath>
-      <w:r>
-        <w:t xml:space="preserve">). No arrow reaches its reference.</w:t>
-      </w:r>
-    </w:p>
-    <w:bookmarkEnd w:id="56"/>
-    <w:bookmarkStart w:id="66" w:name="further-results"/>
-    <w:p>
-      <w:pPr>
-        <w:pStyle w:val="Heading2"/>
-      </w:pPr>
-      <w:r>
-        <w:t xml:space="preserve">3.6 Further results</w:t>
-      </w:r>
-    </w:p>
-    <w:p>
-      <w:pPr>
-        <w:pStyle w:val="FirstParagraph"/>
-      </w:pPr>
+        <w:t xml:space="preserve">(a)</w:t>
+      </w:r>
+      <w:r>
+        <w:t xml:space="preserve"> </w:t>
+      </w:r>
+      <w:r>
+        <w:t xml:space="preserve">region-wise z-score,</w:t>
+      </w:r>
+      <w:r>
+        <w:t xml:space="preserve"> </w:t>
+      </w:r>
       <w:r>
         <w:rPr>
           <w:b/>
           <w:bCs/>
         </w:rPr>
-        <w:t xml:space="preserve">Pooling.</w:t>
-      </w:r>
-      <w:r>
-        <w:t xml:space="preserve"> </w:t>
-      </w:r>
+        <w:t xml:space="preserve">(b)</w:t>
+      </w:r>
+      <w:r>
+        <w:t xml:space="preserve"> </w:t>
+      </w:r>
+      <w:r>
+        <w:t xml:space="preserve">CORAL after region-wise z-score. Neither method uses target labels. Thirteen directions move closer to chance under z-scoring and sixteen under CORAL, and the mean moves from 0.527 to 0.510 and to 0.517. The vertical line is chance. Values and intervals are given in Table S16.</w:t>
+      </w:r>
+    </w:p>
+    <w:bookmarkEnd w:id="69"/>
+    <w:bookmarkEnd w:id="70"/>
+    <w:bookmarkStart w:id="83" w:name="sec_3_6"/>
+    <w:p>
+      <w:pPr>
+        <w:pStyle w:val="Heading2"/>
+      </w:pPr>
+      <w:r>
+        <w:t xml:space="preserve">3.6 Further results</w:t>
+      </w:r>
+    </w:p>
+    <w:p>
+      <w:pPr>
+        <w:pStyle w:val="FirstParagraph"/>
+      </w:pPr>
       <w:r>
         <w:t xml:space="preserve">A model trained on the other four regions together was better than the mean</w:t>
       </w:r>
@@ -9774,9 +11007,21 @@
         <w:t xml:space="preserve"> </w:t>
       </w:r>
       <w:r>
-        <w:t xml:space="preserve">the other four at the point estimates (Fig. 6).</w:t>
-      </w:r>
-    </w:p>
+        <w:t xml:space="preserve">the other four at the point estimates (</w:t>
+      </w:r>
+      <w:hyperlink w:anchor="fig_6">
+        <w:r>
+          <w:rPr>
+            <w:rStyle w:val="Hyperlink"/>
+          </w:rPr>
+          <w:t xml:space="preserve">Fig. 6</w:t>
+        </w:r>
+      </w:hyperlink>
+      <w:r>
+        <w:t xml:space="preserve">).</w:t>
+      </w:r>
+    </w:p>
+    <w:bookmarkStart w:id="74" w:name="fig_6"/>
     <w:p>
       <w:pPr>
         <w:pStyle w:val="CaptionedFigure"/>
@@ -9784,20 +11029,20 @@
       <w:r>
         <w:drawing>
           <wp:inline>
-            <wp:extent cx="5753100" cy="2362743"/>
+            <wp:extent cx="5753100" cy="2100110"/>
             <wp:effectExtent b="0" l="0" r="0" t="0"/>
-            <wp:docPr descr="Fig. 6 Pooling the other regions helps one target of five. For each target (row), a model trained on the other four regions together (filled orange circle, with its 95% spatial-block, \approx5 km, bootstrap interval below the row) is compared with the mean of the four single-source models (open grey square) and the best single source (open blue diamond; this choice uses target labels). The grey tick is the within-region ceiling at 1 km blocking, and the dashed line is chance. Natural-vegetation population; thermal feature set; no adaptation. The pooled model is better than the mean single source only for Evia, at 0.715 [0.668, 0.757] against 0.569, and there it is also better than the best single source, 0.654. For Manavgat and Bejís it is below chance at the point estimate (0.426 and 0.458). Only the Manavgat interval lies fully below chance. All points are far below the within-region ceiling." title="" id="58" name="Picture"/>
+            <wp:docPr descr="Fig. 6 Pooling the other regions helps one target of five. For each held-out target, the mean of the four single-source models and a model trained on the other four regions together, with its 95% spatial-block (\approx5 km) bootstrap interval. Natural-vegetation population; thermal feature set; no adaptation. The pooled model is better than the mean single source only for North Evia, at 0.715 [0.668, 0.757] against 0.569. For Manavgat and Bejís it is below chance at the point estimate (0.426 and 0.458), and only the Manavgat interval lies fully below chance. The vertical line is chance." title="" id="72" name="Picture"/>
             <a:graphic>
               <a:graphicData uri="http://schemas.openxmlformats.org/drawingml/2006/picture">
                 <pic:pic>
                   <pic:nvPicPr>
-                    <pic:cNvPr descr="C:/Users/CORSAIR/projects/ThermalTwin/thermal-twin-main/paper/submission_fire_ecology/_embed/Fig6.png" id="59" name="Picture"/>
+                    <pic:cNvPr descr="C:/Users/CORSAIR/projects/ThermalTwin/thermal-twin-main/paper/submission_fire_ecology/_embed/Fig6.png" id="73" name="Picture"/>
                     <pic:cNvPicPr>
                       <a:picLocks noChangeArrowheads="1" noChangeAspect="1"/>
                     </pic:cNvPicPr>
                   </pic:nvPicPr>
                   <pic:blipFill>
-                    <a:blip r:embed="rId57"/>
+                    <a:blip r:embed="rId71"/>
                     <a:stretch>
                       <a:fillRect/>
                     </a:stretch>
@@ -9805,7 +11050,7 @@
                   <pic:spPr bwMode="auto">
                     <a:xfrm>
                       <a:off x="0" y="0"/>
-                      <a:ext cx="5753100" cy="2362743"/>
+                      <a:ext cx="5753100" cy="2100110"/>
                     </a:xfrm>
                     <a:prstGeom prst="rect">
                       <a:avLst/>
@@ -9839,10 +11084,7 @@
         <w:t xml:space="preserve"> </w:t>
       </w:r>
       <w:r>
-        <w:t xml:space="preserve">For each target (row), a model trained on the other four regions together (filled orange circle, with its 95% spatial-block,</w:t>
-      </w:r>
-      <w:r>
-        <w:t xml:space="preserve"> </w:t>
+        <w:t xml:space="preserve">For each held-out target, the mean of the four single-source models and a model trained on the other four regions together, with its 95% spatial-block (</w:t>
       </w:r>
       <m:oMath>
         <m:r>
@@ -9853,24 +11095,15 @@
         </m:r>
       </m:oMath>
       <w:r>
-        <w:t xml:space="preserve">5 km, bootstrap interval below the row) is compared with the mean of the four single-source models (open grey square) and the best single source (open blue diamond; this choice uses target labels). The grey tick is the within-region ceiling at 1 km blocking, and the dashed line is chance. Natural-vegetation population; thermal feature set; no adaptation. The pooled model is better than the mean single source only for Evia, at 0.715 [0.668, 0.757] against 0.569, and there it is also better than the best single source, 0.654. For Manavgat and Bejís it is below chance at the point estimate (0.426 and 0.458). Only the Manavgat interval lies fully below chance. All points are far below the within-region ceiling.</w:t>
-      </w:r>
-    </w:p>
+        <w:t xml:space="preserve">5 km) bootstrap interval. Natural-vegetation population; thermal feature set; no adaptation. The pooled model is better than the mean single source only for North Evia, at 0.715 [0.668, 0.757] against 0.569. For Manavgat and Bejís it is below chance at the point estimate (0.426 and 0.458), and only the Manavgat interval lies fully below chance. The vertical line is chance.</w:t>
+      </w:r>
+    </w:p>
+    <w:bookmarkEnd w:id="74"/>
     <w:p>
       <w:pPr>
         <w:pStyle w:val="BodyText"/>
       </w:pPr>
       <w:r>
-        <w:rPr>
-          <w:b/>
-          <w:bCs/>
-        </w:rPr>
-        <w:t xml:space="preserve">Feature removal.</w:t>
-      </w:r>
-      <w:r>
-        <w:t xml:space="preserve"> </w:t>
-      </w:r>
-      <w:r>
         <w:t xml:space="preserve">Removing the two reversing features lowered within-region AUC by 0.076 and</w:t>
       </w:r>
       <w:r>
@@ -9883,9 +11116,27 @@
         <w:t xml:space="preserve"> </w:t>
       </w:r>
       <w:r>
-        <w:t xml:space="preserve">zero; the pair-t interval plotted in Fig. 7 is +0.014 [−0.028, +0.056] (Section S1.14).</w:t>
-      </w:r>
-    </w:p>
+        <w:t xml:space="preserve">zero; the pair-t interval plotted in</w:t>
+      </w:r>
+      <w:r>
+        <w:t xml:space="preserve"> </w:t>
+      </w:r>
+      <w:hyperlink w:anchor="fig_7">
+        <w:r>
+          <w:rPr>
+            <w:rStyle w:val="Hyperlink"/>
+          </w:rPr>
+          <w:t xml:space="preserve">Fig. 7</w:t>
+        </w:r>
+      </w:hyperlink>
+      <w:r>
+        <w:t xml:space="preserve"> </w:t>
+      </w:r>
+      <w:r>
+        <w:t xml:space="preserve">is +0.014 [−0.028, +0.056] (Section S1.14).</w:t>
+      </w:r>
+    </w:p>
+    <w:bookmarkStart w:id="78" w:name="fig_7"/>
     <w:p>
       <w:pPr>
         <w:pStyle w:val="CaptionedFigure"/>
@@ -9893,20 +11144,20 @@
       <w:r>
         <w:drawing>
           <wp:inline>
-            <wp:extent cx="5753100" cy="2785576"/>
+            <wp:extent cx="5753100" cy="1762030"/>
             <wp:effectExtent b="0" l="0" r="0" t="0"/>
-            <wp:docPr descr="Fig. 7 Removing the reversing features costs local skill and gives no measurable transfer gain. Mean within-region ROC-AUC over five regions at 1 km blocking (horizontal) against mean transfer ROC-AUC over 20 directions (vertical), for four feature sets: the full thermal set, without the land surface temperature (LST) anomaly, without elevation, and without both. Along the grey path, within-region skill falls (0.896 \rightarrow 0.820) and mean transfer rises (0.527 \rightarrow 0.541). The within-region cost is 0.076 ROC-AUC and is supported in every region. The change in transfer is +0.014 ROC-AUC, with a pair-t interval over ten region pairs of [-0.028, +0.056], which includes zero (the primary pair-cluster bootstrap gives [-0.018, +0.049]). The vertical whisker shows this interval around the full-set transfer level (dotted line)." title="" id="61" name="Picture"/>
+            <wp:docPr descr="Fig. 7 Removing the reversing features costs local skill and gives no measurable transfer gain. Four feature sets: all ten predictors, without the land surface temperature (LST) anomaly, without elevation, and without both. (a) Mean within-region ROC-AUC over five regions at 1 km blocking. (b) Mean transfer ROC-AUC over 20 directions. Both axes span 0.12 ROC-AUC, and the vertical lines mark the full set. Within-region skill falls (0.896 \rightarrow 0.820), a cost of 0.076 that is supported in every region, while mean transfer rises (0.527 \rightarrow 0.541). The horizontal line in (b) is the full-set level plus the pair-t interval of this change over ten region pairs, [-0.028, +0.056]; it crosses the vertical line, so zero change is included (the primary pair-cluster bootstrap gives [-0.018, +0.049])." title="" id="76" name="Picture"/>
             <a:graphic>
               <a:graphicData uri="http://schemas.openxmlformats.org/drawingml/2006/picture">
                 <pic:pic>
                   <pic:nvPicPr>
-                    <pic:cNvPr descr="C:/Users/CORSAIR/projects/ThermalTwin/thermal-twin-main/paper/submission_fire_ecology/_embed/Fig7.png" id="62" name="Picture"/>
+                    <pic:cNvPr descr="C:/Users/CORSAIR/projects/ThermalTwin/thermal-twin-main/paper/submission_fire_ecology/_embed/Fig7.png" id="77" name="Picture"/>
                     <pic:cNvPicPr>
                       <a:picLocks noChangeArrowheads="1" noChangeAspect="1"/>
                     </pic:cNvPicPr>
                   </pic:nvPicPr>
                   <pic:blipFill>
-                    <a:blip r:embed="rId60"/>
+                    <a:blip r:embed="rId75"/>
                     <a:stretch>
                       <a:fillRect/>
                     </a:stretch>
@@ -9914,7 +11165,7 @@
                   <pic:spPr bwMode="auto">
                     <a:xfrm>
                       <a:off x="0" y="0"/>
-                      <a:ext cx="5753100" cy="2785576"/>
+                      <a:ext cx="5753100" cy="1762030"/>
                     </a:xfrm>
                     <a:prstGeom prst="rect">
                       <a:avLst/>
@@ -9948,7 +11199,39 @@
         <w:t xml:space="preserve"> </w:t>
       </w:r>
       <w:r>
-        <w:t xml:space="preserve">Mean within-region ROC-AUC over five regions at 1 km blocking (horizontal) against mean transfer ROC-AUC over 20 directions (vertical), for four feature sets: the full thermal set, without the land surface temperature (LST) anomaly, without elevation, and without both. Along the grey path, within-region skill falls (0.896</w:t>
+        <w:t xml:space="preserve">Four feature sets: all ten predictors, without the land surface temperature (LST) anomaly, without elevation, and without both.</w:t>
+      </w:r>
+      <w:r>
+        <w:t xml:space="preserve"> </w:t>
+      </w:r>
+      <w:r>
+        <w:rPr>
+          <w:b/>
+          <w:bCs/>
+        </w:rPr>
+        <w:t xml:space="preserve">(a)</w:t>
+      </w:r>
+      <w:r>
+        <w:t xml:space="preserve"> </w:t>
+      </w:r>
+      <w:r>
+        <w:t xml:space="preserve">Mean within-region ROC-AUC over five regions at 1 km blocking.</w:t>
+      </w:r>
+      <w:r>
+        <w:t xml:space="preserve"> </w:t>
+      </w:r>
+      <w:r>
+        <w:rPr>
+          <w:b/>
+          <w:bCs/>
+        </w:rPr>
+        <w:t xml:space="preserve">(b)</w:t>
+      </w:r>
+      <w:r>
+        <w:t xml:space="preserve"> </w:t>
+      </w:r>
+      <w:r>
+        <w:t xml:space="preserve">Mean transfer ROC-AUC over 20 directions. Both axes span 0.12 ROC-AUC, and the vertical lines mark the full set. Within-region skill falls (0.896</w:t>
       </w:r>
       <w:r>
         <w:t xml:space="preserve"> </w:t>
@@ -9965,7 +11248,7 @@
         <w:t xml:space="preserve"> </w:t>
       </w:r>
       <w:r>
-        <w:t xml:space="preserve">0.820) and mean transfer rises (0.527</w:t>
+        <w:t xml:space="preserve">0.820), a cost of 0.076 that is supported in every region, while mean transfer rises (0.527</w:t>
       </w:r>
       <w:r>
         <w:t xml:space="preserve"> </w:t>
@@ -9982,7 +11265,29 @@
         <w:t xml:space="preserve"> </w:t>
       </w:r>
       <w:r>
-        <w:t xml:space="preserve">0.541). The within-region cost is 0.076 ROC-AUC and is supported in every region. The change in transfer is</w:t>
+        <w:t xml:space="preserve">0.541). The horizontal line in (b) is the full-set level plus the pair-</w:t>
+      </w:r>
+      <m:oMath>
+        <m:r>
+          <m:t>t</m:t>
+        </m:r>
+      </m:oMath>
+      <w:r>
+        <w:t xml:space="preserve"> </w:t>
+      </w:r>
+      <w:r>
+        <w:t xml:space="preserve">interval of this change over ten region pairs, [</w:t>
+      </w:r>
+      <m:oMath>
+        <m:r>
+          <m:rPr>
+            <m:sty m:val="p"/>
+          </m:rPr>
+          <m:t>−</m:t>
+        </m:r>
+      </m:oMath>
+      <w:r>
+        <w:t xml:space="preserve">0.028,</w:t>
       </w:r>
       <w:r>
         <w:t xml:space="preserve"> </w:t>
@@ -9996,18 +11301,7 @@
         </m:r>
       </m:oMath>
       <w:r>
-        <w:t xml:space="preserve">0.014 ROC-AUC, with a pair-</w:t>
-      </w:r>
-      <m:oMath>
-        <m:r>
-          <m:t>t</m:t>
-        </m:r>
-      </m:oMath>
-      <w:r>
-        <w:t xml:space="preserve"> </w:t>
-      </w:r>
-      <w:r>
-        <w:t xml:space="preserve">interval over ten region pairs of [</w:t>
+        <w:t xml:space="preserve">0.056]; it crosses the vertical line, so zero change is included (the primary pair-cluster bootstrap gives [</w:t>
       </w:r>
       <m:oMath>
         <m:r>
@@ -10018,7 +11312,7 @@
         </m:r>
       </m:oMath>
       <w:r>
-        <w:t xml:space="preserve">0.028,</w:t>
+        <w:t xml:space="preserve">0.018,</w:t>
       </w:r>
       <w:r>
         <w:t xml:space="preserve"> </w:t>
@@ -10032,49 +11326,15 @@
         </m:r>
       </m:oMath>
       <w:r>
-        <w:t xml:space="preserve">0.056], which includes zero (the primary pair-cluster bootstrap gives [</w:t>
-      </w:r>
-      <m:oMath>
-        <m:r>
-          <m:rPr>
-            <m:sty m:val="p"/>
-          </m:rPr>
-          <m:t>−</m:t>
-        </m:r>
-      </m:oMath>
-      <w:r>
-        <w:t xml:space="preserve">0.018,</w:t>
-      </w:r>
-      <w:r>
-        <w:t xml:space="preserve"> </w:t>
-      </w:r>
-      <m:oMath>
-        <m:r>
-          <m:rPr>
-            <m:sty m:val="p"/>
-          </m:rPr>
-          <m:t>+</m:t>
-        </m:r>
-      </m:oMath>
-      <w:r>
-        <w:t xml:space="preserve">0.049]). The vertical whisker shows this interval around the full-set transfer level (dotted line).</w:t>
-      </w:r>
-    </w:p>
+        <w:t xml:space="preserve">0.049]).</w:t>
+      </w:r>
+    </w:p>
+    <w:bookmarkEnd w:id="78"/>
     <w:p>
       <w:pPr>
         <w:pStyle w:val="BodyText"/>
       </w:pPr>
       <w:r>
-        <w:rPr>
-          <w:b/>
-          <w:bCs/>
-        </w:rPr>
-        <w:t xml:space="preserve">Similarity measures.</w:t>
-      </w:r>
-      <w:r>
-        <w:t xml:space="preserve"> </w:t>
-      </w:r>
-      <w:r>
         <w:t xml:space="preserve">The twenty similarity measures were not changed after the label correction.</w:t>
       </w:r>
       <w:r>
@@ -10105,25 +11365,30 @@
         <w:t xml:space="preserve"> </w:t>
       </w:r>
       <w:r>
-        <w:t xml:space="preserve">label correction they did not, so this null result depends on the correction (Section S1.21). Only</w:t>
-      </w:r>
-      <w:r>
-        <w:t xml:space="preserve"> </w:t>
-      </w:r>
-      <w:r>
-        <w:t xml:space="preserve">the marginal measures and geographic distance can be computed before a fire, because the others need</w:t>
-      </w:r>
-      <w:r>
-        <w:t xml:space="preserve"> </w:t>
-      </w:r>
-      <w:r>
-        <w:t xml:space="preserve">burned labels in both regions, and none of them predicted transfer (Section S1.21). The contrast pairs</w:t>
-      </w:r>
-      <w:r>
-        <w:t xml:space="preserve"> </w:t>
-      </w:r>
-      <w:r>
-        <w:t xml:space="preserve">illustrate this at the point estimates (Fig. 8). Manavgat and Muğla have the highest niche</w:t>
+        <w:t xml:space="preserve">label correction they did not, so this null result depends on the correction (Section S1.21). None</w:t>
+      </w:r>
+      <w:r>
+        <w:t xml:space="preserve"> </w:t>
+      </w:r>
+      <w:r>
+        <w:t xml:space="preserve">of the measures that can be computed before a fire predicted transfer (Section S1.21). The contrast pairs</w:t>
+      </w:r>
+      <w:r>
+        <w:t xml:space="preserve"> </w:t>
+      </w:r>
+      <w:r>
+        <w:t xml:space="preserve">illustrate this at the point estimates (</w:t>
+      </w:r>
+      <w:hyperlink w:anchor="fig_8">
+        <w:r>
+          <w:rPr>
+            <w:rStyle w:val="Hyperlink"/>
+          </w:rPr>
+          <w:t xml:space="preserve">Fig. 8</w:t>
+        </w:r>
+      </w:hyperlink>
+      <w:r>
+        <w:t xml:space="preserve">). Manavgat and Muğla have the highest niche</w:t>
       </w:r>
       <w:r>
         <w:t xml:space="preserve"> </w:t>
@@ -10179,6 +11444,7 @@
         <w:t xml:space="preserve">only Muğla to Manavgat kept interval support (Section S1.16).</w:t>
       </w:r>
     </w:p>
+    <w:bookmarkStart w:id="82" w:name="fig_8"/>
     <w:p>
       <w:pPr>
         <w:pStyle w:val="CaptionedFigure"/>
@@ -10186,20 +11452,20 @@
       <w:r>
         <w:drawing>
           <wp:inline>
-            <wp:extent cx="5753100" cy="3087966"/>
+            <wp:extent cx="5753100" cy="3249011"/>
             <wp:effectExtent b="0" l="0" r="0" t="0"/>
-            <wp:docPr descr="Fig. 8 The contrast pairs. (a) Manavgat and Muğla have the highest niche overlap (mean one-dimensional Schoener’s D, \bar{D}=0.80; rank 1 of 10 on all five overlap measures). Transfer is below chance in both directions at the point estimates (0.438 and 0.345). (b) Bejís and Montiferru have the lowest overlap (\bar{D}=0.48, rank 10). Transfer is above chance in both directions (0.594 and 0.548). Arrows run from 0.5 to the signed univariate AUC of each feature in each region; a value above 0.5 means that the feature is higher on burned cells. A filled arrowhead marks a 95% spatial-block (10-cell, \approx5 km) bootstrap interval that excludes 0.5; an open arrowhead marks one that does not. Solid blue is the first region and dashed orange the second. Shaded rows mark features with opposite signs in the two regions. Side bars give Schoener’s D per feature. In (a), six features are supported in both regions and all six have opposite signs; signs agree on 2 of 9 features. In (b), no feature is supported in both regions, and signs agree on 7 of 9. At 1 km blocking all four directions have interval support; at 5 km only Muğla\rightarrowManavgat has, so the contrast is stated at the point estimates." title="" id="64" name="Picture"/>
+            <wp:docPr descr="Fig. 8 The contrast pairs. (a) Manavgat and Muğla, the most similar pair (mean one-dimensional Schoener’s D, \bar{D}=0.80; rank 1 of 10 on all five overlap measures). Transfer is below chance in both directions at the point estimates (0.438 and 0.345). (b) Bejís and Montiferru, the least similar pair (\bar{D}=0.48, rank 10). Transfer is above chance in both directions (0.594 and 0.548). For each of the nine numeric predictors (land cover is categorical and has no signed AUC), a dot gives its signed univariate AUC in each region with the 95% spatial-block (10-cell, \approx5 km) bootstrap interval; a value above 0.5 means that the predictor is higher on burned cells. The rows are grouped into static, anomaly and absolute thermal predictors. In (a), six predictors are supported in both regions and all six have opposite signs; signs agree on 2 of 9. In (b), no predictor is supported in both regions, and signs agree on 7 of 9. At 1 km blocking all four directions have interval support; at 5 km only Muğla\rightarrowManavgat has, so the contrast is stated at the point estimates." title="" id="80" name="Picture"/>
             <a:graphic>
               <a:graphicData uri="http://schemas.openxmlformats.org/drawingml/2006/picture">
                 <pic:pic>
                   <pic:nvPicPr>
-                    <pic:cNvPr descr="C:/Users/CORSAIR/projects/ThermalTwin/thermal-twin-main/paper/submission_fire_ecology/_embed/Fig8.png" id="65" name="Picture"/>
+                    <pic:cNvPr descr="C:/Users/CORSAIR/projects/ThermalTwin/thermal-twin-main/paper/submission_fire_ecology/_embed/Fig8.png" id="81" name="Picture"/>
                     <pic:cNvPicPr>
                       <a:picLocks noChangeArrowheads="1" noChangeAspect="1"/>
                     </pic:cNvPicPr>
                   </pic:nvPicPr>
                   <pic:blipFill>
-                    <a:blip r:embed="rId63"/>
+                    <a:blip r:embed="rId79"/>
                     <a:stretch>
                       <a:fillRect/>
                     </a:stretch>
@@ -10207,7 +11473,7 @@
                   <pic:spPr bwMode="auto">
                     <a:xfrm>
                       <a:off x="0" y="0"/>
-                      <a:ext cx="5753100" cy="3087966"/>
+                      <a:ext cx="5753100" cy="3249011"/>
                     </a:xfrm>
                     <a:prstGeom prst="rect">
                       <a:avLst/>
@@ -10251,7 +11517,7 @@
         <w:t xml:space="preserve"> </w:t>
       </w:r>
       <w:r>
-        <w:t xml:space="preserve">Manavgat and Muğla have the highest niche overlap (mean one-dimensional Schoener’s</w:t>
+        <w:t xml:space="preserve">Manavgat and Muğla, the most similar pair (mean one-dimensional Schoener’s</w:t>
       </w:r>
       <w:r>
         <w:t xml:space="preserve"> </w:t>
@@ -10305,7 +11571,7 @@
         <w:t xml:space="preserve"> </w:t>
       </w:r>
       <w:r>
-        <w:t xml:space="preserve">Bejís and Montiferru have the lowest overlap (</w:t>
+        <w:t xml:space="preserve">Bejís and Montiferru, the least similar pair (</w:t>
       </w:r>
       <m:oMath>
         <m:acc>
@@ -10329,7 +11595,7 @@
         </m:r>
       </m:oMath>
       <w:r>
-        <w:t xml:space="preserve">, rank 10). Transfer is above chance in both directions (0.594 and 0.548). Arrows run from 0.5 to the signed univariate AUC of each feature in each region; a value above 0.5 means that the feature is higher on burned cells. A filled arrowhead marks a 95% spatial-block (10-cell,</w:t>
+        <w:t xml:space="preserve">, rank 10). Transfer is above chance in both directions (0.594 and 0.548). For each of the nine numeric predictors (land cover is categorical and has no signed AUC), a dot gives its signed univariate AUC in each region with the 95% spatial-block (10-cell,</w:t>
       </w:r>
       <w:r>
         <w:t xml:space="preserve"> </w:t>
@@ -10343,21 +11609,7 @@
         </m:r>
       </m:oMath>
       <w:r>
-        <w:t xml:space="preserve">5 km) bootstrap interval that excludes 0.5; an open arrowhead marks one that does not. Solid blue is the first region and dashed orange the second. Shaded rows mark features with opposite signs in the two regions. Side bars give Schoener’s</w:t>
-      </w:r>
-      <w:r>
-        <w:t xml:space="preserve"> </w:t>
-      </w:r>
-      <m:oMath>
-        <m:r>
-          <m:t>D</m:t>
-        </m:r>
-      </m:oMath>
-      <w:r>
-        <w:t xml:space="preserve"> </w:t>
-      </w:r>
-      <w:r>
-        <w:t xml:space="preserve">per feature. In (a), six features are supported in both regions and all six have opposite signs; signs agree on 2 of 9 features. In (b), no feature is supported in both regions, and signs agree on 7 of 9. At 1 km blocking all four directions have interval support; at 5 km only Muğla</w:t>
+        <w:t xml:space="preserve">5 km) bootstrap interval; a value above 0.5 means that the predictor is higher on burned cells. The rows are grouped into static, anomaly and absolute thermal predictors. In (a), six predictors are supported in both regions and all six have opposite signs; signs agree on 2 of 9. In (b), no predictor is supported in both regions, and signs agree on 7 of 9. At 1 km blocking all four directions have interval support; at 5 km only Muğla</w:t>
       </w:r>
       <m:oMath>
         <m:r>
@@ -10371,9 +11623,10 @@
         <w:t xml:space="preserve">Manavgat has, so the contrast is stated at the point estimates.</w:t>
       </w:r>
     </w:p>
-    <w:bookmarkEnd w:id="66"/>
-    <w:bookmarkEnd w:id="67"/>
-    <w:bookmarkStart w:id="74" w:name="discussion"/>
+    <w:bookmarkEnd w:id="82"/>
+    <w:bookmarkEnd w:id="83"/>
+    <w:bookmarkEnd w:id="84"/>
+    <w:bookmarkStart w:id="91" w:name="sec_4"/>
     <w:p>
       <w:pPr>
         <w:pStyle w:val="Heading1"/>
@@ -10382,7 +11635,7 @@
         <w:t xml:space="preserve">4 Discussion</w:t>
       </w:r>
     </w:p>
-    <w:bookmarkStart w:id="68" w:name="the-three-findings-together"/>
+    <w:bookmarkStart w:id="85" w:name="sec_4_1"/>
     <w:p>
       <w:pPr>
         <w:pStyle w:val="Heading2"/>
@@ -10402,7 +11655,18 @@
         <w:t xml:space="preserve"> </w:t>
       </w:r>
       <w:r>
-        <w:t xml:space="preserve">between-region results changed (Section 3.4): mean transfer, which elevation reversals have interval</w:t>
+        <w:t xml:space="preserve">between-region results changed (</w:t>
+      </w:r>
+      <w:hyperlink w:anchor="sec_3_4">
+        <w:r>
+          <w:rPr>
+            <w:rStyle w:val="Hyperlink"/>
+          </w:rPr>
+          <w:t xml:space="preserve">Section 3.4</w:t>
+        </w:r>
+      </w:hyperlink>
+      <w:r>
+        <w:t xml:space="preserve">): mean transfer, which elevation reversals have interval</w:t>
       </w:r>
       <w:r>
         <w:t xml:space="preserve"> </w:t>
@@ -10426,23 +11690,17 @@
         <w:t xml:space="preserve"> </w:t>
       </w:r>
       <w:r>
-        <w:t xml:space="preserve">multiplicity correction. The third finding closes an obvious way around the second. If transfer</w:t>
-      </w:r>
-      <w:r>
-        <w:t xml:space="preserve"> </w:t>
-      </w:r>
-      <w:r>
-        <w:t xml:space="preserve">cannot be assumed, it might still be predicted from the similarity of two regions, but none of the</w:t>
-      </w:r>
-      <w:r>
-        <w:t xml:space="preserve"> </w:t>
-      </w:r>
-      <w:r>
-        <w:t xml:space="preserve">twenty measures did this on the original study areas.</w:t>
-      </w:r>
-    </w:p>
-    <w:bookmarkEnd w:id="68"/>
-    <w:bookmarkStart w:id="69" w:name="what-the-within-region-score-measures"/>
+        <w:t xml:space="preserve">multiplicity correction. The third finding closes an obvious way around the second: none of the</w:t>
+      </w:r>
+      <w:r>
+        <w:t xml:space="preserve"> </w:t>
+      </w:r>
+      <w:r>
+        <w:t xml:space="preserve">twenty similarity measures predicted transfer on the original study areas.</w:t>
+      </w:r>
+    </w:p>
+    <w:bookmarkEnd w:id="85"/>
+    <w:bookmarkStart w:id="86" w:name="sec_4_2"/>
     <w:p>
       <w:pPr>
         <w:pStyle w:val="Heading2"/>
@@ -10456,43 +11714,47 @@
         <w:pStyle w:val="FirstParagraph"/>
       </w:pPr>
       <w:r>
-        <w:t xml:space="preserve">The thermal gain within regions was robust, with one exception. It was supported in every region</w:t>
-      </w:r>
-      <w:r>
-        <w:t xml:space="preserve"> </w:t>
-      </w:r>
-      <w:r>
-        <w:t xml:space="preserve">under blocked validation and with an earlier predictor window, and it stayed positive at the point</w:t>
-      </w:r>
-      <w:r>
-        <w:t xml:space="preserve"> </w:t>
-      </w:r>
-      <w:r>
-        <w:t xml:space="preserve">estimates without the coordinate-informed channels (Section S1.7) and with VNP64A1 labels; once</w:t>
-      </w:r>
-      <w:r>
-        <w:t xml:space="preserve"> </w:t>
-      </w:r>
-      <w:r>
-        <w:t xml:space="preserve">terrain aspect was added, however, the gain in Montiferru was no longer supported (Section 3.2). On the scar frame,</w:t>
-      </w:r>
-      <w:r>
-        <w:t xml:space="preserve"> </w:t>
-      </w:r>
-      <w:r>
-        <w:t xml:space="preserve">however, the same gain fell to +0.021 and was not established, and withholding the scar did not</w:t>
-      </w:r>
-      <w:r>
-        <w:t xml:space="preserve"> </w:t>
-      </w:r>
-      <w:r>
-        <w:t xml:space="preserve">change it. The fall is therefore consistent with an effect of the scored cells rather than of the</w:t>
-      </w:r>
-      <w:r>
-        <w:t xml:space="preserve"> </w:t>
-      </w:r>
-      <w:r>
-        <w:t xml:space="preserve">held-out cells, although the data cannot exclude the latter (Section 3.3).</w:t>
+        <w:t xml:space="preserve">The thermal gain within regions held in every check, including the removal of the</w:t>
+      </w:r>
+      <w:r>
+        <w:t xml:space="preserve"> </w:t>
+      </w:r>
+      <w:r>
+        <w:t xml:space="preserve">coordinate-informed channels (Section S1.7), except terrain aspect in Montiferru (</w:t>
+      </w:r>
+      <w:hyperlink w:anchor="sec_3_2">
+        <w:r>
+          <w:rPr>
+            <w:rStyle w:val="Hyperlink"/>
+          </w:rPr>
+          <w:t xml:space="preserve">Section 3.2</w:t>
+        </w:r>
+      </w:hyperlink>
+      <w:r>
+        <w:t xml:space="preserve">). On</w:t>
+      </w:r>
+      <w:r>
+        <w:t xml:space="preserve"> </w:t>
+      </w:r>
+      <w:r>
+        <w:t xml:space="preserve">the scar frame it fell to +0.021 and was not established, mainly because the scored cells changed,</w:t>
+      </w:r>
+      <w:r>
+        <w:t xml:space="preserve"> </w:t>
+      </w:r>
+      <w:r>
+        <w:t xml:space="preserve">although an effect of withholding the scar cannot be excluded (</w:t>
+      </w:r>
+      <w:hyperlink w:anchor="sec_3_3">
+        <w:r>
+          <w:rPr>
+            <w:rStyle w:val="Hyperlink"/>
+          </w:rPr>
+          <w:t xml:space="preserve">Section 3.3</w:t>
+        </w:r>
+      </w:hyperlink>
+      <w:r>
+        <w:t xml:space="preserve">).</w:t>
       </w:r>
     </w:p>
     <w:p>
@@ -10506,7 +11768,18 @@
         <w:t xml:space="preserve"> </w:t>
       </w:r>
       <w:r>
-        <w:t xml:space="preserve">fell from 0.709 within 5 km of the training cells to 0.519 at 10 to 20 km (Section S1.18). The</w:t>
+        <w:t xml:space="preserve">was close to chance 10 to 20 km from the training cells (</w:t>
+      </w:r>
+      <w:hyperlink w:anchor="sec_3_5">
+        <w:r>
+          <w:rPr>
+            <w:rStyle w:val="Hyperlink"/>
+          </w:rPr>
+          <w:t xml:space="preserve">Section 3.5</w:t>
+        </w:r>
+      </w:hyperlink>
+      <w:r>
+        <w:t xml:space="preserve">). The</w:t>
       </w:r>
       <w:r>
         <w:t xml:space="preserve"> </w:t>
@@ -10559,7 +11832,7 @@
         <w:t xml:space="preserve"> </w:t>
       </w:r>
       <w:r>
-        <w:t xml:space="preserve">the fire. The shortfall can therefore not be attributed to the region rather than to the event. A</w:t>
+        <w:t xml:space="preserve">the fire. The shortfall therefore cannot be split into a region effect and an event effect. A</w:t>
       </w:r>
       <w:r>
         <w:t xml:space="preserve"> </w:t>
@@ -10574,8 +11847,8 @@
         <w:t xml:space="preserve">populations and the study area and is reported only in Section S1.13.</w:t>
       </w:r>
     </w:p>
-    <w:bookmarkEnd w:id="69"/>
-    <w:bookmarkStart w:id="70" w:name="the-two-interventions"/>
+    <w:bookmarkEnd w:id="86"/>
+    <w:bookmarkStart w:id="87" w:name="sec_4_3"/>
     <w:p>
       <w:pPr>
         <w:pStyle w:val="Heading2"/>
@@ -10595,41 +11868,49 @@
         <w:t xml:space="preserve"> </w:t>
       </w:r>
       <w:r>
-        <w:t xml:space="preserve">within-region ceiling (Section S1.14). Removing the two reversing predictors lowered within-region</w:t>
-      </w:r>
-      <w:r>
-        <w:t xml:space="preserve"> </w:t>
-      </w:r>
-      <w:r>
-        <w:t xml:space="preserve">skill by 0.076, most of it from elevation, with interval support in every region, and changed mean</w:t>
-      </w:r>
-      <w:r>
-        <w:t xml:space="preserve"> </w:t>
-      </w:r>
-      <w:r>
-        <w:t xml:space="preserve">transfer by +0.014 [−0.018, +0.049] under the primary pair-cluster bootstrap (the pair-t interval</w:t>
-      </w:r>
-      <w:r>
-        <w:t xml:space="preserve"> </w:t>
-      </w:r>
-      <w:r>
-        <w:t xml:space="preserve">plotted in Fig. 7 is +0.014 [−0.028, +0.056]). These two numbers should not be read as an exchange of</w:t>
-      </w:r>
-      <w:r>
-        <w:t xml:space="preserve"> </w:t>
-      </w:r>
-      <w:r>
-        <w:t xml:space="preserve">local skill for transfer. The thermal contribution to transfer is +0.007, removal returns +0.014, and</w:t>
-      </w:r>
-      <w:r>
-        <w:t xml:space="preserve"> </w:t>
-      </w:r>
-      <w:r>
-        <w:t xml:space="preserve">both intervals include zero, so a local cost is measured but no gain in transfer.</w:t>
-      </w:r>
-    </w:p>
-    <w:bookmarkEnd w:id="70"/>
-    <w:bookmarkStart w:id="71" w:name="what-the-thermal-predictors-measured"/>
+        <w:t xml:space="preserve">within-region ceiling (Section S1.14). Removing the two reversing predictors cost 0.076 of</w:t>
+      </w:r>
+      <w:r>
+        <w:t xml:space="preserve"> </w:t>
+      </w:r>
+      <w:r>
+        <w:t xml:space="preserve">within-region skill, mostly from elevation and supported in every region, and changed mean transfer</w:t>
+      </w:r>
+      <w:r>
+        <w:t xml:space="preserve"> </w:t>
+      </w:r>
+      <w:r>
+        <w:t xml:space="preserve">by +0.014 [−0.018, +0.049] (pair-t interval in</w:t>
+      </w:r>
+      <w:r>
+        <w:t xml:space="preserve"> </w:t>
+      </w:r>
+      <w:hyperlink w:anchor="fig_7">
+        <w:r>
+          <w:rPr>
+            <w:rStyle w:val="Hyperlink"/>
+          </w:rPr>
+          <w:t xml:space="preserve">Fig. 7</w:t>
+        </w:r>
+      </w:hyperlink>
+      <w:r>
+        <w:t xml:space="preserve">: +0.014 [−0.028, +0.056]). This is not an</w:t>
+      </w:r>
+      <w:r>
+        <w:t xml:space="preserve"> </w:t>
+      </w:r>
+      <w:r>
+        <w:t xml:space="preserve">exchange of local skill for transfer: the change, like the thermal contribution to transfer (+0.007),</w:t>
+      </w:r>
+      <w:r>
+        <w:t xml:space="preserve"> </w:t>
+      </w:r>
+      <w:r>
+        <w:t xml:space="preserve">includes zero, so a local cost was measured but no transfer gain.</w:t>
+      </w:r>
+    </w:p>
+    <w:bookmarkEnd w:id="87"/>
+    <w:bookmarkStart w:id="88" w:name="sec_4_4"/>
     <w:p>
       <w:pPr>
         <w:pStyle w:val="Heading2"/>
@@ -10655,7 +11936,18 @@
         <w:t xml:space="preserve"> </w:t>
       </w:r>
       <w:r>
-        <w:t xml:space="preserve">elevation was held; the Manavgat result has interval support only on the collar (Section 3.4). In</w:t>
+        <w:t xml:space="preserve">elevation was held; the Manavgat result has interval support only on the collar (</w:t>
+      </w:r>
+      <w:hyperlink w:anchor="sec_3_4">
+        <w:r>
+          <w:rPr>
+            <w:rStyle w:val="Hyperlink"/>
+          </w:rPr>
+          <w:t xml:space="preserve">Section 3.4</w:t>
+        </w:r>
+      </w:hyperlink>
+      <w:r>
+        <w:t xml:space="preserve">). In</w:t>
       </w:r>
       <w:r>
         <w:t xml:space="preserve"> </w:t>
@@ -10667,13 +11959,13 @@
         <w:t xml:space="preserve"> </w:t>
       </w:r>
       <w:r>
-        <w:t xml:space="preserve">cooler vegetation carries more fuel, so a negative association is consistent with LST acting as a</w:t>
-      </w:r>
-      <w:r>
-        <w:t xml:space="preserve"> </w:t>
-      </w:r>
-      <w:r>
-        <w:t xml:space="preserve">land-surface descriptor rather than as a dryness index. In Montiferru, most of the within-region</w:t>
+        <w:t xml:space="preserve">cooler vegetation carries more fuel, so a negative association fits LST acting as a descriptor of</w:t>
+      </w:r>
+      <w:r>
+        <w:t xml:space="preserve"> </w:t>
+      </w:r>
+      <w:r>
+        <w:t xml:space="preserve">the land surface; a dryness index should show the opposite sign. In Montiferru, most of the within-region</w:t>
       </w:r>
       <w:r>
         <w:t xml:space="preserve"> </w:t>
@@ -10703,7 +11995,18 @@
         <w:t xml:space="preserve"> </w:t>
       </w:r>
       <w:r>
-        <w:t xml:space="preserve">S1.23). The normalised channels did not transfer better than the absolute ones either (Section S1.6).</w:t>
+        <w:t xml:space="preserve">S1.23). The normalised channels did not transfer better than the absolute ones either (</w:t>
+      </w:r>
+      <w:hyperlink w:anchor="sec_3_5">
+        <w:r>
+          <w:rPr>
+            <w:rStyle w:val="Hyperlink"/>
+          </w:rPr>
+          <w:t xml:space="preserve">Section 3.5</w:t>
+        </w:r>
+      </w:hyperlink>
+      <w:r>
+        <w:t xml:space="preserve">).</w:t>
       </w:r>
       <w:r>
         <w:t xml:space="preserve"> </w:t>
@@ -10745,7 +12048,7 @@
         <w:t xml:space="preserve"> </w:t>
       </w:r>
       <w:r>
-        <w:t xml:space="preserve">would complement, not replace, weather-driven danger rating</w:t>
+        <w:t xml:space="preserve">would be added to weather-driven danger rating</w:t>
       </w:r>
       <w:r>
         <w:t xml:space="preserve"> </w:t>
@@ -10816,8 +12119,8 @@
         <w:t xml:space="preserve">class alone does not explain the difference.</w:t>
       </w:r>
     </w:p>
-    <w:bookmarkEnd w:id="71"/>
-    <w:bookmarkStart w:id="72" w:name="implications-for-fire-management"/>
+    <w:bookmarkEnd w:id="88"/>
+    <w:bookmarkStart w:id="89" w:name="sec_4_5"/>
     <w:p>
       <w:pPr>
         <w:pStyle w:val="Heading2"/>
@@ -10831,13 +12134,13 @@
         <w:pStyle w:val="FirstParagraph"/>
       </w:pPr>
       <w:r>
-        <w:t xml:space="preserve">Region-wide susceptibility maps serve prevention planning, and four changes in practice are</w:t>
-      </w:r>
-      <w:r>
-        <w:t xml:space="preserve"> </w:t>
-      </w:r>
-      <w:r>
-        <w:t xml:space="preserve">supported by these results.</w:t>
+        <w:t xml:space="preserve">Region-wide susceptibility maps are used for prevention planning, and these results support four</w:t>
+      </w:r>
+      <w:r>
+        <w:t xml:space="preserve"> </w:t>
+      </w:r>
+      <w:r>
+        <w:t xml:space="preserve">changes in practice.</w:t>
       </w:r>
     </w:p>
     <w:p>
@@ -10845,41 +12148,41 @@
         <w:pStyle w:val="BodyText"/>
       </w:pPr>
       <w:r>
-        <w:rPr>
-          <w:b/>
-          <w:bCs/>
-        </w:rPr>
-        <w:t xml:space="preserve">Report the evaluation frame, and name the question it answers.</w:t>
-      </w:r>
-      <w:r>
-        <w:t xml:space="preserve"> </w:t>
-      </w:r>
-      <w:r>
-        <w:t xml:space="preserve">A region-wide score describes</w:t>
-      </w:r>
-      <w:r>
-        <w:t xml:space="preserve"> </w:t>
-      </w:r>
-      <w:r>
-        <w:t xml:space="preserve">where in a landscape fire occurred, which is the question behind prevention planning. A scar-frame</w:t>
-      </w:r>
-      <w:r>
-        <w:t xml:space="preserve"> </w:t>
-      </w:r>
-      <w:r>
-        <w:t xml:space="preserve">score describes which cells next to a fire burned. On the same model the two differed by 0.160</w:t>
-      </w:r>
-      <w:r>
-        <w:t xml:space="preserve"> </w:t>
-      </w:r>
-      <w:r>
-        <w:t xml:space="preserve">ROC-AUC with the region as the unit, which is larger than the thermal gain within most regions (Table</w:t>
-      </w:r>
-      <w:r>
-        <w:t xml:space="preserve"> </w:t>
-      </w:r>
-      <w:r>
-        <w:t xml:space="preserve">1). Both numbers are needed to judge a model.</w:t>
+        <w:t xml:space="preserve">First, report the evaluation frame and the question it answers (</w:t>
+      </w:r>
+      <w:hyperlink w:anchor="sec_2_12">
+        <w:r>
+          <w:rPr>
+            <w:rStyle w:val="Hyperlink"/>
+          </w:rPr>
+          <w:t xml:space="preserve">Section 2.12</w:t>
+        </w:r>
+      </w:hyperlink>
+      <w:r>
+        <w:t xml:space="preserve">). On the same model,</w:t>
+      </w:r>
+      <w:r>
+        <w:t xml:space="preserve"> </w:t>
+      </w:r>
+      <w:r>
+        <w:t xml:space="preserve">the region-wide and scar-frame scores differed by 0.160 ROC-AUC with the region as the unit, more</w:t>
+      </w:r>
+      <w:r>
+        <w:t xml:space="preserve"> </w:t>
+      </w:r>
+      <w:r>
+        <w:t xml:space="preserve">than the thermal gain within most regions (</w:t>
+      </w:r>
+      <w:hyperlink w:anchor="tab_2">
+        <w:r>
+          <w:rPr>
+            <w:rStyle w:val="Hyperlink"/>
+          </w:rPr>
+          <w:t xml:space="preserve">Table 2</w:t>
+        </w:r>
+      </w:hyperlink>
+      <w:r>
+        <w:t xml:space="preserve">), so both are needed to judge a model.</w:t>
       </w:r>
     </w:p>
     <w:p>
@@ -10887,17 +12190,7 @@
         <w:pStyle w:val="BodyText"/>
       </w:pPr>
       <w:r>
-        <w:rPr>
-          <w:b/>
-          <w:bCs/>
-        </w:rPr>
-        <w:t xml:space="preserve">Measure transfer in the target region.</w:t>
-      </w:r>
-      <w:r>
-        <w:t xml:space="preserve"> </w:t>
-      </w:r>
-      <w:r>
-        <w:t xml:space="preserve">A within-region score does not show how a model will work</w:t>
+        <w:t xml:space="preserve">Second, measure transfer in the target region. A within-region score does not show how a model will work</w:t>
       </w:r>
       <w:r>
         <w:t xml:space="preserve"> </w:t>
@@ -10921,7 +12214,7 @@
         <w:t xml:space="preserve"> </w:t>
       </w:r>
       <w:r>
-        <w:t xml:space="preserve">(Table S35). Where a burned-area record of earlier fires exists for the target region, it offers a way</w:t>
+        <w:t xml:space="preserve">(Table S35). Where a burned-area record of earlier fires exists for the target region, it can be used</w:t>
       </w:r>
       <w:r>
         <w:t xml:space="preserve"> </w:t>
@@ -10935,23 +12228,24 @@
         <w:pStyle w:val="BodyText"/>
       </w:pPr>
       <w:r>
-        <w:rPr>
-          <w:b/>
-          <w:bCs/>
-        </w:rPr>
-        <w:t xml:space="preserve">Fix the study area by a stated rule before the predictors are computed.</w:t>
-      </w:r>
-      <w:r>
-        <w:t xml:space="preserve"> </w:t>
-      </w:r>
-      <w:r>
-        <w:t xml:space="preserve">The study areas used here</w:t>
-      </w:r>
-      <w:r>
-        <w:t xml:space="preserve"> </w:t>
-      </w:r>
-      <w:r>
-        <w:t xml:space="preserve">were not comparable, and this changed three between-region results (Section 3.4). An accessible-area</w:t>
+        <w:t xml:space="preserve">Third, fix the study area by a stated rule before the predictors are computed. The study areas used here</w:t>
+      </w:r>
+      <w:r>
+        <w:t xml:space="preserve"> </w:t>
+      </w:r>
+      <w:r>
+        <w:t xml:space="preserve">were not comparable, and this changed three between-region results (</w:t>
+      </w:r>
+      <w:hyperlink w:anchor="sec_3_4">
+        <w:r>
+          <w:rPr>
+            <w:rStyle w:val="Hyperlink"/>
+          </w:rPr>
+          <w:t xml:space="preserve">Section 3.4</w:t>
+        </w:r>
+      </w:hyperlink>
+      <w:r>
+        <w:t xml:space="preserve">). An accessible-area</w:t>
       </w:r>
       <w:r>
         <w:t xml:space="preserve"> </w:t>
@@ -10977,23 +12271,24 @@
         <w:pStyle w:val="BodyText"/>
       </w:pPr>
       <w:r>
-        <w:rPr>
-          <w:b/>
-          <w:bCs/>
-        </w:rPr>
-        <w:t xml:space="preserve">Do not expect label-free adaptation to repair transfer.</w:t>
-      </w:r>
-      <w:r>
-        <w:t xml:space="preserve"> </w:t>
-      </w:r>
-      <w:r>
-        <w:t xml:space="preserve">Both methods tested moved most directions</w:t>
-      </w:r>
-      <w:r>
-        <w:t xml:space="preserve"> </w:t>
-      </w:r>
-      <w:r>
-        <w:t xml:space="preserve">toward chance, including those that had worked (Section 3.5). A reversed association cannot be seen</w:t>
+        <w:t xml:space="preserve">Fourth, do not expect label-free adaptation to repair transfer. Both methods tested moved most directions</w:t>
+      </w:r>
+      <w:r>
+        <w:t xml:space="preserve"> </w:t>
+      </w:r>
+      <w:r>
+        <w:t xml:space="preserve">toward chance, including those that had worked (</w:t>
+      </w:r>
+      <w:hyperlink w:anchor="sec_3_5">
+        <w:r>
+          <w:rPr>
+            <w:rStyle w:val="Hyperlink"/>
+          </w:rPr>
+          <w:t xml:space="preserve">Section 3.5</w:t>
+        </w:r>
+      </w:hyperlink>
+      <w:r>
+        <w:t xml:space="preserve">). A reversed association cannot be seen</w:t>
       </w:r>
       <w:r>
         <w:t xml:space="preserve"> </w:t>
@@ -11002,8 +12297,8 @@
         <w:t xml:space="preserve">without target labels, so aligning the predictor distributions cannot correct it.</w:t>
       </w:r>
     </w:p>
-    <w:bookmarkEnd w:id="72"/>
-    <w:bookmarkStart w:id="73" w:name="limitations"/>
+    <w:bookmarkEnd w:id="89"/>
+    <w:bookmarkStart w:id="90" w:name="sec_4_6"/>
     <w:p>
       <w:pPr>
         <w:pStyle w:val="Heading2"/>
@@ -11017,7 +12312,7 @@
         <w:pStyle w:val="FirstParagraph"/>
       </w:pPr>
       <w:r>
-        <w:t xml:space="preserve">The limitations are given in full in Section S3.5. The following ones affect the conclusions.</w:t>
+        <w:t xml:space="preserve">Section S3.5 lists every limitation; these affect the conclusions.</w:t>
       </w:r>
     </w:p>
     <w:p>
@@ -11029,17 +12324,7 @@
         </w:numPr>
       </w:pPr>
       <w:r>
-        <w:rPr>
-          <w:b/>
-          <w:bCs/>
-        </w:rPr>
-        <w:t xml:space="preserve">Each region contributes one fire season,</w:t>
-      </w:r>
-      <w:r>
-        <w:t xml:space="preserve"> </w:t>
-      </w:r>
-      <w:r>
-        <w:t xml:space="preserve">so region and event effects cannot be separated</w:t>
+        <w:t xml:space="preserve">Each region contributes one fire season, so region and event effects cannot be separated</w:t>
       </w:r>
       <w:r>
         <w:t xml:space="preserve"> </w:t>
@@ -11057,23 +12342,24 @@
         </w:numPr>
       </w:pPr>
       <w:r>
-        <w:rPr>
-          <w:b/>
-          <w:bCs/>
-        </w:rPr>
-        <w:t xml:space="preserve">The study areas were not comparable.</w:t>
-      </w:r>
-      <w:r>
-        <w:t xml:space="preserve"> </w:t>
-      </w:r>
-      <w:r>
-        <w:t xml:space="preserve">They could be restricted but not extended, because they</w:t>
-      </w:r>
-      <w:r>
-        <w:t xml:space="preserve"> </w:t>
-      </w:r>
-      <w:r>
-        <w:t xml:space="preserve">were fixed earlier in the processing pipeline (Section 3.4; S3.5(ix)).</w:t>
+        <w:t xml:space="preserve">The study areas were not comparable. They could be restricted but not extended, because they</w:t>
+      </w:r>
+      <w:r>
+        <w:t xml:space="preserve"> </w:t>
+      </w:r>
+      <w:r>
+        <w:t xml:space="preserve">were fixed earlier in the processing pipeline (</w:t>
+      </w:r>
+      <w:hyperlink w:anchor="sec_3_4">
+        <w:r>
+          <w:rPr>
+            <w:rStyle w:val="Hyperlink"/>
+          </w:rPr>
+          <w:t xml:space="preserve">Section 3.4</w:t>
+        </w:r>
+      </w:hyperlink>
+      <w:r>
+        <w:t xml:space="preserve">; S3.5(ix)).</w:t>
       </w:r>
     </w:p>
     <w:p>
@@ -11085,23 +12371,24 @@
         </w:numPr>
       </w:pPr>
       <w:r>
-        <w:rPr>
-          <w:b/>
-          <w:bCs/>
-        </w:rPr>
-        <w:t xml:space="preserve">The frame cost rests on few scars.</w:t>
-      </w:r>
-      <w:r>
-        <w:t xml:space="preserve"> </w:t>
-      </w:r>
-      <w:r>
-        <w:t xml:space="preserve">The full comparison is defined on seven scars in three</w:t>
-      </w:r>
-      <w:r>
-        <w:t xml:space="preserve"> </w:t>
-      </w:r>
-      <w:r>
-        <w:t xml:space="preserve">regions, so the region-level estimates should be quoted (Section 3.3).</w:t>
+        <w:t xml:space="preserve">The frame cost rests on few scars. The full comparison is defined on seven scars in three</w:t>
+      </w:r>
+      <w:r>
+        <w:t xml:space="preserve"> </w:t>
+      </w:r>
+      <w:r>
+        <w:t xml:space="preserve">regions, so the region-level estimates should be quoted (</w:t>
+      </w:r>
+      <w:hyperlink w:anchor="sec_3_3">
+        <w:r>
+          <w:rPr>
+            <w:rStyle w:val="Hyperlink"/>
+          </w:rPr>
+          <w:t xml:space="preserve">Section 3.3</w:t>
+        </w:r>
+      </w:hyperlink>
+      <w:r>
+        <w:t xml:space="preserve">).</w:t>
       </w:r>
     </w:p>
     <w:p>
@@ -11113,17 +12400,7 @@
         </w:numPr>
       </w:pPr>
       <w:r>
-        <w:rPr>
-          <w:b/>
-          <w:bCs/>
-        </w:rPr>
-        <w:t xml:space="preserve">Point estimates depend on the software version and the seed.</w:t>
-      </w:r>
-      <w:r>
-        <w:t xml:space="preserve"> </w:t>
-      </w:r>
-      <w:r>
-        <w:t xml:space="preserve">Single directions moved by up to</w:t>
+        <w:t xml:space="preserve">Point estimates depend on the software version and the seed. Single directions moved by up to</w:t>
       </w:r>
       <w:r>
         <w:t xml:space="preserve"> </w:t>
@@ -11135,7 +12412,18 @@
         <w:t xml:space="preserve"> </w:t>
       </w:r>
       <w:r>
-        <w:t xml:space="preserve">direction-level intervals do not include this variation (Section 2.13; S1.23; S3.5(vi)).</w:t>
+        <w:t xml:space="preserve">direction-level intervals do not include this variation (</w:t>
+      </w:r>
+      <w:hyperlink w:anchor="sec_2_13">
+        <w:r>
+          <w:rPr>
+            <w:rStyle w:val="Hyperlink"/>
+          </w:rPr>
+          <w:t xml:space="preserve">Section 2.13</w:t>
+        </w:r>
+      </w:hyperlink>
+      <w:r>
+        <w:t xml:space="preserve">; S1.23; S3.5(vi)).</w:t>
       </w:r>
     </w:p>
     <w:p>
@@ -11147,23 +12435,24 @@
         </w:numPr>
       </w:pPr>
       <w:r>
-        <w:rPr>
-          <w:b/>
-          <w:bCs/>
-        </w:rPr>
-        <w:t xml:space="preserve">Spatial dependence reaches beyond the 5 km blocks,</w:t>
-      </w:r>
-      <w:r>
-        <w:t xml:space="preserve"> </w:t>
-      </w:r>
-      <w:r>
-        <w:t xml:space="preserve">so intervals at 5 km blocking may be too</w:t>
-      </w:r>
-      <w:r>
-        <w:t xml:space="preserve"> </w:t>
-      </w:r>
-      <w:r>
-        <w:t xml:space="preserve">narrow, especially in North Evia (Section 2.7; S1.23).</w:t>
+        <w:t xml:space="preserve">Spatial dependence reaches beyond the 5 km blocks, so intervals at 5 km blocking may be too</w:t>
+      </w:r>
+      <w:r>
+        <w:t xml:space="preserve"> </w:t>
+      </w:r>
+      <w:r>
+        <w:t xml:space="preserve">narrow, especially in North Evia (</w:t>
+      </w:r>
+      <w:hyperlink w:anchor="sec_2_7">
+        <w:r>
+          <w:rPr>
+            <w:rStyle w:val="Hyperlink"/>
+          </w:rPr>
+          <w:t xml:space="preserve">Section 2.7</w:t>
+        </w:r>
+      </w:hyperlink>
+      <w:r>
+        <w:t xml:space="preserve">; S1.23).</w:t>
       </w:r>
     </w:p>
     <w:p>
@@ -11175,29 +12464,30 @@
         </w:numPr>
       </w:pPr>
       <w:r>
-        <w:rPr>
-          <w:b/>
-          <w:bCs/>
-        </w:rPr>
-        <w:t xml:space="preserve">The thermal contribution to transfer depends on the estimator.</w:t>
-      </w:r>
-      <w:r>
-        <w:t xml:space="preserve"> </w:t>
-      </w:r>
-      <w:r>
-        <w:t xml:space="preserve">It was +0.007 for the random</w:t>
-      </w:r>
-      <w:r>
-        <w:t xml:space="preserve"> </w:t>
-      </w:r>
-      <w:r>
-        <w:t xml:space="preserve">forest used here but negative for a shallower forest, a forest with large leaves and a penalised</w:t>
-      </w:r>
-      <w:r>
-        <w:t xml:space="preserve"> </w:t>
-      </w:r>
-      <w:r>
-        <w:t xml:space="preserve">logistic regression (−0.011 to −0.021, point estimates only; Table S25).</w:t>
+        <w:t xml:space="preserve">The sign of the thermal contribution to transfer depends on the estimator. It was +0.007 for the</w:t>
+      </w:r>
+      <w:r>
+        <w:t xml:space="preserve"> </w:t>
+      </w:r>
+      <w:r>
+        <w:t xml:space="preserve">random forest used here but negative for the three simpler models (−0.011 to −0.021), although every</w:t>
+      </w:r>
+      <w:r>
+        <w:t xml:space="preserve"> </w:t>
+      </w:r>
+      <w:r>
+        <w:t xml:space="preserve">interval includes zero (</w:t>
+      </w:r>
+      <w:hyperlink w:anchor="sec_3_5">
+        <w:r>
+          <w:rPr>
+            <w:rStyle w:val="Hyperlink"/>
+          </w:rPr>
+          <w:t xml:space="preserve">Section 3.5</w:t>
+        </w:r>
+      </w:hyperlink>
+      <w:r>
+        <w:t xml:space="preserve">).</w:t>
       </w:r>
     </w:p>
     <w:p>
@@ -11209,17 +12499,7 @@
         </w:numPr>
       </w:pPr>
       <w:r>
-        <w:rPr>
-          <w:b/>
-          <w:bCs/>
-        </w:rPr>
-        <w:t xml:space="preserve">The similarity tests rest on ten independent region pairs,</w:t>
-      </w:r>
-      <w:r>
-        <w:t xml:space="preserve"> </w:t>
-      </w:r>
-      <w:r>
-        <w:t xml:space="preserve">so both positive and negative</w:t>
+        <w:t xml:space="preserve">The similarity tests rest on ten independent region pairs, so both positive and negative</w:t>
       </w:r>
       <w:r>
         <w:t xml:space="preserve"> </w:t>
@@ -11249,17 +12529,7 @@
         </w:numPr>
       </w:pPr>
       <w:r>
-        <w:rPr>
-          <w:b/>
-          <w:bCs/>
-        </w:rPr>
-        <w:t xml:space="preserve">The reversal test is marginal.</w:t>
-      </w:r>
-      <w:r>
-        <w:t xml:space="preserve"> </w:t>
-      </w:r>
-      <w:r>
-        <w:t xml:space="preserve">A reversal of a single predictor can also come from different</w:t>
+        <w:t xml:space="preserve">The reversal test is marginal. A reversal of a single predictor can also come from different</w:t>
       </w:r>
       <w:r>
         <w:t xml:space="preserve"> </w:t>
@@ -11271,7 +12541,18 @@
         <w:t xml:space="preserve"> </w:t>
       </w:r>
       <w:r>
-        <w:t xml:space="preserve">(Section 2.10).</w:t>
+        <w:t xml:space="preserve">(</w:t>
+      </w:r>
+      <w:hyperlink w:anchor="sec_2_10">
+        <w:r>
+          <w:rPr>
+            <w:rStyle w:val="Hyperlink"/>
+          </w:rPr>
+          <w:t xml:space="preserve">Section 2.10</w:t>
+        </w:r>
+      </w:hyperlink>
+      <w:r>
+        <w:t xml:space="preserve">).</w:t>
       </w:r>
     </w:p>
     <w:p>
@@ -11283,17 +12564,7 @@
         </w:numPr>
       </w:pPr>
       <w:r>
-        <w:rPr>
-          <w:b/>
-          <w:bCs/>
-        </w:rPr>
-        <w:t xml:space="preserve">The low transfer into Manavgat is located but not explained.</w:t>
-      </w:r>
-      <w:r>
-        <w:t xml:space="preserve"> </w:t>
-      </w:r>
-      <w:r>
-        <w:t xml:space="preserve">Weather, quality screening and the</w:t>
+        <w:t xml:space="preserve">The low transfer into Manavgat is located but not explained. Weather, quality screening and the</w:t>
       </w:r>
       <w:r>
         <w:t xml:space="preserve"> </w:t>
@@ -11317,17 +12588,7 @@
         </w:numPr>
       </w:pPr>
       <w:r>
-        <w:rPr>
-          <w:b/>
-          <w:bCs/>
-        </w:rPr>
-        <w:t xml:space="preserve">All labels come from one burned-area product,</w:t>
-      </w:r>
-      <w:r>
-        <w:t xml:space="preserve"> </w:t>
-      </w:r>
-      <w:r>
-        <w:t xml:space="preserve">MCD64A1</w:t>
+        <w:t xml:space="preserve">All labels come from one burned-area product, MCD64A1</w:t>
       </w:r>
       <w:r>
         <w:t xml:space="preserve"> </w:t>
@@ -11384,17 +12645,7 @@
         </w:numPr>
       </w:pPr>
       <w:r>
-        <w:rPr>
-          <w:b/>
-          <w:bCs/>
-        </w:rPr>
-        <w:t xml:space="preserve">The land-cover map is post-fire for four events.</w:t>
-      </w:r>
-      <w:r>
-        <w:t xml:space="preserve"> </w:t>
-      </w:r>
-      <w:r>
-        <w:t xml:space="preserve">With the 2020 map, mean transfer was 0.513</w:t>
+        <w:t xml:space="preserve">The land-cover map is post-fire for four events. With the 2020 map, mean transfer was 0.513</w:t>
       </w:r>
       <w:r>
         <w:t xml:space="preserve"> </w:t>
@@ -11406,7 +12657,18 @@
         <w:t xml:space="preserve"> </w:t>
       </w:r>
       <w:r>
-        <w:t xml:space="preserve">fifth of the burned natural vegetation (Section 2.4; S1.23).</w:t>
+        <w:t xml:space="preserve">fifth of the burned natural vegetation (</w:t>
+      </w:r>
+      <w:hyperlink w:anchor="sec_2_4">
+        <w:r>
+          <w:rPr>
+            <w:rStyle w:val="Hyperlink"/>
+          </w:rPr>
+          <w:t xml:space="preserve">Section 2.4</w:t>
+        </w:r>
+      </w:hyperlink>
+      <w:r>
+        <w:t xml:space="preserve">; S1.23).</w:t>
       </w:r>
     </w:p>
     <w:p>
@@ -11418,28 +12680,12 @@
         </w:numPr>
       </w:pPr>
       <w:r>
-        <w:rPr>
-          <w:b/>
-          <w:bCs/>
-        </w:rPr>
-        <w:t xml:space="preserve">No weather predictors were used</w:t>
-      </w:r>
-      <w:r>
-        <w:t xml:space="preserve"> </w:t>
-      </w:r>
-      <w:r>
-        <w:t xml:space="preserve">(S3.5(i)), and other classifiers were compared by point</w:t>
-      </w:r>
-      <w:r>
-        <w:t xml:space="preserve"> </w:t>
-      </w:r>
-      <w:r>
-        <w:t xml:space="preserve">estimate only (Section S1.8; S3.5(x)).</w:t>
-      </w:r>
-    </w:p>
-    <w:bookmarkEnd w:id="73"/>
-    <w:bookmarkEnd w:id="74"/>
-    <w:bookmarkStart w:id="75" w:name="conclusions"/>
+        <w:t xml:space="preserve">No weather predictors were used (S3.5(i)), and only four estimators were compared (S3.5(x)).</w:t>
+      </w:r>
+    </w:p>
+    <w:bookmarkEnd w:id="90"/>
+    <w:bookmarkEnd w:id="91"/>
+    <w:bookmarkStart w:id="92" w:name="sec_5"/>
     <w:p>
       <w:pPr>
         <w:pStyle w:val="Heading1"/>
@@ -11453,13 +12699,13 @@
         <w:pStyle w:val="FirstParagraph"/>
       </w:pPr>
       <w:r>
-        <w:t xml:space="preserve">We tested whether the skill of pre-fire thermal predictors transfers between five Mediterranean</w:t>
-      </w:r>
-      <w:r>
-        <w:t xml:space="preserve"> </w:t>
-      </w:r>
-      <w:r>
-        <w:t xml:space="preserve">regions, each with one large fire season. Three conclusions are supported.</w:t>
+        <w:t xml:space="preserve">Three conclusions are supported for these five Mediterranean regions, each with one large fire</w:t>
+      </w:r>
+      <w:r>
+        <w:t xml:space="preserve"> </w:t>
+      </w:r>
+      <w:r>
+        <w:t xml:space="preserve">season.</w:t>
       </w:r>
     </w:p>
     <w:p>
@@ -11467,25 +12713,19 @@
         <w:pStyle w:val="BodyText"/>
       </w:pPr>
       <w:r>
-        <w:t xml:space="preserve">First, the evaluation area changes the score. When one fixed model was scored on the burn scar and</w:t>
-      </w:r>
-      <w:r>
-        <w:t xml:space="preserve"> </w:t>
-      </w:r>
-      <w:r>
-        <w:t xml:space="preserve">its 2 km collar instead of the whole region, ROC-AUC fell by 0.160 with the region as the unit. The</w:t>
-      </w:r>
-      <w:r>
-        <w:t xml:space="preserve"> </w:t>
-      </w:r>
-      <w:r>
-        <w:t xml:space="preserve">loss came from the unburned cells next to the fire, not from class balance. The two areas answer</w:t>
-      </w:r>
-      <w:r>
-        <w:t xml:space="preserve"> </w:t>
-      </w:r>
-      <w:r>
-        <w:t xml:space="preserve">different questions, so a study should report which area its score refers to.</w:t>
+        <w:t xml:space="preserve">First, the evaluation area changes the score. Scoring one fixed model on the burn scar and its 2 km</w:t>
+      </w:r>
+      <w:r>
+        <w:t xml:space="preserve"> </w:t>
+      </w:r>
+      <w:r>
+        <w:t xml:space="preserve">collar instead of the whole region lowered ROC-AUC by 0.160 with the region as the unit, and the loss</w:t>
+      </w:r>
+      <w:r>
+        <w:t xml:space="preserve"> </w:t>
+      </w:r>
+      <w:r>
+        <w:t xml:space="preserve">came from the unburned cells next to the fire. A study should report which area its score refers to.</w:t>
       </w:r>
     </w:p>
     <w:p>
@@ -11493,37 +12733,31 @@
         <w:pStyle w:val="BodyText"/>
       </w:pPr>
       <w:r>
-        <w:t xml:space="preserve">Second, local skill transferred at most weakly. The thermal predictors improved within-region skill</w:t>
-      </w:r>
-      <w:r>
-        <w:t xml:space="preserve"> </w:t>
-      </w:r>
-      <w:r>
-        <w:t xml:space="preserve">in all five regions, but on the scar frame the gain was not established. Across twenty transfer</w:t>
-      </w:r>
-      <w:r>
-        <w:t xml:space="preserve"> </w:t>
-      </w:r>
-      <w:r>
-        <w:t xml:space="preserve">directions, the gain was +0.007 on the original study areas and +0.024 on comparable areas, and both</w:t>
-      </w:r>
-      <w:r>
-        <w:t xml:space="preserve"> </w:t>
-      </w:r>
-      <w:r>
-        <w:t xml:space="preserve">intervals included zero. On matched areas, transfer stayed 0.197 below the within-region reference.</w:t>
-      </w:r>
-      <w:r>
-        <w:t xml:space="preserve"> </w:t>
-      </w:r>
-      <w:r>
-        <w:t xml:space="preserve">The static baseline did not transfer better, and the two label-free adaptation methods tested did not</w:t>
-      </w:r>
-      <w:r>
-        <w:t xml:space="preserve"> </w:t>
-      </w:r>
-      <w:r>
-        <w:t xml:space="preserve">help.</w:t>
+        <w:t xml:space="preserve">Second, local skill transferred at most weakly. The thermal gain held within all five regions but was</w:t>
+      </w:r>
+      <w:r>
+        <w:t xml:space="preserve"> </w:t>
+      </w:r>
+      <w:r>
+        <w:t xml:space="preserve">not established on the scar frame. Across twenty transfer directions it was +0.007 on the original</w:t>
+      </w:r>
+      <w:r>
+        <w:t xml:space="preserve"> </w:t>
+      </w:r>
+      <w:r>
+        <w:t xml:space="preserve">study areas and +0.024 on comparable areas, both intervals including zero, and on matched areas</w:t>
+      </w:r>
+      <w:r>
+        <w:t xml:space="preserve"> </w:t>
+      </w:r>
+      <w:r>
+        <w:t xml:space="preserve">transfer stayed 0.197 below the within-region reference. Neither the static baseline nor the two</w:t>
+      </w:r>
+      <w:r>
+        <w:t xml:space="preserve"> </w:t>
+      </w:r>
+      <w:r>
+        <w:t xml:space="preserve">label-free adaptation methods did better.</w:t>
       </w:r>
     </w:p>
     <w:p>
@@ -11531,19 +12765,19 @@
         <w:pStyle w:val="BodyText"/>
       </w:pPr>
       <w:r>
-        <w:t xml:space="preserve">Third, none of twenty similarity measures was shown to predict transfer. At the point estimates, the</w:t>
-      </w:r>
-      <w:r>
-        <w:t xml:space="preserve"> </w:t>
-      </w:r>
-      <w:r>
-        <w:t xml:space="preserve">most similar pair of regions failed in both directions, while the least similar pair transferred</w:t>
-      </w:r>
-      <w:r>
-        <w:t xml:space="preserve"> </w:t>
-      </w:r>
-      <w:r>
-        <w:t xml:space="preserve">above chance.</w:t>
+        <w:t xml:space="preserve">Third, none of twenty similarity measures was shown to predict transfer: at the point estimates the</w:t>
+      </w:r>
+      <w:r>
+        <w:t xml:space="preserve"> </w:t>
+      </w:r>
+      <w:r>
+        <w:t xml:space="preserve">most similar pair of regions failed in both directions, and the least similar pair transferred above</w:t>
+      </w:r>
+      <w:r>
+        <w:t xml:space="preserve"> </w:t>
+      </w:r>
+      <w:r>
+        <w:t xml:space="preserve">chance.</w:t>
       </w:r>
     </w:p>
     <w:p>
@@ -11551,23 +12785,23 @@
         <w:pStyle w:val="BodyText"/>
       </w:pPr>
       <w:r>
-        <w:t xml:space="preserve">Fire managers should therefore measure transfer skill in the target region before a borrowed model</w:t>
-      </w:r>
-      <w:r>
-        <w:t xml:space="preserve"> </w:t>
-      </w:r>
-      <w:r>
-        <w:t xml:space="preserve">is used for prevention planning, and fix the study area by a stated rule before the predictors are</w:t>
-      </w:r>
-      <w:r>
-        <w:t xml:space="preserve"> </w:t>
-      </w:r>
-      <w:r>
-        <w:t xml:space="preserve">computed. Several fire seasons per region are needed to separate region effects from event effects.</w:t>
-      </w:r>
-    </w:p>
-    <w:bookmarkEnd w:id="75"/>
-    <w:bookmarkStart w:id="76" w:name="abbreviations"/>
+        <w:t xml:space="preserve">Before a borrowed model is used for prevention planning, its skill should be measured in the target</w:t>
+      </w:r>
+      <w:r>
+        <w:t xml:space="preserve"> </w:t>
+      </w:r>
+      <w:r>
+        <w:t xml:space="preserve">region, and the study area should be fixed by a stated rule before the predictors are computed.</w:t>
+      </w:r>
+      <w:r>
+        <w:t xml:space="preserve"> </w:t>
+      </w:r>
+      <w:r>
+        <w:t xml:space="preserve">Several fire seasons per region are needed to separate region effects from event effects.</w:t>
+      </w:r>
+    </w:p>
+    <w:bookmarkEnd w:id="92"/>
+    <w:bookmarkStart w:id="93" w:name="abbreviations"/>
     <w:p>
       <w:pPr>
         <w:pStyle w:val="Heading1"/>
@@ -11584,8 +12818,8 @@
         <w:t xml:space="preserve">AUC: Area under the curve; CI: Confidence interval; CORAL: Correlation alignment; ESA: European Space Agency; LST: Land surface temperature; MODIS: Moderate Resolution Imaging Spectroradiometer; NDVI: Normalised difference vegetation index; ROC: Receiver operating characteristic; TVDI: Temperature-Vegetation Dryness Index; VIIRS: Visible Infrared Imaging Radiometer Suite</w:t>
       </w:r>
     </w:p>
-    <w:bookmarkEnd w:id="76"/>
-    <w:bookmarkStart w:id="77" w:name="supplementary-information"/>
+    <w:bookmarkEnd w:id="93"/>
+    <w:bookmarkStart w:id="94" w:name="supplementary-information"/>
     <w:p>
       <w:pPr>
         <w:pStyle w:val="Heading1"/>
@@ -11611,7 +12845,7 @@
         <w:t xml:space="preserve"> </w:t>
       </w:r>
       <w:r>
-        <w:t xml:space="preserve">(Section S3), the target-label recovery curve (Section S4), Fig. S1 and Tables S1 to S36, each with</w:t>
+        <w:t xml:space="preserve">(Section S3), the target-label recovery curve (Section S4) and Tables S1 to S36, each with</w:t>
       </w:r>
       <w:r>
         <w:t xml:space="preserve"> </w:t>
@@ -11620,8 +12854,8 @@
         <w:t xml:space="preserve">the source files of its values.</w:t>
       </w:r>
     </w:p>
-    <w:bookmarkEnd w:id="77"/>
-    <w:bookmarkStart w:id="78" w:name="acknowledgements"/>
+    <w:bookmarkEnd w:id="94"/>
+    <w:bookmarkStart w:id="95" w:name="acknowledgements"/>
     <w:p>
       <w:pPr>
         <w:pStyle w:val="Heading1"/>
@@ -11638,8 +12872,8 @@
         <w:t xml:space="preserve">The authors thank the Department of Computer Engineering at Çukurova University for the laboratory environment in which this work was carried out. Claude (Anthropic; Opus-family models, July to October 2026) was used to write analysis and figure code, to check reported numbers, and to edit, restructure and shorten the text. The authors reviewed all of its output, made every scientific decision and take full responsibility for the content of the publication.</w:t>
       </w:r>
     </w:p>
-    <w:bookmarkEnd w:id="78"/>
-    <w:bookmarkStart w:id="79" w:name="author-contributions"/>
+    <w:bookmarkEnd w:id="95"/>
+    <w:bookmarkStart w:id="96" w:name="author-contributions"/>
     <w:p>
       <w:pPr>
         <w:pStyle w:val="Heading1"/>
@@ -11656,8 +12890,8 @@
         <w:t xml:space="preserve">EM: Software, Data curation, Investigation, Validation, Writing (review and editing). YEC: Conceptualization, Methodology, Formal analysis, Investigation, Visualization, Writing (original draft), Writing (review and editing), Supervision, Project administration, Funding acquisition. Both authors read and approved the final manuscript.</w:t>
       </w:r>
     </w:p>
-    <w:bookmarkEnd w:id="79"/>
-    <w:bookmarkStart w:id="83" w:name="data-availability"/>
+    <w:bookmarkEnd w:id="96"/>
+    <w:bookmarkStart w:id="100" w:name="data-availability"/>
     <w:p>
       <w:pPr>
         <w:pStyle w:val="Heading1"/>
@@ -11676,7 +12910,7 @@
       <w:r>
         <w:t xml:space="preserve"> </w:t>
       </w:r>
-      <w:hyperlink r:id="rId80">
+      <w:hyperlink r:id="rId97">
         <w:r>
           <w:rPr>
             <w:rStyle w:val="Hyperlink"/>
@@ -11963,7 +13197,7 @@
       <w:r>
         <w:t xml:space="preserve"> </w:t>
       </w:r>
-      <w:hyperlink r:id="rId81">
+      <w:hyperlink r:id="rId98">
         <w:r>
           <w:rPr>
             <w:rStyle w:val="Hyperlink"/>
@@ -11986,7 +13220,7 @@
       <w:r>
         <w:t xml:space="preserve"> </w:t>
       </w:r>
-      <w:hyperlink r:id="rId82">
+      <w:hyperlink r:id="rId99">
         <w:r>
           <w:rPr>
             <w:rStyle w:val="Hyperlink"/>
@@ -12010,7 +13244,41 @@
         <w:t xml:space="preserve">(Metin and Cogurcu 2026)</w:t>
       </w:r>
       <w:r>
-        <w:t xml:space="preserve">. Figs. 1 to 8 are drawn</w:t>
+        <w:t xml:space="preserve">.</w:t>
+      </w:r>
+      <w:r>
+        <w:t xml:space="preserve"> </w:t>
+      </w:r>
+      <w:hyperlink w:anchor="fig_1">
+        <w:r>
+          <w:rPr>
+            <w:rStyle w:val="Hyperlink"/>
+          </w:rPr>
+          <w:t xml:space="preserve">Figs. 1</w:t>
+        </w:r>
+      </w:hyperlink>
+      <w:r>
+        <w:t xml:space="preserve"> </w:t>
+      </w:r>
+      <w:r>
+        <w:t xml:space="preserve">to</w:t>
+      </w:r>
+      <w:r>
+        <w:t xml:space="preserve"> </w:t>
+      </w:r>
+      <w:hyperlink w:anchor="fig_8">
+        <w:r>
+          <w:rPr>
+            <w:rStyle w:val="Hyperlink"/>
+          </w:rPr>
+          <w:t xml:space="preserve">8</w:t>
+        </w:r>
+      </w:hyperlink>
+      <w:r>
+        <w:t xml:space="preserve"> </w:t>
+      </w:r>
+      <w:r>
+        <w:t xml:space="preserve">are drawn</w:t>
       </w:r>
       <w:r>
         <w:t xml:space="preserve"> </w:t>
@@ -12028,7 +13296,24 @@
         <w:t xml:space="preserve">paper/figures/</w:t>
       </w:r>
       <w:r>
-        <w:t xml:space="preserve">, which also assert Table 1 and every plotted value against the</w:t>
+        <w:t xml:space="preserve">, which also assert</w:t>
+      </w:r>
+      <w:r>
+        <w:t xml:space="preserve"> </w:t>
+      </w:r>
+      <w:hyperlink w:anchor="tab_2">
+        <w:r>
+          <w:rPr>
+            <w:rStyle w:val="Hyperlink"/>
+          </w:rPr>
+          <w:t xml:space="preserve">Table 2</w:t>
+        </w:r>
+      </w:hyperlink>
+      <w:r>
+        <w:t xml:space="preserve"> </w:t>
+      </w:r>
+      <w:r>
+        <w:t xml:space="preserve">and every plotted value against the</w:t>
       </w:r>
       <w:r>
         <w:t xml:space="preserve"> </w:t>
@@ -12094,7 +13379,18 @@
         <w:t xml:space="preserve"> </w:t>
       </w:r>
       <w:r>
-        <w:t xml:space="preserve">(Section 2.13), so exact reproduction needs this environment.</w:t>
+        <w:t xml:space="preserve">(</w:t>
+      </w:r>
+      <w:hyperlink w:anchor="sec_2_13">
+        <w:r>
+          <w:rPr>
+            <w:rStyle w:val="Hyperlink"/>
+          </w:rPr>
+          <w:t xml:space="preserve">Section 2.13</w:t>
+        </w:r>
+      </w:hyperlink>
+      <w:r>
+        <w:t xml:space="preserve">), so exact reproduction needs this environment.</w:t>
       </w:r>
     </w:p>
     <w:p>
@@ -12107,7 +13403,7 @@
       <w:r>
         <w:t xml:space="preserve"> </w:t>
       </w:r>
-      <w:hyperlink r:id="rId82">
+      <w:hyperlink r:id="rId99">
         <w:r>
           <w:rPr>
             <w:rStyle w:val="Hyperlink"/>
@@ -12121,7 +13417,7 @@
       <w:r>
         <w:t xml:space="preserve"> </w:t>
       </w:r>
-      <w:hyperlink r:id="rId80">
+      <w:hyperlink r:id="rId97">
         <w:r>
           <w:rPr>
             <w:rStyle w:val="Hyperlink"/>
@@ -12133,8 +13429,8 @@
         <w:t xml:space="preserve">. Operating system: platform independent. Programming language: Python 3.12. Other requirements: NumPy 2.4.4, pandas 3.0.2, scikit-learn 1.9.0. License: MIT. Any restrictions to use by non-academics: none.</w:t>
       </w:r>
     </w:p>
-    <w:bookmarkEnd w:id="83"/>
-    <w:bookmarkStart w:id="88" w:name="declarations"/>
+    <w:bookmarkEnd w:id="100"/>
+    <w:bookmarkStart w:id="105" w:name="declarations"/>
     <w:p>
       <w:pPr>
         <w:pStyle w:val="Heading1"/>
@@ -12143,7 +13439,7 @@
         <w:t xml:space="preserve">Declarations</w:t>
       </w:r>
     </w:p>
-    <w:bookmarkStart w:id="84" w:name="Xd182db0490b2de20bd2b4e4cc8698599182035f"/>
+    <w:bookmarkStart w:id="101" w:name="Xd182db0490b2de20bd2b4e4cc8698599182035f"/>
     <w:p>
       <w:pPr>
         <w:pStyle w:val="Heading2"/>
@@ -12166,8 +13462,8 @@
         <w:t xml:space="preserve">identifiable data.</w:t>
       </w:r>
     </w:p>
-    <w:bookmarkEnd w:id="84"/>
-    <w:bookmarkStart w:id="85" w:name="consent-for-publication"/>
+    <w:bookmarkEnd w:id="101"/>
+    <w:bookmarkStart w:id="102" w:name="consent-for-publication"/>
     <w:p>
       <w:pPr>
         <w:pStyle w:val="Heading2"/>
@@ -12184,8 +13480,8 @@
         <w:t xml:space="preserve">Not applicable.</w:t>
       </w:r>
     </w:p>
-    <w:bookmarkEnd w:id="85"/>
-    <w:bookmarkStart w:id="86" w:name="competing-interests"/>
+    <w:bookmarkEnd w:id="102"/>
+    <w:bookmarkStart w:id="103" w:name="competing-interests"/>
     <w:p>
       <w:pPr>
         <w:pStyle w:val="Heading2"/>
@@ -12202,8 +13498,8 @@
         <w:t xml:space="preserve">The authors have no relevant financial or non-financial interests to disclose.</w:t>
       </w:r>
     </w:p>
-    <w:bookmarkEnd w:id="86"/>
-    <w:bookmarkStart w:id="87" w:name="funding"/>
+    <w:bookmarkEnd w:id="103"/>
+    <w:bookmarkStart w:id="104" w:name="funding"/>
     <w:p>
       <w:pPr>
         <w:pStyle w:val="Heading2"/>
@@ -12250,9 +13546,9 @@
         <w:t xml:space="preserve">interpretation of the results, the writing of the manuscript or the decision to submit it.</w:t>
       </w:r>
     </w:p>
-    <w:bookmarkEnd w:id="87"/>
-    <w:bookmarkEnd w:id="88"/>
-    <w:bookmarkStart w:id="235" w:name="references"/>
+    <w:bookmarkEnd w:id="104"/>
+    <w:bookmarkEnd w:id="105"/>
+    <w:bookmarkStart w:id="258" w:name="references"/>
     <w:p>
       <w:pPr>
         <w:pStyle w:val="Heading1"/>
@@ -12261,8 +13557,8 @@
         <w:t xml:space="preserve">References</w:t>
       </w:r>
     </w:p>
-    <w:bookmarkStart w:id="234" w:name="refs"/>
-    <w:bookmarkStart w:id="90" w:name="ref-AlkanAkinci2023"/>
+    <w:bookmarkStart w:id="257" w:name="refs"/>
+    <w:bookmarkStart w:id="107" w:name="ref-AlkanAkinci2023"/>
     <w:p>
       <w:pPr>
         <w:pStyle w:val="Bibliography"/>
@@ -12300,7 +13596,7 @@
       <w:r>
         <w:t xml:space="preserve"> </w:t>
       </w:r>
-      <w:hyperlink r:id="rId89">
+      <w:hyperlink r:id="rId106">
         <w:r>
           <w:rPr>
             <w:rStyle w:val="Hyperlink"/>
@@ -12309,19 +13605,67 @@
         </w:r>
       </w:hyperlink>
     </w:p>
-    <w:bookmarkEnd w:id="90"/>
-    <w:bookmarkStart w:id="92" w:name="ref-Barve2011"/>
+    <w:bookmarkEnd w:id="107"/>
+    <w:bookmarkStart w:id="109" w:name="ref-Almeida2023"/>
     <w:p>
       <w:pPr>
         <w:pStyle w:val="Bibliography"/>
       </w:pPr>
       <w:r>
+        <w:t xml:space="preserve">Almeida M, Ribeiro LM, Alves D, et al (2023)</w:t>
+      </w:r>
+      <w:r>
+        <w:t xml:space="preserve"> </w:t>
+      </w:r>
+      <w:hyperlink r:id="rId108">
+        <w:r>
+          <w:rPr>
+            <w:rStyle w:val="Hyperlink"/>
+          </w:rPr>
+          <w:t xml:space="preserve">Analysis of 2021 critical wildfire events in the</w:t>
+        </w:r>
+        <w:r>
+          <w:rPr>
+            <w:rStyle w:val="Hyperlink"/>
+          </w:rPr>
+          <w:t xml:space="preserve"> </w:t>
+        </w:r>
+        <w:r>
+          <w:rPr>
+            <w:rStyle w:val="Hyperlink"/>
+          </w:rPr>
+          <w:t xml:space="preserve">Mediterranean</w:t>
+        </w:r>
+        <w:r>
+          <w:rPr>
+            <w:rStyle w:val="Hyperlink"/>
+          </w:rPr>
+          <w:t xml:space="preserve"> </w:t>
+        </w:r>
+        <w:r>
+          <w:rPr>
+            <w:rStyle w:val="Hyperlink"/>
+          </w:rPr>
+          <w:t xml:space="preserve">region</w:t>
+        </w:r>
+      </w:hyperlink>
+      <w:r>
+        <w:t xml:space="preserve">. Publications Office of the European Union, Luxembourg</w:t>
+      </w:r>
+    </w:p>
+    <w:bookmarkEnd w:id="109"/>
+    <w:bookmarkStart w:id="111" w:name="ref-Barve2011"/>
+    <w:p>
+      <w:pPr>
+        <w:pStyle w:val="Bibliography"/>
+      </w:pPr>
+      <w:r>
         <w:t xml:space="preserve">Barve N, Barve V, Jiménez-Valverde A, et al (2011) The crucial role of the accessible area in ecological niche modeling and species distribution modeling. Ecological Modelling 222:1810–1819.</w:t>
       </w:r>
       <w:r>
         <w:t xml:space="preserve"> </w:t>
       </w:r>
-      <w:hyperlink r:id="rId91">
+      <w:hyperlink r:id="rId110">
         <w:r>
           <w:rPr>
             <w:rStyle w:val="Hyperlink"/>
@@ -12330,8 +13674,8 @@
         </w:r>
       </w:hyperlink>
     </w:p>
-    <w:bookmarkEnd w:id="92"/>
-    <w:bookmarkStart w:id="94" w:name="ref-Bekar2020"/>
+    <w:bookmarkEnd w:id="111"/>
+    <w:bookmarkStart w:id="113" w:name="ref-Bekar2020"/>
     <w:p>
       <w:pPr>
         <w:pStyle w:val="Bibliography"/>
@@ -12363,7 +13707,7 @@
       <w:r>
         <w:t xml:space="preserve"> </w:t>
       </w:r>
-      <w:hyperlink r:id="rId93">
+      <w:hyperlink r:id="rId112">
         <w:r>
           <w:rPr>
             <w:rStyle w:val="Hyperlink"/>
@@ -12372,8 +13716,8 @@
         </w:r>
       </w:hyperlink>
     </w:p>
-    <w:bookmarkEnd w:id="94"/>
-    <w:bookmarkStart w:id="96" w:name="ref-Bergonse2021"/>
+    <w:bookmarkEnd w:id="113"/>
+    <w:bookmarkStart w:id="115" w:name="ref-Bergonse2021"/>
     <w:p>
       <w:pPr>
         <w:pStyle w:val="Bibliography"/>
@@ -12396,7 +13740,7 @@
       <w:r>
         <w:t xml:space="preserve"> </w:t>
       </w:r>
-      <w:hyperlink r:id="rId95">
+      <w:hyperlink r:id="rId114">
         <w:r>
           <w:rPr>
             <w:rStyle w:val="Hyperlink"/>
@@ -12405,8 +13749,8 @@
         </w:r>
       </w:hyperlink>
     </w:p>
-    <w:bookmarkEnd w:id="96"/>
-    <w:bookmarkStart w:id="98" w:name="ref-Boschetti2019"/>
+    <w:bookmarkEnd w:id="115"/>
+    <w:bookmarkStart w:id="117" w:name="ref-Boschetti2019"/>
     <w:p>
       <w:pPr>
         <w:pStyle w:val="Bibliography"/>
@@ -12441,7 +13785,7 @@
       <w:r>
         <w:t xml:space="preserve"> </w:t>
       </w:r>
-      <w:hyperlink r:id="rId97">
+      <w:hyperlink r:id="rId116">
         <w:r>
           <w:rPr>
             <w:rStyle w:val="Hyperlink"/>
@@ -12450,8 +13794,8 @@
         </w:r>
       </w:hyperlink>
     </w:p>
-    <w:bookmarkEnd w:id="98"/>
-    <w:bookmarkStart w:id="100" w:name="ref-Breiman2001"/>
+    <w:bookmarkEnd w:id="117"/>
+    <w:bookmarkStart w:id="119" w:name="ref-Breiman2001"/>
     <w:p>
       <w:pPr>
         <w:pStyle w:val="Bibliography"/>
@@ -12462,7 +13806,7 @@
       <w:r>
         <w:t xml:space="preserve"> </w:t>
       </w:r>
-      <w:hyperlink r:id="rId99">
+      <w:hyperlink r:id="rId118">
         <w:r>
           <w:rPr>
             <w:rStyle w:val="Hyperlink"/>
@@ -12471,8 +13815,8 @@
         </w:r>
       </w:hyperlink>
     </w:p>
-    <w:bookmarkEnd w:id="100"/>
-    <w:bookmarkStart w:id="102" w:name="ref-deBruin2022"/>
+    <w:bookmarkEnd w:id="119"/>
+    <w:bookmarkStart w:id="121" w:name="ref-deBruin2022"/>
     <w:p>
       <w:pPr>
         <w:pStyle w:val="Bibliography"/>
@@ -12483,7 +13827,7 @@
       <w:r>
         <w:t xml:space="preserve"> </w:t>
       </w:r>
-      <w:hyperlink r:id="rId101">
+      <w:hyperlink r:id="rId120">
         <w:r>
           <w:rPr>
             <w:rStyle w:val="Hyperlink"/>
@@ -12492,8 +13836,8 @@
         </w:r>
       </w:hyperlink>
     </w:p>
-    <w:bookmarkEnd w:id="102"/>
-    <w:bookmarkStart w:id="104" w:name="ref-Chuvieco2004"/>
+    <w:bookmarkEnd w:id="121"/>
+    <w:bookmarkStart w:id="123" w:name="ref-Chuvieco2004"/>
     <w:p>
       <w:pPr>
         <w:pStyle w:val="Bibliography"/>
@@ -12522,7 +13866,7 @@
       <w:r>
         <w:t xml:space="preserve"> </w:t>
       </w:r>
-      <w:hyperlink r:id="rId103">
+      <w:hyperlink r:id="rId122">
         <w:r>
           <w:rPr>
             <w:rStyle w:val="Hyperlink"/>
@@ -12531,8 +13875,8 @@
         </w:r>
       </w:hyperlink>
     </w:p>
-    <w:bookmarkEnd w:id="104"/>
-    <w:bookmarkStart w:id="106" w:name="ref-Dimarco2026"/>
+    <w:bookmarkEnd w:id="123"/>
+    <w:bookmarkStart w:id="125" w:name="ref-Dimarco2026"/>
     <w:p>
       <w:pPr>
         <w:pStyle w:val="Bibliography"/>
@@ -12555,7 +13899,7 @@
       <w:r>
         <w:t xml:space="preserve"> </w:t>
       </w:r>
-      <w:hyperlink r:id="rId105">
+      <w:hyperlink r:id="rId124">
         <w:r>
           <w:rPr>
             <w:rStyle w:val="Hyperlink"/>
@@ -12564,13 +13908,55 @@
         </w:r>
       </w:hyperlink>
     </w:p>
-    <w:bookmarkEnd w:id="106"/>
-    <w:bookmarkStart w:id="108" w:name="ref-CopernicusDEM"/>
+    <w:bookmarkEnd w:id="125"/>
+    <w:bookmarkStart w:id="127" w:name="ref-Eker2024"/>
     <w:p>
       <w:pPr>
         <w:pStyle w:val="Bibliography"/>
       </w:pPr>
       <w:r>
+        <w:t xml:space="preserve">Eker R, Çınar T, Baysal İ, Aydın A (2024) Remote sensing and</w:t>
+      </w:r>
+      <w:r>
+        <w:t xml:space="preserve"> </w:t>
+      </w:r>
+      <w:r>
+        <w:t xml:space="preserve">GIS</w:t>
+      </w:r>
+      <w:r>
+        <w:t xml:space="preserve">-based inventory and analysis of the unprecedented 2021 forest fires in</w:t>
+      </w:r>
+      <w:r>
+        <w:t xml:space="preserve"> </w:t>
+      </w:r>
+      <w:r>
+        <w:t xml:space="preserve">T</w:t>
+      </w:r>
+      <w:r>
+        <w:t xml:space="preserve">ü</w:t>
+      </w:r>
+      <w:r>
+        <w:t xml:space="preserve">rkiye’s history. Natural Hazards 120:10687–10707.</w:t>
+      </w:r>
+      <w:r>
+        <w:t xml:space="preserve"> </w:t>
+      </w:r>
+      <w:hyperlink r:id="rId126">
+        <w:r>
+          <w:rPr>
+            <w:rStyle w:val="Hyperlink"/>
+          </w:rPr>
+          <w:t xml:space="preserve">https://doi.org/10.1007/s11069-024-06622-0</w:t>
+        </w:r>
+      </w:hyperlink>
+    </w:p>
+    <w:bookmarkEnd w:id="127"/>
+    <w:bookmarkStart w:id="129" w:name="ref-CopernicusDEM"/>
+    <w:p>
+      <w:pPr>
+        <w:pStyle w:val="Bibliography"/>
+      </w:pPr>
+      <w:r>
         <w:t xml:space="preserve">European Space Agency (2022) Copernicus</w:t>
       </w:r>
       <w:r>
@@ -12594,7 +13980,7 @@
       <w:r>
         <w:t xml:space="preserve"> </w:t>
       </w:r>
-      <w:hyperlink r:id="rId107">
+      <w:hyperlink r:id="rId128">
         <w:r>
           <w:rPr>
             <w:rStyle w:val="Hyperlink"/>
@@ -12603,13 +13989,49 @@
         </w:r>
       </w:hyperlink>
     </w:p>
-    <w:bookmarkEnd w:id="108"/>
-    <w:bookmarkStart w:id="110" w:name="ref-Gelabert2025"/>
+    <w:bookmarkEnd w:id="129"/>
+    <w:bookmarkStart w:id="131" w:name="ref-FernandezGuisuraga2023"/>
     <w:p>
       <w:pPr>
         <w:pStyle w:val="Bibliography"/>
       </w:pPr>
       <w:r>
+        <w:t xml:space="preserve">Fernández-Guisuraga JM, Calvo L (2023) Fuel build-up promotes an increase in fire severity of reburned areas in fire-prone ecosystems of the western</w:t>
+      </w:r>
+      <w:r>
+        <w:t xml:space="preserve"> </w:t>
+      </w:r>
+      <w:r>
+        <w:t xml:space="preserve">Mediterranean</w:t>
+      </w:r>
+      <w:r>
+        <w:t xml:space="preserve"> </w:t>
+      </w:r>
+      <w:r>
+        <w:t xml:space="preserve">Basin</w:t>
+      </w:r>
+      <w:r>
+        <w:t xml:space="preserve">. Fire Ecology 19:72.</w:t>
+      </w:r>
+      <w:r>
+        <w:t xml:space="preserve"> </w:t>
+      </w:r>
+      <w:hyperlink r:id="rId130">
+        <w:r>
+          <w:rPr>
+            <w:rStyle w:val="Hyperlink"/>
+          </w:rPr>
+          <w:t xml:space="preserve">https://doi.org/10.1186/s42408-023-00232-0</w:t>
+        </w:r>
+      </w:hyperlink>
+    </w:p>
+    <w:bookmarkEnd w:id="131"/>
+    <w:bookmarkStart w:id="133" w:name="ref-Gelabert2025"/>
+    <w:p>
+      <w:pPr>
+        <w:pStyle w:val="Bibliography"/>
+      </w:pPr>
+      <w:r>
         <w:t xml:space="preserve">Gelabert PJ, Jiménez-Ruano A, Ochoa C, et al (2025) Assessing human-caused wildfire ignition likelihood across</w:t>
       </w:r>
       <w:r>
@@ -12624,7 +14046,7 @@
       <w:r>
         <w:t xml:space="preserve"> </w:t>
       </w:r>
-      <w:hyperlink r:id="rId109">
+      <w:hyperlink r:id="rId132">
         <w:r>
           <w:rPr>
             <w:rStyle w:val="Hyperlink"/>
@@ -12633,8 +14055,8 @@
         </w:r>
       </w:hyperlink>
     </w:p>
-    <w:bookmarkEnd w:id="110"/>
-    <w:bookmarkStart w:id="112" w:name="ref-Ghasemiazma2026"/>
+    <w:bookmarkEnd w:id="133"/>
+    <w:bookmarkStart w:id="135" w:name="ref-Ghasemiazma2026"/>
     <w:p>
       <w:pPr>
         <w:pStyle w:val="Bibliography"/>
@@ -12660,7 +14082,7 @@
       <w:r>
         <w:t xml:space="preserve"> </w:t>
       </w:r>
-      <w:hyperlink r:id="rId111">
+      <w:hyperlink r:id="rId134">
         <w:r>
           <w:rPr>
             <w:rStyle w:val="Hyperlink"/>
@@ -12669,8 +14091,8 @@
         </w:r>
       </w:hyperlink>
     </w:p>
-    <w:bookmarkEnd w:id="112"/>
-    <w:bookmarkStart w:id="114" w:name="ref-VNP64A1"/>
+    <w:bookmarkEnd w:id="135"/>
+    <w:bookmarkStart w:id="137" w:name="ref-VNP64A1"/>
     <w:p>
       <w:pPr>
         <w:pStyle w:val="Bibliography"/>
@@ -12729,7 +14151,7 @@
       <w:r>
         <w:t xml:space="preserve"> </w:t>
       </w:r>
-      <w:hyperlink r:id="rId113">
+      <w:hyperlink r:id="rId136">
         <w:r>
           <w:rPr>
             <w:rStyle w:val="Hyperlink"/>
@@ -12738,8 +14160,8 @@
         </w:r>
       </w:hyperlink>
     </w:p>
-    <w:bookmarkEnd w:id="114"/>
-    <w:bookmarkStart w:id="116" w:name="ref-Giglio2018"/>
+    <w:bookmarkEnd w:id="137"/>
+    <w:bookmarkStart w:id="139" w:name="ref-Giglio2018"/>
     <w:p>
       <w:pPr>
         <w:pStyle w:val="Bibliography"/>
@@ -12774,7 +14196,7 @@
       <w:r>
         <w:t xml:space="preserve"> </w:t>
       </w:r>
-      <w:hyperlink r:id="rId115">
+      <w:hyperlink r:id="rId138">
         <w:r>
           <w:rPr>
             <w:rStyle w:val="Hyperlink"/>
@@ -12783,8 +14205,8 @@
         </w:r>
       </w:hyperlink>
     </w:p>
-    <w:bookmarkEnd w:id="116"/>
-    <w:bookmarkStart w:id="118" w:name="ref-MCD64A1"/>
+    <w:bookmarkEnd w:id="139"/>
+    <w:bookmarkStart w:id="141" w:name="ref-MCD64A1"/>
     <w:p>
       <w:pPr>
         <w:pStyle w:val="Bibliography"/>
@@ -12843,7 +14265,7 @@
       <w:r>
         <w:t xml:space="preserve"> </w:t>
       </w:r>
-      <w:hyperlink r:id="rId117">
+      <w:hyperlink r:id="rId140">
         <w:r>
           <w:rPr>
             <w:rStyle w:val="Hyperlink"/>
@@ -12852,8 +14274,8 @@
         </w:r>
       </w:hyperlink>
     </w:p>
-    <w:bookmarkEnd w:id="118"/>
-    <w:bookmarkStart w:id="120" w:name="ref-Gorelick2017"/>
+    <w:bookmarkEnd w:id="141"/>
+    <w:bookmarkStart w:id="143" w:name="ref-Gorelick2017"/>
     <w:p>
       <w:pPr>
         <w:pStyle w:val="Bibliography"/>
@@ -12885,7 +14307,7 @@
       <w:r>
         <w:t xml:space="preserve"> </w:t>
       </w:r>
-      <w:hyperlink r:id="rId119">
+      <w:hyperlink r:id="rId142">
         <w:r>
           <w:rPr>
             <w:rStyle w:val="Hyperlink"/>
@@ -12894,8 +14316,8 @@
         </w:r>
       </w:hyperlink>
     </w:p>
-    <w:bookmarkEnd w:id="120"/>
-    <w:bookmarkStart w:id="122" w:name="ref-Hijmans2012"/>
+    <w:bookmarkEnd w:id="143"/>
+    <w:bookmarkStart w:id="145" w:name="ref-Hijmans2012"/>
     <w:p>
       <w:pPr>
         <w:pStyle w:val="Bibliography"/>
@@ -12906,7 +14328,7 @@
       <w:r>
         <w:t xml:space="preserve"> </w:t>
       </w:r>
-      <w:hyperlink r:id="rId121">
+      <w:hyperlink r:id="rId144">
         <w:r>
           <w:rPr>
             <w:rStyle w:val="Hyperlink"/>
@@ -12915,8 +14337,8 @@
         </w:r>
       </w:hyperlink>
     </w:p>
-    <w:bookmarkEnd w:id="122"/>
-    <w:bookmarkStart w:id="124" w:name="ref-Huang2026"/>
+    <w:bookmarkEnd w:id="145"/>
+    <w:bookmarkStart w:id="147" w:name="ref-Huang2026"/>
     <w:p>
       <w:pPr>
         <w:pStyle w:val="Bibliography"/>
@@ -12927,7 +14349,7 @@
       <w:r>
         <w:t xml:space="preserve"> </w:t>
       </w:r>
-      <w:hyperlink r:id="rId123">
+      <w:hyperlink r:id="rId146">
         <w:r>
           <w:rPr>
             <w:rStyle w:val="Hyperlink"/>
@@ -12936,8 +14358,8 @@
         </w:r>
       </w:hyperlink>
     </w:p>
-    <w:bookmarkEnd w:id="124"/>
-    <w:bookmarkStart w:id="126" w:name="ref-Iban2022"/>
+    <w:bookmarkEnd w:id="147"/>
+    <w:bookmarkStart w:id="149" w:name="ref-Iban2022"/>
     <w:p>
       <w:pPr>
         <w:pStyle w:val="Bibliography"/>
@@ -12990,7 +14412,7 @@
       <w:r>
         <w:t xml:space="preserve"> </w:t>
       </w:r>
-      <w:hyperlink r:id="rId125">
+      <w:hyperlink r:id="rId148">
         <w:r>
           <w:rPr>
             <w:rStyle w:val="Hyperlink"/>
@@ -12999,8 +14421,8 @@
         </w:r>
       </w:hyperlink>
     </w:p>
-    <w:bookmarkEnd w:id="126"/>
-    <w:bookmarkStart w:id="128" w:name="ref-Jain2020"/>
+    <w:bookmarkEnd w:id="149"/>
+    <w:bookmarkStart w:id="151" w:name="ref-Jain2020"/>
     <w:p>
       <w:pPr>
         <w:pStyle w:val="Bibliography"/>
@@ -13011,7 +14433,7 @@
       <w:r>
         <w:t xml:space="preserve"> </w:t>
       </w:r>
-      <w:hyperlink r:id="rId127">
+      <w:hyperlink r:id="rId150">
         <w:r>
           <w:rPr>
             <w:rStyle w:val="Hyperlink"/>
@@ -13020,8 +14442,8 @@
         </w:r>
       </w:hyperlink>
     </w:p>
-    <w:bookmarkEnd w:id="128"/>
-    <w:bookmarkStart w:id="130" w:name="ref-JimenezValverde2012"/>
+    <w:bookmarkEnd w:id="151"/>
+    <w:bookmarkStart w:id="153" w:name="ref-JimenezValverde2012"/>
     <w:p>
       <w:pPr>
         <w:pStyle w:val="Bibliography"/>
@@ -13038,7 +14460,7 @@
       <w:r>
         <w:t xml:space="preserve"> </w:t>
       </w:r>
-      <w:hyperlink r:id="rId129">
+      <w:hyperlink r:id="rId152">
         <w:r>
           <w:rPr>
             <w:rStyle w:val="Hyperlink"/>
@@ -13047,8 +14469,8 @@
         </w:r>
       </w:hyperlink>
     </w:p>
-    <w:bookmarkEnd w:id="130"/>
-    <w:bookmarkStart w:id="132" w:name="ref-Jodhani2026"/>
+    <w:bookmarkEnd w:id="153"/>
+    <w:bookmarkStart w:id="155" w:name="ref-Jodhani2026"/>
     <w:p>
       <w:pPr>
         <w:pStyle w:val="Bibliography"/>
@@ -13059,7 +14481,7 @@
       <w:r>
         <w:t xml:space="preserve"> </w:t>
       </w:r>
-      <w:hyperlink r:id="rId131">
+      <w:hyperlink r:id="rId154">
         <w:r>
           <w:rPr>
             <w:rStyle w:val="Hyperlink"/>
@@ -13068,8 +14490,8 @@
         </w:r>
       </w:hyperlink>
     </w:p>
-    <w:bookmarkEnd w:id="132"/>
-    <w:bookmarkStart w:id="134" w:name="ref-Katagis2022"/>
+    <w:bookmarkEnd w:id="155"/>
+    <w:bookmarkStart w:id="157" w:name="ref-Katagis2022"/>
     <w:p>
       <w:pPr>
         <w:pStyle w:val="Bibliography"/>
@@ -13128,7 +14550,7 @@
       <w:r>
         <w:t xml:space="preserve"> </w:t>
       </w:r>
-      <w:hyperlink r:id="rId133">
+      <w:hyperlink r:id="rId156">
         <w:r>
           <w:rPr>
             <w:rStyle w:val="Hyperlink"/>
@@ -13137,8 +14559,8 @@
         </w:r>
       </w:hyperlink>
     </w:p>
-    <w:bookmarkEnd w:id="134"/>
-    <w:bookmarkStart w:id="136" w:name="ref-Kondylatos2023"/>
+    <w:bookmarkEnd w:id="157"/>
+    <w:bookmarkStart w:id="159" w:name="ref-Kondylatos2023"/>
     <w:p>
       <w:pPr>
         <w:pStyle w:val="Bibliography"/>
@@ -13149,7 +14571,7 @@
       <w:r>
         <w:t xml:space="preserve"> </w:t>
       </w:r>
-      <w:hyperlink r:id="rId135">
+      <w:hyperlink r:id="rId158">
         <w:r>
           <w:rPr>
             <w:rStyle w:val="Hyperlink"/>
@@ -13179,8 +14601,8 @@
         <w:t xml:space="preserve">. In: Advances in neural information processing systems 36 (NeurIPS 2023) datasets and benchmarks track. pp 50661–50676</w:t>
       </w:r>
     </w:p>
-    <w:bookmarkEnd w:id="136"/>
-    <w:bookmarkStart w:id="138" w:name="ref-Liu2025"/>
+    <w:bookmarkEnd w:id="159"/>
+    <w:bookmarkStart w:id="161" w:name="ref-Liu2025"/>
     <w:p>
       <w:pPr>
         <w:pStyle w:val="Bibliography"/>
@@ -13200,7 +14622,7 @@
       <w:r>
         <w:t xml:space="preserve"> </w:t>
       </w:r>
-      <w:hyperlink r:id="rId137">
+      <w:hyperlink r:id="rId160">
         <w:r>
           <w:rPr>
             <w:rStyle w:val="Hyperlink"/>
@@ -13209,8 +14631,8 @@
         </w:r>
       </w:hyperlink>
     </w:p>
-    <w:bookmarkEnd w:id="138"/>
-    <w:bookmarkStart w:id="140" w:name="ref-Lobo2008"/>
+    <w:bookmarkEnd w:id="161"/>
+    <w:bookmarkStart w:id="163" w:name="ref-Lobo2008"/>
     <w:p>
       <w:pPr>
         <w:pStyle w:val="Bibliography"/>
@@ -13230,7 +14652,7 @@
       <w:r>
         <w:t xml:space="preserve"> </w:t>
       </w:r>
-      <w:hyperlink r:id="rId139">
+      <w:hyperlink r:id="rId162">
         <w:r>
           <w:rPr>
             <w:rStyle w:val="Hyperlink"/>
@@ -13239,8 +14661,8 @@
         </w:r>
       </w:hyperlink>
     </w:p>
-    <w:bookmarkEnd w:id="140"/>
-    <w:bookmarkStart w:id="142" w:name="ref-Ludwig2023"/>
+    <w:bookmarkEnd w:id="163"/>
+    <w:bookmarkStart w:id="165" w:name="ref-Ludwig2023"/>
     <w:p>
       <w:pPr>
         <w:pStyle w:val="Bibliography"/>
@@ -13251,7 +14673,7 @@
       <w:r>
         <w:t xml:space="preserve"> </w:t>
       </w:r>
-      <w:hyperlink r:id="rId141">
+      <w:hyperlink r:id="rId164">
         <w:r>
           <w:rPr>
             <w:rStyle w:val="Hyperlink"/>
@@ -13260,8 +14682,8 @@
         </w:r>
       </w:hyperlink>
     </w:p>
-    <w:bookmarkEnd w:id="142"/>
-    <w:bookmarkStart w:id="144" w:name="ref-Maffei2018"/>
+    <w:bookmarkEnd w:id="165"/>
+    <w:bookmarkStart w:id="167" w:name="ref-Maffei2018"/>
     <w:p>
       <w:pPr>
         <w:pStyle w:val="Bibliography"/>
@@ -13272,7 +14694,7 @@
       <w:r>
         <w:t xml:space="preserve"> </w:t>
       </w:r>
-      <w:hyperlink r:id="rId143">
+      <w:hyperlink r:id="rId166">
         <w:r>
           <w:rPr>
             <w:rStyle w:val="Hyperlink"/>
@@ -13281,8 +14703,8 @@
         </w:r>
       </w:hyperlink>
     </w:p>
-    <w:bookmarkEnd w:id="144"/>
-    <w:bookmarkStart w:id="146" w:name="ref-Maffei2021"/>
+    <w:bookmarkEnd w:id="167"/>
+    <w:bookmarkStart w:id="169" w:name="ref-Maffei2021"/>
     <w:p>
       <w:pPr>
         <w:pStyle w:val="Bibliography"/>
@@ -13293,7 +14715,7 @@
       <w:r>
         <w:t xml:space="preserve"> </w:t>
       </w:r>
-      <w:hyperlink r:id="rId145">
+      <w:hyperlink r:id="rId168">
         <w:r>
           <w:rPr>
             <w:rStyle w:val="Hyperlink"/>
@@ -13302,8 +14724,8 @@
         </w:r>
       </w:hyperlink>
     </w:p>
-    <w:bookmarkEnd w:id="146"/>
-    <w:bookmarkStart w:id="148" w:name="ref-MaffeiMenenti2019"/>
+    <w:bookmarkEnd w:id="169"/>
+    <w:bookmarkStart w:id="171" w:name="ref-MaffeiMenenti2019"/>
     <w:p>
       <w:pPr>
         <w:pStyle w:val="Bibliography"/>
@@ -13314,7 +14736,7 @@
       <w:r>
         <w:t xml:space="preserve"> </w:t>
       </w:r>
-      <w:hyperlink r:id="rId147">
+      <w:hyperlink r:id="rId170">
         <w:r>
           <w:rPr>
             <w:rStyle w:val="Hyperlink"/>
@@ -13323,8 +14745,8 @@
         </w:r>
       </w:hyperlink>
     </w:p>
-    <w:bookmarkEnd w:id="148"/>
-    <w:bookmarkStart w:id="150" w:name="ref-Marino2024"/>
+    <w:bookmarkEnd w:id="171"/>
+    <w:bookmarkStart w:id="173" w:name="ref-Marino2024"/>
     <w:p>
       <w:pPr>
         <w:pStyle w:val="Bibliography"/>
@@ -13335,7 +14757,7 @@
       <w:r>
         <w:t xml:space="preserve"> </w:t>
       </w:r>
-      <w:hyperlink r:id="rId149">
+      <w:hyperlink r:id="rId172">
         <w:r>
           <w:rPr>
             <w:rStyle w:val="Hyperlink"/>
@@ -13344,8 +14766,8 @@
         </w:r>
       </w:hyperlink>
     </w:p>
-    <w:bookmarkEnd w:id="150"/>
-    <w:bookmarkStart w:id="151" w:name="ref-ThermalTwinRepo"/>
+    <w:bookmarkEnd w:id="173"/>
+    <w:bookmarkStart w:id="174" w:name="ref-ThermalTwinRepo"/>
     <w:p>
       <w:pPr>
         <w:pStyle w:val="Bibliography"/>
@@ -13356,7 +14778,7 @@
       <w:r>
         <w:t xml:space="preserve"> </w:t>
       </w:r>
-      <w:hyperlink r:id="rId80">
+      <w:hyperlink r:id="rId97">
         <w:r>
           <w:rPr>
             <w:rStyle w:val="Hyperlink"/>
@@ -13365,8 +14787,8 @@
         </w:r>
       </w:hyperlink>
     </w:p>
-    <w:bookmarkEnd w:id="151"/>
-    <w:bookmarkStart w:id="153" w:name="ref-Meyer2021"/>
+    <w:bookmarkEnd w:id="174"/>
+    <w:bookmarkStart w:id="176" w:name="ref-Meyer2021"/>
     <w:p>
       <w:pPr>
         <w:pStyle w:val="Bibliography"/>
@@ -13389,7 +14811,7 @@
       <w:r>
         <w:t xml:space="preserve"> </w:t>
       </w:r>
-      <w:hyperlink r:id="rId152">
+      <w:hyperlink r:id="rId175">
         <w:r>
           <w:rPr>
             <w:rStyle w:val="Hyperlink"/>
@@ -13398,8 +14820,8 @@
         </w:r>
       </w:hyperlink>
     </w:p>
-    <w:bookmarkEnd w:id="153"/>
-    <w:bookmarkStart w:id="155" w:name="ref-Meyer2022"/>
+    <w:bookmarkEnd w:id="176"/>
+    <w:bookmarkStart w:id="178" w:name="ref-Meyer2022"/>
     <w:p>
       <w:pPr>
         <w:pStyle w:val="Bibliography"/>
@@ -13410,7 +14832,7 @@
       <w:r>
         <w:t xml:space="preserve"> </w:t>
       </w:r>
-      <w:hyperlink r:id="rId154">
+      <w:hyperlink r:id="rId177">
         <w:r>
           <w:rPr>
             <w:rStyle w:val="Hyperlink"/>
@@ -13419,8 +14841,8 @@
         </w:r>
       </w:hyperlink>
     </w:p>
-    <w:bookmarkEnd w:id="155"/>
-    <w:bookmarkStart w:id="157" w:name="ref-Meyer2018"/>
+    <w:bookmarkEnd w:id="178"/>
+    <w:bookmarkStart w:id="180" w:name="ref-Meyer2018"/>
     <w:p>
       <w:pPr>
         <w:pStyle w:val="Bibliography"/>
@@ -13431,7 +14853,7 @@
       <w:r>
         <w:t xml:space="preserve"> </w:t>
       </w:r>
-      <w:hyperlink r:id="rId156">
+      <w:hyperlink r:id="rId179">
         <w:r>
           <w:rPr>
             <w:rStyle w:val="Hyperlink"/>
@@ -13440,8 +14862,8 @@
         </w:r>
       </w:hyperlink>
     </w:p>
-    <w:bookmarkEnd w:id="157"/>
-    <w:bookmarkStart w:id="159" w:name="ref-Mila2022"/>
+    <w:bookmarkEnd w:id="180"/>
+    <w:bookmarkStart w:id="182" w:name="ref-Mila2022"/>
     <w:p>
       <w:pPr>
         <w:pStyle w:val="Bibliography"/>
@@ -13470,7 +14892,7 @@
       <w:r>
         <w:t xml:space="preserve"> </w:t>
       </w:r>
-      <w:hyperlink r:id="rId158">
+      <w:hyperlink r:id="rId181">
         <w:r>
           <w:rPr>
             <w:rStyle w:val="Hyperlink"/>
@@ -13479,8 +14901,8 @@
         </w:r>
       </w:hyperlink>
     </w:p>
-    <w:bookmarkEnd w:id="159"/>
-    <w:bookmarkStart w:id="161" w:name="ref-Moreira2020"/>
+    <w:bookmarkEnd w:id="182"/>
+    <w:bookmarkStart w:id="184" w:name="ref-Moreira2020"/>
     <w:p>
       <w:pPr>
         <w:pStyle w:val="Bibliography"/>
@@ -13500,7 +14922,7 @@
       <w:r>
         <w:t xml:space="preserve"> </w:t>
       </w:r>
-      <w:hyperlink r:id="rId160">
+      <w:hyperlink r:id="rId183">
         <w:r>
           <w:rPr>
             <w:rStyle w:val="Hyperlink"/>
@@ -13509,8 +14931,8 @@
         </w:r>
       </w:hyperlink>
     </w:p>
-    <w:bookmarkEnd w:id="161"/>
-    <w:bookmarkStart w:id="163" w:name="ref-MorenoTorres2012"/>
+    <w:bookmarkEnd w:id="184"/>
+    <w:bookmarkStart w:id="186" w:name="ref-MorenoTorres2012"/>
     <w:p>
       <w:pPr>
         <w:pStyle w:val="Bibliography"/>
@@ -13521,7 +14943,7 @@
       <w:r>
         <w:t xml:space="preserve"> </w:t>
       </w:r>
-      <w:hyperlink r:id="rId162">
+      <w:hyperlink r:id="rId185">
         <w:r>
           <w:rPr>
             <w:rStyle w:val="Hyperlink"/>
@@ -13530,8 +14952,8 @@
         </w:r>
       </w:hyperlink>
     </w:p>
-    <w:bookmarkEnd w:id="163"/>
-    <w:bookmarkStart w:id="165" w:name="ref-MunozSabater2021"/>
+    <w:bookmarkEnd w:id="186"/>
+    <w:bookmarkStart w:id="188" w:name="ref-MunozSabater2021"/>
     <w:p>
       <w:pPr>
         <w:pStyle w:val="Bibliography"/>
@@ -13551,7 +14973,7 @@
       <w:r>
         <w:t xml:space="preserve"> </w:t>
       </w:r>
-      <w:hyperlink r:id="rId164">
+      <w:hyperlink r:id="rId187">
         <w:r>
           <w:rPr>
             <w:rStyle w:val="Hyperlink"/>
@@ -13560,8 +14982,8 @@
         </w:r>
       </w:hyperlink>
     </w:p>
-    <w:bookmarkEnd w:id="165"/>
-    <w:bookmarkStart w:id="167" w:name="ref-Oliveira2012"/>
+    <w:bookmarkEnd w:id="188"/>
+    <w:bookmarkStart w:id="190" w:name="ref-Oliveira2012"/>
     <w:p>
       <w:pPr>
         <w:pStyle w:val="Bibliography"/>
@@ -13584,7 +15006,7 @@
       <w:r>
         <w:t xml:space="preserve"> </w:t>
       </w:r>
-      <w:hyperlink r:id="rId166">
+      <w:hyperlink r:id="rId189">
         <w:r>
           <w:rPr>
             <w:rStyle w:val="Hyperlink"/>
@@ -13593,8 +15015,8 @@
         </w:r>
       </w:hyperlink>
     </w:p>
-    <w:bookmarkEnd w:id="167"/>
-    <w:bookmarkStart w:id="169" w:name="ref-ParisienMoritz2009"/>
+    <w:bookmarkEnd w:id="190"/>
+    <w:bookmarkStart w:id="192" w:name="ref-ParisienMoritz2009"/>
     <w:p>
       <w:pPr>
         <w:pStyle w:val="Bibliography"/>
@@ -13605,7 +15027,7 @@
       <w:r>
         <w:t xml:space="preserve"> </w:t>
       </w:r>
-      <w:hyperlink r:id="rId168">
+      <w:hyperlink r:id="rId191">
         <w:r>
           <w:rPr>
             <w:rStyle w:val="Hyperlink"/>
@@ -13614,8 +15036,8 @@
         </w:r>
       </w:hyperlink>
     </w:p>
-    <w:bookmarkEnd w:id="169"/>
-    <w:bookmarkStart w:id="171" w:name="ref-PascoliniCampbell2025"/>
+    <w:bookmarkEnd w:id="192"/>
+    <w:bookmarkStart w:id="194" w:name="ref-PascoliniCampbell2025"/>
     <w:p>
       <w:pPr>
         <w:pStyle w:val="Bibliography"/>
@@ -13626,7 +15048,7 @@
       <w:r>
         <w:t xml:space="preserve"> </w:t>
       </w:r>
-      <w:hyperlink r:id="rId170">
+      <w:hyperlink r:id="rId193">
         <w:r>
           <w:rPr>
             <w:rStyle w:val="Hyperlink"/>
@@ -13635,8 +15057,8 @@
         </w:r>
       </w:hyperlink>
     </w:p>
-    <w:bookmarkEnd w:id="171"/>
-    <w:bookmarkStart w:id="173" w:name="ref-Pausas2021"/>
+    <w:bookmarkEnd w:id="194"/>
+    <w:bookmarkStart w:id="196" w:name="ref-Pausas2021"/>
     <w:p>
       <w:pPr>
         <w:pStyle w:val="Bibliography"/>
@@ -13647,7 +15069,7 @@
       <w:r>
         <w:t xml:space="preserve"> </w:t>
       </w:r>
-      <w:hyperlink r:id="rId172">
+      <w:hyperlink r:id="rId195">
         <w:r>
           <w:rPr>
             <w:rStyle w:val="Hyperlink"/>
@@ -13656,8 +15078,8 @@
         </w:r>
       </w:hyperlink>
     </w:p>
-    <w:bookmarkEnd w:id="173"/>
-    <w:bookmarkStart w:id="175" w:name="ref-PausasPaula2012"/>
+    <w:bookmarkEnd w:id="196"/>
+    <w:bookmarkStart w:id="198" w:name="ref-PausasPaula2012"/>
     <w:p>
       <w:pPr>
         <w:pStyle w:val="Bibliography"/>
@@ -13680,7 +15102,7 @@
       <w:r>
         <w:t xml:space="preserve"> </w:t>
       </w:r>
-      <w:hyperlink r:id="rId174">
+      <w:hyperlink r:id="rId197">
         <w:r>
           <w:rPr>
             <w:rStyle w:val="Hyperlink"/>
@@ -13689,8 +15111,8 @@
         </w:r>
       </w:hyperlink>
     </w:p>
-    <w:bookmarkEnd w:id="175"/>
-    <w:bookmarkStart w:id="177" w:name="ref-Persello2012"/>
+    <w:bookmarkEnd w:id="198"/>
+    <w:bookmarkStart w:id="200" w:name="ref-Persello2012"/>
     <w:p>
       <w:pPr>
         <w:pStyle w:val="Bibliography"/>
@@ -13701,7 +15123,7 @@
       <w:r>
         <w:t xml:space="preserve"> </w:t>
       </w:r>
-      <w:hyperlink r:id="rId176">
+      <w:hyperlink r:id="rId199">
         <w:r>
           <w:rPr>
             <w:rStyle w:val="Hyperlink"/>
@@ -13710,8 +15132,8 @@
         </w:r>
       </w:hyperlink>
     </w:p>
-    <w:bookmarkEnd w:id="177"/>
-    <w:bookmarkStart w:id="179" w:name="ref-Ploton2020"/>
+    <w:bookmarkEnd w:id="200"/>
+    <w:bookmarkStart w:id="202" w:name="ref-Ploton2020"/>
     <w:p>
       <w:pPr>
         <w:pStyle w:val="Bibliography"/>
@@ -13722,7 +15144,7 @@
       <w:r>
         <w:t xml:space="preserve"> </w:t>
       </w:r>
-      <w:hyperlink r:id="rId178">
+      <w:hyperlink r:id="rId201">
         <w:r>
           <w:rPr>
             <w:rStyle w:val="Hyperlink"/>
@@ -13731,8 +15153,8 @@
         </w:r>
       </w:hyperlink>
     </w:p>
-    <w:bookmarkEnd w:id="179"/>
-    <w:bookmarkStart w:id="181" w:name="ref-Podschwit2022"/>
+    <w:bookmarkEnd w:id="202"/>
+    <w:bookmarkStart w:id="204" w:name="ref-Podschwit2022"/>
     <w:p>
       <w:pPr>
         <w:pStyle w:val="Bibliography"/>
@@ -13755,7 +15177,7 @@
       <w:r>
         <w:t xml:space="preserve"> </w:t>
       </w:r>
-      <w:hyperlink r:id="rId180">
+      <w:hyperlink r:id="rId203">
         <w:r>
           <w:rPr>
             <w:rStyle w:val="Hyperlink"/>
@@ -13764,8 +15186,8 @@
         </w:r>
       </w:hyperlink>
     </w:p>
-    <w:bookmarkEnd w:id="181"/>
-    <w:bookmarkStart w:id="183" w:name="ref-Roberts2017"/>
+    <w:bookmarkEnd w:id="204"/>
+    <w:bookmarkStart w:id="206" w:name="ref-Roberts2017"/>
     <w:p>
       <w:pPr>
         <w:pStyle w:val="Bibliography"/>
@@ -13776,7 +15198,7 @@
       <w:r>
         <w:t xml:space="preserve"> </w:t>
       </w:r>
-      <w:hyperlink r:id="rId182">
+      <w:hyperlink r:id="rId205">
         <w:r>
           <w:rPr>
             <w:rStyle w:val="Hyperlink"/>
@@ -13785,8 +15207,8 @@
         </w:r>
       </w:hyperlink>
     </w:p>
-    <w:bookmarkEnd w:id="183"/>
-    <w:bookmarkStart w:id="185" w:name="ref-Rousseau2022"/>
+    <w:bookmarkEnd w:id="206"/>
+    <w:bookmarkStart w:id="208" w:name="ref-Rousseau2022"/>
     <w:p>
       <w:pPr>
         <w:pStyle w:val="Bibliography"/>
@@ -13797,7 +15219,7 @@
       <w:r>
         <w:t xml:space="preserve"> </w:t>
       </w:r>
-      <w:hyperlink r:id="rId184">
+      <w:hyperlink r:id="rId207">
         <w:r>
           <w:rPr>
             <w:rStyle w:val="Hyperlink"/>
@@ -13806,8 +15228,8 @@
         </w:r>
       </w:hyperlink>
     </w:p>
-    <w:bookmarkEnd w:id="185"/>
-    <w:bookmarkStart w:id="187" w:name="ref-Ruffault2020"/>
+    <w:bookmarkEnd w:id="208"/>
+    <w:bookmarkStart w:id="210" w:name="ref-Ruffault2020"/>
     <w:p>
       <w:pPr>
         <w:pStyle w:val="Bibliography"/>
@@ -13833,7 +15255,7 @@
       <w:r>
         <w:t xml:space="preserve"> </w:t>
       </w:r>
-      <w:hyperlink r:id="rId186">
+      <w:hyperlink r:id="rId209">
         <w:r>
           <w:rPr>
             <w:rStyle w:val="Hyperlink"/>
@@ -13842,8 +15264,8 @@
         </w:r>
       </w:hyperlink>
     </w:p>
-    <w:bookmarkEnd w:id="187"/>
-    <w:bookmarkStart w:id="189" w:name="ref-Sandholt2002"/>
+    <w:bookmarkEnd w:id="210"/>
+    <w:bookmarkStart w:id="212" w:name="ref-Sandholt2002"/>
     <w:p>
       <w:pPr>
         <w:pStyle w:val="Bibliography"/>
@@ -13854,7 +15276,7 @@
       <w:r>
         <w:t xml:space="preserve"> </w:t>
       </w:r>
-      <w:hyperlink r:id="rId188">
+      <w:hyperlink r:id="rId211">
         <w:r>
           <w:rPr>
             <w:rStyle w:val="Hyperlink"/>
@@ -13863,8 +15285,8 @@
         </w:r>
       </w:hyperlink>
     </w:p>
-    <w:bookmarkEnd w:id="189"/>
-    <w:bookmarkStart w:id="191" w:name="ref-Schoener1968"/>
+    <w:bookmarkEnd w:id="212"/>
+    <w:bookmarkStart w:id="214" w:name="ref-Schoener1968"/>
     <w:p>
       <w:pPr>
         <w:pStyle w:val="Bibliography"/>
@@ -13896,7 +15318,7 @@
       <w:r>
         <w:t xml:space="preserve"> </w:t>
       </w:r>
-      <w:hyperlink r:id="rId190">
+      <w:hyperlink r:id="rId213">
         <w:r>
           <w:rPr>
             <w:rStyle w:val="Hyperlink"/>
@@ -13905,8 +15327,8 @@
         </w:r>
       </w:hyperlink>
     </w:p>
-    <w:bookmarkEnd w:id="191"/>
-    <w:bookmarkStart w:id="193" w:name="ref-Sofaer2019"/>
+    <w:bookmarkEnd w:id="214"/>
+    <w:bookmarkStart w:id="216" w:name="ref-Sofaer2019"/>
     <w:p>
       <w:pPr>
         <w:pStyle w:val="Bibliography"/>
@@ -13917,7 +15339,7 @@
       <w:r>
         <w:t xml:space="preserve"> </w:t>
       </w:r>
-      <w:hyperlink r:id="rId192">
+      <w:hyperlink r:id="rId215">
         <w:r>
           <w:rPr>
             <w:rStyle w:val="Hyperlink"/>
@@ -13926,8 +15348,8 @@
         </w:r>
       </w:hyperlink>
     </w:p>
-    <w:bookmarkEnd w:id="193"/>
-    <w:bookmarkStart w:id="195" w:name="ref-Sun2016"/>
+    <w:bookmarkEnd w:id="216"/>
+    <w:bookmarkStart w:id="218" w:name="ref-Sun2016"/>
     <w:p>
       <w:pPr>
         <w:pStyle w:val="Bibliography"/>
@@ -13938,7 +15360,7 @@
       <w:r>
         <w:t xml:space="preserve"> </w:t>
       </w:r>
-      <w:hyperlink r:id="rId194">
+      <w:hyperlink r:id="rId217">
         <w:r>
           <w:rPr>
             <w:rStyle w:val="Hyperlink"/>
@@ -13968,8 +15390,8 @@
         <w:t xml:space="preserve">-16). AAAI Press, Phoenix, Arizona, USA, pp 2058–2065</w:t>
       </w:r>
     </w:p>
-    <w:bookmarkEnd w:id="195"/>
-    <w:bookmarkStart w:id="197" w:name="ref-Tonini2020"/>
+    <w:bookmarkEnd w:id="218"/>
+    <w:bookmarkStart w:id="220" w:name="ref-Tonini2020"/>
     <w:p>
       <w:pPr>
         <w:pStyle w:val="Bibliography"/>
@@ -14013,7 +15435,7 @@
       <w:r>
         <w:t xml:space="preserve"> </w:t>
       </w:r>
-      <w:hyperlink r:id="rId196">
+      <w:hyperlink r:id="rId219">
         <w:r>
           <w:rPr>
             <w:rStyle w:val="Hyperlink"/>
@@ -14022,8 +15444,8 @@
         </w:r>
       </w:hyperlink>
     </w:p>
-    <w:bookmarkEnd w:id="197"/>
-    <w:bookmarkStart w:id="199" w:name="ref-Trucchia2022"/>
+    <w:bookmarkEnd w:id="220"/>
+    <w:bookmarkStart w:id="222" w:name="ref-Trucchia2022"/>
     <w:p>
       <w:pPr>
         <w:pStyle w:val="Bibliography"/>
@@ -14046,7 +15468,7 @@
       <w:r>
         <w:t xml:space="preserve"> </w:t>
       </w:r>
-      <w:hyperlink r:id="rId198">
+      <w:hyperlink r:id="rId221">
         <w:r>
           <w:rPr>
             <w:rStyle w:val="Hyperlink"/>
@@ -14055,8 +15477,8 @@
         </w:r>
       </w:hyperlink>
     </w:p>
-    <w:bookmarkEnd w:id="199"/>
-    <w:bookmarkStart w:id="201" w:name="ref-Trucchia2023"/>
+    <w:bookmarkEnd w:id="222"/>
+    <w:bookmarkStart w:id="224" w:name="ref-Trucchia2023"/>
     <w:p>
       <w:pPr>
         <w:pStyle w:val="Bibliography"/>
@@ -14079,7 +15501,7 @@
       <w:r>
         <w:t xml:space="preserve"> </w:t>
       </w:r>
-      <w:hyperlink r:id="rId200">
+      <w:hyperlink r:id="rId223">
         <w:r>
           <w:rPr>
             <w:rStyle w:val="Hyperlink"/>
@@ -14088,8 +15510,8 @@
         </w:r>
       </w:hyperlink>
     </w:p>
-    <w:bookmarkEnd w:id="201"/>
-    <w:bookmarkStart w:id="203" w:name="ref-Tuia2016"/>
+    <w:bookmarkEnd w:id="224"/>
+    <w:bookmarkStart w:id="226" w:name="ref-Tuia2016"/>
     <w:p>
       <w:pPr>
         <w:pStyle w:val="Bibliography"/>
@@ -14100,7 +15522,7 @@
       <w:r>
         <w:t xml:space="preserve"> </w:t>
       </w:r>
-      <w:hyperlink r:id="rId202">
+      <w:hyperlink r:id="rId225">
         <w:r>
           <w:rPr>
             <w:rStyle w:val="Hyperlink"/>
@@ -14109,8 +15531,8 @@
         </w:r>
       </w:hyperlink>
     </w:p>
-    <w:bookmarkEnd w:id="203"/>
-    <w:bookmarkStart w:id="205" w:name="ref-LandsatC2L2"/>
+    <w:bookmarkEnd w:id="226"/>
+    <w:bookmarkStart w:id="228" w:name="ref-LandsatC2L2"/>
     <w:p>
       <w:pPr>
         <w:pStyle w:val="Bibliography"/>
@@ -14121,7 +15543,7 @@
       <w:r>
         <w:t xml:space="preserve"> </w:t>
       </w:r>
-      <w:hyperlink r:id="rId204">
+      <w:hyperlink r:id="rId227">
         <w:r>
           <w:rPr>
             <w:rStyle w:val="Hyperlink"/>
@@ -14130,8 +15552,8 @@
         </w:r>
       </w:hyperlink>
     </w:p>
-    <w:bookmarkEnd w:id="205"/>
-    <w:bookmarkStart w:id="207" w:name="ref-Valavi2019"/>
+    <w:bookmarkEnd w:id="228"/>
+    <w:bookmarkStart w:id="230" w:name="ref-Valavi2019"/>
     <w:p>
       <w:pPr>
         <w:pStyle w:val="Bibliography"/>
@@ -14163,7 +15585,7 @@
       <w:r>
         <w:t xml:space="preserve"> </w:t>
       </w:r>
-      <w:hyperlink r:id="rId206">
+      <w:hyperlink r:id="rId229">
         <w:r>
           <w:rPr>
             <w:rStyle w:val="Hyperlink"/>
@@ -14172,8 +15594,8 @@
         </w:r>
       </w:hyperlink>
     </w:p>
-    <w:bookmarkEnd w:id="207"/>
-    <w:bookmarkStart w:id="209" w:name="ref-VanDerWal2009"/>
+    <w:bookmarkEnd w:id="230"/>
+    <w:bookmarkStart w:id="232" w:name="ref-VanDerWal2009"/>
     <w:p>
       <w:pPr>
         <w:pStyle w:val="Bibliography"/>
@@ -14184,7 +15606,7 @@
       <w:r>
         <w:t xml:space="preserve"> </w:t>
       </w:r>
-      <w:hyperlink r:id="rId208">
+      <w:hyperlink r:id="rId231">
         <w:r>
           <w:rPr>
             <w:rStyle w:val="Hyperlink"/>
@@ -14193,8 +15615,8 @@
         </w:r>
       </w:hyperlink>
     </w:p>
-    <w:bookmarkEnd w:id="209"/>
-    <w:bookmarkStart w:id="211" w:name="ref-Vesk2021"/>
+    <w:bookmarkEnd w:id="232"/>
+    <w:bookmarkStart w:id="234" w:name="ref-Vesk2021"/>
     <w:p>
       <w:pPr>
         <w:pStyle w:val="Bibliography"/>
@@ -14205,7 +15627,7 @@
       <w:r>
         <w:t xml:space="preserve"> </w:t>
       </w:r>
-      <w:hyperlink r:id="rId210">
+      <w:hyperlink r:id="rId233">
         <w:r>
           <w:rPr>
             <w:rStyle w:val="Hyperlink"/>
@@ -14214,8 +15636,8 @@
         </w:r>
       </w:hyperlink>
     </w:p>
-    <w:bookmarkEnd w:id="211"/>
-    <w:bookmarkStart w:id="213" w:name="ref-Vibhandik2026"/>
+    <w:bookmarkEnd w:id="234"/>
+    <w:bookmarkStart w:id="236" w:name="ref-Vibhandik2026"/>
     <w:p>
       <w:pPr>
         <w:pStyle w:val="Bibliography"/>
@@ -14226,7 +15648,7 @@
       <w:r>
         <w:t xml:space="preserve"> </w:t>
       </w:r>
-      <w:hyperlink r:id="rId212">
+      <w:hyperlink r:id="rId235">
         <w:r>
           <w:rPr>
             <w:rStyle w:val="Hyperlink"/>
@@ -14235,8 +15657,8 @@
         </w:r>
       </w:hyperlink>
     </w:p>
-    <w:bookmarkEnd w:id="213"/>
-    <w:bookmarkStart w:id="215" w:name="ref-Vitolo2020"/>
+    <w:bookmarkEnd w:id="236"/>
+    <w:bookmarkStart w:id="238" w:name="ref-Vitolo2020"/>
     <w:p>
       <w:pPr>
         <w:pStyle w:val="Bibliography"/>
@@ -14256,7 +15678,7 @@
       <w:r>
         <w:t xml:space="preserve"> </w:t>
       </w:r>
-      <w:hyperlink r:id="rId214">
+      <w:hyperlink r:id="rId237">
         <w:r>
           <w:rPr>
             <w:rStyle w:val="Hyperlink"/>
@@ -14265,8 +15687,8 @@
         </w:r>
       </w:hyperlink>
     </w:p>
-    <w:bookmarkEnd w:id="215"/>
-    <w:bookmarkStart w:id="217" w:name="ref-Wadoux2021"/>
+    <w:bookmarkEnd w:id="238"/>
+    <w:bookmarkStart w:id="240" w:name="ref-Wadoux2021"/>
     <w:p>
       <w:pPr>
         <w:pStyle w:val="Bibliography"/>
@@ -14277,7 +15699,7 @@
       <w:r>
         <w:t xml:space="preserve"> </w:t>
       </w:r>
-      <w:hyperlink r:id="rId216">
+      <w:hyperlink r:id="rId239">
         <w:r>
           <w:rPr>
             <w:rStyle w:val="Hyperlink"/>
@@ -14286,8 +15708,8 @@
         </w:r>
       </w:hyperlink>
     </w:p>
-    <w:bookmarkEnd w:id="217"/>
-    <w:bookmarkStart w:id="219" w:name="ref-MOD11A1"/>
+    <w:bookmarkEnd w:id="240"/>
+    <w:bookmarkStart w:id="242" w:name="ref-MOD11A1"/>
     <w:p>
       <w:pPr>
         <w:pStyle w:val="Bibliography"/>
@@ -14346,7 +15768,7 @@
       <w:r>
         <w:t xml:space="preserve"> </w:t>
       </w:r>
-      <w:hyperlink r:id="rId218">
+      <w:hyperlink r:id="rId241">
         <w:r>
           <w:rPr>
             <w:rStyle w:val="Hyperlink"/>
@@ -14355,8 +15777,8 @@
         </w:r>
       </w:hyperlink>
     </w:p>
-    <w:bookmarkEnd w:id="219"/>
-    <w:bookmarkStart w:id="221" w:name="ref-Warren2008"/>
+    <w:bookmarkEnd w:id="242"/>
+    <w:bookmarkStart w:id="244" w:name="ref-Warren2008"/>
     <w:p>
       <w:pPr>
         <w:pStyle w:val="Bibliography"/>
@@ -14367,7 +15789,7 @@
       <w:r>
         <w:t xml:space="preserve"> </w:t>
       </w:r>
-      <w:hyperlink r:id="rId220">
+      <w:hyperlink r:id="rId243">
         <w:r>
           <w:rPr>
             <w:rStyle w:val="Hyperlink"/>
@@ -14376,8 +15798,8 @@
         </w:r>
       </w:hyperlink>
     </w:p>
-    <w:bookmarkEnd w:id="221"/>
-    <w:bookmarkStart w:id="223" w:name="ref-Wenger2012"/>
+    <w:bookmarkEnd w:id="244"/>
+    <w:bookmarkStart w:id="246" w:name="ref-Wenger2012"/>
     <w:p>
       <w:pPr>
         <w:pStyle w:val="Bibliography"/>
@@ -14388,7 +15810,7 @@
       <w:r>
         <w:t xml:space="preserve"> </w:t>
       </w:r>
-      <w:hyperlink r:id="rId222">
+      <w:hyperlink r:id="rId245">
         <w:r>
           <w:rPr>
             <w:rStyle w:val="Hyperlink"/>
@@ -14397,8 +15819,8 @@
         </w:r>
       </w:hyperlink>
     </w:p>
-    <w:bookmarkEnd w:id="223"/>
-    <w:bookmarkStart w:id="225" w:name="ref-Xu2026"/>
+    <w:bookmarkEnd w:id="246"/>
+    <w:bookmarkStart w:id="248" w:name="ref-Xu2026"/>
     <w:p>
       <w:pPr>
         <w:pStyle w:val="Bibliography"/>
@@ -14409,7 +15831,7 @@
       <w:r>
         <w:t xml:space="preserve"> </w:t>
       </w:r>
-      <w:hyperlink r:id="rId224">
+      <w:hyperlink r:id="rId247">
         <w:r>
           <w:rPr>
             <w:rStyle w:val="Hyperlink"/>
@@ -14418,8 +15840,8 @@
         </w:r>
       </w:hyperlink>
     </w:p>
-    <w:bookmarkEnd w:id="225"/>
-    <w:bookmarkStart w:id="227" w:name="ref-Yates2018"/>
+    <w:bookmarkEnd w:id="248"/>
+    <w:bookmarkStart w:id="250" w:name="ref-Yates2018"/>
     <w:p>
       <w:pPr>
         <w:pStyle w:val="Bibliography"/>
@@ -14430,7 +15852,7 @@
       <w:r>
         <w:t xml:space="preserve"> </w:t>
       </w:r>
-      <w:hyperlink r:id="rId226">
+      <w:hyperlink r:id="rId249">
         <w:r>
           <w:rPr>
             <w:rStyle w:val="Hyperlink"/>
@@ -14439,8 +15861,8 @@
         </w:r>
       </w:hyperlink>
     </w:p>
-    <w:bookmarkEnd w:id="227"/>
-    <w:bookmarkStart w:id="229" w:name="ref-Yebra2013"/>
+    <w:bookmarkEnd w:id="250"/>
+    <w:bookmarkStart w:id="252" w:name="ref-Yebra2013"/>
     <w:p>
       <w:pPr>
         <w:pStyle w:val="Bibliography"/>
@@ -14451,7 +15873,7 @@
       <w:r>
         <w:t xml:space="preserve"> </w:t>
       </w:r>
-      <w:hyperlink r:id="rId228">
+      <w:hyperlink r:id="rId251">
         <w:r>
           <w:rPr>
             <w:rStyle w:val="Hyperlink"/>
@@ -14460,8 +15882,8 @@
         </w:r>
       </w:hyperlink>
     </w:p>
-    <w:bookmarkEnd w:id="229"/>
-    <w:bookmarkStart w:id="231" w:name="ref-Zanaga2022"/>
+    <w:bookmarkEnd w:id="252"/>
+    <w:bookmarkStart w:id="254" w:name="ref-Zanaga2022"/>
     <w:p>
       <w:pPr>
         <w:pStyle w:val="Bibliography"/>
@@ -14490,7 +15912,7 @@
       <w:r>
         <w:t xml:space="preserve"> </w:t>
       </w:r>
-      <w:hyperlink r:id="rId230">
+      <w:hyperlink r:id="rId253">
         <w:r>
           <w:rPr>
             <w:rStyle w:val="Hyperlink"/>
@@ -14499,8 +15921,8 @@
         </w:r>
       </w:hyperlink>
     </w:p>
-    <w:bookmarkEnd w:id="231"/>
-    <w:bookmarkStart w:id="233" w:name="ref-Zanaga2021"/>
+    <w:bookmarkEnd w:id="254"/>
+    <w:bookmarkStart w:id="256" w:name="ref-Zanaga2021"/>
     <w:p>
       <w:pPr>
         <w:pStyle w:val="Bibliography"/>
@@ -14529,7 +15951,7 @@
       <w:r>
         <w:t xml:space="preserve"> </w:t>
       </w:r>
-      <w:hyperlink r:id="rId232">
+      <w:hyperlink r:id="rId255">
         <w:r>
           <w:rPr>
             <w:rStyle w:val="Hyperlink"/>
@@ -14538,9 +15960,9 @@
         </w:r>
       </w:hyperlink>
     </w:p>
-    <w:bookmarkEnd w:id="233"/>
-    <w:bookmarkEnd w:id="234"/>
-    <w:bookmarkEnd w:id="235"/>
+    <w:bookmarkEnd w:id="256"/>
+    <w:bookmarkEnd w:id="257"/>
+    <w:bookmarkEnd w:id="258"/>
     <w:sectPr>
       <w:footerReference r:id="rId9" w:type="default"/>
       <w:footnotePr>

--- a/paper/submission_fire_ecology/manuscript.docx
+++ b/paper/submission_fire_ecology/manuscript.docx
@@ -90,7 +90,7 @@
         <w:t xml:space="preserve"> </w:t>
       </w:r>
       <w:r>
-        <w:t xml:space="preserve">8,549 words. Abstract: 332 words.</w:t>
+        <w:t xml:space="preserve">8,536 words. Abstract: 332 words.</w:t>
       </w:r>
     </w:p>
     <w:p>
@@ -1161,13 +1161,13 @@
         <w:t xml:space="preserve"> </w:t>
       </w:r>
       <w:r>
-        <w:t xml:space="preserve">the analyses listed in Tables S21 and S35 (Sections S1.22 and S1.23) after the first results; they</w:t>
-      </w:r>
-      <w:r>
-        <w:t xml:space="preserve"> </w:t>
-      </w:r>
-      <w:r>
-        <w:t xml:space="preserve">are exploratory, and we report them as such. Sections and tables numbered with S (for example Section S1.23 and Table S21) are in Additional file 1.</w:t>
+        <w:t xml:space="preserve">the checks of Section S1 after the first results; they</w:t>
+      </w:r>
+      <w:r>
+        <w:t xml:space="preserve"> </w:t>
+      </w:r>
+      <w:r>
+        <w:t xml:space="preserve">are exploratory, and we report them as such. Sections, figures and tables numbered with S (for example Section S1.2, Fig. S1 and Table S1) are in Additional file 1.</w:t>
       </w:r>
     </w:p>
     <w:bookmarkStart w:id="32" w:name="sec_2_1"/>
@@ -2332,7 +2332,7 @@
         </w:r>
       </w:hyperlink>
       <w:r>
-        <w:t xml:space="preserve">). Bounding boxes and baseline years are given in Table S19.</w:t>
+        <w:t xml:space="preserve">). Bounding boxes and baseline years are given in Table S13.</w:t>
       </w:r>
     </w:p>
     <w:p>
@@ -2456,13 +2456,13 @@
         <w:t xml:space="preserve"> </w:t>
       </w:r>
       <w:r>
-        <w:t xml:space="preserve">fraction (Section S3.3, Table S19). We kept the first Evia rectangle as a sensitivity analysis</w:t>
-      </w:r>
-      <w:r>
-        <w:t xml:space="preserve"> </w:t>
-      </w:r>
-      <w:r>
-        <w:t xml:space="preserve">(Section S1.1). A sixth region, Kozan 2023, was a negative control for the gate of</w:t>
+        <w:t xml:space="preserve">fraction (Section S5.2, Table S13). We kept the first Evia rectangle as a sensitivity analysis</w:t>
+      </w:r>
+      <w:r>
+        <w:t xml:space="preserve"> </w:t>
+      </w:r>
+      <w:r>
+        <w:t xml:space="preserve">(Section S1.2). A sixth region, Kozan 2023, was a negative control for the gate of</w:t>
       </w:r>
       <w:r>
         <w:t xml:space="preserve"> </w:t>
@@ -2721,7 +2721,7 @@
         <w:t xml:space="preserve"> </w:t>
       </w:r>
       <w:r>
-        <w:t xml:space="preserve">(Section S1.23). We sampled the MCD64A1 monthly burn-date layer onto the 30 m reference</w:t>
+        <w:t xml:space="preserve">(Figs. S1 and S2). We sampled the MCD64A1 monthly burn-date layer onto the 30 m reference</w:t>
       </w:r>
       <w:r>
         <w:t xml:space="preserve"> </w:t>
@@ -2846,7 +2846,7 @@
         <w:t xml:space="preserve"> </w:t>
       </w:r>
       <w:r>
-        <w:t xml:space="preserve">+0.007 to +0.003, while the within-region gain stayed positive in all regions (Section S3.1.1).</w:t>
+        <w:t xml:space="preserve">+0.007 to +0.003, while the within-region gain stayed positive in all regions (Table S12; Figs. S1 and S2).</w:t>
       </w:r>
     </w:p>
     <w:p>
@@ -2894,7 +2894,7 @@
         <w:t xml:space="preserve"> </w:t>
       </w:r>
       <w:r>
-        <w:t xml:space="preserve">before this correction; the correction and its control run are described in Section S3.1.2.</w:t>
+        <w:t xml:space="preserve">before this correction; the correction and its control run are described in Section S5.1.</w:t>
       </w:r>
     </w:p>
     <w:bookmarkEnd w:id="33"/>
@@ -2939,7 +2939,7 @@
         <w:t xml:space="preserve"> </w:t>
       </w:r>
       <w:r>
-        <w:t xml:space="preserve">cropland control if the cropland fraction was at least 0.50 (Section S3.1).</w:t>
+        <w:t xml:space="preserve">cropland control if the cropland fraction was at least 0.50 (Section S5.1).</w:t>
       </w:r>
     </w:p>
     <w:bookmarkEnd w:id="34"/>
@@ -2957,7 +2957,7 @@
         <w:pStyle w:val="FirstParagraph"/>
       </w:pPr>
       <w:r>
-        <w:t xml:space="preserve">We used ten predictors (Table S20). The</w:t>
+        <w:t xml:space="preserve">We used ten predictors (Table S14). The</w:t>
       </w:r>
       <w:r>
         <w:t xml:space="preserve"> </w:t>
@@ -3097,13 +3097,13 @@
         <w:t xml:space="preserve"> </w:t>
       </w:r>
       <w:r>
-        <w:t xml:space="preserve">the same moisture state in two regions (Section S3.4). The median pixel had three to six clear</w:t>
-      </w:r>
-      <w:r>
-        <w:t xml:space="preserve"> </w:t>
-      </w:r>
-      <w:r>
-        <w:t xml:space="preserve">Landsat observations in the predictor window, and one to seven in each baseline year (Table S36). We</w:t>
+        <w:t xml:space="preserve">the same moisture state in two regions (Section S5.3). The median pixel had three to six clear</w:t>
+      </w:r>
+      <w:r>
+        <w:t xml:space="preserve"> </w:t>
+      </w:r>
+      <w:r>
+        <w:t xml:space="preserve">Landsat observations in the predictor window, and one to seven in each baseline year (Table S15). We</w:t>
       </w:r>
       <w:r>
         <w:t xml:space="preserve"> </w:t>
@@ -3146,7 +3146,7 @@
         <w:t xml:space="preserve"> </w:t>
       </w:r>
       <w:r>
-        <w:t xml:space="preserve">LST (Section S1.6). The current TVDI is normalised within each scene but not against the baseline, so</w:t>
+        <w:t xml:space="preserve">LST (Section S1.2). The current TVDI is normalised within each scene but not against the baseline, so</w:t>
       </w:r>
       <w:r>
         <w:t xml:space="preserve"> </w:t>
@@ -3176,7 +3176,7 @@
         <w:t xml:space="preserve"> </w:t>
       </w:r>
       <w:r>
-        <w:t xml:space="preserve">relative humidity in the predictor window (Section S1.23).</w:t>
+        <w:t xml:space="preserve">relative humidity in the predictor window (Table S1).</w:t>
       </w:r>
     </w:p>
     <w:p>
@@ -3247,7 +3247,7 @@
         <w:t xml:space="preserve"> </w:t>
       </w:r>
       <w:r>
-        <w:t xml:space="preserve">no conclusion changed (Section S1.23).</w:t>
+        <w:t xml:space="preserve">no conclusion changed (Section S1.1).</w:t>
       </w:r>
     </w:p>
     <w:bookmarkEnd w:id="35"/>
@@ -3328,7 +3328,7 @@
         <w:t xml:space="preserve"> </w:t>
       </w:r>
       <w:r>
-        <w:t xml:space="preserve">related to burning (AUC 0.49 to 0.51 in every region; Table S35). We used a</w:t>
+        <w:t xml:space="preserve">related to burning (AUC 0.49 to 0.51 in every region; Table S1). We used a</w:t>
       </w:r>
       <w:r>
         <w:t xml:space="preserve"> </w:t>
@@ -3350,7 +3350,7 @@
         <w:t xml:space="preserve"> </w:t>
       </w:r>
       <w:r>
-        <w:t xml:space="preserve">of all valid cells only as a within-region sensitivity analysis in two regions (Section S1.17).</w:t>
+        <w:t xml:space="preserve">of all valid cells only as a within-region sensitivity analysis in two regions (Section S1.1).</w:t>
       </w:r>
     </w:p>
     <w:bookmarkEnd w:id="36"/>
@@ -4276,7 +4276,7 @@
         <w:t xml:space="preserve"> </w:t>
       </w:r>
       <w:r>
-        <w:t xml:space="preserve">20 to 40 km (Section S1.23), so intervals at 5 km blocking may be too narrow, and we give the 10 km</w:t>
+        <w:t xml:space="preserve">20 to 40 km (Table S1), so intervals at 5 km blocking may be too narrow, and we give the 10 km</w:t>
       </w:r>
       <w:r>
         <w:t xml:space="preserve"> </w:t>
@@ -4330,7 +4330,7 @@
         <w:t xml:space="preserve"> </w:t>
       </w:r>
       <w:r>
-        <w:t xml:space="preserve">S1.22: the naive bootstrap over directions, clustering by target region and by source region, a</w:t>
+        <w:t xml:space="preserve">S1.3: the naive bootstrap over directions, clustering by target region and by source region, a</w:t>
       </w:r>
       <w:r>
         <w:t xml:space="preserve"> </w:t>
@@ -4470,7 +4470,7 @@
         <w:t xml:space="preserve"> </w:t>
       </w:r>
       <w:r>
-        <w:t xml:space="preserve">five families (Table S17; Section S3.2). The marginal family compares the predictor distributions:</w:t>
+        <w:t xml:space="preserve">five families (Table S11; Section S4.5). The marginal family compares the predictor distributions:</w:t>
       </w:r>
       <w:r>
         <w:t xml:space="preserve"> </w:t>
@@ -4670,13 +4670,13 @@
         <w:t xml:space="preserve"> </w:t>
       </w:r>
       <w:r>
-        <w:t xml:space="preserve">labels. We did not choose λ by performance; we report its effect in Sections S1.2 and S1.23 and give</w:t>
-      </w:r>
-      <w:r>
-        <w:t xml:space="preserve"> </w:t>
-      </w:r>
-      <w:r>
-        <w:t xml:space="preserve">details in Section S3.8.</w:t>
+        <w:t xml:space="preserve">labels. We did not choose λ by performance; we report its effect in Section S1.2 and give</w:t>
+      </w:r>
+      <w:r>
+        <w:t xml:space="preserve"> </w:t>
+      </w:r>
+      <w:r>
+        <w:t xml:space="preserve">details in Section S5.6.</w:t>
       </w:r>
     </w:p>
     <w:bookmarkEnd w:id="42"/>
@@ -5207,7 +5207,7 @@
         <w:t xml:space="preserve"> </w:t>
       </w:r>
       <w:r>
-        <w:t xml:space="preserve">(Section S3.7).</w:t>
+        <w:t xml:space="preserve">(Section S5.5).</w:t>
       </w:r>
     </w:p>
     <w:p>
@@ -5276,7 +5276,7 @@
         <w:t xml:space="preserve"> </w:t>
       </w:r>
       <w:r>
-        <w:t xml:space="preserve">correction over each family of feature-by-pair comparisons (Section S1.19). A marginal reversal can</w:t>
+        <w:t xml:space="preserve">correction over each family of feature-by-pair comparisons (Section S3.2). A marginal reversal can</w:t>
       </w:r>
       <w:r>
         <w:t xml:space="preserve"> </w:t>
@@ -5385,7 +5385,7 @@
         <w:t xml:space="preserve"> </w:t>
       </w:r>
       <w:r>
-        <w:t xml:space="preserve">each predictor alone. We did not repeat the selection under the corrected label (Table S10). Because</w:t>
+        <w:t xml:space="preserve">each predictor alone. We did not repeat the selection under the corrected label (Table S3). Because</w:t>
       </w:r>
       <w:r>
         <w:t xml:space="preserve"> </w:t>
@@ -6040,7 +6040,7 @@
         <w:t xml:space="preserve"> </w:t>
       </w:r>
       <w:r>
-        <w:t xml:space="preserve">sample, a negative-pool swap and a positive-pool swap (Section S1.9.3).</w:t>
+        <w:t xml:space="preserve">sample, a negative-pool swap and a positive-pool swap (Section S2.1).</w:t>
       </w:r>
     </w:p>
     <w:p>
@@ -6078,7 +6078,7 @@
         <w:t xml:space="preserve"> </w:t>
       </w:r>
       <w:r>
-        <w:t xml:space="preserve">placed away from any burned cell (Table S21).</w:t>
+        <w:t xml:space="preserve">placed away from any burned cell (Table S1).</w:t>
       </w:r>
     </w:p>
     <w:p>
@@ -6617,7 +6617,7 @@
         <w:t xml:space="preserve"> </w:t>
       </w:r>
       <w:r>
-        <w:t xml:space="preserve">training cells (Section S1.18).</w:t>
+        <w:t xml:space="preserve">training cells (Section S2.2).</w:t>
       </w:r>
     </w:p>
     <w:p>
@@ -6679,7 +6679,7 @@
         <w:t xml:space="preserve"> </w:t>
       </w:r>
       <w:r>
-        <w:t xml:space="preserve">deviation at most 0.015; Section S1.23), and this variation is not part of the direction-level</w:t>
+        <w:t xml:space="preserve">deviation at most 0.015; Table S1), and this variation is not part of the direction-level</w:t>
       </w:r>
       <w:r>
         <w:t xml:space="preserve"> </w:t>
@@ -6691,7 +6691,7 @@
         <w:t xml:space="preserve"> </w:t>
       </w:r>
       <w:r>
-        <w:t xml:space="preserve">5 km three verdicts change (Section S1.20).</w:t>
+        <w:t xml:space="preserve">5 km three verdicts change (Section S4.1).</w:t>
       </w:r>
     </w:p>
     <w:p>
@@ -6705,13 +6705,13 @@
         <w:t xml:space="preserve"> </w:t>
       </w:r>
       <w:r>
-        <w:t xml:space="preserve">outputs exactly within regions and to within 1.3×10⁻⁸ in transfer (Section S3.6.2). Under</w:t>
-      </w:r>
-      <w:r>
-        <w:t xml:space="preserve"> </w:t>
-      </w:r>
-      <w:r>
-        <w:t xml:space="preserve">scikit-learn 1.5.2 instead of 1.9.0, single-direction AUCs moved by up to 0.047 (Section S3.5(vi)), so</w:t>
+        <w:t xml:space="preserve">outputs exactly within regions and to within 1.3×10⁻⁸ in transfer (Section S5.7). Under</w:t>
+      </w:r>
+      <w:r>
+        <w:t xml:space="preserve"> </w:t>
+      </w:r>
+      <w:r>
+        <w:t xml:space="preserve">scikit-learn 1.5.2 instead of 1.9.0, single-direction AUCs moved by up to 0.047 (Section S5.7), so</w:t>
       </w:r>
       <w:r>
         <w:t xml:space="preserve"> </w:t>
@@ -6781,7 +6781,7 @@
         <w:t xml:space="preserve"> </w:t>
       </w:r>
       <w:r>
-        <w:t xml:space="preserve">population (Section S1.1).</w:t>
+        <w:t xml:space="preserve">population (Section S1.2).</w:t>
       </w:r>
     </w:p>
     <w:bookmarkEnd w:id="51"/>
@@ -6854,13 +6854,13 @@
         <w:t xml:space="preserve"> </w:t>
       </w:r>
       <w:r>
-        <w:t xml:space="preserve">up to two weeks earlier (Section S1.4), and at the point estimates in all five regions with labels</w:t>
-      </w:r>
-      <w:r>
-        <w:t xml:space="preserve"> </w:t>
-      </w:r>
-      <w:r>
-        <w:t xml:space="preserve">from VIIRS VNP64A1 instead of MCD64A1 (Section S1.23). When terrain aspect was added to both feature</w:t>
+        <w:t xml:space="preserve">up to two weeks earlier (Fig. S1), and at the point estimates in all five regions with labels</w:t>
+      </w:r>
+      <w:r>
+        <w:t xml:space="preserve"> </w:t>
+      </w:r>
+      <w:r>
+        <w:t xml:space="preserve">from VIIRS VNP64A1 instead of MCD64A1. When terrain aspect was added to both feature</w:t>
       </w:r>
       <w:r>
         <w:t xml:space="preserve"> </w:t>
@@ -6872,7 +6872,7 @@
         <w:t xml:space="preserve"> </w:t>
       </w:r>
       <w:r>
-        <w:t xml:space="preserve">in Montiferru (Section S1.23).</w:t>
+        <w:t xml:space="preserve">in Montiferru (Fig. S1).</w:t>
       </w:r>
     </w:p>
     <w:bookmarkStart w:id="55" w:name="fig_3"/>
@@ -8669,7 +8669,7 @@
         </w:r>
       </w:hyperlink>
       <w:r>
-        <w:t xml:space="preserve">); paired spatial-block bootstrap, 1000 replicates. Block sizes of 2, 10 and 20 cells correspond to about 1, 5 and 10 km. The Baseline and Thermal columns are ROC-AUC, and the 95 % confidence interval (CI) belongs to ΔAUC. Source files are listed in the Supplementary Material. At 10 cells (about 5 km), every region has 16 to 70 blocks with burned cells, so this is the coarsest blocking that the design supports. The 20-cell rows are indicative. Block counts are given in Section S1.3.</w:t>
+        <w:t xml:space="preserve">); paired spatial-block bootstrap, 1000 replicates. Block sizes of 2, 10 and 20 cells correspond to about 1, 5 and 10 km. The Baseline and Thermal columns are ROC-AUC, and the 95 % confidence interval (CI) belongs to ΔAUC. Source files are listed in the Supplementary Material. At 10 cells (about 5 km), every region has 16 to 70 blocks with burned cells, so this is the coarsest blocking that the design supports. The 20-cell rows are indicative. Block counts are given in Section S5.4.</w:t>
       </w:r>
     </w:p>
     <w:bookmarkEnd w:id="57"/>
@@ -9235,7 +9235,7 @@
         <w:t xml:space="preserve"> </w:t>
       </w:r>
       <w:r>
-        <w:t xml:space="preserve">intervals treat scars as independent; region-level estimates are given in the text. Cell counts per scar are in Table S1.</w:t>
+        <w:t xml:space="preserve">intervals treat scars as independent; region-level estimates are given in the text. Cell counts per scar are in Fig. S4.</w:t>
       </w:r>
     </w:p>
     <w:p>
@@ -9275,7 +9275,7 @@
         <w:t xml:space="preserve"> </w:t>
       </w:r>
       <w:r>
-        <w:t xml:space="preserve">and Bejís, which have no row C (Tables S1 and S5). With the region as the unit, the change then cost</w:t>
+        <w:t xml:space="preserve">and Bejís, which have no row C (Fig. S4). With the region as the unit, the change then cost</w:t>
       </w:r>
       <w:r>
         <w:t xml:space="preserve"> </w:t>
@@ -9351,7 +9351,7 @@
         <w:t xml:space="preserve"> </w:t>
       </w:r>
       <w:r>
-        <w:t xml:space="preserve">of this, and replacing only the burned cells −0.002 [−0.055, +0.051] (Section S1.9.1). A placebo</w:t>
+        <w:t xml:space="preserve">of this, and replacing only the burned cells −0.002 [−0.055, +0.051] (Section S2.1). A placebo</w:t>
       </w:r>
       <w:r>
         <w:t xml:space="preserve"> </w:t>
@@ -9369,7 +9369,7 @@
         <w:t xml:space="preserve"> </w:t>
       </w:r>
       <w:r>
-        <w:t xml:space="preserve">(Table S21). Across regions, the cost showed no relation to the share of distant cells in the study</w:t>
+        <w:t xml:space="preserve">(Table S1). Across regions, the cost showed no relation to the share of distant cells in the study</w:t>
       </w:r>
       <w:r>
         <w:t xml:space="preserve"> </w:t>
@@ -9463,7 +9463,7 @@
         <w:t xml:space="preserve"> </w:t>
       </w:r>
       <w:r>
-        <w:t xml:space="preserve">excluded, the data do not resolve this (Section S1.9.3).</w:t>
+        <w:t xml:space="preserve">excluded, the data do not resolve this (Section S2.1).</w:t>
       </w:r>
     </w:p>
     <w:bookmarkEnd w:id="59"/>
@@ -10139,7 +10139,7 @@
         <w:t xml:space="preserve"> </w:t>
       </w:r>
       <w:r>
-        <w:t xml:space="preserve">counts directions whose interval excludes 0.5, from a 10-cell (about 5 km) target-block bootstrap. Δ is the paired thermal-minus-baseline difference with a pair-cluster bootstrap interval, 1000 replicates (with 20000 replicates, as in Table S31, the collar interval is [−0.003, +0.051]). W − T is the within-region thermal gain minus the transfer gain, averaged by target region, with a Student</w:t>
+        <w:t xml:space="preserve">counts directions whose interval excludes 0.5, from a 10-cell (about 5 km) target-block bootstrap. Δ is the paired thermal-minus-baseline difference with a pair-cluster bootstrap interval, 1000 replicates (with 20000 replicates, as in Fig. S3, the collar interval is [−0.003, +0.051]). W − T is the within-region thermal gain minus the transfer gain, averaged by target region, with a Student</w:t>
       </w:r>
       <w:r>
         <w:t xml:space="preserve"> </w:t>
@@ -10175,7 +10175,7 @@
         <w:t xml:space="preserve"> </w:t>
       </w:r>
       <w:r>
-        <w:t xml:space="preserve">zero: clustering by target region and clustering by source region (Section S1.22). In an exploratory</w:t>
+        <w:t xml:space="preserve">zero: clustering by target region and clustering by source region (Fig. S3). In an exploratory</w:t>
       </w:r>
       <w:r>
         <w:t xml:space="preserve"> </w:t>
@@ -10187,7 +10187,7 @@
         <w:t xml:space="preserve"> </w:t>
       </w:r>
       <w:r>
-        <w:t xml:space="preserve">computed on the original areas and under four of six on the collar (Table S21). The margin was set</w:t>
+        <w:t xml:space="preserve">computed on the original areas and under four of six on the collar (Section S1.3). The margin was set</w:t>
       </w:r>
       <w:r>
         <w:t xml:space="preserve"> </w:t>
@@ -10248,7 +10248,7 @@
         <w:t xml:space="preserve"> </w:t>
       </w:r>
       <w:r>
-        <w:t xml:space="preserve">Montiferru in Table S14). Under the per-comparison criterion of</w:t>
+        <w:t xml:space="preserve">Montiferru in Table S4). Under the per-comparison criterion of</w:t>
       </w:r>
       <w:r>
         <w:t xml:space="preserve"> </w:t>
@@ -10314,7 +10314,7 @@
         <w:t xml:space="preserve"> </w:t>
       </w:r>
       <w:r>
-        <w:t xml:space="preserve">and 0.79; Section S1.19).</w:t>
+        <w:t xml:space="preserve">and 0.79; Section S3.2).</w:t>
       </w:r>
     </w:p>
     <w:p>
@@ -10374,7 +10374,7 @@
         <w:t xml:space="preserve"> </w:t>
       </w:r>
       <w:r>
-        <w:t xml:space="preserve">0.5 (Sections S1.11 and S1.23).</w:t>
+        <w:t xml:space="preserve">0.5 (Section S3.3).</w:t>
       </w:r>
     </w:p>
     <w:p>
@@ -10406,7 +10406,7 @@
         <w:t xml:space="preserve"> </w:t>
       </w:r>
       <w:r>
-        <w:t xml:space="preserve">do not use it (Section S1.19).</w:t>
+        <w:t xml:space="preserve">do not use it (Section S3.2).</w:t>
       </w:r>
     </w:p>
     <w:p>
@@ -10488,7 +10488,7 @@
         <w:t xml:space="preserve"> </w:t>
       </w:r>
       <w:r>
-        <w:t xml:space="preserve">each direction are given in Table S16.</w:t>
+        <w:t xml:space="preserve">each direction are given in Table S8.</w:t>
       </w:r>
     </w:p>
     <w:p>
@@ -10519,7 +10519,7 @@
         <w:t xml:space="preserve"> </w:t>
       </w:r>
       <w:r>
-        <w:t xml:space="preserve">six were below and five were uncertain; at 1 km blocking the intervals were narrower (Section S1.20).</w:t>
+        <w:t xml:space="preserve">six were below and five were uncertain; at 1 km blocking the intervals were narrower (Section S4.1).</w:t>
       </w:r>
       <w:r>
         <w:t xml:space="preserve"> </w:t>
@@ -10543,7 +10543,7 @@
         <w:t xml:space="preserve"> </w:t>
       </w:r>
       <w:r>
-        <w:t xml:space="preserve">far below within-region skill (Section S1.23).</w:t>
+        <w:t xml:space="preserve">far below within-region skill (Fig. S2).</w:t>
       </w:r>
     </w:p>
     <w:bookmarkStart w:id="65" w:name="fig_4"/>
@@ -10641,7 +10641,7 @@
         <w:t xml:space="preserve"> </w:t>
       </w:r>
       <w:r>
-        <w:t xml:space="preserve">(Table S32; the distance bins have no intervals).</w:t>
+        <w:t xml:space="preserve">(Fig. S5; the distance bins have no intervals).</w:t>
       </w:r>
     </w:p>
     <w:p>
@@ -10673,7 +10673,7 @@
         <w:t xml:space="preserve"> </w:t>
       </w:r>
       <w:r>
-        <w:t xml:space="preserve">Manavgat (Table S11). In map terms, the 10 % of target cells with the highest scores contained on</w:t>
+        <w:t xml:space="preserve">Manavgat (Table S10). In map terms, the 10 % of target cells with the highest scores contained on</w:t>
       </w:r>
       <w:r>
         <w:t xml:space="preserve"> </w:t>
@@ -10685,7 +10685,7 @@
         <w:t xml:space="preserve"> </w:t>
       </w:r>
       <w:r>
-        <w:t xml:space="preserve">directions did worse. Within regions, the same share was 35.5 % (Section S1.23).</w:t>
+        <w:t xml:space="preserve">directions did worse. Within regions, the same share was 35.5 % (Table S1).</w:t>
       </w:r>
     </w:p>
     <w:p>
@@ -10717,13 +10717,7 @@
         <w:t xml:space="preserve"> </w:t>
       </w:r>
       <w:r>
-        <w:t xml:space="preserve">transfer were −0.011, −0.019 and −0.021, all with pair-cluster intervals that include zero (Tables S25</w:t>
-      </w:r>
-      <w:r>
-        <w:t xml:space="preserve"> </w:t>
-      </w:r>
-      <w:r>
-        <w:t xml:space="preserve">and S35).</w:t>
+        <w:t xml:space="preserve">transfer were −0.011, −0.019 and −0.021, all with pair-cluster intervals that include zero (Fig. S2).</w:t>
       </w:r>
     </w:p>
     <w:p>
@@ -10749,7 +10743,7 @@
         <w:t xml:space="preserve"> </w:t>
       </w:r>
       <w:r>
-        <w:t xml:space="preserve">to +0.087 (Table S23). Within regions the two sets were almost equal (0.862 and 0.864).</w:t>
+        <w:t xml:space="preserve">to +0.087 (Section S1.2). Within regions the two sets were almost equal (0.862 and 0.864).</w:t>
       </w:r>
     </w:p>
     <w:p>
@@ -10781,7 +10775,7 @@
         <w:t xml:space="preserve"> </w:t>
       </w:r>
       <w:r>
-        <w:t xml:space="preserve">region) to [−0.028, +0.045] (pigeonhole bootstrap; Sections S1.15 and S1.23). A crossed</w:t>
+        <w:t xml:space="preserve">region) to [−0.028, +0.045] (pigeonhole bootstrap; Fig. S3). A crossed</w:t>
       </w:r>
       <w:r>
         <w:t xml:space="preserve"> </w:t>
@@ -10799,7 +10793,7 @@
         <w:t xml:space="preserve"> </w:t>
       </w:r>
       <w:r>
-        <w:t xml:space="preserve">independently (Table S35).</w:t>
+        <w:t xml:space="preserve">independently (Fig. S3).</w:t>
       </w:r>
     </w:p>
     <w:p>
@@ -10854,7 +10848,7 @@
         <w:t xml:space="preserve"> </w:t>
       </w:r>
       <w:r>
-        <w:t xml:space="preserve">seven directions showed negative recovery, five of them with intervals below zero (Section S1.10).</w:t>
+        <w:t xml:space="preserve">seven directions showed negative recovery, five of them with intervals below zero (Section S4.2).</w:t>
       </w:r>
       <w:r>
         <w:t xml:space="preserve"> </w:t>
@@ -10872,7 +10866,7 @@
         <w:t xml:space="preserve"> </w:t>
       </w:r>
       <w:r>
-        <w:t xml:space="preserve">(mean 0.507), and a stronger regularisation (λ = 1, mean 0.512) did not help (Section S1.23). These</w:t>
+        <w:t xml:space="preserve">(mean 0.507), and a stronger regularisation (λ = 1, mean 0.512) did not help (Section S1.2). These</w:t>
       </w:r>
       <w:r>
         <w:t xml:space="preserve"> </w:t>
@@ -11133,7 +11127,7 @@
         <w:t xml:space="preserve"> </w:t>
       </w:r>
       <w:r>
-        <w:t xml:space="preserve">is +0.014 [−0.028, +0.056] (Section S1.14).</w:t>
+        <w:t xml:space="preserve">is +0.014 [−0.028, +0.056] (Section S1.2).</w:t>
       </w:r>
     </w:p>
     <w:bookmarkStart w:id="78" w:name="fig_7"/>
@@ -11341,7 +11335,7 @@
         <w:t xml:space="preserve"> </w:t>
       </w:r>
       <w:r>
-        <w:t xml:space="preserve">On the original study areas, none predicted transfer with an interval that excludes zero (Table S17),</w:t>
+        <w:t xml:space="preserve">On the original study areas, none predicted transfer with an interval that excludes zero (Table S11),</w:t>
       </w:r>
       <w:r>
         <w:t xml:space="preserve"> </w:t>
@@ -11353,7 +11347,7 @@
         <w:t xml:space="preserve"> </w:t>
       </w:r>
       <w:r>
-        <w:t xml:space="preserve">(Section S1.23). Under the original Manavgat label, the two largest conditional measures, the</w:t>
+        <w:t xml:space="preserve">(Section S4.5). Under the original Manavgat label, the two largest conditional measures, the</w:t>
       </w:r>
       <w:r>
         <w:t xml:space="preserve"> </w:t>
@@ -11365,13 +11359,13 @@
         <w:t xml:space="preserve"> </w:t>
       </w:r>
       <w:r>
-        <w:t xml:space="preserve">label correction they did not, so this null result depends on the correction (Section S1.21). None</w:t>
-      </w:r>
-      <w:r>
-        <w:t xml:space="preserve"> </w:t>
-      </w:r>
-      <w:r>
-        <w:t xml:space="preserve">of the measures that can be computed before a fire predicted transfer (Section S1.21). The contrast pairs</w:t>
+        <w:t xml:space="preserve">label correction they did not, so this null result depends on the correction (Section S4.5). None</w:t>
+      </w:r>
+      <w:r>
+        <w:t xml:space="preserve"> </w:t>
+      </w:r>
+      <w:r>
+        <w:t xml:space="preserve">of the measures that can be computed before a fire predicted transfer (Section S4.5). The contrast pairs</w:t>
       </w:r>
       <w:r>
         <w:t xml:space="preserve"> </w:t>
@@ -11441,7 +11435,7 @@
         <w:t xml:space="preserve"> </w:t>
       </w:r>
       <w:r>
-        <w:t xml:space="preserve">only Muğla to Manavgat kept interval support (Section S1.16).</w:t>
+        <w:t xml:space="preserve">only Muğla to Manavgat kept interval support (Section S3.4).</w:t>
       </w:r>
     </w:p>
     <w:bookmarkStart w:id="82" w:name="fig_8"/>
@@ -11720,7 +11714,7 @@
         <w:t xml:space="preserve"> </w:t>
       </w:r>
       <w:r>
-        <w:t xml:space="preserve">coordinate-informed channels (Section S1.7), except terrain aspect in Montiferru (</w:t>
+        <w:t xml:space="preserve">coordinate-informed channels (Fig. S1), except terrain aspect in Montiferru (</w:t>
       </w:r>
       <w:hyperlink w:anchor="sec_3_2">
         <w:r>
@@ -11844,7 +11838,7 @@
         <w:t xml:space="preserve"> </w:t>
       </w:r>
       <w:r>
-        <w:t xml:space="preserve">populations and the study area and is reported only in Section S1.13.</w:t>
+        <w:t xml:space="preserve">populations and the study area and is reported only in Section S3.5.</w:t>
       </w:r>
     </w:p>
     <w:bookmarkEnd w:id="86"/>
@@ -11868,7 +11862,7 @@
         <w:t xml:space="preserve"> </w:t>
       </w:r>
       <w:r>
-        <w:t xml:space="preserve">within-region ceiling (Section S1.14). Removing the two reversing predictors cost 0.076 of</w:t>
+        <w:t xml:space="preserve">within-region ceiling (Section S4.4). Removing the two reversing predictors cost 0.076 of</w:t>
       </w:r>
       <w:r>
         <w:t xml:space="preserve"> </w:t>
@@ -11989,13 +11983,13 @@
         <w:t xml:space="preserve"> </w:t>
       </w:r>
       <w:r>
-        <w:t xml:space="preserve">air-temperature anomaly of the predictor window, but not its relative-humidity anomaly (Section</w:t>
-      </w:r>
-      <w:r>
-        <w:t xml:space="preserve"> </w:t>
-      </w:r>
-      <w:r>
-        <w:t xml:space="preserve">S1.23). The normalised channels did not transfer better than the absolute ones either (</w:t>
+        <w:t xml:space="preserve">air-temperature anomaly of the predictor window, but not its relative-humidity anomaly (Table</w:t>
+      </w:r>
+      <w:r>
+        <w:t xml:space="preserve"> </w:t>
+      </w:r>
+      <w:r>
+        <w:t xml:space="preserve">S1). The normalised channels did not transfer better than the absolute ones either (</w:t>
       </w:r>
       <w:hyperlink w:anchor="sec_3_5">
         <w:r>
@@ -12214,7 +12208,7 @@
         <w:t xml:space="preserve"> </w:t>
       </w:r>
       <w:r>
-        <w:t xml:space="preserve">(Table S35). Where a burned-area record of earlier fires exists for the target region, it can be used</w:t>
+        <w:t xml:space="preserve">(Table S1). Where a burned-area record of earlier fires exists for the target region, it can be used</w:t>
       </w:r>
       <w:r>
         <w:t xml:space="preserve"> </w:t>
@@ -12309,14 +12303,6 @@
     </w:p>
     <w:p>
       <w:pPr>
-        <w:pStyle w:val="FirstParagraph"/>
-      </w:pPr>
-      <w:r>
-        <w:t xml:space="preserve">Section S3.5 lists every limitation; these affect the conclusions.</w:t>
-      </w:r>
-    </w:p>
-    <w:p>
-      <w:pPr>
         <w:pStyle w:val="Compact"/>
         <w:numPr>
           <w:ilvl w:val="0"/>
@@ -12324,13 +12310,7 @@
         </w:numPr>
       </w:pPr>
       <w:r>
-        <w:t xml:space="preserve">Each region contributes one fire season, so region and event effects cannot be separated</w:t>
-      </w:r>
-      <w:r>
-        <w:t xml:space="preserve"> </w:t>
-      </w:r>
-      <w:r>
-        <w:t xml:space="preserve">(S3.5(v)).</w:t>
+        <w:t xml:space="preserve">Each region contributes one fire season, so region and event effects cannot be separated.</w:t>
       </w:r>
     </w:p>
     <w:p>
@@ -12359,7 +12339,7 @@
         </w:r>
       </w:hyperlink>
       <w:r>
-        <w:t xml:space="preserve">; S3.5(ix)).</w:t>
+        <w:t xml:space="preserve">).</w:t>
       </w:r>
     </w:p>
     <w:p>
@@ -12423,7 +12403,7 @@
         </w:r>
       </w:hyperlink>
       <w:r>
-        <w:t xml:space="preserve">; S1.23; S3.5(vi)).</w:t>
+        <w:t xml:space="preserve">; Table S1; Section S5.7).</w:t>
       </w:r>
     </w:p>
     <w:p>
@@ -12452,7 +12432,7 @@
         </w:r>
       </w:hyperlink>
       <w:r>
-        <w:t xml:space="preserve">; S1.23).</w:t>
+        <w:t xml:space="preserve">; Table S1).</w:t>
       </w:r>
     </w:p>
     <w:p>
@@ -12511,13 +12491,7 @@
         <w:t xml:space="preserve"> </w:t>
       </w:r>
       <w:r>
-        <w:t xml:space="preserve">bounds lie within 0.01 of 0.5, and one changed flag moved a correlation by about 0.2 (Section S1.20;</w:t>
-      </w:r>
-      <w:r>
-        <w:t xml:space="preserve"> </w:t>
-      </w:r>
-      <w:r>
-        <w:t xml:space="preserve">S3.5(viii), S3.5(xiii)).</w:t>
+        <w:t xml:space="preserve">bounds lie within 0.01 of 0.5, and one changed flag moved a correlation by about 0.2 (Section S4.5).</w:t>
       </w:r>
     </w:p>
     <w:p>
@@ -12576,7 +12550,7 @@
         <w:t xml:space="preserve"> </w:t>
       </w:r>
       <w:r>
-        <w:t xml:space="preserve">and in Manavgat burn timing and elevation are confounded (S3.5(vii), S3.5(xi)).</w:t>
+        <w:t xml:space="preserve">and in Manavgat burn timing and elevation are confounded (Sections S1.1 and S3.3).</w:t>
       </w:r>
     </w:p>
     <w:p>
@@ -12633,7 +12607,7 @@
         <w:t xml:space="preserve"> </w:t>
       </w:r>
       <w:r>
-        <w:t xml:space="preserve">fire perimeters were not used (S1.23; S3.5(iii)).</w:t>
+        <w:t xml:space="preserve">fire perimeters were not used (Figs. S1 and S2).</w:t>
       </w:r>
     </w:p>
     <w:p>
@@ -12668,7 +12642,7 @@
         </w:r>
       </w:hyperlink>
       <w:r>
-        <w:t xml:space="preserve">; S1.23).</w:t>
+        <w:t xml:space="preserve">; Figs. S1 and S2).</w:t>
       </w:r>
     </w:p>
     <w:p>
@@ -12680,7 +12654,7 @@
         </w:numPr>
       </w:pPr>
       <w:r>
-        <w:t xml:space="preserve">No weather predictors were used (S3.5(i)), and only four estimators were compared (S3.5(x)).</w:t>
+        <w:t xml:space="preserve">No weather predictors were used, and only four estimators were compared (Fig. S2).</w:t>
       </w:r>
     </w:p>
     <w:bookmarkEnd w:id="90"/>
@@ -12833,25 +12807,25 @@
         <w:pStyle w:val="FirstParagraph"/>
       </w:pPr>
       <w:r>
-        <w:t xml:space="preserve">Additional file 1 (Additional_file_1.pdf; PDF). Supplementary Material: sensitivity analyses and detail</w:t>
-      </w:r>
-      <w:r>
-        <w:t xml:space="preserve"> </w:t>
-      </w:r>
-      <w:r>
-        <w:t xml:space="preserve">(Sections S1.1 to S1.23), supporting tables (Section S2), protocol detail and the full list of limitations</w:t>
-      </w:r>
-      <w:r>
-        <w:t xml:space="preserve"> </w:t>
-      </w:r>
-      <w:r>
-        <w:t xml:space="preserve">(Section S3), the target-label recovery curve (Section S4) and Tables S1 to S36, each with</w:t>
-      </w:r>
-      <w:r>
-        <w:t xml:space="preserve"> </w:t>
-      </w:r>
-      <w:r>
-        <w:t xml:space="preserve">the source files of its values.</w:t>
+        <w:t xml:space="preserve">Additional file 1 (Additional_file_1.pdf; PDF). Supplementary Material: robustness checks (Section S1,</w:t>
+      </w:r>
+      <w:r>
+        <w:t xml:space="preserve"> </w:t>
+      </w:r>
+      <w:r>
+        <w:t xml:space="preserve">Figs. S1 to S3), the evaluation frame scar by scar and by distance (Section S2, Figs. S4 and S5), signed</w:t>
+      </w:r>
+      <w:r>
+        <w:t xml:space="preserve"> </w:t>
+      </w:r>
+      <w:r>
+        <w:t xml:space="preserve">associations and the frame test (Section S3), transfer, adaptation and similarity (Section S4), and data</w:t>
+      </w:r>
+      <w:r>
+        <w:t xml:space="preserve"> </w:t>
+      </w:r>
+      <w:r>
+        <w:t xml:space="preserve">and methods (Section S5), with Tables S1 to S15, each naming the source files of its values.</w:t>
       </w:r>
     </w:p>
     <w:bookmarkEnd w:id="94"/>
@@ -12869,7 +12843,7 @@
         <w:pStyle w:val="FirstParagraph"/>
       </w:pPr>
       <w:r>
-        <w:t xml:space="preserve">The authors thank the Department of Computer Engineering at Çukurova University for the laboratory environment in which this work was carried out. Claude (Anthropic; Opus-family models, July to October 2026) was used to write analysis and figure code, to check reported numbers, and to edit, restructure and shorten the text. The authors reviewed all of its output, made every scientific decision and take full responsibility for the content of the publication.</w:t>
+        <w:t xml:space="preserve">The authors thank the Department of Computer Engineering at Çukurova University for the laboratory environment in which this work was carried out. Claude (Anthropic; Opus-family models, July to October 2026) was used to write code, including the code that draws the figures, to check reported numbers, and to edit, restructure and shorten the text. The authors reviewed all of its output, made every scientific decision and take full responsibility for the content of the publication.</w:t>
       </w:r>
     </w:p>
     <w:bookmarkEnd w:id="95"/>
@@ -13154,7 +13128,7 @@
         <w:t xml:space="preserve"> </w:t>
       </w:r>
       <w:r>
-        <w:t xml:space="preserve">commit. The two small changes needed for this are given in Section S3.6.2. The pipeline’s own</w:t>
+        <w:t xml:space="preserve">commit. The two small changes needed for this are given in Section S5.7. The pipeline’s own</w:t>
       </w:r>
       <w:r>
         <w:t xml:space="preserve"> </w:t>
@@ -13278,7 +13252,7 @@
         <w:t xml:space="preserve"> </w:t>
       </w:r>
       <w:r>
-        <w:t xml:space="preserve">are drawn</w:t>
+        <w:t xml:space="preserve">and Figs. S1 to S5 are drawn</w:t>
       </w:r>
       <w:r>
         <w:t xml:space="preserve"> </w:t>
@@ -13319,7 +13293,7 @@
         <w:t xml:space="preserve"> </w:t>
       </w:r>
       <w:r>
-        <w:t xml:space="preserve">frozen outputs. The supplementary tables S2 to S7 and S9 to S18 are rebuilt row by row by</w:t>
+        <w:t xml:space="preserve">frozen outputs. Tables S2 to S4 and S7 to S11 are rebuilt row by row by</w:t>
       </w:r>
       <w:r>
         <w:t xml:space="preserve"> </w:t>
